--- a/docs/Unita di misura e prezzi/Ricerca prezzi e listini/Best practice Prezzi e Listini.docx
+++ b/docs/Unita di misura e prezzi/Ricerca prezzi e listini/Best practice Prezzi e Listini.docx
@@ -4,7 +4,7 @@
   <w:body>
     <w:p>
       <w:pPr>
-        <w:pStyle w:val="Titolo"/>
+        <w:pStyle w:val="Title"/>
       </w:pPr>
       <w:r>
         <w:t>Gestione prezzi e listini degli erp best in class</w:t>
@@ -12,7 +12,7 @@
     </w:p>
     <w:p>
       <w:pPr>
-        <w:pStyle w:val="Sottotitolo"/>
+        <w:pStyle w:val="Subtitle"/>
       </w:pPr>
       <w:r>
         <w:t>Sia nella sezione prodotto sia nelle sezioni listino</w:t>
@@ -20,7 +20,7 @@
     </w:p>
     <w:p>
       <w:pPr>
-        <w:pStyle w:val="Titolo1"/>
+        <w:pStyle w:val="Heading1"/>
       </w:pPr>
       <w:r>
         <w:t>NetSuite</w:t>
@@ -43,25 +43,161 @@
     </w:p>
     <w:p>
       <w:pPr>
-        <w:pStyle w:val="Titolo2"/>
-      </w:pPr>
-      <w:r>
-        <w:t>NetSuite – sezione prodotto – Lato UX</w:t>
-      </w:r>
-    </w:p>
-    <w:p>
-      <w:r>
-        <w:t xml:space="preserve">Nella scheda dell'articolo (SKU), l'utente va nel tab </w:t>
+        <w:pStyle w:val="Heading2"/>
+      </w:pPr>
+      <w:r>
+        <w:t xml:space="preserve">NetSuite – </w:t>
+      </w:r>
+      <w:r>
+        <w:t>S</w:t>
+      </w:r>
+      <w:r>
+        <w:t>ezione prodotto – Lato UX</w:t>
+      </w:r>
+    </w:p>
+    <w:p>
+      <w:r>
+        <w:t>Nella scheda dell’articolo (il singolo SKU), le informazioni sono divise in due tab: “Sales/Pricing” e “Item vendor pricing”</w:t>
+      </w:r>
+    </w:p>
+    <w:p>
+      <w:r>
+        <w:t xml:space="preserve">Nel tab </w:t>
+      </w:r>
+      <w:r>
+        <w:rPr>
+          <w:i/>
+          <w:iCs/>
+        </w:rPr>
+        <w:t>Purchasing</w:t>
+      </w:r>
+      <w:r>
+        <w:t>, il costo interno e i listini fornitori sono mostrati in due punti diversi:</w:t>
+      </w:r>
+    </w:p>
+    <w:p>
+      <w:pPr>
+        <w:pStyle w:val="ListParagraph"/>
+        <w:numPr>
+          <w:ilvl w:val="0"/>
+          <w:numId w:val="24"/>
+        </w:numPr>
+      </w:pPr>
+      <w:r>
+        <w:t xml:space="preserve">c'è il campo </w:t>
       </w:r>
       <w:r>
         <w:rPr>
           <w:b/>
           <w:bCs/>
         </w:rPr>
+        <w:t>Purchase Price</w:t>
+      </w:r>
+      <w:r>
+        <w:t xml:space="preserve"> (Costo Base Standard) oppure </w:t>
+      </w:r>
+      <w:r>
+        <w:rPr>
+          <w:b/>
+          <w:bCs/>
+        </w:rPr>
+        <w:t>Average Cost</w:t>
+      </w:r>
+      <w:r>
+        <w:t xml:space="preserve"> (Costo Medio, in sola lettura).</w:t>
+      </w:r>
+    </w:p>
+    <w:p>
+      <w:pPr>
+        <w:pStyle w:val="ListParagraph"/>
+        <w:numPr>
+          <w:ilvl w:val="0"/>
+          <w:numId w:val="24"/>
+        </w:numPr>
+      </w:pPr>
+      <w:r>
+        <w:t>C’è la M</w:t>
+      </w:r>
+      <w:r>
+        <w:t>atrice Fornitori</w:t>
+      </w:r>
+    </w:p>
+    <w:p>
+      <w:pPr>
+        <w:pStyle w:val="ListParagraph"/>
+        <w:numPr>
+          <w:ilvl w:val="1"/>
+          <w:numId w:val="24"/>
+        </w:numPr>
+      </w:pPr>
+      <w:r>
+        <w:t>C'è una colonna Preferred (Fornitore Preferito) con un pallino/checkbox: indica quale fornitore usa il sistema di default se fai un'emissione automatica dell'ordine.</w:t>
+      </w:r>
+    </w:p>
+    <w:p>
+      <w:pPr>
+        <w:pStyle w:val="ListParagraph"/>
+        <w:numPr>
+          <w:ilvl w:val="1"/>
+          <w:numId w:val="24"/>
+        </w:numPr>
+      </w:pPr>
+      <w:r>
+        <w:t>Ogni riga rappresenta un fornitore associato.</w:t>
+      </w:r>
+    </w:p>
+    <w:p>
+      <w:pPr>
+        <w:pStyle w:val="ListParagraph"/>
+        <w:numPr>
+          <w:ilvl w:val="1"/>
+          <w:numId w:val="24"/>
+        </w:numPr>
+      </w:pPr>
+      <w:r>
+        <w:t>Le colonne mostrano: Fornitore, Codice Prodotto del Fornitore (Vendor Code), Prezzo Concordato, Quantità Minima (MOQ), Tempo di consegna (Lead Time).</w:t>
+      </w:r>
+    </w:p>
+    <w:p>
+      <w:pPr>
+        <w:pStyle w:val="ListParagraph"/>
+        <w:numPr>
+          <w:ilvl w:val="1"/>
+          <w:numId w:val="24"/>
+        </w:numPr>
+      </w:pPr>
+      <w:r>
+        <w:t>Per vedere gli scaglioni di quantità di quel specifico fornitore, si clicca sulla riga e si apre un popup con la scomposizione per quantità (es. 1-100 kg = 10€; 101+ kg = 8€).</w:t>
+      </w:r>
+    </w:p>
+    <w:p>
+      <w:pPr>
+        <w:pStyle w:val="ListParagraph"/>
+        <w:numPr>
+          <w:ilvl w:val="0"/>
+          <w:numId w:val="24"/>
+        </w:numPr>
+      </w:pPr>
+    </w:p>
+    <w:p>
+      <w:r>
+        <w:t>In</w:t>
+      </w:r>
+      <w:r>
+        <w:t xml:space="preserve"> </w:t>
+      </w:r>
+      <w:r>
+        <w:rPr>
+          <w:b/>
+          <w:bCs/>
+        </w:rPr>
         <w:t>"Sales / Pricing"</w:t>
       </w:r>
       <w:r>
-        <w:t xml:space="preserve">. Qui vede </w:t>
+        <w:t xml:space="preserve"> </w:t>
+      </w:r>
+      <w:r>
+        <w:t xml:space="preserve">vede </w:t>
       </w:r>
       <w:r>
         <w:rPr>
@@ -97,7 +233,7 @@
     </w:p>
     <w:p>
       <w:pPr>
-        <w:pStyle w:val="Paragrafoelenco"/>
+        <w:pStyle w:val="ListParagraph"/>
         <w:numPr>
           <w:ilvl w:val="0"/>
           <w:numId w:val="2"/>
@@ -114,10 +250,7 @@
         <w:t>Price Level</w:t>
       </w:r>
       <w:r>
-        <w:t>, cioè quello che chiamiamo</w:t>
-      </w:r>
-      <w:r>
-        <w:t xml:space="preserve"> listino:</w:t>
+        <w:t>, cioè quello che chiamiamo listino:</w:t>
       </w:r>
       <w:r>
         <w:t xml:space="preserve"> "Wholesale", "Retail", "Distributor", "VIP Client").</w:t>
@@ -125,22 +258,15 @@
     </w:p>
     <w:p>
       <w:pPr>
-        <w:pStyle w:val="Titolo4"/>
-        <w:spacing w:before="0"/>
-        <w:rPr>
-          <w:rFonts w:ascii="Arial" w:hAnsi="Arial" w:cs="Arial"/>
-        </w:rPr>
-      </w:pPr>
-      <w:r>
-        <w:rPr>
-          <w:rFonts w:ascii="Arial" w:hAnsi="Arial" w:cs="Arial"/>
-        </w:rPr>
+        <w:pStyle w:val="Heading3"/>
+      </w:pPr>
+      <w:r>
         <w:t>Come fa l'utente a capire la differenza visiva tra un listino e l'altro?</w:t>
       </w:r>
     </w:p>
     <w:p>
       <w:pPr>
-        <w:pStyle w:val="NormaleWeb"/>
+        <w:pStyle w:val="NormalWeb"/>
         <w:spacing w:before="0" w:beforeAutospacing="0"/>
         <w:rPr>
           <w:rFonts w:ascii="Arial" w:hAnsi="Arial" w:cs="Arial"/>
@@ -155,7 +281,7 @@
     </w:p>
     <w:tbl>
       <w:tblPr>
-        <w:tblStyle w:val="Tabellagriglia4-colore1"/>
+        <w:tblStyle w:val="GridTable4-Accent1"/>
         <w:tblW w:w="9351" w:type="dxa"/>
         <w:tblLook w:val="06A0" w:firstRow="1" w:lastRow="0" w:firstColumn="1" w:lastColumn="0" w:noHBand="1" w:noVBand="1"/>
       </w:tblPr>
@@ -184,7 +310,7 @@
             </w:pPr>
             <w:r>
               <w:rPr>
-                <w:rStyle w:val="Enfasigrassetto"/>
+                <w:rStyle w:val="Strong"/>
                 <w:rFonts w:ascii="Arial" w:hAnsi="Arial" w:cs="Arial"/>
               </w:rPr>
               <w:t>Price Level (Listino)</w:t>
@@ -205,7 +331,7 @@
             </w:pPr>
             <w:r>
               <w:rPr>
-                <w:rStyle w:val="Enfasigrassetto"/>
+                <w:rStyle w:val="Strong"/>
                 <w:rFonts w:ascii="Arial" w:hAnsi="Arial" w:cs="Arial"/>
               </w:rPr>
               <w:t>Qty 1-10 (EUR)</w:t>
@@ -226,7 +352,7 @@
             </w:pPr>
             <w:r>
               <w:rPr>
-                <w:rStyle w:val="Enfasigrassetto"/>
+                <w:rStyle w:val="Strong"/>
                 <w:rFonts w:ascii="Arial" w:hAnsi="Arial" w:cs="Arial"/>
               </w:rPr>
               <w:t>Qty 11-50 (EUR)</w:t>
@@ -247,7 +373,7 @@
             </w:pPr>
             <w:r>
               <w:rPr>
-                <w:rStyle w:val="Enfasigrassetto"/>
+                <w:rStyle w:val="Strong"/>
                 <w:rFonts w:ascii="Arial" w:hAnsi="Arial" w:cs="Arial"/>
               </w:rPr>
               <w:t>% Sconto</w:t>
@@ -268,7 +394,7 @@
             </w:pPr>
             <w:r>
               <w:rPr>
-                <w:rStyle w:val="Enfasigrassetto"/>
+                <w:rStyle w:val="Strong"/>
                 <w:rFonts w:ascii="Arial" w:hAnsi="Arial" w:cs="Arial"/>
               </w:rPr>
               <w:t>Status / Calcolo</w:t>
@@ -295,6 +421,7 @@
                 <w:b w:val="0"/>
                 <w:bCs w:val="0"/>
               </w:rPr>
+              <w:lastRenderedPageBreak/>
               <w:t>Base Price</w:t>
             </w:r>
             <w:r>
@@ -874,13 +1001,16 @@
     </w:p>
     <w:p>
       <w:pPr>
-        <w:pStyle w:val="Titolo2"/>
-      </w:pPr>
-      <w:r>
-        <w:t xml:space="preserve">NetSuite – sezione prodotto - </w:t>
-      </w:r>
-      <w:r>
-        <w:t>Lato DB</w:t>
+        <w:pStyle w:val="Heading2"/>
+      </w:pPr>
+      <w:r>
+        <w:t xml:space="preserve">NetSuite – </w:t>
+      </w:r>
+      <w:r>
+        <w:t>S</w:t>
+      </w:r>
+      <w:r>
+        <w:t>ezione prodotto - Lato DB</w:t>
       </w:r>
     </w:p>
     <w:p>
@@ -910,7 +1040,7 @@
     </w:p>
     <w:tbl>
       <w:tblPr>
-        <w:tblStyle w:val="Tabellagriglia4-colore1"/>
+        <w:tblStyle w:val="GridTable4-Accent1"/>
         <w:tblW w:w="0" w:type="auto"/>
         <w:tblLook w:val="06A0" w:firstRow="1" w:lastRow="0" w:firstColumn="1" w:lastColumn="0" w:noHBand="1" w:noVBand="1"/>
       </w:tblPr>
@@ -1264,7 +1394,7 @@
     </w:p>
     <w:tbl>
       <w:tblPr>
-        <w:tblStyle w:val="Tabellagriglia4-colore1"/>
+        <w:tblStyle w:val="GridTable4-Accent1"/>
         <w:tblW w:w="0" w:type="auto"/>
         <w:tblLook w:val="06A0" w:firstRow="1" w:lastRow="0" w:firstColumn="1" w:lastColumn="0" w:noHBand="1" w:noVBand="1"/>
       </w:tblPr>
@@ -1288,6 +1418,7 @@
               <w:spacing w:after="160" w:line="278" w:lineRule="auto"/>
             </w:pPr>
             <w:r>
+              <w:lastRenderedPageBreak/>
               <w:t>customer_id</w:t>
             </w:r>
           </w:p>
@@ -1492,7 +1623,7 @@
     </w:p>
     <w:tbl>
       <w:tblPr>
-        <w:tblStyle w:val="Tabellagriglia4-colore1"/>
+        <w:tblStyle w:val="GridTable4-Accent1"/>
         <w:tblW w:w="0" w:type="auto"/>
         <w:tblLook w:val="06A0" w:firstRow="1" w:lastRow="0" w:firstColumn="1" w:lastColumn="0" w:noHBand="1" w:noVBand="1"/>
       </w:tblPr>
@@ -2034,14 +2165,7 @@
           <w:b/>
           <w:bCs/>
         </w:rPr>
-        <w:t>U</w:t>
-      </w:r>
-      <w:r>
-        <w:rPr>
-          <w:b/>
-          <w:bCs/>
-        </w:rPr>
-        <w:t xml:space="preserve">n </w:t>
+        <w:t xml:space="preserve">Un </w:t>
       </w:r>
       <w:r>
         <w:rPr>
@@ -2062,7 +2186,7 @@
     </w:p>
     <w:p>
       <w:pPr>
-        <w:pStyle w:val="Titolo2"/>
+        <w:pStyle w:val="Heading2"/>
       </w:pPr>
       <w:r>
         <w:t>NetSuite – Sezione Listini – lato UX</w:t>
@@ -2090,13 +2214,10 @@
     </w:p>
     <w:p>
       <w:pPr>
-        <w:pStyle w:val="Titolo2"/>
-      </w:pPr>
-      <w:r>
-        <w:t xml:space="preserve">NetSuite – Sezione Listini – lato </w:t>
-      </w:r>
-      <w:r>
-        <w:t>DB</w:t>
+        <w:pStyle w:val="Heading2"/>
+      </w:pPr>
+      <w:r>
+        <w:t>NetSuite – Sezione Listini – lato DB</w:t>
       </w:r>
     </w:p>
     <w:p>
@@ -2109,9 +2230,10 @@
     </w:p>
     <w:p>
       <w:pPr>
-        <w:pStyle w:val="Titolo2"/>
-      </w:pPr>
-      <w:r>
+        <w:pStyle w:val="Heading2"/>
+      </w:pPr>
+      <w:r>
+        <w:lastRenderedPageBreak/>
         <w:t>C</w:t>
       </w:r>
       <w:r>
@@ -2208,7 +2330,7 @@
     </w:p>
     <w:p>
       <w:pPr>
-        <w:pStyle w:val="Titolo3"/>
+        <w:pStyle w:val="Heading3"/>
       </w:pPr>
       <w:r>
         <w:t>Cosa distingue un Price Level (listino) da un altro?</w:t>
@@ -2356,7 +2478,7 @@
     </w:p>
     <w:p>
       <w:pPr>
-        <w:pStyle w:val="Titolo1"/>
+        <w:pStyle w:val="Heading1"/>
       </w:pPr>
       <w:r>
         <w:t>SAP</w:t>
@@ -2406,6 +2528,7 @@
           <w:b/>
           <w:bCs/>
         </w:rPr>
+        <w:lastRenderedPageBreak/>
         <w:t>Esempio:</w:t>
       </w:r>
       <w:r>
@@ -2491,7 +2614,7 @@
     </w:p>
     <w:p>
       <w:pPr>
-        <w:pStyle w:val="Titolo2"/>
+        <w:pStyle w:val="Heading2"/>
       </w:pPr>
       <w:r>
         <w:t>Sap – sezione prodotto – lato UX</w:t>
@@ -2696,23 +2819,30 @@
     </w:p>
     <w:p>
       <w:pPr>
-        <w:pStyle w:val="Titolo1"/>
+        <w:pStyle w:val="Heading1"/>
         <w:tabs>
           <w:tab w:val="left" w:pos="2063"/>
         </w:tabs>
       </w:pPr>
       <w:r>
+        <w:lastRenderedPageBreak/>
         <w:t>Odoo</w:t>
       </w:r>
     </w:p>
     <w:p>
       <w:r>
-        <w:t>Odoo separa nettamente il Prezzo Base dalle Regole di Listino</w:t>
-      </w:r>
-    </w:p>
-    <w:p>
-      <w:pPr>
-        <w:pStyle w:val="Titolo2"/>
+        <w:t>Odoo separa nettamente i</w:t>
+      </w:r>
+      <w:r>
+        <w:t>l prezzo base/costo b</w:t>
+      </w:r>
+      <w:r>
+        <w:t>ase dalle Regole di Listino</w:t>
+      </w:r>
+    </w:p>
+    <w:p>
+      <w:pPr>
+        <w:pStyle w:val="Heading2"/>
       </w:pPr>
       <w:r>
         <w:t>Sezione prodotto – lato UX</w:t>
@@ -2779,6 +2909,22 @@
       <w:r>
         <w:t xml:space="preserve"> (Costo di acquisto base o calcolato).</w:t>
       </w:r>
+      <w:r>
+        <w:t xml:space="preserve"> </w:t>
+      </w:r>
+      <w:r>
+        <w:t xml:space="preserve">L'utente può scriverlo a mano o far fare a Odoo il calcolo del </w:t>
+      </w:r>
+      <w:r>
+        <w:rPr>
+          <w:i/>
+          <w:iCs/>
+        </w:rPr>
+        <w:t>Costo Medio (AVCO)</w:t>
+      </w:r>
+      <w:r>
+        <w:t xml:space="preserve"> in base alle fatture d'acquisto.</w:t>
+      </w:r>
     </w:p>
     <w:p>
       <w:pPr>
@@ -2897,13 +3043,10 @@
     </w:p>
     <w:p>
       <w:pPr>
-        <w:pStyle w:val="Titolo2"/>
-      </w:pPr>
-      <w:r>
-        <w:t xml:space="preserve">Sezione prodotto – lato </w:t>
-      </w:r>
-      <w:r>
-        <w:t>DB</w:t>
+        <w:pStyle w:val="Heading2"/>
+      </w:pPr>
+      <w:r>
+        <w:t>Sezione prodotto – lato DB</w:t>
       </w:r>
     </w:p>
     <w:p>
@@ -2974,7 +3117,6 @@
         </w:numPr>
       </w:pPr>
       <w:r>
-        <w:lastRenderedPageBreak/>
         <w:t xml:space="preserve">standard_price: 60.00 </w:t>
       </w:r>
       <w:r>
@@ -3045,6 +3187,7 @@
         </w:numPr>
       </w:pPr>
       <w:r>
+        <w:lastRenderedPageBreak/>
         <w:t>id: 201</w:t>
       </w:r>
     </w:p>
@@ -3135,13 +3278,18 @@
     </w:p>
     <w:p>
       <w:pPr>
-        <w:pStyle w:val="Titolo2"/>
-      </w:pPr>
-      <w:r>
-        <w:t xml:space="preserve">Sezione </w:t>
-      </w:r>
-      <w:r>
-        <w:t>Listini – Lato UX</w:t>
+        <w:pStyle w:val="Heading2"/>
+      </w:pPr>
+      <w:r>
+        <w:t>Sezione Listini – Lato UX</w:t>
+      </w:r>
+    </w:p>
+    <w:p>
+      <w:pPr>
+        <w:pStyle w:val="Heading3"/>
+      </w:pPr>
+      <w:r>
+        <w:t>Listini di vendita</w:t>
       </w:r>
     </w:p>
     <w:p>
@@ -3225,21 +3373,161 @@
     </w:p>
     <w:p>
       <w:pPr>
-        <w:pStyle w:val="Titolo1"/>
-      </w:pPr>
-      <w:r>
-        <w:t>Dynamics 365</w:t>
-      </w:r>
-    </w:p>
-    <w:p>
-      <w:r>
-        <w:t xml:space="preserve">Microsoft ha recentemente introdotto la nuova gestione </w:t>
-      </w:r>
+        <w:pStyle w:val="Heading3"/>
+      </w:pPr>
+      <w:r>
+        <w:t>Listini di acquisto</w:t>
+      </w:r>
+    </w:p>
+    <w:p>
       <w:r>
         <w:rPr>
           <w:b/>
           <w:bCs/>
         </w:rPr>
+        <w:t>Sezione Fornitori (Vendors):</w:t>
+      </w:r>
+      <w:r>
+        <w:t xml:space="preserve"> Nel tab </w:t>
+      </w:r>
+      <w:r>
+        <w:rPr>
+          <w:i/>
+          <w:iCs/>
+        </w:rPr>
+        <w:t>Purchase</w:t>
+      </w:r>
+      <w:r>
+        <w:t xml:space="preserve">, l'utente vede la tabella </w:t>
+      </w:r>
+      <w:r>
+        <w:rPr>
+          <w:b/>
+          <w:bCs/>
+        </w:rPr>
+        <w:t>Vendors</w:t>
+      </w:r>
+      <w:r>
+        <w:t>.</w:t>
+      </w:r>
+    </w:p>
+    <w:p>
+      <w:pPr>
+        <w:numPr>
+          <w:ilvl w:val="0"/>
+          <w:numId w:val="21"/>
+        </w:numPr>
+      </w:pPr>
+      <w:r>
+        <w:t>L'utente inserisce una lista di fornitori ordinata per priorità (drag &amp; drop con la prima riga che fa da fornitore principale).</w:t>
+      </w:r>
+    </w:p>
+    <w:p>
+      <w:pPr>
+        <w:numPr>
+          <w:ilvl w:val="0"/>
+          <w:numId w:val="21"/>
+        </w:numPr>
+      </w:pPr>
+      <w:r>
+        <w:t xml:space="preserve">La tabella mostra in affiancamento: </w:t>
+      </w:r>
+      <w:r>
+        <w:rPr>
+          <w:i/>
+          <w:iCs/>
+        </w:rPr>
+        <w:t>Fornitore</w:t>
+      </w:r>
+      <w:r>
+        <w:t xml:space="preserve">, </w:t>
+      </w:r>
+      <w:r>
+        <w:rPr>
+          <w:i/>
+          <w:iCs/>
+        </w:rPr>
+        <w:t>Quantità Minima</w:t>
+      </w:r>
+      <w:r>
+        <w:t xml:space="preserve">, </w:t>
+      </w:r>
+      <w:r>
+        <w:rPr>
+          <w:i/>
+          <w:iCs/>
+        </w:rPr>
+        <w:t>Prezzo d'Acquisto</w:t>
+      </w:r>
+      <w:r>
+        <w:t xml:space="preserve">, </w:t>
+      </w:r>
+      <w:r>
+        <w:rPr>
+          <w:i/>
+          <w:iCs/>
+        </w:rPr>
+        <w:t>Sconto %</w:t>
+      </w:r>
+      <w:r>
+        <w:t xml:space="preserve">, </w:t>
+      </w:r>
+      <w:r>
+        <w:rPr>
+          <w:i/>
+          <w:iCs/>
+        </w:rPr>
+        <w:t>Tempo di Consegna (in giorni)</w:t>
+      </w:r>
+      <w:r>
+        <w:t>.</w:t>
+      </w:r>
+    </w:p>
+    <w:p>
+      <w:pPr>
+        <w:numPr>
+          <w:ilvl w:val="0"/>
+          <w:numId w:val="21"/>
+        </w:numPr>
+      </w:pPr>
+      <w:r>
+        <w:rPr>
+          <w:b/>
+          <w:bCs/>
+        </w:rPr>
+        <w:t>Distinzione visiva:</w:t>
+      </w:r>
+      <w:r>
+        <w:t xml:space="preserve"> Il costo interno dell'articolo sta nel form principale ed è univoco. I costi dei fornitori sono righe nidificate nel tab </w:t>
+      </w:r>
+      <w:r>
+        <w:rPr>
+          <w:i/>
+          <w:iCs/>
+        </w:rPr>
+        <w:t>Purchase</w:t>
+      </w:r>
+      <w:r>
+        <w:t>.</w:t>
+      </w:r>
+    </w:p>
+    <w:p>
+      <w:pPr>
+        <w:pStyle w:val="Heading1"/>
+      </w:pPr>
+      <w:r>
+        <w:t>Dynamics 365</w:t>
+      </w:r>
+    </w:p>
+    <w:p>
+      <w:r>
+        <w:t xml:space="preserve">Microsoft ha recentemente introdotto la nuova gestione </w:t>
+      </w:r>
+      <w:r>
+        <w:rPr>
+          <w:b/>
+          <w:bCs/>
+        </w:rPr>
         <w:t>"Sales Price List"</w:t>
       </w:r>
       <w:r>
@@ -3248,13 +3536,10 @@
     </w:p>
     <w:p>
       <w:pPr>
-        <w:pStyle w:val="Titolo2"/>
-      </w:pPr>
-      <w:r>
-        <w:t xml:space="preserve">Sezione </w:t>
-      </w:r>
-      <w:r>
-        <w:t>Prodotto (“item card”) – Lato UX</w:t>
+        <w:pStyle w:val="Heading2"/>
+      </w:pPr>
+      <w:r>
+        <w:t>Sezione Prodotto (“item card”) – Lato UX</w:t>
       </w:r>
     </w:p>
     <w:p>
@@ -3320,6 +3605,7 @@
     </w:p>
     <w:p>
       <w:r>
+        <w:lastRenderedPageBreak/>
         <w:t xml:space="preserve">Per vedere gli altri prezzi, in cima c'è un menu di navigazione chiamato </w:t>
       </w:r>
       <w:r>
@@ -3372,7 +3658,6 @@
         </w:rPr>
       </w:pPr>
       <w:r>
-        <w:lastRenderedPageBreak/>
         <w:t xml:space="preserve">Assign-to Type: Indica a chi si applica (es. </w:t>
       </w:r>
       <w:r>
@@ -3474,13 +3759,10 @@
     </w:p>
     <w:p>
       <w:pPr>
-        <w:pStyle w:val="Titolo2"/>
-      </w:pPr>
-      <w:r>
-        <w:t xml:space="preserve">Sezione Prodotto (“item card”) – Lato </w:t>
-      </w:r>
-      <w:r>
-        <w:t>DB</w:t>
+        <w:pStyle w:val="Heading2"/>
+      </w:pPr>
+      <w:r>
+        <w:t>Sezione Prodotto (“item card”) – Lato DB</w:t>
       </w:r>
     </w:p>
     <w:p>
@@ -3702,27 +3984,16 @@
         </w:numPr>
       </w:pPr>
       <w:r>
+        <w:lastRenderedPageBreak/>
         <w:t>Ending Date: 2026-12-31</w:t>
       </w:r>
     </w:p>
     <w:p>
       <w:pPr>
-        <w:pStyle w:val="Titolo2"/>
-      </w:pPr>
-      <w:r>
-        <w:t xml:space="preserve">Dynamics 365 - </w:t>
-      </w:r>
-      <w:r>
-        <w:t xml:space="preserve">Sezione </w:t>
-      </w:r>
-      <w:r>
-        <w:t>Listini</w:t>
-      </w:r>
-      <w:r>
-        <w:t xml:space="preserve"> – Lato </w:t>
-      </w:r>
-      <w:r>
-        <w:t>UX</w:t>
+        <w:pStyle w:val="Heading2"/>
+      </w:pPr>
+      <w:r>
+        <w:t>Dynamics 365 - Sezione Listini – Lato UX</w:t>
       </w:r>
     </w:p>
     <w:p>
@@ -3738,7 +4009,6 @@
         </w:numPr>
       </w:pPr>
       <w:r>
-        <w:lastRenderedPageBreak/>
         <w:t xml:space="preserve">Business Central offre la funzione </w:t>
       </w:r>
       <w:r>
@@ -3764,7 +4034,7 @@
     </w:p>
     <w:p>
       <w:pPr>
-        <w:pStyle w:val="Titolo1"/>
+        <w:pStyle w:val="Heading1"/>
       </w:pPr>
       <w:r>
         <w:t>SINTESI</w:t>
@@ -3777,7 +4047,7 @@
     </w:p>
     <w:p>
       <w:pPr>
-        <w:pStyle w:val="Paragrafoelenco"/>
+        <w:pStyle w:val="ListParagraph"/>
         <w:numPr>
           <w:ilvl w:val="0"/>
           <w:numId w:val="18"/>
@@ -3796,7 +4066,7 @@
     </w:p>
     <w:p>
       <w:pPr>
-        <w:pStyle w:val="Paragrafoelenco"/>
+        <w:pStyle w:val="ListParagraph"/>
         <w:numPr>
           <w:ilvl w:val="0"/>
           <w:numId w:val="18"/>
@@ -3829,40 +4099,31 @@
     </w:p>
     <w:p>
       <w:pPr>
-        <w:pStyle w:val="Paragrafoelenco"/>
+        <w:pStyle w:val="ListParagraph"/>
         <w:numPr>
           <w:ilvl w:val="0"/>
           <w:numId w:val="18"/>
         </w:numPr>
       </w:pPr>
       <w:r>
-        <w:t xml:space="preserve">Sezione Prodotto – </w:t>
-      </w:r>
-      <w:r>
-        <w:t>Costo Acquisto: ??</w:t>
-      </w:r>
-    </w:p>
-    <w:p>
-      <w:pPr>
-        <w:pStyle w:val="Paragrafoelenco"/>
+        <w:t>Sezione Prodotto – Costo Acquisto: ??</w:t>
+      </w:r>
+    </w:p>
+    <w:p>
+      <w:pPr>
+        <w:pStyle w:val="ListParagraph"/>
         <w:numPr>
           <w:ilvl w:val="0"/>
           <w:numId w:val="18"/>
         </w:numPr>
       </w:pPr>
       <w:r>
-        <w:t xml:space="preserve">Sezione </w:t>
-      </w:r>
-      <w:r>
-        <w:t>Listino</w:t>
-      </w:r>
-      <w:r>
-        <w:t xml:space="preserve"> – Costo Acquisto: ??</w:t>
-      </w:r>
-    </w:p>
-    <w:p>
-      <w:pPr>
-        <w:pStyle w:val="Titolo2"/>
+        <w:t>Sezione Listino – Costo Acquisto: ??</w:t>
+      </w:r>
+    </w:p>
+    <w:p>
+      <w:pPr>
+        <w:pStyle w:val="Heading2"/>
       </w:pPr>
       <w:r>
         <w:t>Suggerimenti per allineamento a best in class</w:t>
@@ -3927,6 +4188,10 @@
     </w:p>
     <w:p>
       <w:r>
+        <w:rPr>
+          <w:noProof/>
+        </w:rPr>
+        <w:lastRenderedPageBreak/>
         <w:drawing>
           <wp:inline distT="0" distB="0" distL="0" distR="0" wp14:anchorId="47C48172" wp14:editId="5CDE6B5C">
             <wp:extent cx="6120130" cy="2585720"/>
@@ -3966,16 +4231,15 @@
     </w:p>
     <w:p>
       <w:pPr>
-        <w:pStyle w:val="Titolo2"/>
-      </w:pPr>
-      <w:r>
-        <w:lastRenderedPageBreak/>
+        <w:pStyle w:val="Heading2"/>
+      </w:pPr>
+      <w:r>
         <w:t>CONSIDERAZIONI</w:t>
       </w:r>
     </w:p>
     <w:p>
       <w:pPr>
-        <w:pStyle w:val="Titolo2"/>
+        <w:pStyle w:val="Heading2"/>
       </w:pPr>
       <w:r>
         <w:t>I grandi ERP hanno una sezione prodotto con prezzo base separato dal listino, lato DB?</w:t>
@@ -4009,7 +4273,7 @@
     </w:p>
     <w:p>
       <w:pPr>
-        <w:pStyle w:val="Titolo2"/>
+        <w:pStyle w:val="Heading2"/>
       </w:pPr>
       <w:r>
         <w:t>I prezzi base sono prezzi con un id_listino speciale</w:t>
@@ -4052,7 +4316,7 @@
       <w:commentRangeEnd w:id="0"/>
       <w:r>
         <w:rPr>
-          <w:rStyle w:val="Rimandocommento"/>
+          <w:rStyle w:val="CommentReference"/>
           <w:b/>
           <w:bCs/>
           <w:sz w:val="24"/>
@@ -4120,7 +4384,7 @@
     </w:p>
     <w:p>
       <w:pPr>
-        <w:pStyle w:val="Titolo2"/>
+        <w:pStyle w:val="Heading2"/>
       </w:pPr>
       <w:r>
         <w:t xml:space="preserve">Una vista </w:t>
@@ -4142,9 +4406,10 @@
     </w:p>
     <w:p>
       <w:pPr>
-        <w:pStyle w:val="Titolo2"/>
-      </w:pPr>
-      <w:r>
+        <w:pStyle w:val="Heading2"/>
+      </w:pPr>
+      <w:r>
+        <w:lastRenderedPageBreak/>
         <w:t>Nella sezione listini, mostrare anche il prezzo base?</w:t>
       </w:r>
     </w:p>
@@ -4186,7 +4451,7 @@
     </w:p>
     <w:p>
       <w:pPr>
-        <w:pStyle w:val="Titolo2"/>
+        <w:pStyle w:val="Heading2"/>
       </w:pPr>
       <w:r>
         <w:t>Domande</w:t>
@@ -4207,11 +4472,11 @@
   <w:comment w:id="0" w:author="Michel Papetti" w:date="2026-07-29T17:44:00Z" w:initials="MP">
     <w:p>
       <w:pPr>
-        <w:pStyle w:val="Testocommento"/>
-      </w:pPr>
-      <w:r>
-        <w:rPr>
-          <w:rStyle w:val="Rimandocommento"/>
+        <w:pStyle w:val="CommentText"/>
+      </w:pPr>
+      <w:r>
+        <w:rPr>
+          <w:rStyle w:val="CommentReference"/>
         </w:rPr>
         <w:annotationRef/>
       </w:r>
@@ -4542,6 +4807,155 @@
     </w:lvl>
   </w:abstractNum>
   <w:abstractNum w:abstractNumId="2" w15:restartNumberingAfterBreak="0">
+    <w:nsid w:val="14D86210"/>
+    <w:multiLevelType w:val="multilevel"/>
+    <w:tmpl w:val="80B651BE"/>
+    <w:lvl w:ilvl="0">
+      <w:start w:val="1"/>
+      <w:numFmt w:val="bullet"/>
+      <w:lvlText w:val=""/>
+      <w:lvlJc w:val="left"/>
+      <w:pPr>
+        <w:tabs>
+          <w:tab w:val="num" w:pos="720"/>
+        </w:tabs>
+        <w:ind w:left="720" w:hanging="360"/>
+      </w:pPr>
+      <w:rPr>
+        <w:rFonts w:ascii="Symbol" w:hAnsi="Symbol" w:hint="default"/>
+        <w:sz w:val="20"/>
+      </w:rPr>
+    </w:lvl>
+    <w:lvl w:ilvl="1" w:tentative="1">
+      <w:start w:val="1"/>
+      <w:numFmt w:val="bullet"/>
+      <w:lvlText w:val="o"/>
+      <w:lvlJc w:val="left"/>
+      <w:pPr>
+        <w:tabs>
+          <w:tab w:val="num" w:pos="1440"/>
+        </w:tabs>
+        <w:ind w:left="1440" w:hanging="360"/>
+      </w:pPr>
+      <w:rPr>
+        <w:rFonts w:ascii="Courier New" w:hAnsi="Courier New" w:hint="default"/>
+        <w:sz w:val="20"/>
+      </w:rPr>
+    </w:lvl>
+    <w:lvl w:ilvl="2" w:tentative="1">
+      <w:start w:val="1"/>
+      <w:numFmt w:val="bullet"/>
+      <w:lvlText w:val=""/>
+      <w:lvlJc w:val="left"/>
+      <w:pPr>
+        <w:tabs>
+          <w:tab w:val="num" w:pos="2160"/>
+        </w:tabs>
+        <w:ind w:left="2160" w:hanging="360"/>
+      </w:pPr>
+      <w:rPr>
+        <w:rFonts w:ascii="Wingdings" w:hAnsi="Wingdings" w:hint="default"/>
+        <w:sz w:val="20"/>
+      </w:rPr>
+    </w:lvl>
+    <w:lvl w:ilvl="3" w:tentative="1">
+      <w:start w:val="1"/>
+      <w:numFmt w:val="bullet"/>
+      <w:lvlText w:val=""/>
+      <w:lvlJc w:val="left"/>
+      <w:pPr>
+        <w:tabs>
+          <w:tab w:val="num" w:pos="2880"/>
+        </w:tabs>
+        <w:ind w:left="2880" w:hanging="360"/>
+      </w:pPr>
+      <w:rPr>
+        <w:rFonts w:ascii="Wingdings" w:hAnsi="Wingdings" w:hint="default"/>
+        <w:sz w:val="20"/>
+      </w:rPr>
+    </w:lvl>
+    <w:lvl w:ilvl="4" w:tentative="1">
+      <w:start w:val="1"/>
+      <w:numFmt w:val="bullet"/>
+      <w:lvlText w:val=""/>
+      <w:lvlJc w:val="left"/>
+      <w:pPr>
+        <w:tabs>
+          <w:tab w:val="num" w:pos="3600"/>
+        </w:tabs>
+        <w:ind w:left="3600" w:hanging="360"/>
+      </w:pPr>
+      <w:rPr>
+        <w:rFonts w:ascii="Wingdings" w:hAnsi="Wingdings" w:hint="default"/>
+        <w:sz w:val="20"/>
+      </w:rPr>
+    </w:lvl>
+    <w:lvl w:ilvl="5" w:tentative="1">
+      <w:start w:val="1"/>
+      <w:numFmt w:val="bullet"/>
+      <w:lvlText w:val=""/>
+      <w:lvlJc w:val="left"/>
+      <w:pPr>
+        <w:tabs>
+          <w:tab w:val="num" w:pos="4320"/>
+        </w:tabs>
+        <w:ind w:left="4320" w:hanging="360"/>
+      </w:pPr>
+      <w:rPr>
+        <w:rFonts w:ascii="Wingdings" w:hAnsi="Wingdings" w:hint="default"/>
+        <w:sz w:val="20"/>
+      </w:rPr>
+    </w:lvl>
+    <w:lvl w:ilvl="6" w:tentative="1">
+      <w:start w:val="1"/>
+      <w:numFmt w:val="bullet"/>
+      <w:lvlText w:val=""/>
+      <w:lvlJc w:val="left"/>
+      <w:pPr>
+        <w:tabs>
+          <w:tab w:val="num" w:pos="5040"/>
+        </w:tabs>
+        <w:ind w:left="5040" w:hanging="360"/>
+      </w:pPr>
+      <w:rPr>
+        <w:rFonts w:ascii="Wingdings" w:hAnsi="Wingdings" w:hint="default"/>
+        <w:sz w:val="20"/>
+      </w:rPr>
+    </w:lvl>
+    <w:lvl w:ilvl="7" w:tentative="1">
+      <w:start w:val="1"/>
+      <w:numFmt w:val="bullet"/>
+      <w:lvlText w:val=""/>
+      <w:lvlJc w:val="left"/>
+      <w:pPr>
+        <w:tabs>
+          <w:tab w:val="num" w:pos="5760"/>
+        </w:tabs>
+        <w:ind w:left="5760" w:hanging="360"/>
+      </w:pPr>
+      <w:rPr>
+        <w:rFonts w:ascii="Wingdings" w:hAnsi="Wingdings" w:hint="default"/>
+        <w:sz w:val="20"/>
+      </w:rPr>
+    </w:lvl>
+    <w:lvl w:ilvl="8" w:tentative="1">
+      <w:start w:val="1"/>
+      <w:numFmt w:val="bullet"/>
+      <w:lvlText w:val=""/>
+      <w:lvlJc w:val="left"/>
+      <w:pPr>
+        <w:tabs>
+          <w:tab w:val="num" w:pos="6480"/>
+        </w:tabs>
+        <w:ind w:left="6480" w:hanging="360"/>
+      </w:pPr>
+      <w:rPr>
+        <w:rFonts w:ascii="Wingdings" w:hAnsi="Wingdings" w:hint="default"/>
+        <w:sz w:val="20"/>
+      </w:rPr>
+    </w:lvl>
+  </w:abstractNum>
+  <w:abstractNum w:abstractNumId="3" w15:restartNumberingAfterBreak="0">
     <w:nsid w:val="2011701E"/>
     <w:multiLevelType w:val="multilevel"/>
     <w:tmpl w:val="DF5C6CAE"/>
@@ -4690,7 +5104,7 @@
       </w:rPr>
     </w:lvl>
   </w:abstractNum>
-  <w:abstractNum w:abstractNumId="3" w15:restartNumberingAfterBreak="0">
+  <w:abstractNum w:abstractNumId="4" w15:restartNumberingAfterBreak="0">
     <w:nsid w:val="2F521244"/>
     <w:multiLevelType w:val="hybridMultilevel"/>
     <w:tmpl w:val="59186AC0"/>
@@ -4802,7 +5216,7 @@
       </w:rPr>
     </w:lvl>
   </w:abstractNum>
-  <w:abstractNum w:abstractNumId="4" w15:restartNumberingAfterBreak="0">
+  <w:abstractNum w:abstractNumId="5" w15:restartNumberingAfterBreak="0">
     <w:nsid w:val="32F22A8D"/>
     <w:multiLevelType w:val="multilevel"/>
     <w:tmpl w:val="081C9008"/>
@@ -4951,7 +5365,7 @@
       </w:rPr>
     </w:lvl>
   </w:abstractNum>
-  <w:abstractNum w:abstractNumId="5" w15:restartNumberingAfterBreak="0">
+  <w:abstractNum w:abstractNumId="6" w15:restartNumberingAfterBreak="0">
     <w:nsid w:val="3B7D5D45"/>
     <w:multiLevelType w:val="hybridMultilevel"/>
     <w:tmpl w:val="D3C24C6C"/>
@@ -5064,7 +5478,7 @@
       </w:rPr>
     </w:lvl>
   </w:abstractNum>
-  <w:abstractNum w:abstractNumId="6" w15:restartNumberingAfterBreak="0">
+  <w:abstractNum w:abstractNumId="7" w15:restartNumberingAfterBreak="0">
     <w:nsid w:val="3D3E2F8F"/>
     <w:multiLevelType w:val="multilevel"/>
     <w:tmpl w:val="5EA0A7E2"/>
@@ -5213,7 +5627,7 @@
       </w:rPr>
     </w:lvl>
   </w:abstractNum>
-  <w:abstractNum w:abstractNumId="7" w15:restartNumberingAfterBreak="0">
+  <w:abstractNum w:abstractNumId="8" w15:restartNumberingAfterBreak="0">
     <w:nsid w:val="3E9D48CE"/>
     <w:multiLevelType w:val="multilevel"/>
     <w:tmpl w:val="B9546D86"/>
@@ -5326,7 +5740,7 @@
       </w:pPr>
     </w:lvl>
   </w:abstractNum>
-  <w:abstractNum w:abstractNumId="8" w15:restartNumberingAfterBreak="0">
+  <w:abstractNum w:abstractNumId="9" w15:restartNumberingAfterBreak="0">
     <w:nsid w:val="424C1DC0"/>
     <w:multiLevelType w:val="multilevel"/>
     <w:tmpl w:val="F8FEB08C"/>
@@ -5475,7 +5889,268 @@
       </w:rPr>
     </w:lvl>
   </w:abstractNum>
-  <w:abstractNum w:abstractNumId="9" w15:restartNumberingAfterBreak="0">
+  <w:abstractNum w:abstractNumId="10" w15:restartNumberingAfterBreak="0">
+    <w:nsid w:val="531757FC"/>
+    <w:multiLevelType w:val="multilevel"/>
+    <w:tmpl w:val="38823E20"/>
+    <w:lvl w:ilvl="0">
+      <w:start w:val="1"/>
+      <w:numFmt w:val="bullet"/>
+      <w:lvlText w:val=""/>
+      <w:lvlJc w:val="left"/>
+      <w:pPr>
+        <w:tabs>
+          <w:tab w:val="num" w:pos="720"/>
+        </w:tabs>
+        <w:ind w:left="720" w:hanging="360"/>
+      </w:pPr>
+      <w:rPr>
+        <w:rFonts w:ascii="Symbol" w:hAnsi="Symbol" w:hint="default"/>
+        <w:sz w:val="20"/>
+      </w:rPr>
+    </w:lvl>
+    <w:lvl w:ilvl="1" w:tentative="1">
+      <w:start w:val="1"/>
+      <w:numFmt w:val="bullet"/>
+      <w:lvlText w:val="o"/>
+      <w:lvlJc w:val="left"/>
+      <w:pPr>
+        <w:tabs>
+          <w:tab w:val="num" w:pos="1440"/>
+        </w:tabs>
+        <w:ind w:left="1440" w:hanging="360"/>
+      </w:pPr>
+      <w:rPr>
+        <w:rFonts w:ascii="Courier New" w:hAnsi="Courier New" w:hint="default"/>
+        <w:sz w:val="20"/>
+      </w:rPr>
+    </w:lvl>
+    <w:lvl w:ilvl="2" w:tentative="1">
+      <w:start w:val="1"/>
+      <w:numFmt w:val="bullet"/>
+      <w:lvlText w:val=""/>
+      <w:lvlJc w:val="left"/>
+      <w:pPr>
+        <w:tabs>
+          <w:tab w:val="num" w:pos="2160"/>
+        </w:tabs>
+        <w:ind w:left="2160" w:hanging="360"/>
+      </w:pPr>
+      <w:rPr>
+        <w:rFonts w:ascii="Wingdings" w:hAnsi="Wingdings" w:hint="default"/>
+        <w:sz w:val="20"/>
+      </w:rPr>
+    </w:lvl>
+    <w:lvl w:ilvl="3" w:tentative="1">
+      <w:start w:val="1"/>
+      <w:numFmt w:val="bullet"/>
+      <w:lvlText w:val=""/>
+      <w:lvlJc w:val="left"/>
+      <w:pPr>
+        <w:tabs>
+          <w:tab w:val="num" w:pos="2880"/>
+        </w:tabs>
+        <w:ind w:left="2880" w:hanging="360"/>
+      </w:pPr>
+      <w:rPr>
+        <w:rFonts w:ascii="Wingdings" w:hAnsi="Wingdings" w:hint="default"/>
+        <w:sz w:val="20"/>
+      </w:rPr>
+    </w:lvl>
+    <w:lvl w:ilvl="4" w:tentative="1">
+      <w:start w:val="1"/>
+      <w:numFmt w:val="bullet"/>
+      <w:lvlText w:val=""/>
+      <w:lvlJc w:val="left"/>
+      <w:pPr>
+        <w:tabs>
+          <w:tab w:val="num" w:pos="3600"/>
+        </w:tabs>
+        <w:ind w:left="3600" w:hanging="360"/>
+      </w:pPr>
+      <w:rPr>
+        <w:rFonts w:ascii="Wingdings" w:hAnsi="Wingdings" w:hint="default"/>
+        <w:sz w:val="20"/>
+      </w:rPr>
+    </w:lvl>
+    <w:lvl w:ilvl="5" w:tentative="1">
+      <w:start w:val="1"/>
+      <w:numFmt w:val="bullet"/>
+      <w:lvlText w:val=""/>
+      <w:lvlJc w:val="left"/>
+      <w:pPr>
+        <w:tabs>
+          <w:tab w:val="num" w:pos="4320"/>
+        </w:tabs>
+        <w:ind w:left="4320" w:hanging="360"/>
+      </w:pPr>
+      <w:rPr>
+        <w:rFonts w:ascii="Wingdings" w:hAnsi="Wingdings" w:hint="default"/>
+        <w:sz w:val="20"/>
+      </w:rPr>
+    </w:lvl>
+    <w:lvl w:ilvl="6" w:tentative="1">
+      <w:start w:val="1"/>
+      <w:numFmt w:val="bullet"/>
+      <w:lvlText w:val=""/>
+      <w:lvlJc w:val="left"/>
+      <w:pPr>
+        <w:tabs>
+          <w:tab w:val="num" w:pos="5040"/>
+        </w:tabs>
+        <w:ind w:left="5040" w:hanging="360"/>
+      </w:pPr>
+      <w:rPr>
+        <w:rFonts w:ascii="Wingdings" w:hAnsi="Wingdings" w:hint="default"/>
+        <w:sz w:val="20"/>
+      </w:rPr>
+    </w:lvl>
+    <w:lvl w:ilvl="7" w:tentative="1">
+      <w:start w:val="1"/>
+      <w:numFmt w:val="bullet"/>
+      <w:lvlText w:val=""/>
+      <w:lvlJc w:val="left"/>
+      <w:pPr>
+        <w:tabs>
+          <w:tab w:val="num" w:pos="5760"/>
+        </w:tabs>
+        <w:ind w:left="5760" w:hanging="360"/>
+      </w:pPr>
+      <w:rPr>
+        <w:rFonts w:ascii="Wingdings" w:hAnsi="Wingdings" w:hint="default"/>
+        <w:sz w:val="20"/>
+      </w:rPr>
+    </w:lvl>
+    <w:lvl w:ilvl="8" w:tentative="1">
+      <w:start w:val="1"/>
+      <w:numFmt w:val="bullet"/>
+      <w:lvlText w:val=""/>
+      <w:lvlJc w:val="left"/>
+      <w:pPr>
+        <w:tabs>
+          <w:tab w:val="num" w:pos="6480"/>
+        </w:tabs>
+        <w:ind w:left="6480" w:hanging="360"/>
+      </w:pPr>
+      <w:rPr>
+        <w:rFonts w:ascii="Wingdings" w:hAnsi="Wingdings" w:hint="default"/>
+        <w:sz w:val="20"/>
+      </w:rPr>
+    </w:lvl>
+  </w:abstractNum>
+  <w:abstractNum w:abstractNumId="11" w15:restartNumberingAfterBreak="0">
+    <w:nsid w:val="55AC5DFE"/>
+    <w:multiLevelType w:val="hybridMultilevel"/>
+    <w:tmpl w:val="36DAD27C"/>
+    <w:lvl w:ilvl="0" w:tplc="5D249DE0">
+      <w:numFmt w:val="bullet"/>
+      <w:lvlText w:val="-"/>
+      <w:lvlJc w:val="left"/>
+      <w:pPr>
+        <w:ind w:left="720" w:hanging="360"/>
+      </w:pPr>
+      <w:rPr>
+        <w:rFonts w:ascii="Aptos" w:eastAsiaTheme="minorHAnsi" w:hAnsi="Aptos" w:cstheme="minorBidi" w:hint="default"/>
+      </w:rPr>
+    </w:lvl>
+    <w:lvl w:ilvl="1" w:tplc="04100003">
+      <w:start w:val="1"/>
+      <w:numFmt w:val="bullet"/>
+      <w:lvlText w:val="o"/>
+      <w:lvlJc w:val="left"/>
+      <w:pPr>
+        <w:ind w:left="1440" w:hanging="360"/>
+      </w:pPr>
+      <w:rPr>
+        <w:rFonts w:ascii="Courier New" w:hAnsi="Courier New" w:cs="Courier New" w:hint="default"/>
+      </w:rPr>
+    </w:lvl>
+    <w:lvl w:ilvl="2" w:tplc="04100005" w:tentative="1">
+      <w:start w:val="1"/>
+      <w:numFmt w:val="bullet"/>
+      <w:lvlText w:val=""/>
+      <w:lvlJc w:val="left"/>
+      <w:pPr>
+        <w:ind w:left="2160" w:hanging="360"/>
+      </w:pPr>
+      <w:rPr>
+        <w:rFonts w:ascii="Wingdings" w:hAnsi="Wingdings" w:hint="default"/>
+      </w:rPr>
+    </w:lvl>
+    <w:lvl w:ilvl="3" w:tplc="04100001" w:tentative="1">
+      <w:start w:val="1"/>
+      <w:numFmt w:val="bullet"/>
+      <w:lvlText w:val=""/>
+      <w:lvlJc w:val="left"/>
+      <w:pPr>
+        <w:ind w:left="2880" w:hanging="360"/>
+      </w:pPr>
+      <w:rPr>
+        <w:rFonts w:ascii="Symbol" w:hAnsi="Symbol" w:hint="default"/>
+      </w:rPr>
+    </w:lvl>
+    <w:lvl w:ilvl="4" w:tplc="04100003" w:tentative="1">
+      <w:start w:val="1"/>
+      <w:numFmt w:val="bullet"/>
+      <w:lvlText w:val="o"/>
+      <w:lvlJc w:val="left"/>
+      <w:pPr>
+        <w:ind w:left="3600" w:hanging="360"/>
+      </w:pPr>
+      <w:rPr>
+        <w:rFonts w:ascii="Courier New" w:hAnsi="Courier New" w:cs="Courier New" w:hint="default"/>
+      </w:rPr>
+    </w:lvl>
+    <w:lvl w:ilvl="5" w:tplc="04100005" w:tentative="1">
+      <w:start w:val="1"/>
+      <w:numFmt w:val="bullet"/>
+      <w:lvlText w:val=""/>
+      <w:lvlJc w:val="left"/>
+      <w:pPr>
+        <w:ind w:left="4320" w:hanging="360"/>
+      </w:pPr>
+      <w:rPr>
+        <w:rFonts w:ascii="Wingdings" w:hAnsi="Wingdings" w:hint="default"/>
+      </w:rPr>
+    </w:lvl>
+    <w:lvl w:ilvl="6" w:tplc="04100001" w:tentative="1">
+      <w:start w:val="1"/>
+      <w:numFmt w:val="bullet"/>
+      <w:lvlText w:val=""/>
+      <w:lvlJc w:val="left"/>
+      <w:pPr>
+        <w:ind w:left="5040" w:hanging="360"/>
+      </w:pPr>
+      <w:rPr>
+        <w:rFonts w:ascii="Symbol" w:hAnsi="Symbol" w:hint="default"/>
+      </w:rPr>
+    </w:lvl>
+    <w:lvl w:ilvl="7" w:tplc="04100003" w:tentative="1">
+      <w:start w:val="1"/>
+      <w:numFmt w:val="bullet"/>
+      <w:lvlText w:val="o"/>
+      <w:lvlJc w:val="left"/>
+      <w:pPr>
+        <w:ind w:left="5760" w:hanging="360"/>
+      </w:pPr>
+      <w:rPr>
+        <w:rFonts w:ascii="Courier New" w:hAnsi="Courier New" w:cs="Courier New" w:hint="default"/>
+      </w:rPr>
+    </w:lvl>
+    <w:lvl w:ilvl="8" w:tplc="04100005" w:tentative="1">
+      <w:start w:val="1"/>
+      <w:numFmt w:val="bullet"/>
+      <w:lvlText w:val=""/>
+      <w:lvlJc w:val="left"/>
+      <w:pPr>
+        <w:ind w:left="6480" w:hanging="360"/>
+      </w:pPr>
+      <w:rPr>
+        <w:rFonts w:ascii="Wingdings" w:hAnsi="Wingdings" w:hint="default"/>
+      </w:rPr>
+    </w:lvl>
+  </w:abstractNum>
+  <w:abstractNum w:abstractNumId="12" w15:restartNumberingAfterBreak="0">
     <w:nsid w:val="5B8969A3"/>
     <w:multiLevelType w:val="multilevel"/>
     <w:tmpl w:val="9A88E3B8"/>
@@ -5624,7 +6299,7 @@
       </w:rPr>
     </w:lvl>
   </w:abstractNum>
-  <w:abstractNum w:abstractNumId="10" w15:restartNumberingAfterBreak="0">
+  <w:abstractNum w:abstractNumId="13" w15:restartNumberingAfterBreak="0">
     <w:nsid w:val="5D3C081A"/>
     <w:multiLevelType w:val="multilevel"/>
     <w:tmpl w:val="21482DF0"/>
@@ -5773,7 +6448,7 @@
       </w:rPr>
     </w:lvl>
   </w:abstractNum>
-  <w:abstractNum w:abstractNumId="11" w15:restartNumberingAfterBreak="0">
+  <w:abstractNum w:abstractNumId="14" w15:restartNumberingAfterBreak="0">
     <w:nsid w:val="5F811D83"/>
     <w:multiLevelType w:val="multilevel"/>
     <w:tmpl w:val="AF2EF6CA"/>
@@ -5890,7 +6565,7 @@
       </w:pPr>
     </w:lvl>
   </w:abstractNum>
-  <w:abstractNum w:abstractNumId="12" w15:restartNumberingAfterBreak="0">
+  <w:abstractNum w:abstractNumId="15" w15:restartNumberingAfterBreak="0">
     <w:nsid w:val="60D174E8"/>
     <w:multiLevelType w:val="multilevel"/>
     <w:tmpl w:val="596E5D82"/>
@@ -6039,7 +6714,7 @@
       </w:rPr>
     </w:lvl>
   </w:abstractNum>
-  <w:abstractNum w:abstractNumId="13" w15:restartNumberingAfterBreak="0">
+  <w:abstractNum w:abstractNumId="16" w15:restartNumberingAfterBreak="0">
     <w:nsid w:val="68990095"/>
     <w:multiLevelType w:val="multilevel"/>
     <w:tmpl w:val="081C9008"/>
@@ -6188,7 +6863,156 @@
       </w:rPr>
     </w:lvl>
   </w:abstractNum>
-  <w:abstractNum w:abstractNumId="14" w15:restartNumberingAfterBreak="0">
+  <w:abstractNum w:abstractNumId="17" w15:restartNumberingAfterBreak="0">
+    <w:nsid w:val="695A01FE"/>
+    <w:multiLevelType w:val="multilevel"/>
+    <w:tmpl w:val="3F341B5A"/>
+    <w:lvl w:ilvl="0">
+      <w:start w:val="1"/>
+      <w:numFmt w:val="bullet"/>
+      <w:lvlText w:val=""/>
+      <w:lvlJc w:val="left"/>
+      <w:pPr>
+        <w:tabs>
+          <w:tab w:val="num" w:pos="720"/>
+        </w:tabs>
+        <w:ind w:left="720" w:hanging="360"/>
+      </w:pPr>
+      <w:rPr>
+        <w:rFonts w:ascii="Symbol" w:hAnsi="Symbol" w:hint="default"/>
+        <w:sz w:val="20"/>
+      </w:rPr>
+    </w:lvl>
+    <w:lvl w:ilvl="1" w:tentative="1">
+      <w:start w:val="1"/>
+      <w:numFmt w:val="bullet"/>
+      <w:lvlText w:val="o"/>
+      <w:lvlJc w:val="left"/>
+      <w:pPr>
+        <w:tabs>
+          <w:tab w:val="num" w:pos="1440"/>
+        </w:tabs>
+        <w:ind w:left="1440" w:hanging="360"/>
+      </w:pPr>
+      <w:rPr>
+        <w:rFonts w:ascii="Courier New" w:hAnsi="Courier New" w:hint="default"/>
+        <w:sz w:val="20"/>
+      </w:rPr>
+    </w:lvl>
+    <w:lvl w:ilvl="2" w:tentative="1">
+      <w:start w:val="1"/>
+      <w:numFmt w:val="bullet"/>
+      <w:lvlText w:val=""/>
+      <w:lvlJc w:val="left"/>
+      <w:pPr>
+        <w:tabs>
+          <w:tab w:val="num" w:pos="2160"/>
+        </w:tabs>
+        <w:ind w:left="2160" w:hanging="360"/>
+      </w:pPr>
+      <w:rPr>
+        <w:rFonts w:ascii="Wingdings" w:hAnsi="Wingdings" w:hint="default"/>
+        <w:sz w:val="20"/>
+      </w:rPr>
+    </w:lvl>
+    <w:lvl w:ilvl="3" w:tentative="1">
+      <w:start w:val="1"/>
+      <w:numFmt w:val="bullet"/>
+      <w:lvlText w:val=""/>
+      <w:lvlJc w:val="left"/>
+      <w:pPr>
+        <w:tabs>
+          <w:tab w:val="num" w:pos="2880"/>
+        </w:tabs>
+        <w:ind w:left="2880" w:hanging="360"/>
+      </w:pPr>
+      <w:rPr>
+        <w:rFonts w:ascii="Wingdings" w:hAnsi="Wingdings" w:hint="default"/>
+        <w:sz w:val="20"/>
+      </w:rPr>
+    </w:lvl>
+    <w:lvl w:ilvl="4" w:tentative="1">
+      <w:start w:val="1"/>
+      <w:numFmt w:val="bullet"/>
+      <w:lvlText w:val=""/>
+      <w:lvlJc w:val="left"/>
+      <w:pPr>
+        <w:tabs>
+          <w:tab w:val="num" w:pos="3600"/>
+        </w:tabs>
+        <w:ind w:left="3600" w:hanging="360"/>
+      </w:pPr>
+      <w:rPr>
+        <w:rFonts w:ascii="Wingdings" w:hAnsi="Wingdings" w:hint="default"/>
+        <w:sz w:val="20"/>
+      </w:rPr>
+    </w:lvl>
+    <w:lvl w:ilvl="5" w:tentative="1">
+      <w:start w:val="1"/>
+      <w:numFmt w:val="bullet"/>
+      <w:lvlText w:val=""/>
+      <w:lvlJc w:val="left"/>
+      <w:pPr>
+        <w:tabs>
+          <w:tab w:val="num" w:pos="4320"/>
+        </w:tabs>
+        <w:ind w:left="4320" w:hanging="360"/>
+      </w:pPr>
+      <w:rPr>
+        <w:rFonts w:ascii="Wingdings" w:hAnsi="Wingdings" w:hint="default"/>
+        <w:sz w:val="20"/>
+      </w:rPr>
+    </w:lvl>
+    <w:lvl w:ilvl="6" w:tentative="1">
+      <w:start w:val="1"/>
+      <w:numFmt w:val="bullet"/>
+      <w:lvlText w:val=""/>
+      <w:lvlJc w:val="left"/>
+      <w:pPr>
+        <w:tabs>
+          <w:tab w:val="num" w:pos="5040"/>
+        </w:tabs>
+        <w:ind w:left="5040" w:hanging="360"/>
+      </w:pPr>
+      <w:rPr>
+        <w:rFonts w:ascii="Wingdings" w:hAnsi="Wingdings" w:hint="default"/>
+        <w:sz w:val="20"/>
+      </w:rPr>
+    </w:lvl>
+    <w:lvl w:ilvl="7" w:tentative="1">
+      <w:start w:val="1"/>
+      <w:numFmt w:val="bullet"/>
+      <w:lvlText w:val=""/>
+      <w:lvlJc w:val="left"/>
+      <w:pPr>
+        <w:tabs>
+          <w:tab w:val="num" w:pos="5760"/>
+        </w:tabs>
+        <w:ind w:left="5760" w:hanging="360"/>
+      </w:pPr>
+      <w:rPr>
+        <w:rFonts w:ascii="Wingdings" w:hAnsi="Wingdings" w:hint="default"/>
+        <w:sz w:val="20"/>
+      </w:rPr>
+    </w:lvl>
+    <w:lvl w:ilvl="8" w:tentative="1">
+      <w:start w:val="1"/>
+      <w:numFmt w:val="bullet"/>
+      <w:lvlText w:val=""/>
+      <w:lvlJc w:val="left"/>
+      <w:pPr>
+        <w:tabs>
+          <w:tab w:val="num" w:pos="6480"/>
+        </w:tabs>
+        <w:ind w:left="6480" w:hanging="360"/>
+      </w:pPr>
+      <w:rPr>
+        <w:rFonts w:ascii="Wingdings" w:hAnsi="Wingdings" w:hint="default"/>
+        <w:sz w:val="20"/>
+      </w:rPr>
+    </w:lvl>
+  </w:abstractNum>
+  <w:abstractNum w:abstractNumId="18" w15:restartNumberingAfterBreak="0">
     <w:nsid w:val="69B21CF1"/>
     <w:multiLevelType w:val="multilevel"/>
     <w:tmpl w:val="1924DA7A"/>
@@ -6337,7 +7161,7 @@
       </w:rPr>
     </w:lvl>
   </w:abstractNum>
-  <w:abstractNum w:abstractNumId="15" w15:restartNumberingAfterBreak="0">
+  <w:abstractNum w:abstractNumId="19" w15:restartNumberingAfterBreak="0">
     <w:nsid w:val="6C886AE0"/>
     <w:multiLevelType w:val="multilevel"/>
     <w:tmpl w:val="DC88E8B6"/>
@@ -6486,7 +7310,7 @@
       </w:rPr>
     </w:lvl>
   </w:abstractNum>
-  <w:abstractNum w:abstractNumId="16" w15:restartNumberingAfterBreak="0">
+  <w:abstractNum w:abstractNumId="20" w15:restartNumberingAfterBreak="0">
     <w:nsid w:val="727A74E0"/>
     <w:multiLevelType w:val="multilevel"/>
     <w:tmpl w:val="1AAA60C0"/>
@@ -6603,7 +7427,7 @@
       </w:pPr>
     </w:lvl>
   </w:abstractNum>
-  <w:abstractNum w:abstractNumId="17" w15:restartNumberingAfterBreak="0">
+  <w:abstractNum w:abstractNumId="21" w15:restartNumberingAfterBreak="0">
     <w:nsid w:val="72F85B6D"/>
     <w:multiLevelType w:val="multilevel"/>
     <w:tmpl w:val="46BAE0B8"/>
@@ -6720,7 +7544,7 @@
       </w:pPr>
     </w:lvl>
   </w:abstractNum>
-  <w:abstractNum w:abstractNumId="18" w15:restartNumberingAfterBreak="0">
+  <w:abstractNum w:abstractNumId="22" w15:restartNumberingAfterBreak="0">
     <w:nsid w:val="76631757"/>
     <w:multiLevelType w:val="multilevel"/>
     <w:tmpl w:val="1AAA60C0"/>
@@ -6837,7 +7661,7 @@
       </w:pPr>
     </w:lvl>
   </w:abstractNum>
-  <w:abstractNum w:abstractNumId="19" w15:restartNumberingAfterBreak="0">
+  <w:abstractNum w:abstractNumId="23" w15:restartNumberingAfterBreak="0">
     <w:nsid w:val="767D5AC3"/>
     <w:multiLevelType w:val="multilevel"/>
     <w:tmpl w:val="8C8C5FFE"/>
@@ -6987,64 +7811,76 @@
     </w:lvl>
   </w:abstractNum>
   <w:num w:numId="1" w16cid:durableId="1880587512">
-    <w:abstractNumId w:val="3"/>
+    <w:abstractNumId w:val="4"/>
   </w:num>
   <w:num w:numId="2" w16cid:durableId="2088964189">
-    <w:abstractNumId w:val="13"/>
+    <w:abstractNumId w:val="16"/>
   </w:num>
   <w:num w:numId="3" w16cid:durableId="201016866">
-    <w:abstractNumId w:val="4"/>
+    <w:abstractNumId w:val="5"/>
   </w:num>
   <w:num w:numId="4" w16cid:durableId="983435067">
-    <w:abstractNumId w:val="17"/>
+    <w:abstractNumId w:val="21"/>
   </w:num>
   <w:num w:numId="5" w16cid:durableId="495923074">
-    <w:abstractNumId w:val="11"/>
+    <w:abstractNumId w:val="14"/>
   </w:num>
   <w:num w:numId="6" w16cid:durableId="909464386">
     <w:abstractNumId w:val="1"/>
   </w:num>
   <w:num w:numId="7" w16cid:durableId="332879790">
-    <w:abstractNumId w:val="18"/>
+    <w:abstractNumId w:val="22"/>
   </w:num>
   <w:num w:numId="8" w16cid:durableId="257757845">
-    <w:abstractNumId w:val="16"/>
+    <w:abstractNumId w:val="20"/>
   </w:num>
   <w:num w:numId="9" w16cid:durableId="718015956">
-    <w:abstractNumId w:val="15"/>
+    <w:abstractNumId w:val="19"/>
   </w:num>
   <w:num w:numId="10" w16cid:durableId="1569148932">
-    <w:abstractNumId w:val="9"/>
+    <w:abstractNumId w:val="12"/>
   </w:num>
   <w:num w:numId="11" w16cid:durableId="275526376">
-    <w:abstractNumId w:val="19"/>
+    <w:abstractNumId w:val="23"/>
   </w:num>
   <w:num w:numId="12" w16cid:durableId="1696805028">
-    <w:abstractNumId w:val="2"/>
+    <w:abstractNumId w:val="3"/>
   </w:num>
   <w:num w:numId="13" w16cid:durableId="231936406">
-    <w:abstractNumId w:val="6"/>
+    <w:abstractNumId w:val="7"/>
   </w:num>
   <w:num w:numId="14" w16cid:durableId="154418669">
-    <w:abstractNumId w:val="14"/>
+    <w:abstractNumId w:val="18"/>
   </w:num>
   <w:num w:numId="15" w16cid:durableId="468479436">
     <w:abstractNumId w:val="0"/>
   </w:num>
   <w:num w:numId="16" w16cid:durableId="171259351">
-    <w:abstractNumId w:val="7"/>
+    <w:abstractNumId w:val="8"/>
   </w:num>
   <w:num w:numId="17" w16cid:durableId="856188124">
-    <w:abstractNumId w:val="8"/>
+    <w:abstractNumId w:val="9"/>
   </w:num>
   <w:num w:numId="18" w16cid:durableId="68432494">
-    <w:abstractNumId w:val="5"/>
+    <w:abstractNumId w:val="6"/>
   </w:num>
   <w:num w:numId="19" w16cid:durableId="1505436379">
+    <w:abstractNumId w:val="13"/>
+  </w:num>
+  <w:num w:numId="20" w16cid:durableId="1411853943">
+    <w:abstractNumId w:val="15"/>
+  </w:num>
+  <w:num w:numId="21" w16cid:durableId="612979665">
+    <w:abstractNumId w:val="2"/>
+  </w:num>
+  <w:num w:numId="22" w16cid:durableId="1192718642">
+    <w:abstractNumId w:val="17"/>
+  </w:num>
+  <w:num w:numId="23" w16cid:durableId="1794711655">
     <w:abstractNumId w:val="10"/>
   </w:num>
-  <w:num w:numId="20" w16cid:durableId="1411853943">
-    <w:abstractNumId w:val="12"/>
+  <w:num w:numId="24" w16cid:durableId="1238830158">
+    <w:abstractNumId w:val="11"/>
   </w:num>
 </w:numbering>
 </file>
@@ -7454,15 +8290,15 @@
     <w:lsdException w:name="Unresolved Mention" w:semiHidden="1" w:unhideWhenUsed="1"/>
     <w:lsdException w:name="Smart Link" w:semiHidden="1" w:unhideWhenUsed="1"/>
   </w:latentStyles>
-  <w:style w:type="paragraph" w:default="1" w:styleId="Normale">
+  <w:style w:type="paragraph" w:default="1" w:styleId="Normal">
     <w:name w:val="Normal"/>
     <w:qFormat/>
   </w:style>
-  <w:style w:type="paragraph" w:styleId="Titolo1">
+  <w:style w:type="paragraph" w:styleId="Heading1">
     <w:name w:val="heading 1"/>
-    <w:basedOn w:val="Normale"/>
-    <w:next w:val="Normale"/>
-    <w:link w:val="Titolo1Carattere"/>
+    <w:basedOn w:val="Normal"/>
+    <w:next w:val="Normal"/>
+    <w:link w:val="Heading1Char"/>
     <w:uiPriority w:val="9"/>
     <w:qFormat/>
     <w:rsid w:val="00855DB1"/>
@@ -7479,11 +8315,11 @@
       <w:szCs w:val="40"/>
     </w:rPr>
   </w:style>
-  <w:style w:type="paragraph" w:styleId="Titolo2">
+  <w:style w:type="paragraph" w:styleId="Heading2">
     <w:name w:val="heading 2"/>
-    <w:basedOn w:val="Normale"/>
-    <w:next w:val="Normale"/>
-    <w:link w:val="Titolo2Carattere"/>
+    <w:basedOn w:val="Normal"/>
+    <w:next w:val="Normal"/>
+    <w:link w:val="Heading2Char"/>
     <w:uiPriority w:val="9"/>
     <w:unhideWhenUsed/>
     <w:qFormat/>
@@ -7501,11 +8337,11 @@
       <w:szCs w:val="32"/>
     </w:rPr>
   </w:style>
-  <w:style w:type="paragraph" w:styleId="Titolo3">
+  <w:style w:type="paragraph" w:styleId="Heading3">
     <w:name w:val="heading 3"/>
-    <w:basedOn w:val="Normale"/>
-    <w:next w:val="Normale"/>
-    <w:link w:val="Titolo3Carattere"/>
+    <w:basedOn w:val="Normal"/>
+    <w:next w:val="Normal"/>
+    <w:link w:val="Heading3Char"/>
     <w:uiPriority w:val="9"/>
     <w:unhideWhenUsed/>
     <w:qFormat/>
@@ -7523,11 +8359,11 @@
       <w:szCs w:val="28"/>
     </w:rPr>
   </w:style>
-  <w:style w:type="paragraph" w:styleId="Titolo4">
+  <w:style w:type="paragraph" w:styleId="Heading4">
     <w:name w:val="heading 4"/>
-    <w:basedOn w:val="Normale"/>
-    <w:next w:val="Normale"/>
-    <w:link w:val="Titolo4Carattere"/>
+    <w:basedOn w:val="Normal"/>
+    <w:next w:val="Normal"/>
+    <w:link w:val="Heading4Char"/>
     <w:uiPriority w:val="9"/>
     <w:semiHidden/>
     <w:unhideWhenUsed/>
@@ -7546,11 +8382,11 @@
       <w:color w:val="0F4761" w:themeColor="accent1" w:themeShade="BF"/>
     </w:rPr>
   </w:style>
-  <w:style w:type="paragraph" w:styleId="Titolo5">
+  <w:style w:type="paragraph" w:styleId="Heading5">
     <w:name w:val="heading 5"/>
-    <w:basedOn w:val="Normale"/>
-    <w:next w:val="Normale"/>
-    <w:link w:val="Titolo5Carattere"/>
+    <w:basedOn w:val="Normal"/>
+    <w:next w:val="Normal"/>
+    <w:link w:val="Heading5Char"/>
     <w:uiPriority w:val="9"/>
     <w:semiHidden/>
     <w:unhideWhenUsed/>
@@ -7567,11 +8403,11 @@
       <w:color w:val="0F4761" w:themeColor="accent1" w:themeShade="BF"/>
     </w:rPr>
   </w:style>
-  <w:style w:type="paragraph" w:styleId="Titolo6">
+  <w:style w:type="paragraph" w:styleId="Heading6">
     <w:name w:val="heading 6"/>
-    <w:basedOn w:val="Normale"/>
-    <w:next w:val="Normale"/>
-    <w:link w:val="Titolo6Carattere"/>
+    <w:basedOn w:val="Normal"/>
+    <w:next w:val="Normal"/>
+    <w:link w:val="Heading6Char"/>
     <w:uiPriority w:val="9"/>
     <w:semiHidden/>
     <w:unhideWhenUsed/>
@@ -7590,11 +8426,11 @@
       <w:color w:val="595959" w:themeColor="text1" w:themeTint="A6"/>
     </w:rPr>
   </w:style>
-  <w:style w:type="paragraph" w:styleId="Titolo7">
+  <w:style w:type="paragraph" w:styleId="Heading7">
     <w:name w:val="heading 7"/>
-    <w:basedOn w:val="Normale"/>
-    <w:next w:val="Normale"/>
-    <w:link w:val="Titolo7Carattere"/>
+    <w:basedOn w:val="Normal"/>
+    <w:next w:val="Normal"/>
+    <w:link w:val="Heading7Char"/>
     <w:uiPriority w:val="9"/>
     <w:semiHidden/>
     <w:unhideWhenUsed/>
@@ -7611,11 +8447,11 @@
       <w:color w:val="595959" w:themeColor="text1" w:themeTint="A6"/>
     </w:rPr>
   </w:style>
-  <w:style w:type="paragraph" w:styleId="Titolo8">
+  <w:style w:type="paragraph" w:styleId="Heading8">
     <w:name w:val="heading 8"/>
-    <w:basedOn w:val="Normale"/>
-    <w:next w:val="Normale"/>
-    <w:link w:val="Titolo8Carattere"/>
+    <w:basedOn w:val="Normal"/>
+    <w:next w:val="Normal"/>
+    <w:link w:val="Heading8Char"/>
     <w:uiPriority w:val="9"/>
     <w:semiHidden/>
     <w:unhideWhenUsed/>
@@ -7634,11 +8470,11 @@
       <w:color w:val="272727" w:themeColor="text1" w:themeTint="D8"/>
     </w:rPr>
   </w:style>
-  <w:style w:type="paragraph" w:styleId="Titolo9">
+  <w:style w:type="paragraph" w:styleId="Heading9">
     <w:name w:val="heading 9"/>
-    <w:basedOn w:val="Normale"/>
-    <w:next w:val="Normale"/>
-    <w:link w:val="Titolo9Carattere"/>
+    <w:basedOn w:val="Normal"/>
+    <w:next w:val="Normal"/>
+    <w:link w:val="Heading9Char"/>
     <w:uiPriority w:val="9"/>
     <w:semiHidden/>
     <w:unhideWhenUsed/>
@@ -7655,12 +8491,12 @@
       <w:color w:val="272727" w:themeColor="text1" w:themeTint="D8"/>
     </w:rPr>
   </w:style>
-  <w:style w:type="character" w:default="1" w:styleId="Carpredefinitoparagrafo">
+  <w:style w:type="character" w:default="1" w:styleId="DefaultParagraphFont">
     <w:name w:val="Default Paragraph Font"/>
     <w:uiPriority w:val="1"/>
     <w:unhideWhenUsed/>
   </w:style>
-  <w:style w:type="table" w:default="1" w:styleId="Tabellanormale">
+  <w:style w:type="table" w:default="1" w:styleId="TableNormal">
     <w:name w:val="Normal Table"/>
     <w:uiPriority w:val="99"/>
     <w:semiHidden/>
@@ -7675,16 +8511,16 @@
       </w:tblCellMar>
     </w:tblPr>
   </w:style>
-  <w:style w:type="numbering" w:default="1" w:styleId="Nessunelenco">
+  <w:style w:type="numbering" w:default="1" w:styleId="NoList">
     <w:name w:val="No List"/>
     <w:uiPriority w:val="99"/>
     <w:semiHidden/>
     <w:unhideWhenUsed/>
   </w:style>
-  <w:style w:type="character" w:customStyle="1" w:styleId="Titolo1Carattere">
-    <w:name w:val="Titolo 1 Carattere"/>
-    <w:basedOn w:val="Carpredefinitoparagrafo"/>
-    <w:link w:val="Titolo1"/>
+  <w:style w:type="character" w:customStyle="1" w:styleId="Heading1Char">
+    <w:name w:val="Heading 1 Char"/>
+    <w:basedOn w:val="DefaultParagraphFont"/>
+    <w:link w:val="Heading1"/>
     <w:uiPriority w:val="9"/>
     <w:rsid w:val="00855DB1"/>
     <w:rPr>
@@ -7694,10 +8530,10 @@
       <w:szCs w:val="40"/>
     </w:rPr>
   </w:style>
-  <w:style w:type="character" w:customStyle="1" w:styleId="Titolo2Carattere">
-    <w:name w:val="Titolo 2 Carattere"/>
-    <w:basedOn w:val="Carpredefinitoparagrafo"/>
-    <w:link w:val="Titolo2"/>
+  <w:style w:type="character" w:customStyle="1" w:styleId="Heading2Char">
+    <w:name w:val="Heading 2 Char"/>
+    <w:basedOn w:val="DefaultParagraphFont"/>
+    <w:link w:val="Heading2"/>
     <w:uiPriority w:val="9"/>
     <w:rsid w:val="00855DB1"/>
     <w:rPr>
@@ -7707,10 +8543,10 @@
       <w:szCs w:val="32"/>
     </w:rPr>
   </w:style>
-  <w:style w:type="character" w:customStyle="1" w:styleId="Titolo3Carattere">
-    <w:name w:val="Titolo 3 Carattere"/>
-    <w:basedOn w:val="Carpredefinitoparagrafo"/>
-    <w:link w:val="Titolo3"/>
+  <w:style w:type="character" w:customStyle="1" w:styleId="Heading3Char">
+    <w:name w:val="Heading 3 Char"/>
+    <w:basedOn w:val="DefaultParagraphFont"/>
+    <w:link w:val="Heading3"/>
     <w:uiPriority w:val="9"/>
     <w:rsid w:val="00855DB1"/>
     <w:rPr>
@@ -7720,10 +8556,10 @@
       <w:szCs w:val="28"/>
     </w:rPr>
   </w:style>
-  <w:style w:type="character" w:customStyle="1" w:styleId="Titolo4Carattere">
-    <w:name w:val="Titolo 4 Carattere"/>
-    <w:basedOn w:val="Carpredefinitoparagrafo"/>
-    <w:link w:val="Titolo4"/>
+  <w:style w:type="character" w:customStyle="1" w:styleId="Heading4Char">
+    <w:name w:val="Heading 4 Char"/>
+    <w:basedOn w:val="DefaultParagraphFont"/>
+    <w:link w:val="Heading4"/>
     <w:uiPriority w:val="9"/>
     <w:semiHidden/>
     <w:rsid w:val="00855DB1"/>
@@ -7734,10 +8570,10 @@
       <w:color w:val="0F4761" w:themeColor="accent1" w:themeShade="BF"/>
     </w:rPr>
   </w:style>
-  <w:style w:type="character" w:customStyle="1" w:styleId="Titolo5Carattere">
-    <w:name w:val="Titolo 5 Carattere"/>
-    <w:basedOn w:val="Carpredefinitoparagrafo"/>
-    <w:link w:val="Titolo5"/>
+  <w:style w:type="character" w:customStyle="1" w:styleId="Heading5Char">
+    <w:name w:val="Heading 5 Char"/>
+    <w:basedOn w:val="DefaultParagraphFont"/>
+    <w:link w:val="Heading5"/>
     <w:uiPriority w:val="9"/>
     <w:semiHidden/>
     <w:rsid w:val="00855DB1"/>
@@ -7746,10 +8582,10 @@
       <w:color w:val="0F4761" w:themeColor="accent1" w:themeShade="BF"/>
     </w:rPr>
   </w:style>
-  <w:style w:type="character" w:customStyle="1" w:styleId="Titolo6Carattere">
-    <w:name w:val="Titolo 6 Carattere"/>
-    <w:basedOn w:val="Carpredefinitoparagrafo"/>
-    <w:link w:val="Titolo6"/>
+  <w:style w:type="character" w:customStyle="1" w:styleId="Heading6Char">
+    <w:name w:val="Heading 6 Char"/>
+    <w:basedOn w:val="DefaultParagraphFont"/>
+    <w:link w:val="Heading6"/>
     <w:uiPriority w:val="9"/>
     <w:semiHidden/>
     <w:rsid w:val="00855DB1"/>
@@ -7760,10 +8596,10 @@
       <w:color w:val="595959" w:themeColor="text1" w:themeTint="A6"/>
     </w:rPr>
   </w:style>
-  <w:style w:type="character" w:customStyle="1" w:styleId="Titolo7Carattere">
-    <w:name w:val="Titolo 7 Carattere"/>
-    <w:basedOn w:val="Carpredefinitoparagrafo"/>
-    <w:link w:val="Titolo7"/>
+  <w:style w:type="character" w:customStyle="1" w:styleId="Heading7Char">
+    <w:name w:val="Heading 7 Char"/>
+    <w:basedOn w:val="DefaultParagraphFont"/>
+    <w:link w:val="Heading7"/>
     <w:uiPriority w:val="9"/>
     <w:semiHidden/>
     <w:rsid w:val="00855DB1"/>
@@ -7772,10 +8608,10 @@
       <w:color w:val="595959" w:themeColor="text1" w:themeTint="A6"/>
     </w:rPr>
   </w:style>
-  <w:style w:type="character" w:customStyle="1" w:styleId="Titolo8Carattere">
-    <w:name w:val="Titolo 8 Carattere"/>
-    <w:basedOn w:val="Carpredefinitoparagrafo"/>
-    <w:link w:val="Titolo8"/>
+  <w:style w:type="character" w:customStyle="1" w:styleId="Heading8Char">
+    <w:name w:val="Heading 8 Char"/>
+    <w:basedOn w:val="DefaultParagraphFont"/>
+    <w:link w:val="Heading8"/>
     <w:uiPriority w:val="9"/>
     <w:semiHidden/>
     <w:rsid w:val="00855DB1"/>
@@ -7786,10 +8622,10 @@
       <w:color w:val="272727" w:themeColor="text1" w:themeTint="D8"/>
     </w:rPr>
   </w:style>
-  <w:style w:type="character" w:customStyle="1" w:styleId="Titolo9Carattere">
-    <w:name w:val="Titolo 9 Carattere"/>
-    <w:basedOn w:val="Carpredefinitoparagrafo"/>
-    <w:link w:val="Titolo9"/>
+  <w:style w:type="character" w:customStyle="1" w:styleId="Heading9Char">
+    <w:name w:val="Heading 9 Char"/>
+    <w:basedOn w:val="DefaultParagraphFont"/>
+    <w:link w:val="Heading9"/>
     <w:uiPriority w:val="9"/>
     <w:semiHidden/>
     <w:rsid w:val="00855DB1"/>
@@ -7798,11 +8634,11 @@
       <w:color w:val="272727" w:themeColor="text1" w:themeTint="D8"/>
     </w:rPr>
   </w:style>
-  <w:style w:type="paragraph" w:styleId="Titolo">
+  <w:style w:type="paragraph" w:styleId="Title">
     <w:name w:val="Title"/>
-    <w:basedOn w:val="Normale"/>
-    <w:next w:val="Normale"/>
-    <w:link w:val="TitoloCarattere"/>
+    <w:basedOn w:val="Normal"/>
+    <w:next w:val="Normal"/>
+    <w:link w:val="TitleChar"/>
     <w:uiPriority w:val="10"/>
     <w:qFormat/>
     <w:rsid w:val="00855DB1"/>
@@ -7818,10 +8654,10 @@
       <w:szCs w:val="56"/>
     </w:rPr>
   </w:style>
-  <w:style w:type="character" w:customStyle="1" w:styleId="TitoloCarattere">
-    <w:name w:val="Titolo Carattere"/>
-    <w:basedOn w:val="Carpredefinitoparagrafo"/>
-    <w:link w:val="Titolo"/>
+  <w:style w:type="character" w:customStyle="1" w:styleId="TitleChar">
+    <w:name w:val="Title Char"/>
+    <w:basedOn w:val="DefaultParagraphFont"/>
+    <w:link w:val="Title"/>
     <w:uiPriority w:val="10"/>
     <w:rsid w:val="00855DB1"/>
     <w:rPr>
@@ -7832,11 +8668,11 @@
       <w:szCs w:val="56"/>
     </w:rPr>
   </w:style>
-  <w:style w:type="paragraph" w:styleId="Sottotitolo">
+  <w:style w:type="paragraph" w:styleId="Subtitle">
     <w:name w:val="Subtitle"/>
-    <w:basedOn w:val="Normale"/>
-    <w:next w:val="Normale"/>
-    <w:link w:val="SottotitoloCarattere"/>
+    <w:basedOn w:val="Normal"/>
+    <w:next w:val="Normal"/>
+    <w:link w:val="SubtitleChar"/>
     <w:uiPriority w:val="11"/>
     <w:qFormat/>
     <w:rsid w:val="00855DB1"/>
@@ -7853,10 +8689,10 @@
       <w:szCs w:val="28"/>
     </w:rPr>
   </w:style>
-  <w:style w:type="character" w:customStyle="1" w:styleId="SottotitoloCarattere">
-    <w:name w:val="Sottotitolo Carattere"/>
-    <w:basedOn w:val="Carpredefinitoparagrafo"/>
-    <w:link w:val="Sottotitolo"/>
+  <w:style w:type="character" w:customStyle="1" w:styleId="SubtitleChar">
+    <w:name w:val="Subtitle Char"/>
+    <w:basedOn w:val="DefaultParagraphFont"/>
+    <w:link w:val="Subtitle"/>
     <w:uiPriority w:val="11"/>
     <w:rsid w:val="00855DB1"/>
     <w:rPr>
@@ -7867,11 +8703,11 @@
       <w:szCs w:val="28"/>
     </w:rPr>
   </w:style>
-  <w:style w:type="paragraph" w:styleId="Citazione">
+  <w:style w:type="paragraph" w:styleId="Quote">
     <w:name w:val="Quote"/>
-    <w:basedOn w:val="Normale"/>
-    <w:next w:val="Normale"/>
-    <w:link w:val="CitazioneCarattere"/>
+    <w:basedOn w:val="Normal"/>
+    <w:next w:val="Normal"/>
+    <w:link w:val="QuoteChar"/>
     <w:uiPriority w:val="29"/>
     <w:qFormat/>
     <w:rsid w:val="00855DB1"/>
@@ -7885,10 +8721,10 @@
       <w:color w:val="404040" w:themeColor="text1" w:themeTint="BF"/>
     </w:rPr>
   </w:style>
-  <w:style w:type="character" w:customStyle="1" w:styleId="CitazioneCarattere">
-    <w:name w:val="Citazione Carattere"/>
-    <w:basedOn w:val="Carpredefinitoparagrafo"/>
-    <w:link w:val="Citazione"/>
+  <w:style w:type="character" w:customStyle="1" w:styleId="QuoteChar">
+    <w:name w:val="Quote Char"/>
+    <w:basedOn w:val="DefaultParagraphFont"/>
+    <w:link w:val="Quote"/>
     <w:uiPriority w:val="29"/>
     <w:rsid w:val="00855DB1"/>
     <w:rPr>
@@ -7897,9 +8733,9 @@
       <w:color w:val="404040" w:themeColor="text1" w:themeTint="BF"/>
     </w:rPr>
   </w:style>
-  <w:style w:type="paragraph" w:styleId="Paragrafoelenco">
+  <w:style w:type="paragraph" w:styleId="ListParagraph">
     <w:name w:val="List Paragraph"/>
-    <w:basedOn w:val="Normale"/>
+    <w:basedOn w:val="Normal"/>
     <w:uiPriority w:val="34"/>
     <w:qFormat/>
     <w:rsid w:val="00855DB1"/>
@@ -7908,9 +8744,9 @@
       <w:contextualSpacing/>
     </w:pPr>
   </w:style>
-  <w:style w:type="character" w:styleId="Enfasiintensa">
+  <w:style w:type="character" w:styleId="IntenseEmphasis">
     <w:name w:val="Intense Emphasis"/>
-    <w:basedOn w:val="Carpredefinitoparagrafo"/>
+    <w:basedOn w:val="DefaultParagraphFont"/>
     <w:uiPriority w:val="21"/>
     <w:qFormat/>
     <w:rsid w:val="00855DB1"/>
@@ -7920,11 +8756,11 @@
       <w:color w:val="0F4761" w:themeColor="accent1" w:themeShade="BF"/>
     </w:rPr>
   </w:style>
-  <w:style w:type="paragraph" w:styleId="Citazioneintensa">
+  <w:style w:type="paragraph" w:styleId="IntenseQuote">
     <w:name w:val="Intense Quote"/>
-    <w:basedOn w:val="Normale"/>
-    <w:next w:val="Normale"/>
-    <w:link w:val="CitazioneintensaCarattere"/>
+    <w:basedOn w:val="Normal"/>
+    <w:next w:val="Normal"/>
+    <w:link w:val="IntenseQuoteChar"/>
     <w:uiPriority w:val="30"/>
     <w:qFormat/>
     <w:rsid w:val="00855DB1"/>
@@ -7943,10 +8779,10 @@
       <w:color w:val="0F4761" w:themeColor="accent1" w:themeShade="BF"/>
     </w:rPr>
   </w:style>
-  <w:style w:type="character" w:customStyle="1" w:styleId="CitazioneintensaCarattere">
-    <w:name w:val="Citazione intensa Carattere"/>
-    <w:basedOn w:val="Carpredefinitoparagrafo"/>
-    <w:link w:val="Citazioneintensa"/>
+  <w:style w:type="character" w:customStyle="1" w:styleId="IntenseQuoteChar">
+    <w:name w:val="Intense Quote Char"/>
+    <w:basedOn w:val="DefaultParagraphFont"/>
+    <w:link w:val="IntenseQuote"/>
     <w:uiPriority w:val="30"/>
     <w:rsid w:val="00855DB1"/>
     <w:rPr>
@@ -7955,9 +8791,9 @@
       <w:color w:val="0F4761" w:themeColor="accent1" w:themeShade="BF"/>
     </w:rPr>
   </w:style>
-  <w:style w:type="character" w:styleId="Riferimentointenso">
+  <w:style w:type="character" w:styleId="IntenseReference">
     <w:name w:val="Intense Reference"/>
-    <w:basedOn w:val="Carpredefinitoparagrafo"/>
+    <w:basedOn w:val="DefaultParagraphFont"/>
     <w:uiPriority w:val="32"/>
     <w:qFormat/>
     <w:rsid w:val="00855DB1"/>
@@ -7969,9 +8805,9 @@
       <w:spacing w:val="5"/>
     </w:rPr>
   </w:style>
-  <w:style w:type="paragraph" w:styleId="NormaleWeb">
+  <w:style w:type="paragraph" w:styleId="NormalWeb">
     <w:name w:val="Normal (Web)"/>
-    <w:basedOn w:val="Normale"/>
+    <w:basedOn w:val="Normal"/>
     <w:uiPriority w:val="99"/>
     <w:semiHidden/>
     <w:unhideWhenUsed/>
@@ -7985,9 +8821,9 @@
       <w14:ligatures w14:val="none"/>
     </w:rPr>
   </w:style>
-  <w:style w:type="character" w:styleId="Enfasigrassetto">
+  <w:style w:type="character" w:styleId="Strong">
     <w:name w:val="Strong"/>
-    <w:basedOn w:val="Carpredefinitoparagrafo"/>
+    <w:basedOn w:val="DefaultParagraphFont"/>
     <w:uiPriority w:val="22"/>
     <w:qFormat/>
     <w:rsid w:val="006B45C2"/>
@@ -7996,9 +8832,9 @@
       <w:bCs/>
     </w:rPr>
   </w:style>
-  <w:style w:type="table" w:styleId="Tabellagriglia1chiara">
+  <w:style w:type="table" w:styleId="GridTable1Light">
     <w:name w:val="Grid Table 1 Light"/>
-    <w:basedOn w:val="Tabellanormale"/>
+    <w:basedOn w:val="TableNormal"/>
     <w:uiPriority w:val="46"/>
     <w:rsid w:val="006B45C2"/>
     <w:pPr>
@@ -8053,9 +8889,9 @@
       </w:rPr>
     </w:tblStylePr>
   </w:style>
-  <w:style w:type="table" w:styleId="Tabellagriglia1chiara-colore1">
+  <w:style w:type="table" w:styleId="GridTable1Light-Accent1">
     <w:name w:val="Grid Table 1 Light Accent 1"/>
-    <w:basedOn w:val="Tabellanormale"/>
+    <w:basedOn w:val="TableNormal"/>
     <w:uiPriority w:val="46"/>
     <w:rsid w:val="006B45C2"/>
     <w:pPr>
@@ -8110,9 +8946,9 @@
       </w:rPr>
     </w:tblStylePr>
   </w:style>
-  <w:style w:type="table" w:styleId="Tabellagriglia1chiara-colore4">
+  <w:style w:type="table" w:styleId="GridTable1Light-Accent4">
     <w:name w:val="Grid Table 1 Light Accent 4"/>
-    <w:basedOn w:val="Tabellanormale"/>
+    <w:basedOn w:val="TableNormal"/>
     <w:uiPriority w:val="46"/>
     <w:rsid w:val="006B45C2"/>
     <w:pPr>
@@ -8167,9 +9003,9 @@
       </w:rPr>
     </w:tblStylePr>
   </w:style>
-  <w:style w:type="table" w:styleId="Tabellagriglia4-colore1">
+  <w:style w:type="table" w:styleId="GridTable4-Accent1">
     <w:name w:val="Grid Table 4 Accent 1"/>
-    <w:basedOn w:val="Tabellanormale"/>
+    <w:basedOn w:val="TableNormal"/>
     <w:uiPriority w:val="49"/>
     <w:rsid w:val="006B45C2"/>
     <w:pPr>
@@ -8243,9 +9079,9 @@
       </w:tcPr>
     </w:tblStylePr>
   </w:style>
-  <w:style w:type="table" w:styleId="Tabellaelenco3-colore1">
+  <w:style w:type="table" w:styleId="ListTable3-Accent1">
     <w:name w:val="List Table 3 Accent 1"/>
-    <w:basedOn w:val="Tabellanormale"/>
+    <w:basedOn w:val="TableNormal"/>
     <w:uiPriority w:val="48"/>
     <w:rsid w:val="00D12B66"/>
     <w:pPr>
@@ -8367,9 +9203,9 @@
       </w:tcPr>
     </w:tblStylePr>
   </w:style>
-  <w:style w:type="character" w:styleId="Rimandocommento">
+  <w:style w:type="character" w:styleId="CommentReference">
     <w:name w:val="annotation reference"/>
-    <w:basedOn w:val="Carpredefinitoparagrafo"/>
+    <w:basedOn w:val="DefaultParagraphFont"/>
     <w:uiPriority w:val="99"/>
     <w:semiHidden/>
     <w:unhideWhenUsed/>
@@ -8379,10 +9215,10 @@
       <w:szCs w:val="16"/>
     </w:rPr>
   </w:style>
-  <w:style w:type="paragraph" w:styleId="Testocommento">
+  <w:style w:type="paragraph" w:styleId="CommentText">
     <w:name w:val="annotation text"/>
-    <w:basedOn w:val="Normale"/>
-    <w:link w:val="TestocommentoCarattere"/>
+    <w:basedOn w:val="Normal"/>
+    <w:link w:val="CommentTextChar"/>
     <w:uiPriority w:val="99"/>
     <w:semiHidden/>
     <w:unhideWhenUsed/>
@@ -8395,10 +9231,10 @@
       <w:szCs w:val="20"/>
     </w:rPr>
   </w:style>
-  <w:style w:type="character" w:customStyle="1" w:styleId="TestocommentoCarattere">
-    <w:name w:val="Testo commento Carattere"/>
-    <w:basedOn w:val="Carpredefinitoparagrafo"/>
-    <w:link w:val="Testocommento"/>
+  <w:style w:type="character" w:customStyle="1" w:styleId="CommentTextChar">
+    <w:name w:val="Comment Text Char"/>
+    <w:basedOn w:val="DefaultParagraphFont"/>
+    <w:link w:val="CommentText"/>
     <w:uiPriority w:val="99"/>
     <w:semiHidden/>
     <w:rsid w:val="004A52E0"/>
@@ -8407,11 +9243,11 @@
       <w:szCs w:val="20"/>
     </w:rPr>
   </w:style>
-  <w:style w:type="paragraph" w:styleId="Soggettocommento">
+  <w:style w:type="paragraph" w:styleId="CommentSubject">
     <w:name w:val="annotation subject"/>
-    <w:basedOn w:val="Testocommento"/>
-    <w:next w:val="Testocommento"/>
-    <w:link w:val="SoggettocommentoCarattere"/>
+    <w:basedOn w:val="CommentText"/>
+    <w:next w:val="CommentText"/>
+    <w:link w:val="CommentSubjectChar"/>
     <w:uiPriority w:val="99"/>
     <w:semiHidden/>
     <w:unhideWhenUsed/>
@@ -8421,10 +9257,10 @@
       <w:bCs/>
     </w:rPr>
   </w:style>
-  <w:style w:type="character" w:customStyle="1" w:styleId="SoggettocommentoCarattere">
-    <w:name w:val="Soggetto commento Carattere"/>
-    <w:basedOn w:val="TestocommentoCarattere"/>
-    <w:link w:val="Soggettocommento"/>
+  <w:style w:type="character" w:customStyle="1" w:styleId="CommentSubjectChar">
+    <w:name w:val="Comment Subject Char"/>
+    <w:basedOn w:val="CommentTextChar"/>
+    <w:link w:val="CommentSubject"/>
     <w:uiPriority w:val="99"/>
     <w:semiHidden/>
     <w:rsid w:val="004A52E0"/>

--- a/docs/Unita di misura e prezzi/Ricerca prezzi e listini/Best practice Prezzi e Listini.docx
+++ b/docs/Unita di misura e prezzi/Ricerca prezzi e listini/Best practice Prezzi e Listini.docx
@@ -4,7 +4,7 @@
   <w:body>
     <w:p>
       <w:pPr>
-        <w:pStyle w:val="Title"/>
+        <w:pStyle w:val="Titolo"/>
       </w:pPr>
       <w:r>
         <w:t>Gestione prezzi e listini degli erp best in class</w:t>
@@ -12,7 +12,7 @@
     </w:p>
     <w:p>
       <w:pPr>
-        <w:pStyle w:val="Subtitle"/>
+        <w:pStyle w:val="Sottotitolo"/>
       </w:pPr>
       <w:r>
         <w:t>Sia nella sezione prodotto sia nelle sezioni listino</w:t>
@@ -20,7 +20,7 @@
     </w:p>
     <w:p>
       <w:pPr>
-        <w:pStyle w:val="Heading1"/>
+        <w:pStyle w:val="Titolo1"/>
       </w:pPr>
       <w:r>
         <w:t>NetSuite</w:t>
@@ -28,47 +28,368 @@
     </w:p>
     <w:p>
       <w:r>
-        <w:t>Netsuite ha prezzo base e costo base che sono campi della tabella prodotti.</w:t>
-      </w:r>
-    </w:p>
-    <w:p>
-      <w:r>
-        <w:t>Per i listini veri e propri ha tabelle apposta.</w:t>
-      </w:r>
-    </w:p>
-    <w:p>
-      <w:r>
-        <w:t>Sia prezzo di vendita base che prezzi di vendita a listino vengono mostrati lato ux con una matrice.</w:t>
-      </w:r>
-    </w:p>
-    <w:p>
-      <w:pPr>
-        <w:pStyle w:val="Heading2"/>
-      </w:pPr>
-      <w:r>
-        <w:t xml:space="preserve">NetSuite – </w:t>
-      </w:r>
-      <w:r>
-        <w:t>S</w:t>
-      </w:r>
-      <w:r>
-        <w:t>ezione prodotto – Lato UX</w:t>
-      </w:r>
-    </w:p>
-    <w:p>
-      <w:r>
-        <w:t>Nella scheda dell’articolo (il singolo SKU), le informazioni sono divise in due tab: “Sales/Pricing” e “Item vendor pricing”</w:t>
-      </w:r>
-    </w:p>
-    <w:p>
-      <w:r>
-        <w:t xml:space="preserve">Nel tab </w:t>
+        <w:t xml:space="preserve">Netsuite ha </w:t>
+      </w:r>
+      <w:r>
+        <w:t>gestione particolare, un po’ diversa dagli altri</w:t>
+      </w:r>
+    </w:p>
+    <w:p>
+      <w:pPr>
+        <w:pStyle w:val="Paragrafoelenco"/>
+        <w:numPr>
+          <w:ilvl w:val="0"/>
+          <w:numId w:val="30"/>
+        </w:numPr>
+        <w:rPr>
+          <w:b/>
+          <w:bCs/>
+        </w:rPr>
+      </w:pPr>
+      <w:r>
+        <w:rPr>
+          <w:b/>
+          <w:bCs/>
+        </w:rPr>
+        <w:t>I listini sono salvati su tabelle apposta</w:t>
+      </w:r>
+    </w:p>
+    <w:p>
+      <w:pPr>
+        <w:pStyle w:val="Paragrafoelenco"/>
+        <w:numPr>
+          <w:ilvl w:val="0"/>
+          <w:numId w:val="30"/>
+        </w:numPr>
+      </w:pPr>
+      <w:r>
+        <w:rPr>
+          <w:b/>
+          <w:bCs/>
+        </w:rPr>
+        <w:t>Il Prezzo Base di NetSuite</w:t>
+      </w:r>
+      <w:r>
+        <w:t xml:space="preserve"> è contenuto in un </w:t>
+      </w:r>
+      <w:r>
+        <w:rPr>
+          <w:b/>
+          <w:bCs/>
+        </w:rPr>
+        <w:t>listino speciale</w:t>
+      </w:r>
+      <w:r>
+        <w:t xml:space="preserve"> e</w:t>
+      </w:r>
+      <w:r>
+        <w:t xml:space="preserve"> quindi</w:t>
+      </w:r>
+      <w:r>
+        <w:t xml:space="preserve"> </w:t>
+      </w:r>
+      <w:r>
+        <w:rPr>
+          <w:b/>
+          <w:bCs/>
+        </w:rPr>
+        <w:t>non</w:t>
+      </w:r>
+      <w:r>
+        <w:t xml:space="preserve"> è una colonna semplice della tabella principale del prodotto. </w:t>
+      </w:r>
+    </w:p>
+    <w:p>
+      <w:pPr>
+        <w:pStyle w:val="Paragrafoelenco"/>
+        <w:numPr>
+          <w:ilvl w:val="0"/>
+          <w:numId w:val="30"/>
+        </w:numPr>
+      </w:pPr>
+      <w:r>
+        <w:t xml:space="preserve">I </w:t>
+      </w:r>
+      <w:r>
+        <w:rPr>
+          <w:b/>
+          <w:bCs/>
+        </w:rPr>
+        <w:t>costi di acquisto</w:t>
+      </w:r>
+      <w:r>
+        <w:t xml:space="preserve"> (quello che paghi al fornitore, salvato nel campo cost) si trovano direttamente nella tabella dell'articolo (inventoryitem). </w:t>
+      </w:r>
+    </w:p>
+    <w:p>
+      <w:pPr>
+        <w:pStyle w:val="Paragrafoelenco"/>
+        <w:numPr>
+          <w:ilvl w:val="0"/>
+          <w:numId w:val="30"/>
+        </w:numPr>
+      </w:pPr>
+      <w:r>
+        <w:t>Lato UX: s</w:t>
+      </w:r>
+      <w:r>
+        <w:t>ia prezzo di vendita base che prezzi di vendita a listino vengono mostrati con una matrice.</w:t>
+      </w:r>
+      <w:r>
+        <w:t xml:space="preserve"> Che ha 1 riga per ogni listino (compreso il base), 1 colonna per ogni scaglione, la prima colonna col nome listino</w:t>
+      </w:r>
+    </w:p>
+    <w:p>
+      <w:pPr>
+        <w:pStyle w:val="Titolo2"/>
+      </w:pPr>
+      <w:r>
+        <w:t>Prezzi Base come un listino speciale</w:t>
+      </w:r>
+    </w:p>
+    <w:p>
+      <w:pPr>
+        <w:pStyle w:val="Titolo3"/>
+      </w:pPr>
+      <w:r>
+        <w:t>Cosa rende "speciale" questo listino nel backend?</w:t>
+      </w:r>
+      <w:r>
+        <w:t xml:space="preserve"> Che id ha?</w:t>
+      </w:r>
+    </w:p>
+    <w:p>
+      <w:r>
+        <w:t xml:space="preserve">Nel database di NetSuite questo listino ha un identificativo fisso e immutabile: </w:t>
+      </w:r>
+      <w:r>
+        <w:rPr>
+          <w:b/>
+          <w:bCs/>
+        </w:rPr>
+        <w:t>ID = 1</w:t>
+      </w:r>
+      <w:r>
+        <w:t xml:space="preserve"> (nel codice viene indicato come </w:t>
+      </w:r>
+      <w:r>
+        <w:rPr>
+          <w:rStyle w:val="CodiceHTML"/>
+          <w:rFonts w:eastAsiaTheme="minorHAnsi"/>
+        </w:rPr>
+        <w:t>pricelevel = 1</w:t>
+      </w:r>
+      <w:r>
+        <w:t>).</w:t>
+      </w:r>
+    </w:p>
+    <w:p>
+      <w:pPr>
+        <w:pStyle w:val="Titolo2"/>
+      </w:pPr>
+      <w:r>
+        <w:t>Lo status di "Prezzo Base" è fisso o modificabile?</w:t>
+      </w:r>
+    </w:p>
+    <w:p>
+      <w:pPr>
+        <w:numPr>
+          <w:ilvl w:val="0"/>
+          <w:numId w:val="29"/>
+        </w:numPr>
+      </w:pPr>
+      <w:r>
+        <w:rPr>
+          <w:b/>
+          <w:bCs/>
+        </w:rPr>
+        <w:t>L'ID e la struttura sono FISSI</w:t>
+      </w:r>
+      <w:r>
+        <w:t xml:space="preserve">: L'ID 1 è bloccato dal sistema. Non puoi cancellare questo listino né cambiargli il numero identificativo nel database. </w:t>
+      </w:r>
+    </w:p>
+    <w:p>
+      <w:pPr>
+        <w:numPr>
+          <w:ilvl w:val="0"/>
+          <w:numId w:val="29"/>
+        </w:numPr>
+      </w:pPr>
+      <w:r>
+        <w:rPr>
+          <w:b/>
+          <w:bCs/>
+        </w:rPr>
+        <w:t>I prezzi al suo interno sono MODIFICABILI</w:t>
+      </w:r>
+      <w:r>
+        <w:t>: Puoi cambiare l'importo del prezzo base in qualsiasi momento.</w:t>
+      </w:r>
+    </w:p>
+    <w:p>
+      <w:pPr>
+        <w:numPr>
+          <w:ilvl w:val="0"/>
+          <w:numId w:val="29"/>
+        </w:numPr>
+      </w:pPr>
+      <w:r>
+        <w:rPr>
+          <w:b/>
+          <w:bCs/>
+        </w:rPr>
+        <w:t>Il nome visualizzato è MODIFICABILE</w:t>
+      </w:r>
+      <w:r>
+        <w:t xml:space="preserve">: Se non ti piace la scritta "Base Price", puoi cambiarla dall'interfaccia andando in </w:t>
       </w:r>
       <w:r>
         <w:rPr>
           <w:i/>
           <w:iCs/>
         </w:rPr>
+        <w:t>Setup &gt; Accounting &gt; Accounting Lists</w:t>
+      </w:r>
+      <w:r>
+        <w:t xml:space="preserve"> e rinominarla, ad esempio, in "Listino Ufficiale" o "Prezzo al Pubblico". Tuttavia, anche se gli cambi nome a schermo, sotto il cofano (nel database, nelle query e nelle integrazioni) per NetSuite rimarrà sempre e soltanto il listino con </w:t>
+      </w:r>
+      <w:r>
+        <w:rPr>
+          <w:b/>
+          <w:bCs/>
+        </w:rPr>
+        <w:t>ID = 1</w:t>
+      </w:r>
+      <w:r>
+        <w:t xml:space="preserve">. </w:t>
+      </w:r>
+    </w:p>
+    <w:p>
+      <w:pPr>
+        <w:numPr>
+          <w:ilvl w:val="0"/>
+          <w:numId w:val="29"/>
+        </w:numPr>
+        <w:rPr>
+          <w:b/>
+          <w:bCs/>
+        </w:rPr>
+      </w:pPr>
+      <w:r>
+        <w:rPr>
+          <w:b/>
+          <w:bCs/>
+        </w:rPr>
+        <w:t>N</w:t>
+      </w:r>
+      <w:r>
+        <w:rPr>
+          <w:b/>
+          <w:bCs/>
+        </w:rPr>
+        <w:t>on ha sconto</w:t>
+      </w:r>
+      <w:r>
+        <w:rPr>
+          <w:b/>
+          <w:bCs/>
+        </w:rPr>
+        <w:t xml:space="preserve">. </w:t>
+      </w:r>
+      <w:r>
+        <w:t>Non puoi impostare una percentuale di sconto su ID 1: Il campo discountpct per l'ID 1 è fisso a 0% e bloccato.</w:t>
+      </w:r>
+    </w:p>
+    <w:p>
+      <w:pPr>
+        <w:numPr>
+          <w:ilvl w:val="0"/>
+          <w:numId w:val="29"/>
+        </w:numPr>
+      </w:pPr>
+      <w:r>
+        <w:rPr>
+          <w:b/>
+          <w:bCs/>
+        </w:rPr>
+        <w:t>Non è eliminabile:</w:t>
+      </w:r>
+      <w:r>
+        <w:t xml:space="preserve"> Se provi a fare una query di DELETE o eliminazione via GUI sull'ID 1, NetSuite restituisce un errore di sistema (CANNOT_DELETE_SYSTEM_RECORD).</w:t>
+      </w:r>
+    </w:p>
+    <w:p>
+      <w:pPr>
+        <w:pStyle w:val="Titolo3"/>
+      </w:pPr>
+      <w:r>
+        <w:lastRenderedPageBreak/>
+        <w:t>Comportamento di Fallback (Se il prezzo manca)</w:t>
+      </w:r>
+    </w:p>
+    <w:p>
+      <w:r>
+        <w:t xml:space="preserve">Se per un determinato cliente o canale viene impostato un listino (es. </w:t>
+      </w:r>
+      <w:r>
+        <w:rPr>
+          <w:rStyle w:val="CodiceHTML"/>
+          <w:rFonts w:eastAsiaTheme="minorHAnsi"/>
+        </w:rPr>
+        <w:t>price_level_id = 5</w:t>
+      </w:r>
+      <w:r>
+        <w:t xml:space="preserve">) ma per quel determinato articolo non è stato inserito alcun valore per quel listino, l'Engine dei prezzi di NetSuite fa automaticamente un </w:t>
+      </w:r>
+      <w:r>
+        <w:rPr>
+          <w:b/>
+          <w:bCs/>
+        </w:rPr>
+        <w:t xml:space="preserve">fallback e applica il prezzo presente sulla riga </w:t>
+      </w:r>
+      <w:r>
+        <w:rPr>
+          <w:rStyle w:val="CodiceHTML"/>
+          <w:rFonts w:eastAsiaTheme="minorHAnsi"/>
+          <w:b/>
+          <w:bCs/>
+        </w:rPr>
+        <w:t>price_level_id = 1</w:t>
+      </w:r>
+      <w:r>
+        <w:t>.</w:t>
+      </w:r>
+    </w:p>
+    <w:p>
+      <w:pPr>
+        <w:pStyle w:val="Titolo2"/>
+      </w:pPr>
+      <w:r>
+        <w:t xml:space="preserve">NetSuite – </w:t>
+      </w:r>
+      <w:r>
+        <w:t>S</w:t>
+      </w:r>
+      <w:r>
+        <w:t>ezione prodotto – Lato UX</w:t>
+      </w:r>
+    </w:p>
+    <w:p>
+      <w:r>
+        <w:t>Nella scheda dell’articolo (il singolo SKU), le informazioni sono divise in due tab: “Sales/Pricing” e “Item vendor pricing”</w:t>
+      </w:r>
+    </w:p>
+    <w:p>
+      <w:r>
+        <w:t xml:space="preserve">Nel tab </w:t>
+      </w:r>
+      <w:r>
+        <w:rPr>
+          <w:i/>
+          <w:iCs/>
+        </w:rPr>
         <w:t>Purchasing</w:t>
       </w:r>
       <w:r>
@@ -77,7 +398,7 @@
     </w:p>
     <w:p>
       <w:pPr>
-        <w:pStyle w:val="ListParagraph"/>
+        <w:pStyle w:val="Paragrafoelenco"/>
         <w:numPr>
           <w:ilvl w:val="0"/>
           <w:numId w:val="24"/>
@@ -109,22 +430,19 @@
     </w:p>
     <w:p>
       <w:pPr>
-        <w:pStyle w:val="ListParagraph"/>
+        <w:pStyle w:val="Paragrafoelenco"/>
         <w:numPr>
           <w:ilvl w:val="0"/>
           <w:numId w:val="24"/>
         </w:numPr>
       </w:pPr>
       <w:r>
-        <w:t>C’è la M</w:t>
-      </w:r>
-      <w:r>
-        <w:t>atrice Fornitori</w:t>
-      </w:r>
-    </w:p>
-    <w:p>
-      <w:pPr>
-        <w:pStyle w:val="ListParagraph"/>
+        <w:t>C’è la Matrice Fornitori</w:t>
+      </w:r>
+    </w:p>
+    <w:p>
+      <w:pPr>
+        <w:pStyle w:val="Paragrafoelenco"/>
         <w:numPr>
           <w:ilvl w:val="1"/>
           <w:numId w:val="24"/>
@@ -136,7 +454,7 @@
     </w:p>
     <w:p>
       <w:pPr>
-        <w:pStyle w:val="ListParagraph"/>
+        <w:pStyle w:val="Paragrafoelenco"/>
         <w:numPr>
           <w:ilvl w:val="1"/>
           <w:numId w:val="24"/>
@@ -148,7 +466,7 @@
     </w:p>
     <w:p>
       <w:pPr>
-        <w:pStyle w:val="ListParagraph"/>
+        <w:pStyle w:val="Paragrafoelenco"/>
         <w:numPr>
           <w:ilvl w:val="1"/>
           <w:numId w:val="24"/>
@@ -160,7 +478,7 @@
     </w:p>
     <w:p>
       <w:pPr>
-        <w:pStyle w:val="ListParagraph"/>
+        <w:pStyle w:val="Paragrafoelenco"/>
         <w:numPr>
           <w:ilvl w:val="1"/>
           <w:numId w:val="24"/>
@@ -172,7 +490,7 @@
     </w:p>
     <w:p>
       <w:pPr>
-        <w:pStyle w:val="ListParagraph"/>
+        <w:pStyle w:val="Paragrafoelenco"/>
         <w:numPr>
           <w:ilvl w:val="0"/>
           <w:numId w:val="24"/>
@@ -233,7 +551,7 @@
     </w:p>
     <w:p>
       <w:pPr>
-        <w:pStyle w:val="ListParagraph"/>
+        <w:pStyle w:val="Paragrafoelenco"/>
         <w:numPr>
           <w:ilvl w:val="0"/>
           <w:numId w:val="2"/>
@@ -258,7 +576,7 @@
     </w:p>
     <w:p>
       <w:pPr>
-        <w:pStyle w:val="Heading3"/>
+        <w:pStyle w:val="Titolo3"/>
       </w:pPr>
       <w:r>
         <w:t>Come fa l'utente a capire la differenza visiva tra un listino e l'altro?</w:t>
@@ -266,7 +584,7 @@
     </w:p>
     <w:p>
       <w:pPr>
-        <w:pStyle w:val="NormalWeb"/>
+        <w:pStyle w:val="NormaleWeb"/>
         <w:spacing w:before="0" w:beforeAutospacing="0"/>
         <w:rPr>
           <w:rFonts w:ascii="Arial" w:hAnsi="Arial" w:cs="Arial"/>
@@ -281,7 +599,7 @@
     </w:p>
     <w:tbl>
       <w:tblPr>
-        <w:tblStyle w:val="GridTable4-Accent1"/>
+        <w:tblStyle w:val="Tabellagriglia4-colore1"/>
         <w:tblW w:w="9351" w:type="dxa"/>
         <w:tblLook w:val="06A0" w:firstRow="1" w:lastRow="0" w:firstColumn="1" w:lastColumn="0" w:noHBand="1" w:noVBand="1"/>
       </w:tblPr>
@@ -310,7 +628,7 @@
             </w:pPr>
             <w:r>
               <w:rPr>
-                <w:rStyle w:val="Strong"/>
+                <w:rStyle w:val="Enfasigrassetto"/>
                 <w:rFonts w:ascii="Arial" w:hAnsi="Arial" w:cs="Arial"/>
               </w:rPr>
               <w:t>Price Level (Listino)</w:t>
@@ -331,7 +649,7 @@
             </w:pPr>
             <w:r>
               <w:rPr>
-                <w:rStyle w:val="Strong"/>
+                <w:rStyle w:val="Enfasigrassetto"/>
                 <w:rFonts w:ascii="Arial" w:hAnsi="Arial" w:cs="Arial"/>
               </w:rPr>
               <w:t>Qty 1-10 (EUR)</w:t>
@@ -352,7 +670,7 @@
             </w:pPr>
             <w:r>
               <w:rPr>
-                <w:rStyle w:val="Strong"/>
+                <w:rStyle w:val="Enfasigrassetto"/>
                 <w:rFonts w:ascii="Arial" w:hAnsi="Arial" w:cs="Arial"/>
               </w:rPr>
               <w:t>Qty 11-50 (EUR)</w:t>
@@ -373,7 +691,7 @@
             </w:pPr>
             <w:r>
               <w:rPr>
-                <w:rStyle w:val="Strong"/>
+                <w:rStyle w:val="Enfasigrassetto"/>
                 <w:rFonts w:ascii="Arial" w:hAnsi="Arial" w:cs="Arial"/>
               </w:rPr>
               <w:t>% Sconto</w:t>
@@ -394,7 +712,7 @@
             </w:pPr>
             <w:r>
               <w:rPr>
-                <w:rStyle w:val="Strong"/>
+                <w:rStyle w:val="Enfasigrassetto"/>
                 <w:rFonts w:ascii="Arial" w:hAnsi="Arial" w:cs="Arial"/>
               </w:rPr>
               <w:t>Status / Calcolo</w:t>
@@ -421,7 +739,6 @@
                 <w:b w:val="0"/>
                 <w:bCs w:val="0"/>
               </w:rPr>
-              <w:lastRenderedPageBreak/>
               <w:t>Base Price</w:t>
             </w:r>
             <w:r>
@@ -788,6 +1105,7 @@
                 <w:b w:val="0"/>
                 <w:bCs w:val="0"/>
               </w:rPr>
+              <w:lastRenderedPageBreak/>
               <w:t>VIP Client</w:t>
             </w:r>
           </w:p>
@@ -1001,7 +1319,7 @@
     </w:p>
     <w:p>
       <w:pPr>
-        <w:pStyle w:val="Heading2"/>
+        <w:pStyle w:val="Titolo2"/>
       </w:pPr>
       <w:r>
         <w:t xml:space="preserve">NetSuite – </w:t>
@@ -1040,7 +1358,7 @@
     </w:p>
     <w:tbl>
       <w:tblPr>
-        <w:tblStyle w:val="GridTable4-Accent1"/>
+        <w:tblStyle w:val="Tabellagriglia4-colore1"/>
         <w:tblW w:w="0" w:type="auto"/>
         <w:tblLook w:val="06A0" w:firstRow="1" w:lastRow="0" w:firstColumn="1" w:lastColumn="0" w:noHBand="1" w:noVBand="1"/>
       </w:tblPr>
@@ -1394,7 +1712,7 @@
     </w:p>
     <w:tbl>
       <w:tblPr>
-        <w:tblStyle w:val="GridTable4-Accent1"/>
+        <w:tblStyle w:val="Tabellagriglia4-colore1"/>
         <w:tblW w:w="0" w:type="auto"/>
         <w:tblLook w:val="06A0" w:firstRow="1" w:lastRow="0" w:firstColumn="1" w:lastColumn="0" w:noHBand="1" w:noVBand="1"/>
       </w:tblPr>
@@ -1418,7 +1736,6 @@
               <w:spacing w:after="160" w:line="278" w:lineRule="auto"/>
             </w:pPr>
             <w:r>
-              <w:lastRenderedPageBreak/>
               <w:t>customer_id</w:t>
             </w:r>
           </w:p>
@@ -1602,6 +1919,7 @@
     </w:p>
     <w:p>
       <w:r>
+        <w:lastRenderedPageBreak/>
         <w:t>È la tabella ponte</w:t>
       </w:r>
       <w:r>
@@ -1623,7 +1941,7 @@
     </w:p>
     <w:tbl>
       <w:tblPr>
-        <w:tblStyle w:val="GridTable4-Accent1"/>
+        <w:tblStyle w:val="Tabellagriglia4-colore1"/>
         <w:tblW w:w="0" w:type="auto"/>
         <w:tblLook w:val="06A0" w:firstRow="1" w:lastRow="0" w:firstColumn="1" w:lastColumn="0" w:noHBand="1" w:noVBand="1"/>
       </w:tblPr>
@@ -2186,7 +2504,7 @@
     </w:p>
     <w:p>
       <w:pPr>
-        <w:pStyle w:val="Heading2"/>
+        <w:pStyle w:val="Titolo2"/>
       </w:pPr>
       <w:r>
         <w:t>NetSuite – Sezione Listini – lato UX</w:t>
@@ -2214,9 +2532,81 @@
     </w:p>
     <w:p>
       <w:pPr>
-        <w:pStyle w:val="Heading2"/>
-      </w:pPr>
-      <w:r>
+        <w:pStyle w:val="Titolo3"/>
+      </w:pPr>
+      <w:r>
+        <w:t>C'è un listino "Prezzi Base" nella sezione Listini?</w:t>
+      </w:r>
+    </w:p>
+    <w:p>
+      <w:r>
+        <w:rPr>
+          <w:b/>
+          <w:bCs/>
+        </w:rPr>
+        <w:t>Lato DB:</w:t>
+      </w:r>
+      <w:r>
+        <w:t xml:space="preserve"> Il prezzo base sta fisicamente nella tabella del prodotto (product_template.list_price).</w:t>
+      </w:r>
+    </w:p>
+    <w:p>
+      <w:r>
+        <w:rPr>
+          <w:b/>
+          <w:bCs/>
+        </w:rPr>
+        <w:t>Sezione Listini:</w:t>
+      </w:r>
+      <w:r>
+        <w:t xml:space="preserve"> Il "Listino Pubblico" (Public Pricelist) </w:t>
+      </w:r>
+      <w:r>
+        <w:rPr>
+          <w:b/>
+          <w:bCs/>
+        </w:rPr>
+        <w:t>non duplica i dati</w:t>
+      </w:r>
+      <w:r>
+        <w:t>, ma funziona come uno "specchio": legge direttamente il prezzo base di ciascun prodotto e lo mostra nella sezione listini. Se modifichi il prezzo da una parte, si aggiorna automaticamente anche dall'altra.</w:t>
+      </w:r>
+    </w:p>
+    <w:p/>
+    <w:p>
+      <w:r>
+        <w:t>Esiste un listino che raccoglie tutti i prezzi base. N</w:t>
+      </w:r>
+      <w:r>
+        <w:t>ella sezione di gestione dei listini (</w:t>
+      </w:r>
+      <w:r>
+        <w:rPr>
+          <w:i/>
+          <w:iCs/>
+        </w:rPr>
+        <w:t>Setup &gt; Accounting &gt; Price Levels</w:t>
+      </w:r>
+      <w:r>
+        <w:t xml:space="preserve">), trovi nell'elenco dei listini una voce di sistema predefinita chiamata </w:t>
+      </w:r>
+      <w:r>
+        <w:rPr>
+          <w:b/>
+          <w:bCs/>
+        </w:rPr>
+        <w:t>Base Price</w:t>
+      </w:r>
+      <w:r>
+        <w:t>.</w:t>
+      </w:r>
+    </w:p>
+    <w:p>
+      <w:pPr>
+        <w:pStyle w:val="Titolo2"/>
+      </w:pPr>
+      <w:r>
+        <w:lastRenderedPageBreak/>
         <w:t>NetSuite – Sezione Listini – lato DB</w:t>
       </w:r>
     </w:p>
@@ -2230,316 +2620,382 @@
     </w:p>
     <w:p>
       <w:pPr>
-        <w:pStyle w:val="Heading2"/>
-      </w:pPr>
-      <w:r>
+        <w:pStyle w:val="Titolo2"/>
+      </w:pPr>
+      <w:r>
+        <w:t>C</w:t>
+      </w:r>
+      <w:r>
+        <w:t>osa intende NetSuite con</w:t>
+      </w:r>
+      <w:r>
+        <w:t xml:space="preserve"> "Price Level"?</w:t>
+      </w:r>
+    </w:p>
+    <w:p>
+      <w:r>
+        <w:t xml:space="preserve">Un </w:t>
+      </w:r>
+      <w:r>
+        <w:rPr>
+          <w:b/>
+          <w:bCs/>
+        </w:rPr>
+        <w:t>Price Level</w:t>
+      </w:r>
+      <w:r>
+        <w:t xml:space="preserve"> è l'equivalente di un </w:t>
+      </w:r>
+      <w:r>
+        <w:rPr>
+          <w:b/>
+          <w:bCs/>
+        </w:rPr>
+        <w:t>Listino Prezzi aziendale</w:t>
+      </w:r>
+      <w:r>
+        <w:t>.</w:t>
+      </w:r>
+    </w:p>
+    <w:p>
+      <w:r>
+        <w:t>Esempi di Price Level che crei nel sistema:</w:t>
+      </w:r>
+    </w:p>
+    <w:p>
+      <w:pPr>
+        <w:numPr>
+          <w:ilvl w:val="0"/>
+          <w:numId w:val="3"/>
+        </w:numPr>
+      </w:pPr>
+      <w:r>
+        <w:t>Base Price (Listino Base / Default)</w:t>
+      </w:r>
+    </w:p>
+    <w:p>
+      <w:pPr>
+        <w:numPr>
+          <w:ilvl w:val="0"/>
+          <w:numId w:val="3"/>
+        </w:numPr>
+      </w:pPr>
+      <w:r>
+        <w:t>Wholesale (Listino Ingrosso)</w:t>
+      </w:r>
+    </w:p>
+    <w:p>
+      <w:pPr>
+        <w:numPr>
+          <w:ilvl w:val="0"/>
+          <w:numId w:val="3"/>
+        </w:numPr>
+      </w:pPr>
+      <w:r>
+        <w:t>Retail (Listino Dettaglio / Negozio)</w:t>
+      </w:r>
+    </w:p>
+    <w:p>
+      <w:pPr>
+        <w:numPr>
+          <w:ilvl w:val="0"/>
+          <w:numId w:val="3"/>
+        </w:numPr>
+      </w:pPr>
+      <w:r>
+        <w:t>Distributor (Listino Distributori)</w:t>
+      </w:r>
+    </w:p>
+    <w:p>
+      <w:pPr>
+        <w:numPr>
+          <w:ilvl w:val="0"/>
+          <w:numId w:val="3"/>
+        </w:numPr>
+      </w:pPr>
+      <w:r>
+        <w:t>VIP Client (Listino Clienti VIP)</w:t>
+      </w:r>
+    </w:p>
+    <w:p>
+      <w:pPr>
+        <w:pStyle w:val="Titolo3"/>
+      </w:pPr>
+      <w:r>
+        <w:t>Cosa distingue un Price Level (listino) da un altro?</w:t>
+      </w:r>
+    </w:p>
+    <w:p>
+      <w:r>
+        <w:t>La differenza tra un listino e l'altro in NetSuite può essere determinata da 3 fattori:</w:t>
+      </w:r>
+    </w:p>
+    <w:p>
+      <w:pPr>
+        <w:numPr>
+          <w:ilvl w:val="0"/>
+          <w:numId w:val="4"/>
+        </w:numPr>
+      </w:pPr>
+      <w:r>
+        <w:rPr>
+          <w:b/>
+          <w:bCs/>
+        </w:rPr>
+        <w:t>La regola di calcolo percentuale di default (Sconto/Ricarico):</w:t>
+      </w:r>
+    </w:p>
+    <w:p>
+      <w:pPr>
+        <w:numPr>
+          <w:ilvl w:val="1"/>
+          <w:numId w:val="4"/>
+        </w:numPr>
+      </w:pPr>
+      <w:r>
+        <w:t xml:space="preserve">Quando crei il Price Level Wholesale, puoi dire a NetSuite: </w:t>
+      </w:r>
+      <w:r>
+        <w:rPr>
+          <w:i/>
+          <w:iCs/>
+        </w:rPr>
+        <w:t>"Questo listino di default applica sempre uno sconto del -10% rispetto al Base Price"</w:t>
+      </w:r>
+      <w:r>
+        <w:t>.</w:t>
+      </w:r>
+    </w:p>
+    <w:p>
+      <w:pPr>
+        <w:numPr>
+          <w:ilvl w:val="0"/>
+          <w:numId w:val="4"/>
+        </w:numPr>
+      </w:pPr>
+      <w:r>
+        <w:rPr>
+          <w:b/>
+          <w:bCs/>
+        </w:rPr>
+        <w:t>La destinazione / associazione (Canale o Cliente):</w:t>
+      </w:r>
+    </w:p>
+    <w:p>
+      <w:pPr>
+        <w:numPr>
+          <w:ilvl w:val="1"/>
+          <w:numId w:val="4"/>
+        </w:numPr>
+      </w:pPr>
+      <w:r>
+        <w:rPr>
+          <w:b/>
+          <w:bCs/>
+        </w:rPr>
+        <w:t>Canale di vendita:</w:t>
+      </w:r>
+      <w:r>
+        <w:t xml:space="preserve"> Puoi associare un Price Level a un canale (es. gli ordini che arrivano dall'e-commerce prendono il listino Retail).</w:t>
+      </w:r>
+    </w:p>
+    <w:p>
+      <w:pPr>
+        <w:numPr>
+          <w:ilvl w:val="1"/>
+          <w:numId w:val="4"/>
+        </w:numPr>
+      </w:pPr>
+      <w:r>
+        <w:rPr>
+          <w:b/>
+          <w:bCs/>
+        </w:rPr>
+        <w:t>Cliente specifico:</w:t>
+      </w:r>
+      <w:r>
+        <w:t xml:space="preserve"> Nella scheda dell'anagrafica del Cliente (Customer Record), c'è un campo chiamato Price Level. Se su Mario Rossi imposti Wholesale, ogni volta che crei una fattura per Mario Rossi, NetSuite applicherà automaticamente i prezzi del listino Wholesale.</w:t>
+      </w:r>
+    </w:p>
+    <w:p>
+      <w:pPr>
+        <w:numPr>
+          <w:ilvl w:val="0"/>
+          <w:numId w:val="4"/>
+        </w:numPr>
+      </w:pPr>
+      <w:r>
+        <w:rPr>
+          <w:b/>
+          <w:bCs/>
+        </w:rPr>
+        <w:t>La valuta:</w:t>
+      </w:r>
+    </w:p>
+    <w:p>
+      <w:pPr>
+        <w:numPr>
+          <w:ilvl w:val="1"/>
+          <w:numId w:val="4"/>
+        </w:numPr>
+      </w:pPr>
+      <w:r>
+        <w:t>Ogni Price Level può gestire più valute (EUR, USD, GBP).</w:t>
+      </w:r>
+    </w:p>
+    <w:p>
+      <w:r>
+        <w:rPr>
+          <w:i/>
+          <w:iCs/>
+        </w:rPr>
+        <w:t>E gli scaglioni di quantità (Quantity Pricing / Tiered Pricing)?</w:t>
+      </w:r>
+      <w:r>
+        <w:t xml:space="preserve"> In NetSuite gli scaglioni di quantità </w:t>
+      </w:r>
+      <w:r>
+        <w:rPr>
+          <w:b/>
+          <w:bCs/>
+        </w:rPr>
+        <w:t>NON sono listini diversi</w:t>
+      </w:r>
+      <w:r>
+        <w:t>, ma sono colonne/sub-righe dentro lo stesso Price Level. (Esempio: dentro il listino Wholesale, da 1 a 10 pezzi costa 10€, da 11 a 50 pezzi costa 8€).</w:t>
+      </w:r>
+    </w:p>
+    <w:p>
+      <w:pPr>
+        <w:pStyle w:val="Titolo1"/>
+      </w:pPr>
+      <w:r>
+        <w:t>SAP</w:t>
+      </w:r>
+    </w:p>
+    <w:p>
+      <w:r>
+        <w:t xml:space="preserve">Sap è diverso dagli altri ERP: non usa tabelle listino ma usa un concetto chiamato “Condizioni di prezzo”. </w:t>
+      </w:r>
+    </w:p>
+    <w:p>
+      <w:pPr>
+        <w:rPr>
+          <w:b/>
+          <w:bCs/>
+        </w:rPr>
+      </w:pPr>
+      <w:r>
+        <w:rPr>
+          <w:b/>
+          <w:bCs/>
+        </w:rPr>
         <w:lastRenderedPageBreak/>
         <w:t>C</w:t>
       </w:r>
       <w:r>
-        <w:t>osa intende NetSuite con</w:t>
-      </w:r>
-      <w:r>
-        <w:t xml:space="preserve"> "Price Level"?</w:t>
-      </w:r>
-    </w:p>
-    <w:p>
-      <w:r>
-        <w:t xml:space="preserve">Un </w:t>
-      </w:r>
-      <w:r>
         <w:rPr>
           <w:b/>
           <w:bCs/>
         </w:rPr>
-        <w:t>Price Level</w:t>
-      </w:r>
-      <w:r>
-        <w:t xml:space="preserve"> è l'equivalente di un </w:t>
-      </w:r>
+        <w:t>os'è una Condition Table in parole povere?</w:t>
+      </w:r>
+    </w:p>
+    <w:p>
+      <w:r>
+        <w:t>Invece di avere una tabella fissa con colonne preconfezionate, SAP ti permette di creare "tabelle su misura" per definire i prezzi.</w:t>
+      </w:r>
+    </w:p>
+    <w:p>
+      <w:pPr>
+        <w:numPr>
+          <w:ilvl w:val="0"/>
+          <w:numId w:val="15"/>
+        </w:numPr>
+      </w:pPr>
       <w:r>
         <w:rPr>
           <w:b/>
           <w:bCs/>
         </w:rPr>
-        <w:t>Listino Prezzi aziendale</w:t>
+        <w:t>Esempio:</w:t>
+      </w:r>
+      <w:r>
+        <w:t xml:space="preserve"> Puoi creare una tabella (chiamata ad esempio A004) che dice: </w:t>
+      </w:r>
+      <w:r>
+        <w:rPr>
+          <w:i/>
+          <w:iCs/>
+        </w:rPr>
+        <w:t>"La chiave di questa tabella è la combinazione [Cliente + Materiale]"</w:t>
       </w:r>
       <w:r>
         <w:t>.</w:t>
       </w:r>
     </w:p>
     <w:p>
-      <w:r>
-        <w:t>Esempi di Price Level che crei nel sistema:</w:t>
-      </w:r>
-    </w:p>
-    <w:p>
       <w:pPr>
         <w:numPr>
           <w:ilvl w:val="0"/>
-          <w:numId w:val="3"/>
-        </w:numPr>
-      </w:pPr>
-      <w:r>
-        <w:t>Base Price (Listino Base / Default)</w:t>
+          <w:numId w:val="15"/>
+        </w:numPr>
+      </w:pPr>
+      <w:r>
+        <w:t xml:space="preserve">Puoi creare un'altra tabella (A005) con chiave: </w:t>
+      </w:r>
+      <w:r>
+        <w:rPr>
+          <w:i/>
+          <w:iCs/>
+        </w:rPr>
+        <w:t>"Combinazione [Canale Distributivo + Materiale]"</w:t>
+      </w:r>
+      <w:r>
+        <w:t>.</w:t>
       </w:r>
     </w:p>
     <w:p>
       <w:pPr>
         <w:numPr>
           <w:ilvl w:val="0"/>
-          <w:numId w:val="3"/>
-        </w:numPr>
-      </w:pPr>
-      <w:r>
-        <w:t>Wholesale (Listino Ingrosso)</w:t>
-      </w:r>
-    </w:p>
-    <w:p>
-      <w:pPr>
-        <w:numPr>
-          <w:ilvl w:val="0"/>
-          <w:numId w:val="3"/>
-        </w:numPr>
-      </w:pPr>
-      <w:r>
-        <w:t>Retail (Listino Dettaglio / Negozio)</w:t>
-      </w:r>
-    </w:p>
-    <w:p>
-      <w:pPr>
-        <w:numPr>
-          <w:ilvl w:val="0"/>
-          <w:numId w:val="3"/>
-        </w:numPr>
-      </w:pPr>
-      <w:r>
-        <w:t>Distributor (Listino Distributori)</w:t>
-      </w:r>
-    </w:p>
-    <w:p>
-      <w:pPr>
-        <w:numPr>
-          <w:ilvl w:val="0"/>
-          <w:numId w:val="3"/>
-        </w:numPr>
-      </w:pPr>
-      <w:r>
-        <w:t>VIP Client (Listino Clienti VIP)</w:t>
-      </w:r>
-    </w:p>
-    <w:p>
-      <w:pPr>
-        <w:pStyle w:val="Heading3"/>
-      </w:pPr>
-      <w:r>
-        <w:t>Cosa distingue un Price Level (listino) da un altro?</w:t>
-      </w:r>
-    </w:p>
-    <w:p>
-      <w:r>
-        <w:t>La differenza tra un listino e l'altro in NetSuite può essere determinata da 3 fattori:</w:t>
-      </w:r>
-    </w:p>
-    <w:p>
-      <w:pPr>
-        <w:numPr>
-          <w:ilvl w:val="0"/>
-          <w:numId w:val="4"/>
-        </w:numPr>
-      </w:pPr>
+          <w:numId w:val="15"/>
+        </w:numPr>
+      </w:pPr>
+      <w:r>
+        <w:t xml:space="preserve">O una tabella semplice (A006): </w:t>
+      </w:r>
+      <w:r>
+        <w:rPr>
+          <w:i/>
+          <w:iCs/>
+        </w:rPr>
+        <w:t>"Solo [Materiale]"</w:t>
+      </w:r>
+      <w:r>
+        <w:t xml:space="preserve"> (che rappresenta il </w:t>
+      </w:r>
       <w:r>
         <w:rPr>
           <w:b/>
           <w:bCs/>
         </w:rPr>
-        <w:t>La regola di calcolo percentuale di default (Sconto/Ricarico):</w:t>
-      </w:r>
-    </w:p>
-    <w:p>
-      <w:pPr>
-        <w:numPr>
-          <w:ilvl w:val="1"/>
-          <w:numId w:val="4"/>
-        </w:numPr>
-      </w:pPr>
-      <w:r>
-        <w:t xml:space="preserve">Quando crei il Price Level Wholesale, puoi dire a NetSuite: </w:t>
-      </w:r>
-      <w:r>
-        <w:rPr>
-          <w:i/>
-          <w:iCs/>
-        </w:rPr>
-        <w:t>"Questo listino di default applica sempre uno sconto del -10% rispetto al Base Price"</w:t>
-      </w:r>
-      <w:r>
-        <w:t>.</w:t>
-      </w:r>
-    </w:p>
-    <w:p>
-      <w:pPr>
-        <w:numPr>
-          <w:ilvl w:val="0"/>
-          <w:numId w:val="4"/>
-        </w:numPr>
-      </w:pPr>
+        <w:t>Prezzo Base</w:t>
+      </w:r>
+      <w:r>
+        <w:t>).</w:t>
+      </w:r>
+    </w:p>
+    <w:p>
+      <w:r>
+        <w:t xml:space="preserve">Tutte queste tabelle salvano poi i loro valori monetari nella tabella regina dei prezzi: la tabella </w:t>
+      </w:r>
       <w:r>
         <w:rPr>
           <w:b/>
           <w:bCs/>
         </w:rPr>
-        <w:t>La destinazione / associazione (Canale o Cliente):</w:t>
-      </w:r>
-    </w:p>
-    <w:p>
-      <w:pPr>
-        <w:numPr>
-          <w:ilvl w:val="1"/>
-          <w:numId w:val="4"/>
-        </w:numPr>
-      </w:pPr>
-      <w:r>
-        <w:rPr>
-          <w:b/>
-          <w:bCs/>
-        </w:rPr>
-        <w:t>Canale di vendita:</w:t>
-      </w:r>
-      <w:r>
-        <w:t xml:space="preserve"> Puoi associare un Price Level a un canale (es. gli ordini che arrivano dall'e-commerce prendono il listino Retail).</w:t>
-      </w:r>
-    </w:p>
-    <w:p>
-      <w:pPr>
-        <w:numPr>
-          <w:ilvl w:val="1"/>
-          <w:numId w:val="4"/>
-        </w:numPr>
-      </w:pPr>
-      <w:r>
-        <w:rPr>
-          <w:b/>
-          <w:bCs/>
-        </w:rPr>
-        <w:t>Cliente specifico:</w:t>
-      </w:r>
-      <w:r>
-        <w:t xml:space="preserve"> Nella scheda dell'anagrafica del Cliente (Customer Record), c'è un campo chiamato Price Level. Se su Mario Rossi imposti Wholesale, ogni volta che crei una fattura per Mario Rossi, NetSuite applicherà automaticamente i prezzi del listino Wholesale.</w:t>
-      </w:r>
-    </w:p>
-    <w:p>
-      <w:pPr>
-        <w:numPr>
-          <w:ilvl w:val="0"/>
-          <w:numId w:val="4"/>
-        </w:numPr>
-      </w:pPr>
-      <w:r>
-        <w:rPr>
-          <w:b/>
-          <w:bCs/>
-        </w:rPr>
-        <w:t>La valuta:</w:t>
-      </w:r>
-    </w:p>
-    <w:p>
-      <w:pPr>
-        <w:numPr>
-          <w:ilvl w:val="1"/>
-          <w:numId w:val="4"/>
-        </w:numPr>
-      </w:pPr>
-      <w:r>
-        <w:t>Ogni Price Level può gestire più valute (EUR, USD, GBP).</w:t>
-      </w:r>
-    </w:p>
-    <w:p>
-      <w:r>
-        <w:rPr>
-          <w:i/>
-          <w:iCs/>
-        </w:rPr>
-        <w:t>E gli scaglioni di quantità (Quantity Pricing / Tiered Pricing)?</w:t>
-      </w:r>
-      <w:r>
-        <w:t xml:space="preserve"> In NetSuite gli scaglioni di quantità </w:t>
-      </w:r>
-      <w:r>
-        <w:rPr>
-          <w:b/>
-          <w:bCs/>
-        </w:rPr>
-        <w:t>NON sono listini diversi</w:t>
-      </w:r>
-      <w:r>
-        <w:t>, ma sono colonne/sub-righe dentro lo stesso Price Level. (Esempio: dentro il listino Wholesale, da 1 a 10 pezzi costa 10€, da 11 a 50 pezzi costa 8€).</w:t>
-      </w:r>
-    </w:p>
-    <w:p>
-      <w:pPr>
-        <w:pStyle w:val="Heading1"/>
-      </w:pPr>
-      <w:r>
-        <w:t>SAP</w:t>
-      </w:r>
-    </w:p>
-    <w:p>
-      <w:r>
-        <w:t xml:space="preserve">Sap è diverso dagli altri ERP: non usa tabelle listino ma usa un concetto chiamato “Condizioni di prezzo”. </w:t>
-      </w:r>
-    </w:p>
-    <w:p>
-      <w:pPr>
-        <w:rPr>
-          <w:b/>
-          <w:bCs/>
-        </w:rPr>
-      </w:pPr>
-      <w:r>
-        <w:rPr>
-          <w:b/>
-          <w:bCs/>
-        </w:rPr>
-        <w:t>C</w:t>
-      </w:r>
-      <w:r>
-        <w:rPr>
-          <w:b/>
-          <w:bCs/>
-        </w:rPr>
-        <w:t>os'è una Condition Table in parole povere?</w:t>
-      </w:r>
-    </w:p>
-    <w:p>
-      <w:r>
-        <w:t>Invece di avere una tabella fissa con colonne preconfezionate, SAP ti permette di creare "tabelle su misura" per definire i prezzi.</w:t>
-      </w:r>
-    </w:p>
-    <w:p>
-      <w:pPr>
-        <w:numPr>
-          <w:ilvl w:val="0"/>
-          <w:numId w:val="15"/>
-        </w:numPr>
-      </w:pPr>
-      <w:r>
-        <w:rPr>
-          <w:b/>
-          <w:bCs/>
-        </w:rPr>
-        <w:lastRenderedPageBreak/>
-        <w:t>Esempio:</w:t>
-      </w:r>
-      <w:r>
-        <w:t xml:space="preserve"> Puoi creare una tabella (chiamata ad esempio A004) che dice: </w:t>
-      </w:r>
-      <w:r>
-        <w:rPr>
-          <w:i/>
-          <w:iCs/>
-        </w:rPr>
-        <w:t>"La chiave di questa tabella è la combinazione [Cliente + Materiale]"</w:t>
+        <w:t>KONP</w:t>
       </w:r>
       <w:r>
         <w:t>.</w:t>
@@ -2547,74 +3003,7 @@
     </w:p>
     <w:p>
       <w:pPr>
-        <w:numPr>
-          <w:ilvl w:val="0"/>
-          <w:numId w:val="15"/>
-        </w:numPr>
-      </w:pPr>
-      <w:r>
-        <w:t xml:space="preserve">Puoi creare un'altra tabella (A005) con chiave: </w:t>
-      </w:r>
-      <w:r>
-        <w:rPr>
-          <w:i/>
-          <w:iCs/>
-        </w:rPr>
-        <w:t>"Combinazione [Canale Distributivo + Materiale]"</w:t>
-      </w:r>
-      <w:r>
-        <w:t>.</w:t>
-      </w:r>
-    </w:p>
-    <w:p>
-      <w:pPr>
-        <w:numPr>
-          <w:ilvl w:val="0"/>
-          <w:numId w:val="15"/>
-        </w:numPr>
-      </w:pPr>
-      <w:r>
-        <w:t xml:space="preserve">O una tabella semplice (A006): </w:t>
-      </w:r>
-      <w:r>
-        <w:rPr>
-          <w:i/>
-          <w:iCs/>
-        </w:rPr>
-        <w:t>"Solo [Materiale]"</w:t>
-      </w:r>
-      <w:r>
-        <w:t xml:space="preserve"> (che rappresenta il </w:t>
-      </w:r>
-      <w:r>
-        <w:rPr>
-          <w:b/>
-          <w:bCs/>
-        </w:rPr>
-        <w:t>Prezzo Base</w:t>
-      </w:r>
-      <w:r>
-        <w:t>).</w:t>
-      </w:r>
-    </w:p>
-    <w:p>
-      <w:r>
-        <w:t xml:space="preserve">Tutte queste tabelle salvano poi i loro valori monetari nella tabella regina dei prezzi: la tabella </w:t>
-      </w:r>
-      <w:r>
-        <w:rPr>
-          <w:b/>
-          <w:bCs/>
-        </w:rPr>
-        <w:t>KONP</w:t>
-      </w:r>
-      <w:r>
-        <w:t>.</w:t>
-      </w:r>
-    </w:p>
-    <w:p>
-      <w:pPr>
-        <w:pStyle w:val="Heading2"/>
+        <w:pStyle w:val="Titolo2"/>
       </w:pPr>
       <w:r>
         <w:t>Sap – sezione prodotto – lato UX</w:t>
@@ -2819,7 +3208,7 @@
     </w:p>
     <w:p>
       <w:pPr>
-        <w:pStyle w:val="Heading1"/>
+        <w:pStyle w:val="Titolo1"/>
         <w:tabs>
           <w:tab w:val="left" w:pos="2063"/>
         </w:tabs>
@@ -2842,7 +3231,7 @@
     </w:p>
     <w:p>
       <w:pPr>
-        <w:pStyle w:val="Heading2"/>
+        <w:pStyle w:val="Titolo2"/>
       </w:pPr>
       <w:r>
         <w:t>Sezione prodotto – lato UX</w:t>
@@ -3043,7 +3432,7 @@
     </w:p>
     <w:p>
       <w:pPr>
-        <w:pStyle w:val="Heading2"/>
+        <w:pStyle w:val="Titolo2"/>
       </w:pPr>
       <w:r>
         <w:t>Sezione prodotto – lato DB</w:t>
@@ -3278,7 +3667,7 @@
     </w:p>
     <w:p>
       <w:pPr>
-        <w:pStyle w:val="Heading2"/>
+        <w:pStyle w:val="Titolo2"/>
       </w:pPr>
       <w:r>
         <w:t>Sezione Listini – Lato UX</w:t>
@@ -3286,7 +3675,7 @@
     </w:p>
     <w:p>
       <w:pPr>
-        <w:pStyle w:val="Heading3"/>
+        <w:pStyle w:val="Titolo3"/>
       </w:pPr>
       <w:r>
         <w:t>Listini di vendita</w:t>
@@ -3373,38 +3762,115 @@
     </w:p>
     <w:p>
       <w:pPr>
-        <w:pStyle w:val="Heading3"/>
-      </w:pPr>
-      <w:r>
-        <w:t>Listini di acquisto</w:t>
-      </w:r>
-    </w:p>
-    <w:p>
+        <w:pStyle w:val="Titolo3"/>
+      </w:pPr>
+      <w:r>
+        <w:t>C'è un listino "Prezzi Base" nella sezione Listini?</w:t>
+      </w:r>
+    </w:p>
+    <w:p>
+      <w:r>
+        <w:t xml:space="preserve">Di default Odoo crea un listino chiamato </w:t>
+      </w:r>
       <w:r>
         <w:rPr>
           <w:b/>
           <w:bCs/>
         </w:rPr>
-        <w:t>Sezione Fornitori (Vendors):</w:t>
-      </w:r>
-      <w:r>
-        <w:t xml:space="preserve"> Nel tab </w:t>
+        <w:t>Public Pricelist (Listino Pubblico)</w:t>
+      </w:r>
+      <w:r>
+        <w:t>.</w:t>
+      </w:r>
+    </w:p>
+    <w:p>
+      <w:pPr>
+        <w:numPr>
+          <w:ilvl w:val="0"/>
+          <w:numId w:val="25"/>
+        </w:numPr>
+      </w:pPr>
+      <w:r>
+        <w:t xml:space="preserve">Questo listino è impostato con una regola nativa: </w:t>
       </w:r>
       <w:r>
         <w:rPr>
           <w:i/>
           <w:iCs/>
         </w:rPr>
-        <w:t>Purchase</w:t>
-      </w:r>
-      <w:r>
-        <w:t xml:space="preserve">, l'utente vede la tabella </w:t>
-      </w:r>
+        <w:t>"Prendi il campo Sales Price (Prezzo Base) dalla scheda del prodotto e applica 0% di sconto"</w:t>
+      </w:r>
+      <w:r>
+        <w:t>.</w:t>
+      </w:r>
+    </w:p>
+    <w:p>
+      <w:pPr>
+        <w:numPr>
+          <w:ilvl w:val="0"/>
+          <w:numId w:val="25"/>
+        </w:numPr>
+      </w:pPr>
+      <w:r>
+        <w:t xml:space="preserve">Se entri nella sezione </w:t>
+      </w:r>
+      <w:r>
+        <w:rPr>
+          <w:i/>
+          <w:iCs/>
+        </w:rPr>
+        <w:t>Vendite &gt; Listini Prezzi</w:t>
+      </w:r>
+      <w:r>
+        <w:t xml:space="preserve"> e apri il Public Pricelist, vedi l'elenco di tutti i prodotti con il loro prezzo base.</w:t>
+      </w:r>
+    </w:p>
+    <w:p>
       <w:r>
         <w:rPr>
           <w:b/>
           <w:bCs/>
         </w:rPr>
+        <w:t>È modificabile da lì?</w:t>
+      </w:r>
+      <w:r>
+        <w:t xml:space="preserve"> Se modifichi il prezzo in questa vista, Odoo va ad aggiornare direttamente il campo list_price sulla scheda del prodotto (perché sono sincronizzati).</w:t>
+      </w:r>
+    </w:p>
+    <w:p>
+      <w:pPr>
+        <w:pStyle w:val="Titolo3"/>
+      </w:pPr>
+      <w:r>
+        <w:t>Listini di acquisto</w:t>
+      </w:r>
+    </w:p>
+    <w:p>
+      <w:r>
+        <w:rPr>
+          <w:b/>
+          <w:bCs/>
+        </w:rPr>
+        <w:t>Sezione Fornitori (Vendors):</w:t>
+      </w:r>
+      <w:r>
+        <w:t xml:space="preserve"> Nel tab </w:t>
+      </w:r>
+      <w:r>
+        <w:rPr>
+          <w:i/>
+          <w:iCs/>
+        </w:rPr>
+        <w:t>Purchase</w:t>
+      </w:r>
+      <w:r>
+        <w:t xml:space="preserve">, l'utente vede la tabella </w:t>
+      </w:r>
+      <w:r>
+        <w:rPr>
+          <w:b/>
+          <w:bCs/>
+        </w:rPr>
         <w:t>Vendors</w:t>
       </w:r>
       <w:r>
@@ -3513,9 +3979,10 @@
     </w:p>
     <w:p>
       <w:pPr>
-        <w:pStyle w:val="Heading1"/>
-      </w:pPr>
-      <w:r>
+        <w:pStyle w:val="Titolo1"/>
+      </w:pPr>
+      <w:r>
+        <w:lastRenderedPageBreak/>
         <w:t>Dynamics 365</w:t>
       </w:r>
     </w:p>
@@ -3536,7 +4003,7 @@
     </w:p>
     <w:p>
       <w:pPr>
-        <w:pStyle w:val="Heading2"/>
+        <w:pStyle w:val="Titolo2"/>
       </w:pPr>
       <w:r>
         <w:t>Sezione Prodotto (“item card”) – Lato UX</w:t>
@@ -3605,7 +4072,6 @@
     </w:p>
     <w:p>
       <w:r>
-        <w:lastRenderedPageBreak/>
         <w:t xml:space="preserve">Per vedere gli altri prezzi, in cima c'è un menu di navigazione chiamato </w:t>
       </w:r>
       <w:r>
@@ -3759,7 +4225,7 @@
     </w:p>
     <w:p>
       <w:pPr>
-        <w:pStyle w:val="Heading2"/>
+        <w:pStyle w:val="Titolo2"/>
       </w:pPr>
       <w:r>
         <w:t>Sezione Prodotto (“item card”) – Lato DB</w:t>
@@ -3882,6 +4348,7 @@
         </w:numPr>
       </w:pPr>
       <w:r>
+        <w:lastRenderedPageBreak/>
         <w:t>Source No.: "ESTERO"</w:t>
       </w:r>
     </w:p>
@@ -3984,13 +4451,12 @@
         </w:numPr>
       </w:pPr>
       <w:r>
-        <w:lastRenderedPageBreak/>
         <w:t>Ending Date: 2026-12-31</w:t>
       </w:r>
     </w:p>
     <w:p>
       <w:pPr>
-        <w:pStyle w:val="Heading2"/>
+        <w:pStyle w:val="Titolo2"/>
       </w:pPr>
       <w:r>
         <w:t>Dynamics 365 - Sezione Listini – Lato UX</w:t>
@@ -4034,9 +4500,144 @@
     </w:p>
     <w:p>
       <w:pPr>
-        <w:pStyle w:val="Heading1"/>
-      </w:pPr>
-      <w:r>
+        <w:pStyle w:val="Titolo3"/>
+      </w:pPr>
+      <w:r>
+        <w:t>C'è un listino "Prezzi Base" nella sezione Listini?</w:t>
+      </w:r>
+    </w:p>
+    <w:p>
+      <w:r>
+        <w:t>No, o meglio: non direttamente.</w:t>
+      </w:r>
+    </w:p>
+    <w:p>
+      <w:r>
+        <w:rPr>
+          <w:b/>
+          <w:bCs/>
+        </w:rPr>
+        <w:t>Lato DB:</w:t>
+      </w:r>
+      <w:r>
+        <w:t xml:space="preserve"> </w:t>
+      </w:r>
+      <w:r>
+        <w:t>C</w:t>
+      </w:r>
+      <w:r>
+        <w:t xml:space="preserve">ome </w:t>
+      </w:r>
+      <w:r>
+        <w:t xml:space="preserve">in </w:t>
+      </w:r>
+      <w:r>
+        <w:t>Odoo: il prezzo base risiede direttamente sulla scheda dell'articolo</w:t>
+      </w:r>
+      <w:r>
+        <w:t>/prodotto</w:t>
+      </w:r>
+      <w:r>
+        <w:t xml:space="preserve"> (campo Item."Unit Price").</w:t>
+      </w:r>
+    </w:p>
+    <w:p>
+      <w:r>
+        <w:rPr>
+          <w:b/>
+          <w:bCs/>
+        </w:rPr>
+        <w:t>A cosa serve</w:t>
+      </w:r>
+      <w:r>
+        <w:rPr>
+          <w:b/>
+          <w:bCs/>
+        </w:rPr>
+        <w:t>?</w:t>
+      </w:r>
+      <w:r>
+        <w:t xml:space="preserve"> Se vendi un prodotto a un cliente senza alcun listino associato, Business Central </w:t>
+      </w:r>
+      <w:r>
+        <w:rPr>
+          <w:b/>
+          <w:bCs/>
+        </w:rPr>
+        <w:t>usa direttamente il Unit Price della scheda articolo</w:t>
+      </w:r>
+      <w:r>
+        <w:t xml:space="preserve"> come fallback finale.</w:t>
+      </w:r>
+    </w:p>
+    <w:p>
+      <w:r>
+        <w:rPr>
+          <w:b/>
+          <w:bCs/>
+        </w:rPr>
+        <w:t>Si posson</w:t>
+      </w:r>
+      <w:r>
+        <w:rPr>
+          <w:b/>
+          <w:bCs/>
+        </w:rPr>
+        <w:t>o vedere nella sezione listini?</w:t>
+      </w:r>
+      <w:r>
+        <w:t xml:space="preserve"> </w:t>
+      </w:r>
+      <w:r>
+        <w:t xml:space="preserve">Non direttamente. </w:t>
+      </w:r>
+      <w:r>
+        <w:t>Per veder</w:t>
+      </w:r>
+      <w:r>
+        <w:t>e l’insieme dei prezzi base</w:t>
+      </w:r>
+      <w:r>
+        <w:t xml:space="preserve"> nella sezione "Listini Prezzi",</w:t>
+      </w:r>
+      <w:r>
+        <w:t xml:space="preserve"> bisogna usare un trucco: creare </w:t>
+      </w:r>
+      <w:r>
+        <w:t xml:space="preserve">un listino ufficiale chiamato </w:t>
+      </w:r>
+      <w:r>
+        <w:rPr>
+          <w:i/>
+          <w:iCs/>
+        </w:rPr>
+        <w:t>Listino Base</w:t>
+      </w:r>
+      <w:r>
+        <w:t xml:space="preserve"> con applicazione </w:t>
+      </w:r>
+      <w:r>
+        <w:rPr>
+          <w:i/>
+          <w:iCs/>
+        </w:rPr>
+        <w:t>"Tutti i Clienti"</w:t>
+      </w:r>
+      <w:r>
+        <w:t>. Business Central offre una funzione automatica (Suggest Lines) che popola questo listino copiando a specchio i prezzi presi dalle schede articolo.</w:t>
+      </w:r>
+    </w:p>
+    <w:p>
+      <w:r>
+        <w:br w:type="page"/>
+      </w:r>
+    </w:p>
+    <w:p>
+      <w:pPr>
+        <w:pStyle w:val="Titolo1"/>
+      </w:pPr>
+      <w:r>
+        <w:lastRenderedPageBreak/>
         <w:t>SINTESI</w:t>
       </w:r>
     </w:p>
@@ -4044,10 +4645,128 @@
       <w:r>
         <w:t>Per i prezzi e i listini direi di ignorare quello che fa SAP (eccessivamente complicato) e concentrarsi su Netsuite, Odoo e Dynamics</w:t>
       </w:r>
-    </w:p>
-    <w:p>
-      <w:pPr>
-        <w:pStyle w:val="ListParagraph"/>
+      <w:r>
+        <w:t>.</w:t>
+      </w:r>
+    </w:p>
+    <w:p>
+      <w:r>
+        <w:t>Ecco il riepilogo</w:t>
+      </w:r>
+    </w:p>
+    <w:p>
+      <w:pPr>
+        <w:pStyle w:val="Paragrafoelenco"/>
+        <w:numPr>
+          <w:ilvl w:val="0"/>
+          <w:numId w:val="24"/>
+        </w:numPr>
+      </w:pPr>
+      <w:r>
+        <w:t>In NetSuite i prezzi base sono un listino speciale</w:t>
+      </w:r>
+      <w:r>
+        <w:t xml:space="preserve"> id hard coded=1</w:t>
+      </w:r>
+    </w:p>
+    <w:p>
+      <w:pPr>
+        <w:pStyle w:val="Paragrafoelenco"/>
+        <w:numPr>
+          <w:ilvl w:val="0"/>
+          <w:numId w:val="24"/>
+        </w:numPr>
+      </w:pPr>
+      <w:r>
+        <w:t>In Odoo e Dynamics, p</w:t>
+      </w:r>
+      <w:r>
+        <w:t>rezzo base e costo base appartengono al singolo prodotto, e sono quindi campi della tabella prodotto</w:t>
+      </w:r>
+    </w:p>
+    <w:p>
+      <w:pPr>
+        <w:pStyle w:val="Paragrafoelenco"/>
+        <w:numPr>
+          <w:ilvl w:val="1"/>
+          <w:numId w:val="24"/>
+        </w:numPr>
+      </w:pPr>
+      <w:r>
+        <w:t>Il costo base può essere inserito manualmente o calcolato come media dei costi passati</w:t>
+      </w:r>
+    </w:p>
+    <w:p>
+      <w:pPr>
+        <w:pStyle w:val="Paragrafoelenco"/>
+        <w:numPr>
+          <w:ilvl w:val="0"/>
+          <w:numId w:val="24"/>
+        </w:numPr>
+      </w:pPr>
+      <w:r>
+        <w:t>I listini di acquisto e di vendita invece si appoggiano a tabelle apposta.</w:t>
+      </w:r>
+    </w:p>
+    <w:p>
+      <w:pPr>
+        <w:pStyle w:val="Paragrafoelenco"/>
+        <w:numPr>
+          <w:ilvl w:val="1"/>
+          <w:numId w:val="24"/>
+        </w:numPr>
+      </w:pPr>
+      <w:r>
+        <w:t>In quasi tutti ci sono sia listini con prezzi inseriti manualmente che listini che calcolano in automatico una riduzione o una maggiorazione % sul prezzo base</w:t>
+      </w:r>
+    </w:p>
+    <w:p>
+      <w:pPr>
+        <w:pStyle w:val="Paragrafoelenco"/>
+        <w:numPr>
+          <w:ilvl w:val="0"/>
+          <w:numId w:val="24"/>
+        </w:numPr>
+      </w:pPr>
+      <w:r>
+        <w:t>Alcuni hanno effettivamente una vista prodotto-centrica dei prezzi accessibile dalla scheda prodotto</w:t>
+      </w:r>
+    </w:p>
+    <w:p>
+      <w:pPr>
+        <w:pStyle w:val="Paragrafoelenco"/>
+        <w:numPr>
+          <w:ilvl w:val="0"/>
+          <w:numId w:val="24"/>
+        </w:numPr>
+      </w:pPr>
+      <w:r>
+        <w:t>Nei lisini si pu</w:t>
+      </w:r>
+    </w:p>
+    <w:p>
+      <w:pPr>
+        <w:pStyle w:val="Paragrafoelenco"/>
+        <w:numPr>
+          <w:ilvl w:val="0"/>
+          <w:numId w:val="24"/>
+        </w:numPr>
+      </w:pPr>
+      <w:r>
+        <w:t>In generale, la possibilità di avere anche una vista prodotto-centrica è considerata una scelta di UX sensata</w:t>
+      </w:r>
+    </w:p>
+    <w:p>
+      <w:pPr>
+        <w:ind w:left="360"/>
+      </w:pPr>
+      <w:r>
+        <w:t xml:space="preserve">Quindi </w:t>
+      </w:r>
+    </w:p>
+    <w:p>
+      <w:pPr>
+        <w:pStyle w:val="Paragrafoelenco"/>
         <w:numPr>
           <w:ilvl w:val="0"/>
           <w:numId w:val="18"/>
@@ -4066,7 +4785,7 @@
     </w:p>
     <w:p>
       <w:pPr>
-        <w:pStyle w:val="ListParagraph"/>
+        <w:pStyle w:val="Paragrafoelenco"/>
         <w:numPr>
           <w:ilvl w:val="0"/>
           <w:numId w:val="18"/>
@@ -4099,7 +4818,7 @@
     </w:p>
     <w:p>
       <w:pPr>
-        <w:pStyle w:val="ListParagraph"/>
+        <w:pStyle w:val="Paragrafoelenco"/>
         <w:numPr>
           <w:ilvl w:val="0"/>
           <w:numId w:val="18"/>
@@ -4111,7 +4830,7 @@
     </w:p>
     <w:p>
       <w:pPr>
-        <w:pStyle w:val="ListParagraph"/>
+        <w:pStyle w:val="Paragrafoelenco"/>
         <w:numPr>
           <w:ilvl w:val="0"/>
           <w:numId w:val="18"/>
@@ -4123,340 +4842,407 @@
     </w:p>
     <w:p>
       <w:pPr>
-        <w:pStyle w:val="Heading2"/>
+        <w:pStyle w:val="Titolo2"/>
       </w:pPr>
       <w:r>
         <w:t>Suggerimenti per allineamento a best in class</w:t>
       </w:r>
     </w:p>
     <w:p>
-      <w:r>
-        <w:t>Una soluzione potrebbe essere il</w:t>
-      </w:r>
-      <w:r>
-        <w:t xml:space="preserve"> pattern Odoo/Dynamics adattato al </w:t>
-      </w:r>
-      <w:r>
-        <w:t>n</w:t>
-      </w:r>
-      <w:r>
-        <w:t>ostro caso:</w:t>
-      </w:r>
-    </w:p>
-    <w:p>
-      <w:pPr>
+      <w:pPr>
+        <w:pStyle w:val="Titolo3"/>
+      </w:pPr>
+      <w:r>
+        <w:t>Prezzi vendita</w:t>
+      </w:r>
+    </w:p>
+    <w:p>
+      <w:pPr>
+        <w:pStyle w:val="Paragrafoelenco"/>
         <w:numPr>
           <w:ilvl w:val="0"/>
-          <w:numId w:val="19"/>
-        </w:numPr>
-      </w:pPr>
-      <w:r>
-        <w:t>prezzo_vendita_base diventa una colonna diretta su PRODOTTO (non più una riga nella tabella dei prezzi con id_listino = NULL).</w:t>
-      </w:r>
-    </w:p>
-    <w:p>
-      <w:pPr>
+          <w:numId w:val="18"/>
+        </w:numPr>
+      </w:pPr>
+      <w:r>
+        <w:t xml:space="preserve">Per la gestione DB dei prezzi </w:t>
+      </w:r>
+      <w:r>
+        <w:t xml:space="preserve">base </w:t>
+      </w:r>
+      <w:r>
+        <w:t>di vendita direi di fare ESATTAMENTE come NetSuite. Id hardcoded 1, con tutte le proprietà del listino speciale prezzi base di netsuite (non posso “eleggere” un altro id come listino base, l’id è sempre 1, il listino non eliminabile)</w:t>
+      </w:r>
+    </w:p>
+    <w:p>
+      <w:pPr>
+        <w:pStyle w:val="Paragrafoelenco"/>
         <w:numPr>
           <w:ilvl w:val="0"/>
-          <w:numId w:val="19"/>
-        </w:numPr>
-      </w:pPr>
-      <w:r>
-        <w:t xml:space="preserve">PREZZO_LISTINO_VENDITA resta una tabella a parte, ma ora id_listino è </w:t>
-      </w:r>
-      <w:r>
+          <w:numId w:val="18"/>
+        </w:numPr>
+      </w:pPr>
+      <w:r>
+        <w:t>Per la gestione dei listini normali, lato DB non cambia assolutamente niente</w:t>
+      </w:r>
+    </w:p>
+    <w:p>
+      <w:pPr>
+        <w:pStyle w:val="Paragrafoelenco"/>
+        <w:numPr>
+          <w:ilvl w:val="0"/>
+          <w:numId w:val="18"/>
+        </w:numPr>
+      </w:pPr>
+      <w:r>
+        <w:t>Capire bene la tab Prezzi vendita in scheda prodotto</w:t>
+      </w:r>
+    </w:p>
+    <w:p>
+      <w:pPr>
+        <w:pStyle w:val="Paragrafoelenco"/>
+        <w:numPr>
+          <w:ilvl w:val="1"/>
+          <w:numId w:val="18"/>
+        </w:numPr>
+      </w:pPr>
+      <w:r>
+        <w:t>Dove finiscono i prezzi?</w:t>
+      </w:r>
+    </w:p>
+    <w:p>
+      <w:pPr>
+        <w:pStyle w:val="Paragrafoelenco"/>
+        <w:numPr>
+          <w:ilvl w:val="1"/>
+          <w:numId w:val="18"/>
+        </w:numPr>
+      </w:pPr>
+      <w:r>
+        <w:t>Posso creare listini da lì? Gli posso dare un nome?</w:t>
+      </w:r>
+    </w:p>
+    <w:p>
+      <w:pPr>
+        <w:pStyle w:val="Titolo3"/>
+      </w:pPr>
+      <w:r>
+        <w:t>Costi di acquisto</w:t>
+      </w:r>
+    </w:p>
+    <w:p>
+      <w:pPr>
+        <w:pStyle w:val="Paragrafoelenco"/>
+        <w:numPr>
+          <w:ilvl w:val="0"/>
+          <w:numId w:val="18"/>
+        </w:numPr>
+      </w:pPr>
+      <w:r>
+        <w:t>Per i costi base, cosa fare? Anche qui un listino id=1? – DA DECIDERE</w:t>
+      </w:r>
+    </w:p>
+    <w:p>
+      <w:pPr>
+        <w:pStyle w:val="Paragrafoelenco"/>
+        <w:numPr>
+          <w:ilvl w:val="0"/>
+          <w:numId w:val="18"/>
+        </w:numPr>
+      </w:pPr>
+      <w:r>
+        <w:t>Capire bene la tab Prezzi vendita in scheda prodotto</w:t>
+      </w:r>
+    </w:p>
+    <w:p>
+      <w:pPr>
+        <w:pStyle w:val="Paragrafoelenco"/>
+        <w:numPr>
+          <w:ilvl w:val="1"/>
+          <w:numId w:val="18"/>
+        </w:numPr>
+      </w:pPr>
+      <w:r>
+        <w:t>Dove finiscono i prezzi?</w:t>
+      </w:r>
+    </w:p>
+    <w:p>
+      <w:pPr>
+        <w:pStyle w:val="Paragrafoelenco"/>
+        <w:numPr>
+          <w:ilvl w:val="1"/>
+          <w:numId w:val="18"/>
+        </w:numPr>
+      </w:pPr>
+      <w:r>
+        <w:lastRenderedPageBreak/>
+        <w:t>Posso creare listini da lì? Gli posso dare un nome?</w:t>
+      </w:r>
+    </w:p>
+    <w:p/>
+    <w:p>
+      <w:pPr>
+        <w:pStyle w:val="Titolo2"/>
+      </w:pPr>
+      <w:r>
+        <w:t>C</w:t>
+      </w:r>
+      <w:r>
+        <w:t>ONSIDERAZIONI</w:t>
+      </w:r>
+    </w:p>
+    <w:p>
+      <w:pPr>
+        <w:pStyle w:val="Titolo2"/>
+      </w:pPr>
+      <w:r>
+        <w:t>I grandi ERP hanno una sezione prodotto con prezzo base separato dal listino, lato DB?</w:t>
+      </w:r>
+    </w:p>
+    <w:p>
+      <w:r>
+        <w:t>Sì</w:t>
+      </w:r>
+      <w:r>
+        <w:t xml:space="preserve">. </w:t>
+      </w:r>
+      <w:r>
+        <w:t xml:space="preserve">Odoo, </w:t>
+      </w:r>
+      <w:r>
+        <w:t xml:space="preserve">NetSuite, </w:t>
+      </w:r>
+      <w:r>
+        <w:t>Dynamics</w:t>
+      </w:r>
+      <w:r>
+        <w:t xml:space="preserve"> separano esplicitamente i prezzi base e costi base (campi della tabella prodotto) dai listini (che hanno tabelle dedicate). Sap usa</w:t>
+      </w:r>
+      <w:r>
+        <w:t xml:space="preserve"> tipo/condition type dedicato (SAP)</w:t>
+      </w:r>
+      <w:r>
+        <w:t>.</w:t>
+      </w:r>
+    </w:p>
+    <w:p>
+      <w:pPr>
+        <w:pStyle w:val="Titolo2"/>
+      </w:pPr>
+      <w:r>
+        <w:t>I prezzi base sono prezzi con un id_listino speciale</w:t>
+      </w:r>
+    </w:p>
+    <w:p>
+      <w:pPr>
         <w:rPr>
           <w:b/>
           <w:bCs/>
         </w:rPr>
-        <w:t>sempre valorizzato</w:t>
-      </w:r>
-      <w:r>
-        <w:t xml:space="preserve"> — niente più caso speciale da gestire nel codice.</w:t>
-      </w:r>
-    </w:p>
-    <w:p>
-      <w:pPr>
+      </w:pPr>
+      <w:r>
+        <w:t>Solo per Oracle NetSuite, che però è un best in class. Quindi va bene come soluzione anche per noi. Unico problema: fissiamo id hardcoded 1 (o zero).</w:t>
+      </w:r>
+    </w:p>
+    <w:p>
+      <w:pPr>
+        <w:pStyle w:val="Titolo2"/>
+      </w:pPr>
+      <w:r>
+        <w:t xml:space="preserve">Una vista </w:t>
+      </w:r>
+      <w:r>
+        <w:t>prodotto-centrica di tutti i prezzi</w:t>
+      </w:r>
+      <w:r>
+        <w:t xml:space="preserve">, nella sezione Prodotti, </w:t>
+      </w:r>
+      <w:r>
+        <w:t>ha senso?</w:t>
+      </w:r>
+    </w:p>
+    <w:p>
+      <w:r>
+        <w:t>Sì, ed è un pattern consolidato. NetSuite lo fa nativamente: sulla scheda articolo esiste una "Pricing Matrix/Sublist" che mostra in un'unica griglia tutte le combinazioni di price level, valuta e fascia di quantità per quel prodotto — viene spesso chiamata pricing matrix perché per un articolo possono esserci più prezzi determinati da uno o più price level e uno o più livelli di quantità, e questa vista offre grande flessibilità nel configurare e usare i vari prezzi per gli articoli venduti. È esattamente la vista "al volo" che avete in mente: prezzo base + tutti i listini per lo stesso SKU, uno accanto all'altro.</w:t>
+      </w:r>
+    </w:p>
+    <w:p>
+      <w:pPr>
+        <w:pStyle w:val="Titolo2"/>
+      </w:pPr>
+      <w:r>
+        <w:t>Nella sezione listini, mostrare anche il prezzo base?</w:t>
+      </w:r>
+    </w:p>
+    <w:p>
+      <w:r>
+        <w:t>In teoria sì. Nella pratica alcuni ERP lo fanno ma non come me lo aspetto</w:t>
+      </w:r>
+      <w:r>
+        <w:t>, cioè come valore mostrato da solo.</w:t>
+      </w:r>
+      <w:r>
+        <w:t xml:space="preserve"> </w:t>
+      </w:r>
+      <w:r>
+        <w:t xml:space="preserve">Viene invece sempre </w:t>
+      </w:r>
+      <w:r>
+        <w:t>usato come riferimento/confronto (es. per calcolare lo sconto implicito).</w:t>
+      </w:r>
+    </w:p>
+    <w:p>
+      <w:r>
+        <w:t xml:space="preserve">Ad esempio </w:t>
+      </w:r>
+      <w:r>
+        <w:t>Odoo mostra il margine/percentuale di sconto o aumento rispetto prezzo base</w:t>
+      </w:r>
+      <w:r>
+        <w:t>.</w:t>
+      </w:r>
+    </w:p>
+    <w:p>
+      <w:r>
+        <w:t>Per i veri listini un’idea potrebbe essere</w:t>
+      </w:r>
+      <w:r>
+        <w:t xml:space="preserve"> mostrare una colonna "prezzo base" (sola lettura) accanto al prezzo di listino, con eventualmente lo scostamento %.</w:t>
+      </w:r>
+    </w:p>
+    <w:p>
+      <w:pPr>
+        <w:pStyle w:val="Titolo2"/>
+      </w:pPr>
+      <w:r>
+        <w:t>SCOPO DELLE VISTE PREZZI NELLA SEZIONE PRODOTTO</w:t>
+      </w:r>
+    </w:p>
+    <w:p>
+      <w:r>
+        <w:t>Abbiamo stabilito che è giusto dare</w:t>
+      </w:r>
+      <w:r>
+        <w:t xml:space="preserve"> all'utente la possibilità di inserire dei prezzi anche nelle schede prodotto</w:t>
+      </w:r>
+      <w:r>
+        <w:t>. Questo</w:t>
+      </w:r>
+      <w:r>
+        <w:t xml:space="preserve"> per diversi motivi</w:t>
+      </w:r>
+      <w:r>
+        <w:t>:</w:t>
+      </w:r>
+    </w:p>
+    <w:p>
+      <w:pPr>
+        <w:pStyle w:val="Paragrafoelenco"/>
         <w:numPr>
           <w:ilvl w:val="0"/>
-          <w:numId w:val="19"/>
-        </w:numPr>
-      </w:pPr>
-      <w:r>
-        <w:t>Stessa logica lato acquisti: costo base per fornitore in COSTO_ACQUISTO (che già gestisce il multi-fornitore), e i listini fornitore in LISTINO_ACQUISTO collegati alla stessa tabella tramite un FK opzionale, oppure — se preferite tenere tutto un unico modello acquisti come già fate — lasciate COSTO_ACQUISTO.id_listino_acquisto nullable solo lì, visto che lì il caso d'uso "prezzo base per fornitore senza listino formale" è realmente il default operativo, non un'eccezione.</w:t>
-      </w:r>
-    </w:p>
-    <w:p>
-      <w:r>
-        <w:rPr>
-          <w:noProof/>
-        </w:rPr>
+          <w:numId w:val="18"/>
+        </w:numPr>
+      </w:pPr>
+      <w:r>
+        <w:t>Comodità dell'utente. Quando crea un prodotto da zero può impostare velocemente i prezzi direttamente dalla scheda</w:t>
+      </w:r>
+    </w:p>
+    <w:p>
+      <w:pPr>
+        <w:pStyle w:val="Paragrafoelenco"/>
+        <w:numPr>
+          <w:ilvl w:val="0"/>
+          <w:numId w:val="18"/>
+        </w:numPr>
+      </w:pPr>
+      <w:r>
         <w:lastRenderedPageBreak/>
-        <w:drawing>
-          <wp:inline distT="0" distB="0" distL="0" distR="0" wp14:anchorId="47C48172" wp14:editId="5CDE6B5C">
-            <wp:extent cx="6120130" cy="2585720"/>
-            <wp:effectExtent l="0" t="0" r="0" b="5080"/>
-            <wp:docPr id="1076165295" name="Immagine 1"/>
-            <wp:cNvGraphicFramePr>
-              <a:graphicFrameLocks xmlns:a="http://schemas.openxmlformats.org/drawingml/2006/main" noChangeAspect="1"/>
-            </wp:cNvGraphicFramePr>
-            <a:graphic xmlns:a="http://schemas.openxmlformats.org/drawingml/2006/main">
-              <a:graphicData uri="http://schemas.openxmlformats.org/drawingml/2006/picture">
-                <pic:pic xmlns:pic="http://schemas.openxmlformats.org/drawingml/2006/picture">
-                  <pic:nvPicPr>
-                    <pic:cNvPr id="1076165295" name=""/>
-                    <pic:cNvPicPr/>
-                  </pic:nvPicPr>
-                  <pic:blipFill>
-                    <a:blip r:embed="rId6"/>
-                    <a:stretch>
-                      <a:fillRect/>
-                    </a:stretch>
-                  </pic:blipFill>
-                  <pic:spPr>
-                    <a:xfrm>
-                      <a:off x="0" y="0"/>
-                      <a:ext cx="6120130" cy="2585720"/>
-                    </a:xfrm>
-                    <a:prstGeom prst="rect">
-                      <a:avLst/>
-                    </a:prstGeom>
-                  </pic:spPr>
-                </pic:pic>
-              </a:graphicData>
-            </a:graphic>
-          </wp:inline>
-        </w:drawing>
-      </w:r>
-    </w:p>
-    <w:p>
-      <w:pPr>
-        <w:pStyle w:val="Heading2"/>
-      </w:pPr>
-      <w:r>
-        <w:t>CONSIDERAZIONI</w:t>
-      </w:r>
-    </w:p>
-    <w:p>
-      <w:pPr>
-        <w:pStyle w:val="Heading2"/>
-      </w:pPr>
-      <w:r>
-        <w:t>I grandi ERP hanno una sezione prodotto con prezzo base separato dal listino, lato DB?</w:t>
-      </w:r>
-    </w:p>
-    <w:p>
-      <w:r>
-        <w:t>Sì</w:t>
-      </w:r>
-      <w:r>
-        <w:t xml:space="preserve">. </w:t>
-      </w:r>
-      <w:r>
-        <w:t xml:space="preserve">Odoo, </w:t>
-      </w:r>
-      <w:r>
-        <w:t xml:space="preserve">NetSuite, </w:t>
-      </w:r>
-      <w:r>
-        <w:t>Dynamics</w:t>
-      </w:r>
-      <w:r>
-        <w:t xml:space="preserve"> separano esplicitamente i prezzi base e costi base (campi della tabella prodotto) dai listini (che hanno tabelle dedicate). Sap usa</w:t>
-      </w:r>
-      <w:r>
-        <w:t xml:space="preserve"> tipo/condition type dedicato (SAP)</w:t>
-      </w:r>
-      <w:r>
-        <w:t>.</w:t>
-      </w:r>
-    </w:p>
-    <w:p>
-      <w:pPr>
-        <w:pStyle w:val="Heading2"/>
-      </w:pPr>
-      <w:r>
-        <w:t>I prezzi base sono prezzi con un id_listino speciale</w:t>
-      </w:r>
-    </w:p>
-    <w:p>
-      <w:r>
-        <w:t>No. Sono campi della tabella prodotto</w:t>
-      </w:r>
-    </w:p>
-    <w:p>
-      <w:pPr>
-        <w:rPr>
-          <w:b/>
-          <w:bCs/>
-        </w:rPr>
-      </w:pPr>
-      <w:commentRangeStart w:id="0"/>
-      <w:r>
-        <w:rPr>
-          <w:b/>
-          <w:bCs/>
-        </w:rPr>
-        <w:t>In nessun caso i prezzi base sono prezzi di listino con ID</w:t>
-      </w:r>
-      <w:r>
-        <w:rPr>
-          <w:b/>
-          <w:bCs/>
-        </w:rPr>
-        <w:t>_listino</w:t>
-      </w:r>
-      <w:r>
-        <w:rPr>
-          <w:b/>
-          <w:bCs/>
-        </w:rPr>
-        <w:t xml:space="preserve"> nullo.</w:t>
-      </w:r>
-      <w:commentRangeEnd w:id="0"/>
-      <w:r>
-        <w:rPr>
-          <w:rStyle w:val="CommentReference"/>
-          <w:b/>
-          <w:bCs/>
-          <w:sz w:val="24"/>
-          <w:szCs w:val="24"/>
-        </w:rPr>
-        <w:commentReference w:id="0"/>
-      </w:r>
-    </w:p>
-    <w:p>
-      <w:pPr>
-        <w:rPr>
-          <w:b/>
-          <w:bCs/>
-        </w:rPr>
-      </w:pPr>
-      <w:r>
-        <w:rPr>
-          <w:b/>
-          <w:bCs/>
-        </w:rPr>
-        <w:t xml:space="preserve">Il punto in comune tra </w:t>
-      </w:r>
-      <w:r>
-        <w:rPr>
-          <w:b/>
-          <w:bCs/>
-        </w:rPr>
-        <w:t>i vari ERP:</w:t>
-      </w:r>
-      <w:r>
-        <w:rPr>
-          <w:b/>
-          <w:bCs/>
-        </w:rPr>
-        <w:t xml:space="preserve"> il prezzo base è sempre un concetto di prima classe, distinto e sempre presente, non "il caso limite in cui manca il listino". Il </w:t>
-      </w:r>
-      <w:r>
-        <w:rPr>
-          <w:b/>
-          <w:bCs/>
-        </w:rPr>
-        <w:t>n</w:t>
-      </w:r>
-      <w:r>
-        <w:rPr>
-          <w:b/>
-          <w:bCs/>
-        </w:rPr>
-        <w:t xml:space="preserve">ostro </w:t>
-      </w:r>
-      <w:r>
-        <w:rPr>
-          <w:b/>
-          <w:bCs/>
-        </w:rPr>
-        <w:t xml:space="preserve">id_listino </w:t>
-      </w:r>
-      <w:r>
-        <w:rPr>
-          <w:b/>
-          <w:bCs/>
-        </w:rPr>
-        <w:t>null oggi funziona, ma nasconde semanticamente questa distinzione dentro un valore di assenza, il che rende più fragili le query (bisogna sempre ricordarsi il WHERE id_listino IS NULL) e più scomodo aggiungere in futuro attributi che si applicano solo al prezzo base (es. data di validità, motivazione revisione) senza sporcare la tabella dei listini.</w:t>
-      </w:r>
-    </w:p>
-    <w:p>
-      <w:pPr>
-        <w:pStyle w:val="Heading2"/>
-      </w:pPr>
-      <w:r>
-        <w:t xml:space="preserve">Una vista </w:t>
-      </w:r>
-      <w:r>
-        <w:t>prodotto-centrica di tutti i prezzi</w:t>
-      </w:r>
-      <w:r>
-        <w:t xml:space="preserve">, nella sezione Prodotti, </w:t>
-      </w:r>
-      <w:r>
-        <w:t>ha senso?</w:t>
-      </w:r>
-    </w:p>
-    <w:p>
-      <w:r>
-        <w:t>Sì, ed è un pattern consolidato. NetSuite lo fa nativamente: sulla scheda articolo esiste una "Pricing Matrix/Sublist" che mostra in un'unica griglia tutte le combinazioni di price level, valuta e fascia di quantità per quel prodotto — viene spesso chiamata pricing matrix perché per un articolo possono esserci più prezzi determinati da uno o più price level e uno o più livelli di quantità, e questa vista offre grande flessibilità nel configurare e usare i vari prezzi per gli articoli venduti. È esattamente la vista "al volo" che avete in mente: prezzo base + tutti i listini per lo stesso SKU, uno accanto all'altro.</w:t>
-      </w:r>
-    </w:p>
-    <w:p>
-      <w:pPr>
-        <w:pStyle w:val="Heading2"/>
-      </w:pPr>
-      <w:r>
-        <w:lastRenderedPageBreak/>
-        <w:t>Nella sezione listini, mostrare anche il prezzo base?</w:t>
-      </w:r>
-    </w:p>
-    <w:p>
-      <w:r>
-        <w:t>In teoria sì. Nella pratica alcuni ERP lo fanno ma non come me lo aspetto</w:t>
-      </w:r>
-      <w:r>
-        <w:t>, cioè come valore mostrato da solo.</w:t>
-      </w:r>
-      <w:r>
-        <w:t xml:space="preserve"> </w:t>
-      </w:r>
-      <w:r>
-        <w:t xml:space="preserve">Viene invece sempre </w:t>
-      </w:r>
-      <w:r>
-        <w:t>usato come riferimento/confronto (es. per calcolare lo sconto implicito).</w:t>
-      </w:r>
-    </w:p>
-    <w:p>
-      <w:r>
-        <w:t xml:space="preserve">Ad esempio </w:t>
-      </w:r>
-      <w:r>
-        <w:t>Odoo mostra il margine/percentuale di sconto o aumento rispetto prezzo base</w:t>
-      </w:r>
-      <w:r>
-        <w:t>.</w:t>
-      </w:r>
-    </w:p>
-    <w:p>
-      <w:r>
-        <w:t>Per i veri listini un’idea potrebbe essere</w:t>
-      </w:r>
-      <w:r>
-        <w:t xml:space="preserve"> mostrare una colonna "prezzo base" (sola lettura) accanto al prezzo di listino, con eventualmente lo scostamento %.</w:t>
-      </w:r>
-    </w:p>
-    <w:p>
-      <w:pPr>
-        <w:pStyle w:val="Heading2"/>
+        <w:t xml:space="preserve">La scheda prodotto è un modo molto comodo per vedere in un colpo solo TUTTI i prezzi di acquisto (o tutti i prezzi di vendita) di uno specifico prodotto. </w:t>
+      </w:r>
+      <w:r>
+        <w:t>È</w:t>
+      </w:r>
+      <w:r>
+        <w:t xml:space="preserve"> insomma una vista prodotto-centrica di prezzi vendita o costi di </w:t>
+      </w:r>
+      <w:r>
+        <w:t>acquisto</w:t>
+      </w:r>
+    </w:p>
+    <w:p>
+      <w:r>
+        <w:t>Quindi, nel concreto, su Quack ERP abbiamo due tab</w:t>
+      </w:r>
+    </w:p>
+    <w:p>
+      <w:pPr>
+        <w:pStyle w:val="Paragrafoelenco"/>
+        <w:numPr>
+          <w:ilvl w:val="0"/>
+          <w:numId w:val="18"/>
+        </w:numPr>
+      </w:pPr>
+      <w:r>
+        <w:t>una tab "Prezzi di Vendita &amp; Listini" in cui l'utente può inserire prezzi di vendita e i prezzi (minimi e massimi) di rivendita suggeriti.</w:t>
+      </w:r>
+    </w:p>
+    <w:p>
+      <w:pPr>
+        <w:pStyle w:val="Paragrafoelenco"/>
+        <w:numPr>
+          <w:ilvl w:val="1"/>
+          <w:numId w:val="18"/>
+        </w:numPr>
+      </w:pPr>
+      <w:r>
+        <w:t>La schermata RRP è un cassetto, la schermata dei prezzi di vendita è ispirata a NetSuite, con una griglia.</w:t>
+      </w:r>
+    </w:p>
+    <w:p>
+      <w:pPr>
+        <w:pStyle w:val="Paragrafoelenco"/>
+        <w:numPr>
+          <w:ilvl w:val="0"/>
+          <w:numId w:val="18"/>
+        </w:numPr>
+      </w:pPr>
+      <w:r>
+        <w:t>u</w:t>
+      </w:r>
+      <w:r>
+        <w:t>na tab "Costi d'Acquisto &amp; Fornitori" in cui l'utente può inserire i costi di acquisto per singolo fornitore. La schermata è ispirata a Odoo e Dynamics 365</w:t>
+      </w:r>
+    </w:p>
+    <w:p>
+      <w:pPr>
+        <w:pStyle w:val="Titolo2"/>
       </w:pPr>
       <w:r>
         <w:t>Domande</w:t>
       </w:r>
     </w:p>
+    <w:p>
+      <w:pPr>
+        <w:pStyle w:val="Paragrafoelenco"/>
+        <w:numPr>
+          <w:ilvl w:val="0"/>
+          <w:numId w:val="18"/>
+        </w:numPr>
+      </w:pPr>
+      <w:r>
+        <w:t>ha senso che le due tab abbiamo UX diverse ispirate a ERP diversi (griglia per costi acquisto, Odoo per prezzi di vendita)?</w:t>
+      </w:r>
+    </w:p>
+    <w:p>
+      <w:pPr>
+        <w:pStyle w:val="Paragrafoelenco"/>
+        <w:numPr>
+          <w:ilvl w:val="0"/>
+          <w:numId w:val="18"/>
+        </w:numPr>
+      </w:pPr>
+    </w:p>
+    <w:p/>
     <w:sectPr>
       <w:pgSz w:w="11906" w:h="16838"/>
       <w:pgMar w:top="1417" w:right="1134" w:bottom="1134" w:left="1134" w:header="708" w:footer="708" w:gutter="0"/>
@@ -4467,48 +5253,233 @@
 </w:document>
 </file>
 
-<file path=word/comments.xml><?xml version="1.0" encoding="utf-8"?>
-<w:comments xmlns:wpc="http://schemas.microsoft.com/office/word/2010/wordprocessingCanvas" xmlns:cx="http://schemas.microsoft.com/office/drawing/2014/chartex" xmlns:cx1="http://schemas.microsoft.com/office/drawing/2015/9/8/chartex" xmlns:cx2="http://schemas.microsoft.com/office/drawing/2015/10/21/chartex" xmlns:cx3="http://schemas.microsoft.com/office/drawing/2016/5/9/chartex" xmlns:cx4="http://schemas.microsoft.com/office/drawing/2016/5/10/chartex" xmlns:cx5="http://schemas.microsoft.com/office/drawing/2016/5/11/chartex" xmlns:cx6="http://schemas.microsoft.com/office/drawing/2016/5/12/chartex" xmlns:cx7="http://schemas.microsoft.com/office/drawing/2016/5/13/chartex" xmlns:cx8="http://schemas.microsoft.com/office/drawing/2016/5/14/chartex" xmlns:mc="http://schemas.openxmlformats.org/markup-compatibility/2006" xmlns:aink="http://schemas.microsoft.com/office/drawing/2016/ink" xmlns:am3d="http://schemas.microsoft.com/office/drawing/2017/model3d" xmlns:o="urn:schemas-microsoft-com:office:office" xmlns:oel="http://schemas.microsoft.com/office/2019/extlst" xmlns:r="http://schemas.openxmlformats.org/officeDocument/2006/relationships" xmlns:m="http://schemas.openxmlformats.org/officeDocument/2006/math" xmlns:v="urn:schemas-microsoft-com:vml" xmlns:wp14="http://schemas.microsoft.com/office/word/2010/wordprocessingDrawing" xmlns:wp="http://schemas.openxmlformats.org/drawingml/2006/wordprocessingDrawing" xmlns:w10="urn:schemas-microsoft-com:office:word" xmlns:w="http://schemas.openxmlformats.org/wordprocessingml/2006/main" xmlns:w14="http://schemas.microsoft.com/office/word/2010/wordml" xmlns:w15="http://schemas.microsoft.com/office/word/2012/wordml" xmlns:w16cei="http://schemas.microsoft.com/office/word/2026/wordml/cei" xmlns:w16cex="http://schemas.microsoft.com/office/word/2018/wordml/cex" xmlns:w16cid="http://schemas.microsoft.com/office/word/2016/wordml/cid" xmlns:w16="http://schemas.microsoft.com/office/word/2018/wordml" xmlns:w16du="http://schemas.microsoft.com/office/word/2023/wordml/word16du" xmlns:w16sdtdh="http://schemas.microsoft.com/office/word/2020/wordml/sdtdatahash" xmlns:w16sdtfl="http://schemas.microsoft.com/office/word/2024/wordml/sdtformatlock" xmlns:w16se="http://schemas.microsoft.com/office/word/2015/wordml/symex" xmlns:wpg="http://schemas.microsoft.com/office/word/2010/wordprocessingGroup" xmlns:wpi="http://schemas.microsoft.com/office/word/2010/wordprocessingInk" xmlns:wne="http://schemas.microsoft.com/office/word/2006/wordml" xmlns:wps="http://schemas.microsoft.com/office/word/2010/wordprocessingShape" mc:Ignorable="w14 w15 w16se w16cid w16 w16cex w16sdtdh w16sdtfl w16du wp14">
-  <w:comment w:id="0" w:author="Michel Papetti" w:date="2026-07-29T17:44:00Z" w:initials="MP">
-    <w:p>
-      <w:pPr>
-        <w:pStyle w:val="CommentText"/>
-      </w:pPr>
-      <w:r>
-        <w:rPr>
-          <w:rStyle w:val="CommentReference"/>
-        </w:rPr>
-        <w:annotationRef/>
-      </w:r>
-      <w:r>
-        <w:t>Vedi se questo potrebbe essere un problema o no</w:t>
-      </w:r>
-    </w:p>
-  </w:comment>
-</w:comments>
-</file>
-
-<file path=word/commentsExtended.xml><?xml version="1.0" encoding="utf-8"?>
-<w15:commentsEx xmlns:wpc="http://schemas.microsoft.com/office/word/2010/wordprocessingCanvas" xmlns:cx="http://schemas.microsoft.com/office/drawing/2014/chartex" xmlns:cx1="http://schemas.microsoft.com/office/drawing/2015/9/8/chartex" xmlns:cx2="http://schemas.microsoft.com/office/drawing/2015/10/21/chartex" xmlns:cx3="http://schemas.microsoft.com/office/drawing/2016/5/9/chartex" xmlns:cx4="http://schemas.microsoft.com/office/drawing/2016/5/10/chartex" xmlns:cx5="http://schemas.microsoft.com/office/drawing/2016/5/11/chartex" xmlns:cx6="http://schemas.microsoft.com/office/drawing/2016/5/12/chartex" xmlns:cx7="http://schemas.microsoft.com/office/drawing/2016/5/13/chartex" xmlns:cx8="http://schemas.microsoft.com/office/drawing/2016/5/14/chartex" xmlns:mc="http://schemas.openxmlformats.org/markup-compatibility/2006" xmlns:aink="http://schemas.microsoft.com/office/drawing/2016/ink" xmlns:am3d="http://schemas.microsoft.com/office/drawing/2017/model3d" xmlns:o="urn:schemas-microsoft-com:office:office" xmlns:oel="http://schemas.microsoft.com/office/2019/extlst" xmlns:r="http://schemas.openxmlformats.org/officeDocument/2006/relationships" xmlns:m="http://schemas.openxmlformats.org/officeDocument/2006/math" xmlns:v="urn:schemas-microsoft-com:vml" xmlns:wp14="http://schemas.microsoft.com/office/word/2010/wordprocessingDrawing" xmlns:wp="http://schemas.openxmlformats.org/drawingml/2006/wordprocessingDrawing" xmlns:w10="urn:schemas-microsoft-com:office:word" xmlns:w="http://schemas.openxmlformats.org/wordprocessingml/2006/main" xmlns:w14="http://schemas.microsoft.com/office/word/2010/wordml" xmlns:w15="http://schemas.microsoft.com/office/word/2012/wordml" xmlns:w16cei="http://schemas.microsoft.com/office/word/2026/wordml/cei" xmlns:w16cex="http://schemas.microsoft.com/office/word/2018/wordml/cex" xmlns:w16cid="http://schemas.microsoft.com/office/word/2016/wordml/cid" xmlns:w16="http://schemas.microsoft.com/office/word/2018/wordml" xmlns:w16du="http://schemas.microsoft.com/office/word/2023/wordml/word16du" xmlns:w16sdtdh="http://schemas.microsoft.com/office/word/2020/wordml/sdtdatahash" xmlns:w16sdtfl="http://schemas.microsoft.com/office/word/2024/wordml/sdtformatlock" xmlns:w16se="http://schemas.microsoft.com/office/word/2015/wordml/symex" xmlns:wpg="http://schemas.microsoft.com/office/word/2010/wordprocessingGroup" xmlns:wpi="http://schemas.microsoft.com/office/word/2010/wordprocessingInk" xmlns:wne="http://schemas.microsoft.com/office/word/2006/wordml" xmlns:wps="http://schemas.microsoft.com/office/word/2010/wordprocessingShape" mc:Ignorable="w14 w15 w16se w16cid w16 w16cex w16sdtdh w16sdtfl w16du wp14">
-  <w15:commentEx w15:paraId="65026BC1" w15:done="0"/>
-</w15:commentsEx>
-</file>
-
-<file path=word/commentsExtensible.xml><?xml version="1.0" encoding="utf-8"?>
-<w16cex:commentsExtensible xmlns:wpc="http://schemas.microsoft.com/office/word/2010/wordprocessingCanvas" xmlns:cx="http://schemas.microsoft.com/office/drawing/2014/chartex" xmlns:cx1="http://schemas.microsoft.com/office/drawing/2015/9/8/chartex" xmlns:cx2="http://schemas.microsoft.com/office/drawing/2015/10/21/chartex" xmlns:cx3="http://schemas.microsoft.com/office/drawing/2016/5/9/chartex" xmlns:cx4="http://schemas.microsoft.com/office/drawing/2016/5/10/chartex" xmlns:cx5="http://schemas.microsoft.com/office/drawing/2016/5/11/chartex" xmlns:cx6="http://schemas.microsoft.com/office/drawing/2016/5/12/chartex" xmlns:cx7="http://schemas.microsoft.com/office/drawing/2016/5/13/chartex" xmlns:cx8="http://schemas.microsoft.com/office/drawing/2016/5/14/chartex" xmlns:cr="http://schemas.microsoft.com/office/comments/2020/reactions" xmlns:mc="http://schemas.openxmlformats.org/markup-compatibility/2006" xmlns:aink="http://schemas.microsoft.com/office/drawing/2016/ink" xmlns:am3d="http://schemas.microsoft.com/office/drawing/2017/model3d" xmlns:o="urn:schemas-microsoft-com:office:office" xmlns:oel="http://schemas.microsoft.com/office/2019/extlst" xmlns:r="http://schemas.openxmlformats.org/officeDocument/2006/relationships" xmlns:m="http://schemas.openxmlformats.org/officeDocument/2006/math" xmlns:v="urn:schemas-microsoft-com:vml" xmlns:wp14="http://schemas.microsoft.com/office/word/2010/wordprocessingDrawing" xmlns:wp="http://schemas.openxmlformats.org/drawingml/2006/wordprocessingDrawing" xmlns:w10="urn:schemas-microsoft-com:office:word" xmlns:w="http://schemas.openxmlformats.org/wordprocessingml/2006/main" xmlns:w14="http://schemas.microsoft.com/office/word/2010/wordml" xmlns:w15="http://schemas.microsoft.com/office/word/2012/wordml" xmlns:w16cei="http://schemas.microsoft.com/office/word/2026/wordml/cei" xmlns:w16cex="http://schemas.microsoft.com/office/word/2018/wordml/cex" xmlns:w16cid="http://schemas.microsoft.com/office/word/2016/wordml/cid" xmlns:w16="http://schemas.microsoft.com/office/word/2018/wordml" xmlns:w16du="http://schemas.microsoft.com/office/word/2023/wordml/word16du" xmlns:w16sdtdh="http://schemas.microsoft.com/office/word/2020/wordml/sdtdatahash" xmlns:w16sdtfl="http://schemas.microsoft.com/office/word/2024/wordml/sdtformatlock" xmlns:w16se="http://schemas.microsoft.com/office/word/2015/wordml/symex" xmlns:wpg="http://schemas.microsoft.com/office/word/2010/wordprocessingGroup" xmlns:wpi="http://schemas.microsoft.com/office/word/2010/wordprocessingInk" xmlns:wne="http://schemas.microsoft.com/office/word/2006/wordml" xmlns:wps="http://schemas.microsoft.com/office/word/2010/wordprocessingShape" mc:Ignorable="w14 w15 w16se w16cid w16 w16cex w16sdtdh w16sdtfl cr w16du wp14">
-  <w16cex:commentExtensible w16cex:durableId="3A799865" w16cex:dateUtc="2026-07-29T15:44:00Z"/>
-</w16cex:commentsExtensible>
-</file>
-
-<file path=word/commentsIds.xml><?xml version="1.0" encoding="utf-8"?>
-<w16cid:commentsIds xmlns:wpc="http://schemas.microsoft.com/office/word/2010/wordprocessingCanvas" xmlns:cx="http://schemas.microsoft.com/office/drawing/2014/chartex" xmlns:cx1="http://schemas.microsoft.com/office/drawing/2015/9/8/chartex" xmlns:cx2="http://schemas.microsoft.com/office/drawing/2015/10/21/chartex" xmlns:cx3="http://schemas.microsoft.com/office/drawing/2016/5/9/chartex" xmlns:cx4="http://schemas.microsoft.com/office/drawing/2016/5/10/chartex" xmlns:cx5="http://schemas.microsoft.com/office/drawing/2016/5/11/chartex" xmlns:cx6="http://schemas.microsoft.com/office/drawing/2016/5/12/chartex" xmlns:cx7="http://schemas.microsoft.com/office/drawing/2016/5/13/chartex" xmlns:cx8="http://schemas.microsoft.com/office/drawing/2016/5/14/chartex" xmlns:mc="http://schemas.openxmlformats.org/markup-compatibility/2006" xmlns:aink="http://schemas.microsoft.com/office/drawing/2016/ink" xmlns:am3d="http://schemas.microsoft.com/office/drawing/2017/model3d" xmlns:o="urn:schemas-microsoft-com:office:office" xmlns:oel="http://schemas.microsoft.com/office/2019/extlst" xmlns:r="http://schemas.openxmlformats.org/officeDocument/2006/relationships" xmlns:m="http://schemas.openxmlformats.org/officeDocument/2006/math" xmlns:v="urn:schemas-microsoft-com:vml" xmlns:wp14="http://schemas.microsoft.com/office/word/2010/wordprocessingDrawing" xmlns:wp="http://schemas.openxmlformats.org/drawingml/2006/wordprocessingDrawing" xmlns:w10="urn:schemas-microsoft-com:office:word" xmlns:w="http://schemas.openxmlformats.org/wordprocessingml/2006/main" xmlns:w14="http://schemas.microsoft.com/office/word/2010/wordml" xmlns:w15="http://schemas.microsoft.com/office/word/2012/wordml" xmlns:w16cei="http://schemas.microsoft.com/office/word/2026/wordml/cei" xmlns:w16cex="http://schemas.microsoft.com/office/word/2018/wordml/cex" xmlns:w16cid="http://schemas.microsoft.com/office/word/2016/wordml/cid" xmlns:w16="http://schemas.microsoft.com/office/word/2018/wordml" xmlns:w16du="http://schemas.microsoft.com/office/word/2023/wordml/word16du" xmlns:w16sdtdh="http://schemas.microsoft.com/office/word/2020/wordml/sdtdatahash" xmlns:w16sdtfl="http://schemas.microsoft.com/office/word/2024/wordml/sdtformatlock" xmlns:w16se="http://schemas.microsoft.com/office/word/2015/wordml/symex" xmlns:wpg="http://schemas.microsoft.com/office/word/2010/wordprocessingGroup" xmlns:wpi="http://schemas.microsoft.com/office/word/2010/wordprocessingInk" xmlns:wne="http://schemas.microsoft.com/office/word/2006/wordml" xmlns:wps="http://schemas.microsoft.com/office/word/2010/wordprocessingShape" mc:Ignorable="w14 w15 w16se w16cid w16 w16cex w16sdtdh w16sdtfl w16du wp14">
-  <w16cid:commentId w16cid:paraId="65026BC1" w16cid:durableId="3A799865"/>
-</w16cid:commentsIds>
-</file>
-
 <file path=word/numbering.xml><?xml version="1.0" encoding="utf-8"?>
 <w:numbering xmlns:wpc="http://schemas.microsoft.com/office/word/2010/wordprocessingCanvas" xmlns:cx="http://schemas.microsoft.com/office/drawing/2014/chartex" xmlns:cx1="http://schemas.microsoft.com/office/drawing/2015/9/8/chartex" xmlns:cx2="http://schemas.microsoft.com/office/drawing/2015/10/21/chartex" xmlns:cx3="http://schemas.microsoft.com/office/drawing/2016/5/9/chartex" xmlns:cx4="http://schemas.microsoft.com/office/drawing/2016/5/10/chartex" xmlns:cx5="http://schemas.microsoft.com/office/drawing/2016/5/11/chartex" xmlns:cx6="http://schemas.microsoft.com/office/drawing/2016/5/12/chartex" xmlns:cx7="http://schemas.microsoft.com/office/drawing/2016/5/13/chartex" xmlns:cx8="http://schemas.microsoft.com/office/drawing/2016/5/14/chartex" xmlns:mc="http://schemas.openxmlformats.org/markup-compatibility/2006" xmlns:aink="http://schemas.microsoft.com/office/drawing/2016/ink" xmlns:am3d="http://schemas.microsoft.com/office/drawing/2017/model3d" xmlns:o="urn:schemas-microsoft-com:office:office" xmlns:oel="http://schemas.microsoft.com/office/2019/extlst" xmlns:r="http://schemas.openxmlformats.org/officeDocument/2006/relationships" xmlns:m="http://schemas.openxmlformats.org/officeDocument/2006/math" xmlns:v="urn:schemas-microsoft-com:vml" xmlns:wp14="http://schemas.microsoft.com/office/word/2010/wordprocessingDrawing" xmlns:wp="http://schemas.openxmlformats.org/drawingml/2006/wordprocessingDrawing" xmlns:w10="urn:schemas-microsoft-com:office:word" xmlns:w="http://schemas.openxmlformats.org/wordprocessingml/2006/main" xmlns:w14="http://schemas.microsoft.com/office/word/2010/wordml" xmlns:w15="http://schemas.microsoft.com/office/word/2012/wordml" xmlns:w16cei="http://schemas.microsoft.com/office/word/2026/wordml/cei" xmlns:w16cex="http://schemas.microsoft.com/office/word/2018/wordml/cex" xmlns:w16cid="http://schemas.microsoft.com/office/word/2016/wordml/cid" xmlns:w16="http://schemas.microsoft.com/office/word/2018/wordml" xmlns:w16du="http://schemas.microsoft.com/office/word/2023/wordml/word16du" xmlns:w16sdtdh="http://schemas.microsoft.com/office/word/2020/wordml/sdtdatahash" xmlns:w16sdtfl="http://schemas.microsoft.com/office/word/2024/wordml/sdtformatlock" xmlns:w16se="http://schemas.microsoft.com/office/word/2015/wordml/symex" xmlns:wpg="http://schemas.microsoft.com/office/word/2010/wordprocessingGroup" xmlns:wpi="http://schemas.microsoft.com/office/word/2010/wordprocessingInk" xmlns:wne="http://schemas.microsoft.com/office/word/2006/wordml" xmlns:wps="http://schemas.microsoft.com/office/word/2010/wordprocessingShape" mc:Ignorable="w14 w15 w16se w16cid w16 w16cex w16sdtdh w16sdtfl w16du wp14">
   <w:abstractNum w:abstractNumId="0" w15:restartNumberingAfterBreak="0">
+    <w:nsid w:val="03574F42"/>
+    <w:multiLevelType w:val="hybridMultilevel"/>
+    <w:tmpl w:val="48348B2E"/>
+    <w:lvl w:ilvl="0" w:tplc="CDA6DBC6">
+      <w:numFmt w:val="bullet"/>
+      <w:lvlText w:val="-"/>
+      <w:lvlJc w:val="left"/>
+      <w:pPr>
+        <w:ind w:left="720" w:hanging="360"/>
+      </w:pPr>
+      <w:rPr>
+        <w:rFonts w:ascii="Aptos" w:eastAsiaTheme="minorHAnsi" w:hAnsi="Aptos" w:cstheme="minorBidi" w:hint="default"/>
+      </w:rPr>
+    </w:lvl>
+    <w:lvl w:ilvl="1" w:tplc="04100003" w:tentative="1">
+      <w:start w:val="1"/>
+      <w:numFmt w:val="bullet"/>
+      <w:lvlText w:val="o"/>
+      <w:lvlJc w:val="left"/>
+      <w:pPr>
+        <w:ind w:left="1440" w:hanging="360"/>
+      </w:pPr>
+      <w:rPr>
+        <w:rFonts w:ascii="Courier New" w:hAnsi="Courier New" w:cs="Courier New" w:hint="default"/>
+      </w:rPr>
+    </w:lvl>
+    <w:lvl w:ilvl="2" w:tplc="04100005" w:tentative="1">
+      <w:start w:val="1"/>
+      <w:numFmt w:val="bullet"/>
+      <w:lvlText w:val=""/>
+      <w:lvlJc w:val="left"/>
+      <w:pPr>
+        <w:ind w:left="2160" w:hanging="360"/>
+      </w:pPr>
+      <w:rPr>
+        <w:rFonts w:ascii="Wingdings" w:hAnsi="Wingdings" w:hint="default"/>
+      </w:rPr>
+    </w:lvl>
+    <w:lvl w:ilvl="3" w:tplc="04100001" w:tentative="1">
+      <w:start w:val="1"/>
+      <w:numFmt w:val="bullet"/>
+      <w:lvlText w:val=""/>
+      <w:lvlJc w:val="left"/>
+      <w:pPr>
+        <w:ind w:left="2880" w:hanging="360"/>
+      </w:pPr>
+      <w:rPr>
+        <w:rFonts w:ascii="Symbol" w:hAnsi="Symbol" w:hint="default"/>
+      </w:rPr>
+    </w:lvl>
+    <w:lvl w:ilvl="4" w:tplc="04100003" w:tentative="1">
+      <w:start w:val="1"/>
+      <w:numFmt w:val="bullet"/>
+      <w:lvlText w:val="o"/>
+      <w:lvlJc w:val="left"/>
+      <w:pPr>
+        <w:ind w:left="3600" w:hanging="360"/>
+      </w:pPr>
+      <w:rPr>
+        <w:rFonts w:ascii="Courier New" w:hAnsi="Courier New" w:cs="Courier New" w:hint="default"/>
+      </w:rPr>
+    </w:lvl>
+    <w:lvl w:ilvl="5" w:tplc="04100005" w:tentative="1">
+      <w:start w:val="1"/>
+      <w:numFmt w:val="bullet"/>
+      <w:lvlText w:val=""/>
+      <w:lvlJc w:val="left"/>
+      <w:pPr>
+        <w:ind w:left="4320" w:hanging="360"/>
+      </w:pPr>
+      <w:rPr>
+        <w:rFonts w:ascii="Wingdings" w:hAnsi="Wingdings" w:hint="default"/>
+      </w:rPr>
+    </w:lvl>
+    <w:lvl w:ilvl="6" w:tplc="04100001" w:tentative="1">
+      <w:start w:val="1"/>
+      <w:numFmt w:val="bullet"/>
+      <w:lvlText w:val=""/>
+      <w:lvlJc w:val="left"/>
+      <w:pPr>
+        <w:ind w:left="5040" w:hanging="360"/>
+      </w:pPr>
+      <w:rPr>
+        <w:rFonts w:ascii="Symbol" w:hAnsi="Symbol" w:hint="default"/>
+      </w:rPr>
+    </w:lvl>
+    <w:lvl w:ilvl="7" w:tplc="04100003" w:tentative="1">
+      <w:start w:val="1"/>
+      <w:numFmt w:val="bullet"/>
+      <w:lvlText w:val="o"/>
+      <w:lvlJc w:val="left"/>
+      <w:pPr>
+        <w:ind w:left="5760" w:hanging="360"/>
+      </w:pPr>
+      <w:rPr>
+        <w:rFonts w:ascii="Courier New" w:hAnsi="Courier New" w:cs="Courier New" w:hint="default"/>
+      </w:rPr>
+    </w:lvl>
+    <w:lvl w:ilvl="8" w:tplc="04100005" w:tentative="1">
+      <w:start w:val="1"/>
+      <w:numFmt w:val="bullet"/>
+      <w:lvlText w:val=""/>
+      <w:lvlJc w:val="left"/>
+      <w:pPr>
+        <w:ind w:left="6480" w:hanging="360"/>
+      </w:pPr>
+      <w:rPr>
+        <w:rFonts w:ascii="Wingdings" w:hAnsi="Wingdings" w:hint="default"/>
+      </w:rPr>
+    </w:lvl>
+  </w:abstractNum>
+  <w:abstractNum w:abstractNumId="1" w15:restartNumberingAfterBreak="0">
+    <w:nsid w:val="096E6B2B"/>
+    <w:multiLevelType w:val="hybridMultilevel"/>
+    <w:tmpl w:val="DB562468"/>
+    <w:lvl w:ilvl="0" w:tplc="CDA6DBC6">
+      <w:numFmt w:val="bullet"/>
+      <w:lvlText w:val="-"/>
+      <w:lvlJc w:val="left"/>
+      <w:pPr>
+        <w:ind w:left="720" w:hanging="360"/>
+      </w:pPr>
+      <w:rPr>
+        <w:rFonts w:ascii="Aptos" w:eastAsiaTheme="minorHAnsi" w:hAnsi="Aptos" w:cstheme="minorBidi" w:hint="default"/>
+      </w:rPr>
+    </w:lvl>
+    <w:lvl w:ilvl="1" w:tplc="04100003" w:tentative="1">
+      <w:start w:val="1"/>
+      <w:numFmt w:val="bullet"/>
+      <w:lvlText w:val="o"/>
+      <w:lvlJc w:val="left"/>
+      <w:pPr>
+        <w:ind w:left="1440" w:hanging="360"/>
+      </w:pPr>
+      <w:rPr>
+        <w:rFonts w:ascii="Courier New" w:hAnsi="Courier New" w:cs="Courier New" w:hint="default"/>
+      </w:rPr>
+    </w:lvl>
+    <w:lvl w:ilvl="2" w:tplc="04100005" w:tentative="1">
+      <w:start w:val="1"/>
+      <w:numFmt w:val="bullet"/>
+      <w:lvlText w:val=""/>
+      <w:lvlJc w:val="left"/>
+      <w:pPr>
+        <w:ind w:left="2160" w:hanging="360"/>
+      </w:pPr>
+      <w:rPr>
+        <w:rFonts w:ascii="Wingdings" w:hAnsi="Wingdings" w:hint="default"/>
+      </w:rPr>
+    </w:lvl>
+    <w:lvl w:ilvl="3" w:tplc="04100001" w:tentative="1">
+      <w:start w:val="1"/>
+      <w:numFmt w:val="bullet"/>
+      <w:lvlText w:val=""/>
+      <w:lvlJc w:val="left"/>
+      <w:pPr>
+        <w:ind w:left="2880" w:hanging="360"/>
+      </w:pPr>
+      <w:rPr>
+        <w:rFonts w:ascii="Symbol" w:hAnsi="Symbol" w:hint="default"/>
+      </w:rPr>
+    </w:lvl>
+    <w:lvl w:ilvl="4" w:tplc="04100003" w:tentative="1">
+      <w:start w:val="1"/>
+      <w:numFmt w:val="bullet"/>
+      <w:lvlText w:val="o"/>
+      <w:lvlJc w:val="left"/>
+      <w:pPr>
+        <w:ind w:left="3600" w:hanging="360"/>
+      </w:pPr>
+      <w:rPr>
+        <w:rFonts w:ascii="Courier New" w:hAnsi="Courier New" w:cs="Courier New" w:hint="default"/>
+      </w:rPr>
+    </w:lvl>
+    <w:lvl w:ilvl="5" w:tplc="04100005" w:tentative="1">
+      <w:start w:val="1"/>
+      <w:numFmt w:val="bullet"/>
+      <w:lvlText w:val=""/>
+      <w:lvlJc w:val="left"/>
+      <w:pPr>
+        <w:ind w:left="4320" w:hanging="360"/>
+      </w:pPr>
+      <w:rPr>
+        <w:rFonts w:ascii="Wingdings" w:hAnsi="Wingdings" w:hint="default"/>
+      </w:rPr>
+    </w:lvl>
+    <w:lvl w:ilvl="6" w:tplc="04100001" w:tentative="1">
+      <w:start w:val="1"/>
+      <w:numFmt w:val="bullet"/>
+      <w:lvlText w:val=""/>
+      <w:lvlJc w:val="left"/>
+      <w:pPr>
+        <w:ind w:left="5040" w:hanging="360"/>
+      </w:pPr>
+      <w:rPr>
+        <w:rFonts w:ascii="Symbol" w:hAnsi="Symbol" w:hint="default"/>
+      </w:rPr>
+    </w:lvl>
+    <w:lvl w:ilvl="7" w:tplc="04100003" w:tentative="1">
+      <w:start w:val="1"/>
+      <w:numFmt w:val="bullet"/>
+      <w:lvlText w:val="o"/>
+      <w:lvlJc w:val="left"/>
+      <w:pPr>
+        <w:ind w:left="5760" w:hanging="360"/>
+      </w:pPr>
+      <w:rPr>
+        <w:rFonts w:ascii="Courier New" w:hAnsi="Courier New" w:cs="Courier New" w:hint="default"/>
+      </w:rPr>
+    </w:lvl>
+    <w:lvl w:ilvl="8" w:tplc="04100005" w:tentative="1">
+      <w:start w:val="1"/>
+      <w:numFmt w:val="bullet"/>
+      <w:lvlText w:val=""/>
+      <w:lvlJc w:val="left"/>
+      <w:pPr>
+        <w:ind w:left="6480" w:hanging="360"/>
+      </w:pPr>
+      <w:rPr>
+        <w:rFonts w:ascii="Wingdings" w:hAnsi="Wingdings" w:hint="default"/>
+      </w:rPr>
+    </w:lvl>
+  </w:abstractNum>
+  <w:abstractNum w:abstractNumId="2" w15:restartNumberingAfterBreak="0">
     <w:nsid w:val="0C431285"/>
     <w:multiLevelType w:val="multilevel"/>
     <w:tmpl w:val="7E225A0E"/>
@@ -4657,7 +5628,7 @@
       </w:rPr>
     </w:lvl>
   </w:abstractNum>
-  <w:abstractNum w:abstractNumId="1" w15:restartNumberingAfterBreak="0">
+  <w:abstractNum w:abstractNumId="3" w15:restartNumberingAfterBreak="0">
     <w:nsid w:val="0F9D1C6D"/>
     <w:multiLevelType w:val="multilevel"/>
     <w:tmpl w:val="081C9008"/>
@@ -4806,7 +5777,7 @@
       </w:rPr>
     </w:lvl>
   </w:abstractNum>
-  <w:abstractNum w:abstractNumId="2" w15:restartNumberingAfterBreak="0">
+  <w:abstractNum w:abstractNumId="4" w15:restartNumberingAfterBreak="0">
     <w:nsid w:val="14D86210"/>
     <w:multiLevelType w:val="multilevel"/>
     <w:tmpl w:val="80B651BE"/>
@@ -4955,7 +5926,7 @@
       </w:rPr>
     </w:lvl>
   </w:abstractNum>
-  <w:abstractNum w:abstractNumId="3" w15:restartNumberingAfterBreak="0">
+  <w:abstractNum w:abstractNumId="5" w15:restartNumberingAfterBreak="0">
     <w:nsid w:val="2011701E"/>
     <w:multiLevelType w:val="multilevel"/>
     <w:tmpl w:val="DF5C6CAE"/>
@@ -5104,7 +6075,7 @@
       </w:rPr>
     </w:lvl>
   </w:abstractNum>
-  <w:abstractNum w:abstractNumId="4" w15:restartNumberingAfterBreak="0">
+  <w:abstractNum w:abstractNumId="6" w15:restartNumberingAfterBreak="0">
     <w:nsid w:val="2F521244"/>
     <w:multiLevelType w:val="hybridMultilevel"/>
     <w:tmpl w:val="59186AC0"/>
@@ -5216,7 +6187,7 @@
       </w:rPr>
     </w:lvl>
   </w:abstractNum>
-  <w:abstractNum w:abstractNumId="5" w15:restartNumberingAfterBreak="0">
+  <w:abstractNum w:abstractNumId="7" w15:restartNumberingAfterBreak="0">
     <w:nsid w:val="32F22A8D"/>
     <w:multiLevelType w:val="multilevel"/>
     <w:tmpl w:val="081C9008"/>
@@ -5365,7 +6336,7 @@
       </w:rPr>
     </w:lvl>
   </w:abstractNum>
-  <w:abstractNum w:abstractNumId="6" w15:restartNumberingAfterBreak="0">
+  <w:abstractNum w:abstractNumId="8" w15:restartNumberingAfterBreak="0">
     <w:nsid w:val="3B7D5D45"/>
     <w:multiLevelType w:val="hybridMultilevel"/>
     <w:tmpl w:val="D3C24C6C"/>
@@ -5381,7 +6352,7 @@
         <w:rFonts w:ascii="Aptos" w:eastAsiaTheme="minorHAnsi" w:hAnsi="Aptos" w:cstheme="minorBidi" w:hint="default"/>
       </w:rPr>
     </w:lvl>
-    <w:lvl w:ilvl="1" w:tplc="04100003" w:tentative="1">
+    <w:lvl w:ilvl="1" w:tplc="04100003">
       <w:start w:val="1"/>
       <w:numFmt w:val="bullet"/>
       <w:lvlText w:val="o"/>
@@ -5478,7 +6449,7 @@
       </w:rPr>
     </w:lvl>
   </w:abstractNum>
-  <w:abstractNum w:abstractNumId="7" w15:restartNumberingAfterBreak="0">
+  <w:abstractNum w:abstractNumId="9" w15:restartNumberingAfterBreak="0">
     <w:nsid w:val="3D3E2F8F"/>
     <w:multiLevelType w:val="multilevel"/>
     <w:tmpl w:val="5EA0A7E2"/>
@@ -5627,7 +6598,7 @@
       </w:rPr>
     </w:lvl>
   </w:abstractNum>
-  <w:abstractNum w:abstractNumId="8" w15:restartNumberingAfterBreak="0">
+  <w:abstractNum w:abstractNumId="10" w15:restartNumberingAfterBreak="0">
     <w:nsid w:val="3E9D48CE"/>
     <w:multiLevelType w:val="multilevel"/>
     <w:tmpl w:val="B9546D86"/>
@@ -5740,7 +6711,156 @@
       </w:pPr>
     </w:lvl>
   </w:abstractNum>
-  <w:abstractNum w:abstractNumId="9" w15:restartNumberingAfterBreak="0">
+  <w:abstractNum w:abstractNumId="11" w15:restartNumberingAfterBreak="0">
+    <w:nsid w:val="419F427E"/>
+    <w:multiLevelType w:val="multilevel"/>
+    <w:tmpl w:val="35C08A36"/>
+    <w:lvl w:ilvl="0">
+      <w:start w:val="1"/>
+      <w:numFmt w:val="bullet"/>
+      <w:lvlText w:val=""/>
+      <w:lvlJc w:val="left"/>
+      <w:pPr>
+        <w:tabs>
+          <w:tab w:val="num" w:pos="720"/>
+        </w:tabs>
+        <w:ind w:left="720" w:hanging="360"/>
+      </w:pPr>
+      <w:rPr>
+        <w:rFonts w:ascii="Symbol" w:hAnsi="Symbol" w:hint="default"/>
+        <w:sz w:val="20"/>
+      </w:rPr>
+    </w:lvl>
+    <w:lvl w:ilvl="1" w:tentative="1">
+      <w:start w:val="1"/>
+      <w:numFmt w:val="bullet"/>
+      <w:lvlText w:val="o"/>
+      <w:lvlJc w:val="left"/>
+      <w:pPr>
+        <w:tabs>
+          <w:tab w:val="num" w:pos="1440"/>
+        </w:tabs>
+        <w:ind w:left="1440" w:hanging="360"/>
+      </w:pPr>
+      <w:rPr>
+        <w:rFonts w:ascii="Courier New" w:hAnsi="Courier New" w:hint="default"/>
+        <w:sz w:val="20"/>
+      </w:rPr>
+    </w:lvl>
+    <w:lvl w:ilvl="2" w:tentative="1">
+      <w:start w:val="1"/>
+      <w:numFmt w:val="bullet"/>
+      <w:lvlText w:val=""/>
+      <w:lvlJc w:val="left"/>
+      <w:pPr>
+        <w:tabs>
+          <w:tab w:val="num" w:pos="2160"/>
+        </w:tabs>
+        <w:ind w:left="2160" w:hanging="360"/>
+      </w:pPr>
+      <w:rPr>
+        <w:rFonts w:ascii="Wingdings" w:hAnsi="Wingdings" w:hint="default"/>
+        <w:sz w:val="20"/>
+      </w:rPr>
+    </w:lvl>
+    <w:lvl w:ilvl="3" w:tentative="1">
+      <w:start w:val="1"/>
+      <w:numFmt w:val="bullet"/>
+      <w:lvlText w:val=""/>
+      <w:lvlJc w:val="left"/>
+      <w:pPr>
+        <w:tabs>
+          <w:tab w:val="num" w:pos="2880"/>
+        </w:tabs>
+        <w:ind w:left="2880" w:hanging="360"/>
+      </w:pPr>
+      <w:rPr>
+        <w:rFonts w:ascii="Wingdings" w:hAnsi="Wingdings" w:hint="default"/>
+        <w:sz w:val="20"/>
+      </w:rPr>
+    </w:lvl>
+    <w:lvl w:ilvl="4" w:tentative="1">
+      <w:start w:val="1"/>
+      <w:numFmt w:val="bullet"/>
+      <w:lvlText w:val=""/>
+      <w:lvlJc w:val="left"/>
+      <w:pPr>
+        <w:tabs>
+          <w:tab w:val="num" w:pos="3600"/>
+        </w:tabs>
+        <w:ind w:left="3600" w:hanging="360"/>
+      </w:pPr>
+      <w:rPr>
+        <w:rFonts w:ascii="Wingdings" w:hAnsi="Wingdings" w:hint="default"/>
+        <w:sz w:val="20"/>
+      </w:rPr>
+    </w:lvl>
+    <w:lvl w:ilvl="5" w:tentative="1">
+      <w:start w:val="1"/>
+      <w:numFmt w:val="bullet"/>
+      <w:lvlText w:val=""/>
+      <w:lvlJc w:val="left"/>
+      <w:pPr>
+        <w:tabs>
+          <w:tab w:val="num" w:pos="4320"/>
+        </w:tabs>
+        <w:ind w:left="4320" w:hanging="360"/>
+      </w:pPr>
+      <w:rPr>
+        <w:rFonts w:ascii="Wingdings" w:hAnsi="Wingdings" w:hint="default"/>
+        <w:sz w:val="20"/>
+      </w:rPr>
+    </w:lvl>
+    <w:lvl w:ilvl="6" w:tentative="1">
+      <w:start w:val="1"/>
+      <w:numFmt w:val="bullet"/>
+      <w:lvlText w:val=""/>
+      <w:lvlJc w:val="left"/>
+      <w:pPr>
+        <w:tabs>
+          <w:tab w:val="num" w:pos="5040"/>
+        </w:tabs>
+        <w:ind w:left="5040" w:hanging="360"/>
+      </w:pPr>
+      <w:rPr>
+        <w:rFonts w:ascii="Wingdings" w:hAnsi="Wingdings" w:hint="default"/>
+        <w:sz w:val="20"/>
+      </w:rPr>
+    </w:lvl>
+    <w:lvl w:ilvl="7" w:tentative="1">
+      <w:start w:val="1"/>
+      <w:numFmt w:val="bullet"/>
+      <w:lvlText w:val=""/>
+      <w:lvlJc w:val="left"/>
+      <w:pPr>
+        <w:tabs>
+          <w:tab w:val="num" w:pos="5760"/>
+        </w:tabs>
+        <w:ind w:left="5760" w:hanging="360"/>
+      </w:pPr>
+      <w:rPr>
+        <w:rFonts w:ascii="Wingdings" w:hAnsi="Wingdings" w:hint="default"/>
+        <w:sz w:val="20"/>
+      </w:rPr>
+    </w:lvl>
+    <w:lvl w:ilvl="8" w:tentative="1">
+      <w:start w:val="1"/>
+      <w:numFmt w:val="bullet"/>
+      <w:lvlText w:val=""/>
+      <w:lvlJc w:val="left"/>
+      <w:pPr>
+        <w:tabs>
+          <w:tab w:val="num" w:pos="6480"/>
+        </w:tabs>
+        <w:ind w:left="6480" w:hanging="360"/>
+      </w:pPr>
+      <w:rPr>
+        <w:rFonts w:ascii="Wingdings" w:hAnsi="Wingdings" w:hint="default"/>
+        <w:sz w:val="20"/>
+      </w:rPr>
+    </w:lvl>
+  </w:abstractNum>
+  <w:abstractNum w:abstractNumId="12" w15:restartNumberingAfterBreak="0">
     <w:nsid w:val="424C1DC0"/>
     <w:multiLevelType w:val="multilevel"/>
     <w:tmpl w:val="F8FEB08C"/>
@@ -5889,7 +7009,156 @@
       </w:rPr>
     </w:lvl>
   </w:abstractNum>
-  <w:abstractNum w:abstractNumId="10" w15:restartNumberingAfterBreak="0">
+  <w:abstractNum w:abstractNumId="13" w15:restartNumberingAfterBreak="0">
+    <w:nsid w:val="4D6D016A"/>
+    <w:multiLevelType w:val="multilevel"/>
+    <w:tmpl w:val="FDF0813E"/>
+    <w:lvl w:ilvl="0">
+      <w:start w:val="1"/>
+      <w:numFmt w:val="bullet"/>
+      <w:lvlText w:val=""/>
+      <w:lvlJc w:val="left"/>
+      <w:pPr>
+        <w:tabs>
+          <w:tab w:val="num" w:pos="720"/>
+        </w:tabs>
+        <w:ind w:left="720" w:hanging="360"/>
+      </w:pPr>
+      <w:rPr>
+        <w:rFonts w:ascii="Symbol" w:hAnsi="Symbol" w:hint="default"/>
+        <w:sz w:val="20"/>
+      </w:rPr>
+    </w:lvl>
+    <w:lvl w:ilvl="1" w:tentative="1">
+      <w:start w:val="1"/>
+      <w:numFmt w:val="bullet"/>
+      <w:lvlText w:val="o"/>
+      <w:lvlJc w:val="left"/>
+      <w:pPr>
+        <w:tabs>
+          <w:tab w:val="num" w:pos="1440"/>
+        </w:tabs>
+        <w:ind w:left="1440" w:hanging="360"/>
+      </w:pPr>
+      <w:rPr>
+        <w:rFonts w:ascii="Courier New" w:hAnsi="Courier New" w:hint="default"/>
+        <w:sz w:val="20"/>
+      </w:rPr>
+    </w:lvl>
+    <w:lvl w:ilvl="2" w:tentative="1">
+      <w:start w:val="1"/>
+      <w:numFmt w:val="bullet"/>
+      <w:lvlText w:val=""/>
+      <w:lvlJc w:val="left"/>
+      <w:pPr>
+        <w:tabs>
+          <w:tab w:val="num" w:pos="2160"/>
+        </w:tabs>
+        <w:ind w:left="2160" w:hanging="360"/>
+      </w:pPr>
+      <w:rPr>
+        <w:rFonts w:ascii="Wingdings" w:hAnsi="Wingdings" w:hint="default"/>
+        <w:sz w:val="20"/>
+      </w:rPr>
+    </w:lvl>
+    <w:lvl w:ilvl="3" w:tentative="1">
+      <w:start w:val="1"/>
+      <w:numFmt w:val="bullet"/>
+      <w:lvlText w:val=""/>
+      <w:lvlJc w:val="left"/>
+      <w:pPr>
+        <w:tabs>
+          <w:tab w:val="num" w:pos="2880"/>
+        </w:tabs>
+        <w:ind w:left="2880" w:hanging="360"/>
+      </w:pPr>
+      <w:rPr>
+        <w:rFonts w:ascii="Wingdings" w:hAnsi="Wingdings" w:hint="default"/>
+        <w:sz w:val="20"/>
+      </w:rPr>
+    </w:lvl>
+    <w:lvl w:ilvl="4" w:tentative="1">
+      <w:start w:val="1"/>
+      <w:numFmt w:val="bullet"/>
+      <w:lvlText w:val=""/>
+      <w:lvlJc w:val="left"/>
+      <w:pPr>
+        <w:tabs>
+          <w:tab w:val="num" w:pos="3600"/>
+        </w:tabs>
+        <w:ind w:left="3600" w:hanging="360"/>
+      </w:pPr>
+      <w:rPr>
+        <w:rFonts w:ascii="Wingdings" w:hAnsi="Wingdings" w:hint="default"/>
+        <w:sz w:val="20"/>
+      </w:rPr>
+    </w:lvl>
+    <w:lvl w:ilvl="5" w:tentative="1">
+      <w:start w:val="1"/>
+      <w:numFmt w:val="bullet"/>
+      <w:lvlText w:val=""/>
+      <w:lvlJc w:val="left"/>
+      <w:pPr>
+        <w:tabs>
+          <w:tab w:val="num" w:pos="4320"/>
+        </w:tabs>
+        <w:ind w:left="4320" w:hanging="360"/>
+      </w:pPr>
+      <w:rPr>
+        <w:rFonts w:ascii="Wingdings" w:hAnsi="Wingdings" w:hint="default"/>
+        <w:sz w:val="20"/>
+      </w:rPr>
+    </w:lvl>
+    <w:lvl w:ilvl="6" w:tentative="1">
+      <w:start w:val="1"/>
+      <w:numFmt w:val="bullet"/>
+      <w:lvlText w:val=""/>
+      <w:lvlJc w:val="left"/>
+      <w:pPr>
+        <w:tabs>
+          <w:tab w:val="num" w:pos="5040"/>
+        </w:tabs>
+        <w:ind w:left="5040" w:hanging="360"/>
+      </w:pPr>
+      <w:rPr>
+        <w:rFonts w:ascii="Wingdings" w:hAnsi="Wingdings" w:hint="default"/>
+        <w:sz w:val="20"/>
+      </w:rPr>
+    </w:lvl>
+    <w:lvl w:ilvl="7" w:tentative="1">
+      <w:start w:val="1"/>
+      <w:numFmt w:val="bullet"/>
+      <w:lvlText w:val=""/>
+      <w:lvlJc w:val="left"/>
+      <w:pPr>
+        <w:tabs>
+          <w:tab w:val="num" w:pos="5760"/>
+        </w:tabs>
+        <w:ind w:left="5760" w:hanging="360"/>
+      </w:pPr>
+      <w:rPr>
+        <w:rFonts w:ascii="Wingdings" w:hAnsi="Wingdings" w:hint="default"/>
+        <w:sz w:val="20"/>
+      </w:rPr>
+    </w:lvl>
+    <w:lvl w:ilvl="8" w:tentative="1">
+      <w:start w:val="1"/>
+      <w:numFmt w:val="bullet"/>
+      <w:lvlText w:val=""/>
+      <w:lvlJc w:val="left"/>
+      <w:pPr>
+        <w:tabs>
+          <w:tab w:val="num" w:pos="6480"/>
+        </w:tabs>
+        <w:ind w:left="6480" w:hanging="360"/>
+      </w:pPr>
+      <w:rPr>
+        <w:rFonts w:ascii="Wingdings" w:hAnsi="Wingdings" w:hint="default"/>
+        <w:sz w:val="20"/>
+      </w:rPr>
+    </w:lvl>
+  </w:abstractNum>
+  <w:abstractNum w:abstractNumId="14" w15:restartNumberingAfterBreak="0">
     <w:nsid w:val="531757FC"/>
     <w:multiLevelType w:val="multilevel"/>
     <w:tmpl w:val="38823E20"/>
@@ -6038,7 +7307,7 @@
       </w:rPr>
     </w:lvl>
   </w:abstractNum>
-  <w:abstractNum w:abstractNumId="11" w15:restartNumberingAfterBreak="0">
+  <w:abstractNum w:abstractNumId="15" w15:restartNumberingAfterBreak="0">
     <w:nsid w:val="55AC5DFE"/>
     <w:multiLevelType w:val="hybridMultilevel"/>
     <w:tmpl w:val="36DAD27C"/>
@@ -6150,7 +7419,7 @@
       </w:rPr>
     </w:lvl>
   </w:abstractNum>
-  <w:abstractNum w:abstractNumId="12" w15:restartNumberingAfterBreak="0">
+  <w:abstractNum w:abstractNumId="16" w15:restartNumberingAfterBreak="0">
     <w:nsid w:val="5B8969A3"/>
     <w:multiLevelType w:val="multilevel"/>
     <w:tmpl w:val="9A88E3B8"/>
@@ -6299,7 +7568,7 @@
       </w:rPr>
     </w:lvl>
   </w:abstractNum>
-  <w:abstractNum w:abstractNumId="13" w15:restartNumberingAfterBreak="0">
+  <w:abstractNum w:abstractNumId="17" w15:restartNumberingAfterBreak="0">
     <w:nsid w:val="5D3C081A"/>
     <w:multiLevelType w:val="multilevel"/>
     <w:tmpl w:val="21482DF0"/>
@@ -6448,7 +7717,7 @@
       </w:rPr>
     </w:lvl>
   </w:abstractNum>
-  <w:abstractNum w:abstractNumId="14" w15:restartNumberingAfterBreak="0">
+  <w:abstractNum w:abstractNumId="18" w15:restartNumberingAfterBreak="0">
     <w:nsid w:val="5F811D83"/>
     <w:multiLevelType w:val="multilevel"/>
     <w:tmpl w:val="AF2EF6CA"/>
@@ -6565,7 +7834,7 @@
       </w:pPr>
     </w:lvl>
   </w:abstractNum>
-  <w:abstractNum w:abstractNumId="15" w15:restartNumberingAfterBreak="0">
+  <w:abstractNum w:abstractNumId="19" w15:restartNumberingAfterBreak="0">
     <w:nsid w:val="60D174E8"/>
     <w:multiLevelType w:val="multilevel"/>
     <w:tmpl w:val="596E5D82"/>
@@ -6714,7 +7983,156 @@
       </w:rPr>
     </w:lvl>
   </w:abstractNum>
-  <w:abstractNum w:abstractNumId="16" w15:restartNumberingAfterBreak="0">
+  <w:abstractNum w:abstractNumId="20" w15:restartNumberingAfterBreak="0">
+    <w:nsid w:val="66B03A28"/>
+    <w:multiLevelType w:val="multilevel"/>
+    <w:tmpl w:val="BE80EBE0"/>
+    <w:lvl w:ilvl="0">
+      <w:start w:val="1"/>
+      <w:numFmt w:val="bullet"/>
+      <w:lvlText w:val=""/>
+      <w:lvlJc w:val="left"/>
+      <w:pPr>
+        <w:tabs>
+          <w:tab w:val="num" w:pos="720"/>
+        </w:tabs>
+        <w:ind w:left="720" w:hanging="360"/>
+      </w:pPr>
+      <w:rPr>
+        <w:rFonts w:ascii="Symbol" w:hAnsi="Symbol" w:hint="default"/>
+        <w:sz w:val="20"/>
+      </w:rPr>
+    </w:lvl>
+    <w:lvl w:ilvl="1" w:tentative="1">
+      <w:start w:val="1"/>
+      <w:numFmt w:val="bullet"/>
+      <w:lvlText w:val="o"/>
+      <w:lvlJc w:val="left"/>
+      <w:pPr>
+        <w:tabs>
+          <w:tab w:val="num" w:pos="1440"/>
+        </w:tabs>
+        <w:ind w:left="1440" w:hanging="360"/>
+      </w:pPr>
+      <w:rPr>
+        <w:rFonts w:ascii="Courier New" w:hAnsi="Courier New" w:hint="default"/>
+        <w:sz w:val="20"/>
+      </w:rPr>
+    </w:lvl>
+    <w:lvl w:ilvl="2" w:tentative="1">
+      <w:start w:val="1"/>
+      <w:numFmt w:val="bullet"/>
+      <w:lvlText w:val=""/>
+      <w:lvlJc w:val="left"/>
+      <w:pPr>
+        <w:tabs>
+          <w:tab w:val="num" w:pos="2160"/>
+        </w:tabs>
+        <w:ind w:left="2160" w:hanging="360"/>
+      </w:pPr>
+      <w:rPr>
+        <w:rFonts w:ascii="Wingdings" w:hAnsi="Wingdings" w:hint="default"/>
+        <w:sz w:val="20"/>
+      </w:rPr>
+    </w:lvl>
+    <w:lvl w:ilvl="3" w:tentative="1">
+      <w:start w:val="1"/>
+      <w:numFmt w:val="bullet"/>
+      <w:lvlText w:val=""/>
+      <w:lvlJc w:val="left"/>
+      <w:pPr>
+        <w:tabs>
+          <w:tab w:val="num" w:pos="2880"/>
+        </w:tabs>
+        <w:ind w:left="2880" w:hanging="360"/>
+      </w:pPr>
+      <w:rPr>
+        <w:rFonts w:ascii="Wingdings" w:hAnsi="Wingdings" w:hint="default"/>
+        <w:sz w:val="20"/>
+      </w:rPr>
+    </w:lvl>
+    <w:lvl w:ilvl="4" w:tentative="1">
+      <w:start w:val="1"/>
+      <w:numFmt w:val="bullet"/>
+      <w:lvlText w:val=""/>
+      <w:lvlJc w:val="left"/>
+      <w:pPr>
+        <w:tabs>
+          <w:tab w:val="num" w:pos="3600"/>
+        </w:tabs>
+        <w:ind w:left="3600" w:hanging="360"/>
+      </w:pPr>
+      <w:rPr>
+        <w:rFonts w:ascii="Wingdings" w:hAnsi="Wingdings" w:hint="default"/>
+        <w:sz w:val="20"/>
+      </w:rPr>
+    </w:lvl>
+    <w:lvl w:ilvl="5" w:tentative="1">
+      <w:start w:val="1"/>
+      <w:numFmt w:val="bullet"/>
+      <w:lvlText w:val=""/>
+      <w:lvlJc w:val="left"/>
+      <w:pPr>
+        <w:tabs>
+          <w:tab w:val="num" w:pos="4320"/>
+        </w:tabs>
+        <w:ind w:left="4320" w:hanging="360"/>
+      </w:pPr>
+      <w:rPr>
+        <w:rFonts w:ascii="Wingdings" w:hAnsi="Wingdings" w:hint="default"/>
+        <w:sz w:val="20"/>
+      </w:rPr>
+    </w:lvl>
+    <w:lvl w:ilvl="6" w:tentative="1">
+      <w:start w:val="1"/>
+      <w:numFmt w:val="bullet"/>
+      <w:lvlText w:val=""/>
+      <w:lvlJc w:val="left"/>
+      <w:pPr>
+        <w:tabs>
+          <w:tab w:val="num" w:pos="5040"/>
+        </w:tabs>
+        <w:ind w:left="5040" w:hanging="360"/>
+      </w:pPr>
+      <w:rPr>
+        <w:rFonts w:ascii="Wingdings" w:hAnsi="Wingdings" w:hint="default"/>
+        <w:sz w:val="20"/>
+      </w:rPr>
+    </w:lvl>
+    <w:lvl w:ilvl="7" w:tentative="1">
+      <w:start w:val="1"/>
+      <w:numFmt w:val="bullet"/>
+      <w:lvlText w:val=""/>
+      <w:lvlJc w:val="left"/>
+      <w:pPr>
+        <w:tabs>
+          <w:tab w:val="num" w:pos="5760"/>
+        </w:tabs>
+        <w:ind w:left="5760" w:hanging="360"/>
+      </w:pPr>
+      <w:rPr>
+        <w:rFonts w:ascii="Wingdings" w:hAnsi="Wingdings" w:hint="default"/>
+        <w:sz w:val="20"/>
+      </w:rPr>
+    </w:lvl>
+    <w:lvl w:ilvl="8" w:tentative="1">
+      <w:start w:val="1"/>
+      <w:numFmt w:val="bullet"/>
+      <w:lvlText w:val=""/>
+      <w:lvlJc w:val="left"/>
+      <w:pPr>
+        <w:tabs>
+          <w:tab w:val="num" w:pos="6480"/>
+        </w:tabs>
+        <w:ind w:left="6480" w:hanging="360"/>
+      </w:pPr>
+      <w:rPr>
+        <w:rFonts w:ascii="Wingdings" w:hAnsi="Wingdings" w:hint="default"/>
+        <w:sz w:val="20"/>
+      </w:rPr>
+    </w:lvl>
+  </w:abstractNum>
+  <w:abstractNum w:abstractNumId="21" w15:restartNumberingAfterBreak="0">
     <w:nsid w:val="68990095"/>
     <w:multiLevelType w:val="multilevel"/>
     <w:tmpl w:val="081C9008"/>
@@ -6863,7 +8281,7 @@
       </w:rPr>
     </w:lvl>
   </w:abstractNum>
-  <w:abstractNum w:abstractNumId="17" w15:restartNumberingAfterBreak="0">
+  <w:abstractNum w:abstractNumId="22" w15:restartNumberingAfterBreak="0">
     <w:nsid w:val="695A01FE"/>
     <w:multiLevelType w:val="multilevel"/>
     <w:tmpl w:val="3F341B5A"/>
@@ -7012,7 +8430,7 @@
       </w:rPr>
     </w:lvl>
   </w:abstractNum>
-  <w:abstractNum w:abstractNumId="18" w15:restartNumberingAfterBreak="0">
+  <w:abstractNum w:abstractNumId="23" w15:restartNumberingAfterBreak="0">
     <w:nsid w:val="69B21CF1"/>
     <w:multiLevelType w:val="multilevel"/>
     <w:tmpl w:val="1924DA7A"/>
@@ -7161,7 +8579,7 @@
       </w:rPr>
     </w:lvl>
   </w:abstractNum>
-  <w:abstractNum w:abstractNumId="19" w15:restartNumberingAfterBreak="0">
+  <w:abstractNum w:abstractNumId="24" w15:restartNumberingAfterBreak="0">
     <w:nsid w:val="6C886AE0"/>
     <w:multiLevelType w:val="multilevel"/>
     <w:tmpl w:val="DC88E8B6"/>
@@ -7310,7 +8728,7 @@
       </w:rPr>
     </w:lvl>
   </w:abstractNum>
-  <w:abstractNum w:abstractNumId="20" w15:restartNumberingAfterBreak="0">
+  <w:abstractNum w:abstractNumId="25" w15:restartNumberingAfterBreak="0">
     <w:nsid w:val="727A74E0"/>
     <w:multiLevelType w:val="multilevel"/>
     <w:tmpl w:val="1AAA60C0"/>
@@ -7427,7 +8845,7 @@
       </w:pPr>
     </w:lvl>
   </w:abstractNum>
-  <w:abstractNum w:abstractNumId="21" w15:restartNumberingAfterBreak="0">
+  <w:abstractNum w:abstractNumId="26" w15:restartNumberingAfterBreak="0">
     <w:nsid w:val="72F85B6D"/>
     <w:multiLevelType w:val="multilevel"/>
     <w:tmpl w:val="46BAE0B8"/>
@@ -7544,7 +8962,119 @@
       </w:pPr>
     </w:lvl>
   </w:abstractNum>
-  <w:abstractNum w:abstractNumId="22" w15:restartNumberingAfterBreak="0">
+  <w:abstractNum w:abstractNumId="27" w15:restartNumberingAfterBreak="0">
+    <w:nsid w:val="754D6B88"/>
+    <w:multiLevelType w:val="hybridMultilevel"/>
+    <w:tmpl w:val="191EEA10"/>
+    <w:lvl w:ilvl="0" w:tplc="CDA6DBC6">
+      <w:numFmt w:val="bullet"/>
+      <w:lvlText w:val="-"/>
+      <w:lvlJc w:val="left"/>
+      <w:pPr>
+        <w:ind w:left="720" w:hanging="360"/>
+      </w:pPr>
+      <w:rPr>
+        <w:rFonts w:ascii="Aptos" w:eastAsiaTheme="minorHAnsi" w:hAnsi="Aptos" w:cstheme="minorBidi" w:hint="default"/>
+      </w:rPr>
+    </w:lvl>
+    <w:lvl w:ilvl="1" w:tplc="04100003" w:tentative="1">
+      <w:start w:val="1"/>
+      <w:numFmt w:val="bullet"/>
+      <w:lvlText w:val="o"/>
+      <w:lvlJc w:val="left"/>
+      <w:pPr>
+        <w:ind w:left="1440" w:hanging="360"/>
+      </w:pPr>
+      <w:rPr>
+        <w:rFonts w:ascii="Courier New" w:hAnsi="Courier New" w:cs="Courier New" w:hint="default"/>
+      </w:rPr>
+    </w:lvl>
+    <w:lvl w:ilvl="2" w:tplc="04100005" w:tentative="1">
+      <w:start w:val="1"/>
+      <w:numFmt w:val="bullet"/>
+      <w:lvlText w:val=""/>
+      <w:lvlJc w:val="left"/>
+      <w:pPr>
+        <w:ind w:left="2160" w:hanging="360"/>
+      </w:pPr>
+      <w:rPr>
+        <w:rFonts w:ascii="Wingdings" w:hAnsi="Wingdings" w:hint="default"/>
+      </w:rPr>
+    </w:lvl>
+    <w:lvl w:ilvl="3" w:tplc="04100001" w:tentative="1">
+      <w:start w:val="1"/>
+      <w:numFmt w:val="bullet"/>
+      <w:lvlText w:val=""/>
+      <w:lvlJc w:val="left"/>
+      <w:pPr>
+        <w:ind w:left="2880" w:hanging="360"/>
+      </w:pPr>
+      <w:rPr>
+        <w:rFonts w:ascii="Symbol" w:hAnsi="Symbol" w:hint="default"/>
+      </w:rPr>
+    </w:lvl>
+    <w:lvl w:ilvl="4" w:tplc="04100003" w:tentative="1">
+      <w:start w:val="1"/>
+      <w:numFmt w:val="bullet"/>
+      <w:lvlText w:val="o"/>
+      <w:lvlJc w:val="left"/>
+      <w:pPr>
+        <w:ind w:left="3600" w:hanging="360"/>
+      </w:pPr>
+      <w:rPr>
+        <w:rFonts w:ascii="Courier New" w:hAnsi="Courier New" w:cs="Courier New" w:hint="default"/>
+      </w:rPr>
+    </w:lvl>
+    <w:lvl w:ilvl="5" w:tplc="04100005" w:tentative="1">
+      <w:start w:val="1"/>
+      <w:numFmt w:val="bullet"/>
+      <w:lvlText w:val=""/>
+      <w:lvlJc w:val="left"/>
+      <w:pPr>
+        <w:ind w:left="4320" w:hanging="360"/>
+      </w:pPr>
+      <w:rPr>
+        <w:rFonts w:ascii="Wingdings" w:hAnsi="Wingdings" w:hint="default"/>
+      </w:rPr>
+    </w:lvl>
+    <w:lvl w:ilvl="6" w:tplc="04100001" w:tentative="1">
+      <w:start w:val="1"/>
+      <w:numFmt w:val="bullet"/>
+      <w:lvlText w:val=""/>
+      <w:lvlJc w:val="left"/>
+      <w:pPr>
+        <w:ind w:left="5040" w:hanging="360"/>
+      </w:pPr>
+      <w:rPr>
+        <w:rFonts w:ascii="Symbol" w:hAnsi="Symbol" w:hint="default"/>
+      </w:rPr>
+    </w:lvl>
+    <w:lvl w:ilvl="7" w:tplc="04100003" w:tentative="1">
+      <w:start w:val="1"/>
+      <w:numFmt w:val="bullet"/>
+      <w:lvlText w:val="o"/>
+      <w:lvlJc w:val="left"/>
+      <w:pPr>
+        <w:ind w:left="5760" w:hanging="360"/>
+      </w:pPr>
+      <w:rPr>
+        <w:rFonts w:ascii="Courier New" w:hAnsi="Courier New" w:cs="Courier New" w:hint="default"/>
+      </w:rPr>
+    </w:lvl>
+    <w:lvl w:ilvl="8" w:tplc="04100005" w:tentative="1">
+      <w:start w:val="1"/>
+      <w:numFmt w:val="bullet"/>
+      <w:lvlText w:val=""/>
+      <w:lvlJc w:val="left"/>
+      <w:pPr>
+        <w:ind w:left="6480" w:hanging="360"/>
+      </w:pPr>
+      <w:rPr>
+        <w:rFonts w:ascii="Wingdings" w:hAnsi="Wingdings" w:hint="default"/>
+      </w:rPr>
+    </w:lvl>
+  </w:abstractNum>
+  <w:abstractNum w:abstractNumId="28" w15:restartNumberingAfterBreak="0">
     <w:nsid w:val="76631757"/>
     <w:multiLevelType w:val="multilevel"/>
     <w:tmpl w:val="1AAA60C0"/>
@@ -7661,7 +9191,7 @@
       </w:pPr>
     </w:lvl>
   </w:abstractNum>
-  <w:abstractNum w:abstractNumId="23" w15:restartNumberingAfterBreak="0">
+  <w:abstractNum w:abstractNumId="29" w15:restartNumberingAfterBreak="0">
     <w:nsid w:val="767D5AC3"/>
     <w:multiLevelType w:val="multilevel"/>
     <w:tmpl w:val="8C8C5FFE"/>
@@ -7811,86 +9341,96 @@
     </w:lvl>
   </w:abstractNum>
   <w:num w:numId="1" w16cid:durableId="1880587512">
+    <w:abstractNumId w:val="6"/>
+  </w:num>
+  <w:num w:numId="2" w16cid:durableId="2088964189">
+    <w:abstractNumId w:val="21"/>
+  </w:num>
+  <w:num w:numId="3" w16cid:durableId="201016866">
+    <w:abstractNumId w:val="7"/>
+  </w:num>
+  <w:num w:numId="4" w16cid:durableId="983435067">
+    <w:abstractNumId w:val="26"/>
+  </w:num>
+  <w:num w:numId="5" w16cid:durableId="495923074">
+    <w:abstractNumId w:val="18"/>
+  </w:num>
+  <w:num w:numId="6" w16cid:durableId="909464386">
+    <w:abstractNumId w:val="3"/>
+  </w:num>
+  <w:num w:numId="7" w16cid:durableId="332879790">
+    <w:abstractNumId w:val="28"/>
+  </w:num>
+  <w:num w:numId="8" w16cid:durableId="257757845">
+    <w:abstractNumId w:val="25"/>
+  </w:num>
+  <w:num w:numId="9" w16cid:durableId="718015956">
+    <w:abstractNumId w:val="24"/>
+  </w:num>
+  <w:num w:numId="10" w16cid:durableId="1569148932">
+    <w:abstractNumId w:val="16"/>
+  </w:num>
+  <w:num w:numId="11" w16cid:durableId="275526376">
+    <w:abstractNumId w:val="29"/>
+  </w:num>
+  <w:num w:numId="12" w16cid:durableId="1696805028">
+    <w:abstractNumId w:val="5"/>
+  </w:num>
+  <w:num w:numId="13" w16cid:durableId="231936406">
+    <w:abstractNumId w:val="9"/>
+  </w:num>
+  <w:num w:numId="14" w16cid:durableId="154418669">
+    <w:abstractNumId w:val="23"/>
+  </w:num>
+  <w:num w:numId="15" w16cid:durableId="468479436">
+    <w:abstractNumId w:val="2"/>
+  </w:num>
+  <w:num w:numId="16" w16cid:durableId="171259351">
+    <w:abstractNumId w:val="10"/>
+  </w:num>
+  <w:num w:numId="17" w16cid:durableId="856188124">
+    <w:abstractNumId w:val="12"/>
+  </w:num>
+  <w:num w:numId="18" w16cid:durableId="68432494">
+    <w:abstractNumId w:val="8"/>
+  </w:num>
+  <w:num w:numId="19" w16cid:durableId="1505436379">
+    <w:abstractNumId w:val="17"/>
+  </w:num>
+  <w:num w:numId="20" w16cid:durableId="1411853943">
+    <w:abstractNumId w:val="19"/>
+  </w:num>
+  <w:num w:numId="21" w16cid:durableId="612979665">
     <w:abstractNumId w:val="4"/>
   </w:num>
-  <w:num w:numId="2" w16cid:durableId="2088964189">
-    <w:abstractNumId w:val="16"/>
+  <w:num w:numId="22" w16cid:durableId="1192718642">
+    <w:abstractNumId w:val="22"/>
   </w:num>
-  <w:num w:numId="3" w16cid:durableId="201016866">
-    <w:abstractNumId w:val="5"/>
-  </w:num>
-  <w:num w:numId="4" w16cid:durableId="983435067">
-    <w:abstractNumId w:val="21"/>
-  </w:num>
-  <w:num w:numId="5" w16cid:durableId="495923074">
+  <w:num w:numId="23" w16cid:durableId="1794711655">
     <w:abstractNumId w:val="14"/>
   </w:num>
-  <w:num w:numId="6" w16cid:durableId="909464386">
+  <w:num w:numId="24" w16cid:durableId="1238830158">
+    <w:abstractNumId w:val="15"/>
+  </w:num>
+  <w:num w:numId="25" w16cid:durableId="1024016715">
+    <w:abstractNumId w:val="20"/>
+  </w:num>
+  <w:num w:numId="26" w16cid:durableId="1238781006">
+    <w:abstractNumId w:val="13"/>
+  </w:num>
+  <w:num w:numId="27" w16cid:durableId="1700818853">
     <w:abstractNumId w:val="1"/>
   </w:num>
-  <w:num w:numId="7" w16cid:durableId="332879790">
-    <w:abstractNumId w:val="22"/>
+  <w:num w:numId="28" w16cid:durableId="531385872">
+    <w:abstractNumId w:val="27"/>
   </w:num>
-  <w:num w:numId="8" w16cid:durableId="257757845">
-    <w:abstractNumId w:val="20"/>
+  <w:num w:numId="29" w16cid:durableId="1443525506">
+    <w:abstractNumId w:val="11"/>
   </w:num>
-  <w:num w:numId="9" w16cid:durableId="718015956">
-    <w:abstractNumId w:val="19"/>
-  </w:num>
-  <w:num w:numId="10" w16cid:durableId="1569148932">
-    <w:abstractNumId w:val="12"/>
-  </w:num>
-  <w:num w:numId="11" w16cid:durableId="275526376">
-    <w:abstractNumId w:val="23"/>
-  </w:num>
-  <w:num w:numId="12" w16cid:durableId="1696805028">
-    <w:abstractNumId w:val="3"/>
-  </w:num>
-  <w:num w:numId="13" w16cid:durableId="231936406">
-    <w:abstractNumId w:val="7"/>
-  </w:num>
-  <w:num w:numId="14" w16cid:durableId="154418669">
-    <w:abstractNumId w:val="18"/>
-  </w:num>
-  <w:num w:numId="15" w16cid:durableId="468479436">
+  <w:num w:numId="30" w16cid:durableId="606236502">
     <w:abstractNumId w:val="0"/>
   </w:num>
-  <w:num w:numId="16" w16cid:durableId="171259351">
-    <w:abstractNumId w:val="8"/>
-  </w:num>
-  <w:num w:numId="17" w16cid:durableId="856188124">
-    <w:abstractNumId w:val="9"/>
-  </w:num>
-  <w:num w:numId="18" w16cid:durableId="68432494">
-    <w:abstractNumId w:val="6"/>
-  </w:num>
-  <w:num w:numId="19" w16cid:durableId="1505436379">
-    <w:abstractNumId w:val="13"/>
-  </w:num>
-  <w:num w:numId="20" w16cid:durableId="1411853943">
-    <w:abstractNumId w:val="15"/>
-  </w:num>
-  <w:num w:numId="21" w16cid:durableId="612979665">
-    <w:abstractNumId w:val="2"/>
-  </w:num>
-  <w:num w:numId="22" w16cid:durableId="1192718642">
-    <w:abstractNumId w:val="17"/>
-  </w:num>
-  <w:num w:numId="23" w16cid:durableId="1794711655">
-    <w:abstractNumId w:val="10"/>
-  </w:num>
-  <w:num w:numId="24" w16cid:durableId="1238830158">
-    <w:abstractNumId w:val="11"/>
-  </w:num>
 </w:numbering>
-</file>
-
-<file path=word/people.xml><?xml version="1.0" encoding="utf-8"?>
-<w15:people xmlns:wpc="http://schemas.microsoft.com/office/word/2010/wordprocessingCanvas" xmlns:cx="http://schemas.microsoft.com/office/drawing/2014/chartex" xmlns:cx1="http://schemas.microsoft.com/office/drawing/2015/9/8/chartex" xmlns:cx2="http://schemas.microsoft.com/office/drawing/2015/10/21/chartex" xmlns:cx3="http://schemas.microsoft.com/office/drawing/2016/5/9/chartex" xmlns:cx4="http://schemas.microsoft.com/office/drawing/2016/5/10/chartex" xmlns:cx5="http://schemas.microsoft.com/office/drawing/2016/5/11/chartex" xmlns:cx6="http://schemas.microsoft.com/office/drawing/2016/5/12/chartex" xmlns:cx7="http://schemas.microsoft.com/office/drawing/2016/5/13/chartex" xmlns:cx8="http://schemas.microsoft.com/office/drawing/2016/5/14/chartex" xmlns:mc="http://schemas.openxmlformats.org/markup-compatibility/2006" xmlns:aink="http://schemas.microsoft.com/office/drawing/2016/ink" xmlns:am3d="http://schemas.microsoft.com/office/drawing/2017/model3d" xmlns:o="urn:schemas-microsoft-com:office:office" xmlns:oel="http://schemas.microsoft.com/office/2019/extlst" xmlns:r="http://schemas.openxmlformats.org/officeDocument/2006/relationships" xmlns:m="http://schemas.openxmlformats.org/officeDocument/2006/math" xmlns:v="urn:schemas-microsoft-com:vml" xmlns:wp14="http://schemas.microsoft.com/office/word/2010/wordprocessingDrawing" xmlns:wp="http://schemas.openxmlformats.org/drawingml/2006/wordprocessingDrawing" xmlns:w10="urn:schemas-microsoft-com:office:word" xmlns:w="http://schemas.openxmlformats.org/wordprocessingml/2006/main" xmlns:w14="http://schemas.microsoft.com/office/word/2010/wordml" xmlns:w15="http://schemas.microsoft.com/office/word/2012/wordml" xmlns:w16cei="http://schemas.microsoft.com/office/word/2026/wordml/cei" xmlns:w16cex="http://schemas.microsoft.com/office/word/2018/wordml/cex" xmlns:w16cid="http://schemas.microsoft.com/office/word/2016/wordml/cid" xmlns:w16="http://schemas.microsoft.com/office/word/2018/wordml" xmlns:w16du="http://schemas.microsoft.com/office/word/2023/wordml/word16du" xmlns:w16sdtdh="http://schemas.microsoft.com/office/word/2020/wordml/sdtdatahash" xmlns:w16sdtfl="http://schemas.microsoft.com/office/word/2024/wordml/sdtformatlock" xmlns:w16se="http://schemas.microsoft.com/office/word/2015/wordml/symex" xmlns:wpg="http://schemas.microsoft.com/office/word/2010/wordprocessingGroup" xmlns:wpi="http://schemas.microsoft.com/office/word/2010/wordprocessingInk" xmlns:wne="http://schemas.microsoft.com/office/word/2006/wordml" xmlns:wps="http://schemas.microsoft.com/office/word/2010/wordprocessingShape" mc:Ignorable="w14 w15 w16se w16cid w16 w16cex w16sdtdh w16sdtfl w16du wp14">
-  <w15:person w15:author="Michel Papetti">
-    <w15:presenceInfo w15:providerId="Windows Live" w15:userId="1e1694875a2b2a98"/>
-  </w15:person>
-</w15:people>
 </file>
 
 <file path=word/styles.xml><?xml version="1.0" encoding="utf-8"?>
@@ -8290,15 +9830,16 @@
     <w:lsdException w:name="Unresolved Mention" w:semiHidden="1" w:unhideWhenUsed="1"/>
     <w:lsdException w:name="Smart Link" w:semiHidden="1" w:unhideWhenUsed="1"/>
   </w:latentStyles>
-  <w:style w:type="paragraph" w:default="1" w:styleId="Normal">
+  <w:style w:type="paragraph" w:default="1" w:styleId="Normale">
     <w:name w:val="Normal"/>
     <w:qFormat/>
+    <w:rsid w:val="00696F4B"/>
   </w:style>
-  <w:style w:type="paragraph" w:styleId="Heading1">
+  <w:style w:type="paragraph" w:styleId="Titolo1">
     <w:name w:val="heading 1"/>
-    <w:basedOn w:val="Normal"/>
-    <w:next w:val="Normal"/>
-    <w:link w:val="Heading1Char"/>
+    <w:basedOn w:val="Normale"/>
+    <w:next w:val="Normale"/>
+    <w:link w:val="Titolo1Carattere"/>
     <w:uiPriority w:val="9"/>
     <w:qFormat/>
     <w:rsid w:val="00855DB1"/>
@@ -8315,11 +9856,11 @@
       <w:szCs w:val="40"/>
     </w:rPr>
   </w:style>
-  <w:style w:type="paragraph" w:styleId="Heading2">
+  <w:style w:type="paragraph" w:styleId="Titolo2">
     <w:name w:val="heading 2"/>
-    <w:basedOn w:val="Normal"/>
-    <w:next w:val="Normal"/>
-    <w:link w:val="Heading2Char"/>
+    <w:basedOn w:val="Normale"/>
+    <w:next w:val="Normale"/>
+    <w:link w:val="Titolo2Carattere"/>
     <w:uiPriority w:val="9"/>
     <w:unhideWhenUsed/>
     <w:qFormat/>
@@ -8337,11 +9878,11 @@
       <w:szCs w:val="32"/>
     </w:rPr>
   </w:style>
-  <w:style w:type="paragraph" w:styleId="Heading3">
+  <w:style w:type="paragraph" w:styleId="Titolo3">
     <w:name w:val="heading 3"/>
-    <w:basedOn w:val="Normal"/>
-    <w:next w:val="Normal"/>
-    <w:link w:val="Heading3Char"/>
+    <w:basedOn w:val="Normale"/>
+    <w:next w:val="Normale"/>
+    <w:link w:val="Titolo3Carattere"/>
     <w:uiPriority w:val="9"/>
     <w:unhideWhenUsed/>
     <w:qFormat/>
@@ -8359,11 +9900,11 @@
       <w:szCs w:val="28"/>
     </w:rPr>
   </w:style>
-  <w:style w:type="paragraph" w:styleId="Heading4">
+  <w:style w:type="paragraph" w:styleId="Titolo4">
     <w:name w:val="heading 4"/>
-    <w:basedOn w:val="Normal"/>
-    <w:next w:val="Normal"/>
-    <w:link w:val="Heading4Char"/>
+    <w:basedOn w:val="Normale"/>
+    <w:next w:val="Normale"/>
+    <w:link w:val="Titolo4Carattere"/>
     <w:uiPriority w:val="9"/>
     <w:semiHidden/>
     <w:unhideWhenUsed/>
@@ -8382,11 +9923,11 @@
       <w:color w:val="0F4761" w:themeColor="accent1" w:themeShade="BF"/>
     </w:rPr>
   </w:style>
-  <w:style w:type="paragraph" w:styleId="Heading5">
+  <w:style w:type="paragraph" w:styleId="Titolo5">
     <w:name w:val="heading 5"/>
-    <w:basedOn w:val="Normal"/>
-    <w:next w:val="Normal"/>
-    <w:link w:val="Heading5Char"/>
+    <w:basedOn w:val="Normale"/>
+    <w:next w:val="Normale"/>
+    <w:link w:val="Titolo5Carattere"/>
     <w:uiPriority w:val="9"/>
     <w:semiHidden/>
     <w:unhideWhenUsed/>
@@ -8403,11 +9944,11 @@
       <w:color w:val="0F4761" w:themeColor="accent1" w:themeShade="BF"/>
     </w:rPr>
   </w:style>
-  <w:style w:type="paragraph" w:styleId="Heading6">
+  <w:style w:type="paragraph" w:styleId="Titolo6">
     <w:name w:val="heading 6"/>
-    <w:basedOn w:val="Normal"/>
-    <w:next w:val="Normal"/>
-    <w:link w:val="Heading6Char"/>
+    <w:basedOn w:val="Normale"/>
+    <w:next w:val="Normale"/>
+    <w:link w:val="Titolo6Carattere"/>
     <w:uiPriority w:val="9"/>
     <w:semiHidden/>
     <w:unhideWhenUsed/>
@@ -8426,11 +9967,11 @@
       <w:color w:val="595959" w:themeColor="text1" w:themeTint="A6"/>
     </w:rPr>
   </w:style>
-  <w:style w:type="paragraph" w:styleId="Heading7">
+  <w:style w:type="paragraph" w:styleId="Titolo7">
     <w:name w:val="heading 7"/>
-    <w:basedOn w:val="Normal"/>
-    <w:next w:val="Normal"/>
-    <w:link w:val="Heading7Char"/>
+    <w:basedOn w:val="Normale"/>
+    <w:next w:val="Normale"/>
+    <w:link w:val="Titolo7Carattere"/>
     <w:uiPriority w:val="9"/>
     <w:semiHidden/>
     <w:unhideWhenUsed/>
@@ -8447,11 +9988,11 @@
       <w:color w:val="595959" w:themeColor="text1" w:themeTint="A6"/>
     </w:rPr>
   </w:style>
-  <w:style w:type="paragraph" w:styleId="Heading8">
+  <w:style w:type="paragraph" w:styleId="Titolo8">
     <w:name w:val="heading 8"/>
-    <w:basedOn w:val="Normal"/>
-    <w:next w:val="Normal"/>
-    <w:link w:val="Heading8Char"/>
+    <w:basedOn w:val="Normale"/>
+    <w:next w:val="Normale"/>
+    <w:link w:val="Titolo8Carattere"/>
     <w:uiPriority w:val="9"/>
     <w:semiHidden/>
     <w:unhideWhenUsed/>
@@ -8470,11 +10011,11 @@
       <w:color w:val="272727" w:themeColor="text1" w:themeTint="D8"/>
     </w:rPr>
   </w:style>
-  <w:style w:type="paragraph" w:styleId="Heading9">
+  <w:style w:type="paragraph" w:styleId="Titolo9">
     <w:name w:val="heading 9"/>
-    <w:basedOn w:val="Normal"/>
-    <w:next w:val="Normal"/>
-    <w:link w:val="Heading9Char"/>
+    <w:basedOn w:val="Normale"/>
+    <w:next w:val="Normale"/>
+    <w:link w:val="Titolo9Carattere"/>
     <w:uiPriority w:val="9"/>
     <w:semiHidden/>
     <w:unhideWhenUsed/>
@@ -8491,12 +10032,12 @@
       <w:color w:val="272727" w:themeColor="text1" w:themeTint="D8"/>
     </w:rPr>
   </w:style>
-  <w:style w:type="character" w:default="1" w:styleId="DefaultParagraphFont">
+  <w:style w:type="character" w:default="1" w:styleId="Carpredefinitoparagrafo">
     <w:name w:val="Default Paragraph Font"/>
     <w:uiPriority w:val="1"/>
     <w:unhideWhenUsed/>
   </w:style>
-  <w:style w:type="table" w:default="1" w:styleId="TableNormal">
+  <w:style w:type="table" w:default="1" w:styleId="Tabellanormale">
     <w:name w:val="Normal Table"/>
     <w:uiPriority w:val="99"/>
     <w:semiHidden/>
@@ -8511,16 +10052,16 @@
       </w:tblCellMar>
     </w:tblPr>
   </w:style>
-  <w:style w:type="numbering" w:default="1" w:styleId="NoList">
+  <w:style w:type="numbering" w:default="1" w:styleId="Nessunelenco">
     <w:name w:val="No List"/>
     <w:uiPriority w:val="99"/>
     <w:semiHidden/>
     <w:unhideWhenUsed/>
   </w:style>
-  <w:style w:type="character" w:customStyle="1" w:styleId="Heading1Char">
-    <w:name w:val="Heading 1 Char"/>
-    <w:basedOn w:val="DefaultParagraphFont"/>
-    <w:link w:val="Heading1"/>
+  <w:style w:type="character" w:customStyle="1" w:styleId="Titolo1Carattere">
+    <w:name w:val="Titolo 1 Carattere"/>
+    <w:basedOn w:val="Carpredefinitoparagrafo"/>
+    <w:link w:val="Titolo1"/>
     <w:uiPriority w:val="9"/>
     <w:rsid w:val="00855DB1"/>
     <w:rPr>
@@ -8530,10 +10071,10 @@
       <w:szCs w:val="40"/>
     </w:rPr>
   </w:style>
-  <w:style w:type="character" w:customStyle="1" w:styleId="Heading2Char">
-    <w:name w:val="Heading 2 Char"/>
-    <w:basedOn w:val="DefaultParagraphFont"/>
-    <w:link w:val="Heading2"/>
+  <w:style w:type="character" w:customStyle="1" w:styleId="Titolo2Carattere">
+    <w:name w:val="Titolo 2 Carattere"/>
+    <w:basedOn w:val="Carpredefinitoparagrafo"/>
+    <w:link w:val="Titolo2"/>
     <w:uiPriority w:val="9"/>
     <w:rsid w:val="00855DB1"/>
     <w:rPr>
@@ -8543,10 +10084,10 @@
       <w:szCs w:val="32"/>
     </w:rPr>
   </w:style>
-  <w:style w:type="character" w:customStyle="1" w:styleId="Heading3Char">
-    <w:name w:val="Heading 3 Char"/>
-    <w:basedOn w:val="DefaultParagraphFont"/>
-    <w:link w:val="Heading3"/>
+  <w:style w:type="character" w:customStyle="1" w:styleId="Titolo3Carattere">
+    <w:name w:val="Titolo 3 Carattere"/>
+    <w:basedOn w:val="Carpredefinitoparagrafo"/>
+    <w:link w:val="Titolo3"/>
     <w:uiPriority w:val="9"/>
     <w:rsid w:val="00855DB1"/>
     <w:rPr>
@@ -8556,10 +10097,10 @@
       <w:szCs w:val="28"/>
     </w:rPr>
   </w:style>
-  <w:style w:type="character" w:customStyle="1" w:styleId="Heading4Char">
-    <w:name w:val="Heading 4 Char"/>
-    <w:basedOn w:val="DefaultParagraphFont"/>
-    <w:link w:val="Heading4"/>
+  <w:style w:type="character" w:customStyle="1" w:styleId="Titolo4Carattere">
+    <w:name w:val="Titolo 4 Carattere"/>
+    <w:basedOn w:val="Carpredefinitoparagrafo"/>
+    <w:link w:val="Titolo4"/>
     <w:uiPriority w:val="9"/>
     <w:semiHidden/>
     <w:rsid w:val="00855DB1"/>
@@ -8570,10 +10111,10 @@
       <w:color w:val="0F4761" w:themeColor="accent1" w:themeShade="BF"/>
     </w:rPr>
   </w:style>
-  <w:style w:type="character" w:customStyle="1" w:styleId="Heading5Char">
-    <w:name w:val="Heading 5 Char"/>
-    <w:basedOn w:val="DefaultParagraphFont"/>
-    <w:link w:val="Heading5"/>
+  <w:style w:type="character" w:customStyle="1" w:styleId="Titolo5Carattere">
+    <w:name w:val="Titolo 5 Carattere"/>
+    <w:basedOn w:val="Carpredefinitoparagrafo"/>
+    <w:link w:val="Titolo5"/>
     <w:uiPriority w:val="9"/>
     <w:semiHidden/>
     <w:rsid w:val="00855DB1"/>
@@ -8582,10 +10123,10 @@
       <w:color w:val="0F4761" w:themeColor="accent1" w:themeShade="BF"/>
     </w:rPr>
   </w:style>
-  <w:style w:type="character" w:customStyle="1" w:styleId="Heading6Char">
-    <w:name w:val="Heading 6 Char"/>
-    <w:basedOn w:val="DefaultParagraphFont"/>
-    <w:link w:val="Heading6"/>
+  <w:style w:type="character" w:customStyle="1" w:styleId="Titolo6Carattere">
+    <w:name w:val="Titolo 6 Carattere"/>
+    <w:basedOn w:val="Carpredefinitoparagrafo"/>
+    <w:link w:val="Titolo6"/>
     <w:uiPriority w:val="9"/>
     <w:semiHidden/>
     <w:rsid w:val="00855DB1"/>
@@ -8596,10 +10137,10 @@
       <w:color w:val="595959" w:themeColor="text1" w:themeTint="A6"/>
     </w:rPr>
   </w:style>
-  <w:style w:type="character" w:customStyle="1" w:styleId="Heading7Char">
-    <w:name w:val="Heading 7 Char"/>
-    <w:basedOn w:val="DefaultParagraphFont"/>
-    <w:link w:val="Heading7"/>
+  <w:style w:type="character" w:customStyle="1" w:styleId="Titolo7Carattere">
+    <w:name w:val="Titolo 7 Carattere"/>
+    <w:basedOn w:val="Carpredefinitoparagrafo"/>
+    <w:link w:val="Titolo7"/>
     <w:uiPriority w:val="9"/>
     <w:semiHidden/>
     <w:rsid w:val="00855DB1"/>
@@ -8608,10 +10149,10 @@
       <w:color w:val="595959" w:themeColor="text1" w:themeTint="A6"/>
     </w:rPr>
   </w:style>
-  <w:style w:type="character" w:customStyle="1" w:styleId="Heading8Char">
-    <w:name w:val="Heading 8 Char"/>
-    <w:basedOn w:val="DefaultParagraphFont"/>
-    <w:link w:val="Heading8"/>
+  <w:style w:type="character" w:customStyle="1" w:styleId="Titolo8Carattere">
+    <w:name w:val="Titolo 8 Carattere"/>
+    <w:basedOn w:val="Carpredefinitoparagrafo"/>
+    <w:link w:val="Titolo8"/>
     <w:uiPriority w:val="9"/>
     <w:semiHidden/>
     <w:rsid w:val="00855DB1"/>
@@ -8622,10 +10163,10 @@
       <w:color w:val="272727" w:themeColor="text1" w:themeTint="D8"/>
     </w:rPr>
   </w:style>
-  <w:style w:type="character" w:customStyle="1" w:styleId="Heading9Char">
-    <w:name w:val="Heading 9 Char"/>
-    <w:basedOn w:val="DefaultParagraphFont"/>
-    <w:link w:val="Heading9"/>
+  <w:style w:type="character" w:customStyle="1" w:styleId="Titolo9Carattere">
+    <w:name w:val="Titolo 9 Carattere"/>
+    <w:basedOn w:val="Carpredefinitoparagrafo"/>
+    <w:link w:val="Titolo9"/>
     <w:uiPriority w:val="9"/>
     <w:semiHidden/>
     <w:rsid w:val="00855DB1"/>
@@ -8634,11 +10175,11 @@
       <w:color w:val="272727" w:themeColor="text1" w:themeTint="D8"/>
     </w:rPr>
   </w:style>
-  <w:style w:type="paragraph" w:styleId="Title">
+  <w:style w:type="paragraph" w:styleId="Titolo">
     <w:name w:val="Title"/>
-    <w:basedOn w:val="Normal"/>
-    <w:next w:val="Normal"/>
-    <w:link w:val="TitleChar"/>
+    <w:basedOn w:val="Normale"/>
+    <w:next w:val="Normale"/>
+    <w:link w:val="TitoloCarattere"/>
     <w:uiPriority w:val="10"/>
     <w:qFormat/>
     <w:rsid w:val="00855DB1"/>
@@ -8654,10 +10195,10 @@
       <w:szCs w:val="56"/>
     </w:rPr>
   </w:style>
-  <w:style w:type="character" w:customStyle="1" w:styleId="TitleChar">
-    <w:name w:val="Title Char"/>
-    <w:basedOn w:val="DefaultParagraphFont"/>
-    <w:link w:val="Title"/>
+  <w:style w:type="character" w:customStyle="1" w:styleId="TitoloCarattere">
+    <w:name w:val="Titolo Carattere"/>
+    <w:basedOn w:val="Carpredefinitoparagrafo"/>
+    <w:link w:val="Titolo"/>
     <w:uiPriority w:val="10"/>
     <w:rsid w:val="00855DB1"/>
     <w:rPr>
@@ -8668,11 +10209,11 @@
       <w:szCs w:val="56"/>
     </w:rPr>
   </w:style>
-  <w:style w:type="paragraph" w:styleId="Subtitle">
+  <w:style w:type="paragraph" w:styleId="Sottotitolo">
     <w:name w:val="Subtitle"/>
-    <w:basedOn w:val="Normal"/>
-    <w:next w:val="Normal"/>
-    <w:link w:val="SubtitleChar"/>
+    <w:basedOn w:val="Normale"/>
+    <w:next w:val="Normale"/>
+    <w:link w:val="SottotitoloCarattere"/>
     <w:uiPriority w:val="11"/>
     <w:qFormat/>
     <w:rsid w:val="00855DB1"/>
@@ -8689,10 +10230,10 @@
       <w:szCs w:val="28"/>
     </w:rPr>
   </w:style>
-  <w:style w:type="character" w:customStyle="1" w:styleId="SubtitleChar">
-    <w:name w:val="Subtitle Char"/>
-    <w:basedOn w:val="DefaultParagraphFont"/>
-    <w:link w:val="Subtitle"/>
+  <w:style w:type="character" w:customStyle="1" w:styleId="SottotitoloCarattere">
+    <w:name w:val="Sottotitolo Carattere"/>
+    <w:basedOn w:val="Carpredefinitoparagrafo"/>
+    <w:link w:val="Sottotitolo"/>
     <w:uiPriority w:val="11"/>
     <w:rsid w:val="00855DB1"/>
     <w:rPr>
@@ -8703,11 +10244,11 @@
       <w:szCs w:val="28"/>
     </w:rPr>
   </w:style>
-  <w:style w:type="paragraph" w:styleId="Quote">
+  <w:style w:type="paragraph" w:styleId="Citazione">
     <w:name w:val="Quote"/>
-    <w:basedOn w:val="Normal"/>
-    <w:next w:val="Normal"/>
-    <w:link w:val="QuoteChar"/>
+    <w:basedOn w:val="Normale"/>
+    <w:next w:val="Normale"/>
+    <w:link w:val="CitazioneCarattere"/>
     <w:uiPriority w:val="29"/>
     <w:qFormat/>
     <w:rsid w:val="00855DB1"/>
@@ -8721,10 +10262,10 @@
       <w:color w:val="404040" w:themeColor="text1" w:themeTint="BF"/>
     </w:rPr>
   </w:style>
-  <w:style w:type="character" w:customStyle="1" w:styleId="QuoteChar">
-    <w:name w:val="Quote Char"/>
-    <w:basedOn w:val="DefaultParagraphFont"/>
-    <w:link w:val="Quote"/>
+  <w:style w:type="character" w:customStyle="1" w:styleId="CitazioneCarattere">
+    <w:name w:val="Citazione Carattere"/>
+    <w:basedOn w:val="Carpredefinitoparagrafo"/>
+    <w:link w:val="Citazione"/>
     <w:uiPriority w:val="29"/>
     <w:rsid w:val="00855DB1"/>
     <w:rPr>
@@ -8733,9 +10274,9 @@
       <w:color w:val="404040" w:themeColor="text1" w:themeTint="BF"/>
     </w:rPr>
   </w:style>
-  <w:style w:type="paragraph" w:styleId="ListParagraph">
+  <w:style w:type="paragraph" w:styleId="Paragrafoelenco">
     <w:name w:val="List Paragraph"/>
-    <w:basedOn w:val="Normal"/>
+    <w:basedOn w:val="Normale"/>
     <w:uiPriority w:val="34"/>
     <w:qFormat/>
     <w:rsid w:val="00855DB1"/>
@@ -8744,9 +10285,9 @@
       <w:contextualSpacing/>
     </w:pPr>
   </w:style>
-  <w:style w:type="character" w:styleId="IntenseEmphasis">
+  <w:style w:type="character" w:styleId="Enfasiintensa">
     <w:name w:val="Intense Emphasis"/>
-    <w:basedOn w:val="DefaultParagraphFont"/>
+    <w:basedOn w:val="Carpredefinitoparagrafo"/>
     <w:uiPriority w:val="21"/>
     <w:qFormat/>
     <w:rsid w:val="00855DB1"/>
@@ -8756,11 +10297,11 @@
       <w:color w:val="0F4761" w:themeColor="accent1" w:themeShade="BF"/>
     </w:rPr>
   </w:style>
-  <w:style w:type="paragraph" w:styleId="IntenseQuote">
+  <w:style w:type="paragraph" w:styleId="Citazioneintensa">
     <w:name w:val="Intense Quote"/>
-    <w:basedOn w:val="Normal"/>
-    <w:next w:val="Normal"/>
-    <w:link w:val="IntenseQuoteChar"/>
+    <w:basedOn w:val="Normale"/>
+    <w:next w:val="Normale"/>
+    <w:link w:val="CitazioneintensaCarattere"/>
     <w:uiPriority w:val="30"/>
     <w:qFormat/>
     <w:rsid w:val="00855DB1"/>
@@ -8779,10 +10320,10 @@
       <w:color w:val="0F4761" w:themeColor="accent1" w:themeShade="BF"/>
     </w:rPr>
   </w:style>
-  <w:style w:type="character" w:customStyle="1" w:styleId="IntenseQuoteChar">
-    <w:name w:val="Intense Quote Char"/>
-    <w:basedOn w:val="DefaultParagraphFont"/>
-    <w:link w:val="IntenseQuote"/>
+  <w:style w:type="character" w:customStyle="1" w:styleId="CitazioneintensaCarattere">
+    <w:name w:val="Citazione intensa Carattere"/>
+    <w:basedOn w:val="Carpredefinitoparagrafo"/>
+    <w:link w:val="Citazioneintensa"/>
     <w:uiPriority w:val="30"/>
     <w:rsid w:val="00855DB1"/>
     <w:rPr>
@@ -8791,9 +10332,9 @@
       <w:color w:val="0F4761" w:themeColor="accent1" w:themeShade="BF"/>
     </w:rPr>
   </w:style>
-  <w:style w:type="character" w:styleId="IntenseReference">
+  <w:style w:type="character" w:styleId="Riferimentointenso">
     <w:name w:val="Intense Reference"/>
-    <w:basedOn w:val="DefaultParagraphFont"/>
+    <w:basedOn w:val="Carpredefinitoparagrafo"/>
     <w:uiPriority w:val="32"/>
     <w:qFormat/>
     <w:rsid w:val="00855DB1"/>
@@ -8805,11 +10346,10 @@
       <w:spacing w:val="5"/>
     </w:rPr>
   </w:style>
-  <w:style w:type="paragraph" w:styleId="NormalWeb">
+  <w:style w:type="paragraph" w:styleId="NormaleWeb">
     <w:name w:val="Normal (Web)"/>
-    <w:basedOn w:val="Normal"/>
+    <w:basedOn w:val="Normale"/>
     <w:uiPriority w:val="99"/>
-    <w:semiHidden/>
     <w:unhideWhenUsed/>
     <w:rsid w:val="006B45C2"/>
     <w:pPr>
@@ -8821,9 +10361,9 @@
       <w14:ligatures w14:val="none"/>
     </w:rPr>
   </w:style>
-  <w:style w:type="character" w:styleId="Strong">
+  <w:style w:type="character" w:styleId="Enfasigrassetto">
     <w:name w:val="Strong"/>
-    <w:basedOn w:val="DefaultParagraphFont"/>
+    <w:basedOn w:val="Carpredefinitoparagrafo"/>
     <w:uiPriority w:val="22"/>
     <w:qFormat/>
     <w:rsid w:val="006B45C2"/>
@@ -8832,9 +10372,9 @@
       <w:bCs/>
     </w:rPr>
   </w:style>
-  <w:style w:type="table" w:styleId="GridTable1Light">
+  <w:style w:type="table" w:styleId="Tabellagriglia1chiara">
     <w:name w:val="Grid Table 1 Light"/>
-    <w:basedOn w:val="TableNormal"/>
+    <w:basedOn w:val="Tabellanormale"/>
     <w:uiPriority w:val="46"/>
     <w:rsid w:val="006B45C2"/>
     <w:pPr>
@@ -8889,9 +10429,9 @@
       </w:rPr>
     </w:tblStylePr>
   </w:style>
-  <w:style w:type="table" w:styleId="GridTable1Light-Accent1">
+  <w:style w:type="table" w:styleId="Tabellagriglia1chiara-colore1">
     <w:name w:val="Grid Table 1 Light Accent 1"/>
-    <w:basedOn w:val="TableNormal"/>
+    <w:basedOn w:val="Tabellanormale"/>
     <w:uiPriority w:val="46"/>
     <w:rsid w:val="006B45C2"/>
     <w:pPr>
@@ -8946,9 +10486,9 @@
       </w:rPr>
     </w:tblStylePr>
   </w:style>
-  <w:style w:type="table" w:styleId="GridTable1Light-Accent4">
+  <w:style w:type="table" w:styleId="Tabellagriglia1chiara-colore4">
     <w:name w:val="Grid Table 1 Light Accent 4"/>
-    <w:basedOn w:val="TableNormal"/>
+    <w:basedOn w:val="Tabellanormale"/>
     <w:uiPriority w:val="46"/>
     <w:rsid w:val="006B45C2"/>
     <w:pPr>
@@ -9003,9 +10543,9 @@
       </w:rPr>
     </w:tblStylePr>
   </w:style>
-  <w:style w:type="table" w:styleId="GridTable4-Accent1">
+  <w:style w:type="table" w:styleId="Tabellagriglia4-colore1">
     <w:name w:val="Grid Table 4 Accent 1"/>
-    <w:basedOn w:val="TableNormal"/>
+    <w:basedOn w:val="Tabellanormale"/>
     <w:uiPriority w:val="49"/>
     <w:rsid w:val="006B45C2"/>
     <w:pPr>
@@ -9079,9 +10619,9 @@
       </w:tcPr>
     </w:tblStylePr>
   </w:style>
-  <w:style w:type="table" w:styleId="ListTable3-Accent1">
+  <w:style w:type="table" w:styleId="Tabellaelenco3-colore1">
     <w:name w:val="List Table 3 Accent 1"/>
-    <w:basedOn w:val="TableNormal"/>
+    <w:basedOn w:val="Tabellanormale"/>
     <w:uiPriority w:val="48"/>
     <w:rsid w:val="00D12B66"/>
     <w:pPr>
@@ -9203,9 +10743,9 @@
       </w:tcPr>
     </w:tblStylePr>
   </w:style>
-  <w:style w:type="character" w:styleId="CommentReference">
+  <w:style w:type="character" w:styleId="Rimandocommento">
     <w:name w:val="annotation reference"/>
-    <w:basedOn w:val="DefaultParagraphFont"/>
+    <w:basedOn w:val="Carpredefinitoparagrafo"/>
     <w:uiPriority w:val="99"/>
     <w:semiHidden/>
     <w:unhideWhenUsed/>
@@ -9215,10 +10755,10 @@
       <w:szCs w:val="16"/>
     </w:rPr>
   </w:style>
-  <w:style w:type="paragraph" w:styleId="CommentText">
+  <w:style w:type="paragraph" w:styleId="Testocommento">
     <w:name w:val="annotation text"/>
-    <w:basedOn w:val="Normal"/>
-    <w:link w:val="CommentTextChar"/>
+    <w:basedOn w:val="Normale"/>
+    <w:link w:val="TestocommentoCarattere"/>
     <w:uiPriority w:val="99"/>
     <w:semiHidden/>
     <w:unhideWhenUsed/>
@@ -9231,10 +10771,10 @@
       <w:szCs w:val="20"/>
     </w:rPr>
   </w:style>
-  <w:style w:type="character" w:customStyle="1" w:styleId="CommentTextChar">
-    <w:name w:val="Comment Text Char"/>
-    <w:basedOn w:val="DefaultParagraphFont"/>
-    <w:link w:val="CommentText"/>
+  <w:style w:type="character" w:customStyle="1" w:styleId="TestocommentoCarattere">
+    <w:name w:val="Testo commento Carattere"/>
+    <w:basedOn w:val="Carpredefinitoparagrafo"/>
+    <w:link w:val="Testocommento"/>
     <w:uiPriority w:val="99"/>
     <w:semiHidden/>
     <w:rsid w:val="004A52E0"/>
@@ -9243,11 +10783,11 @@
       <w:szCs w:val="20"/>
     </w:rPr>
   </w:style>
-  <w:style w:type="paragraph" w:styleId="CommentSubject">
+  <w:style w:type="paragraph" w:styleId="Soggettocommento">
     <w:name w:val="annotation subject"/>
-    <w:basedOn w:val="CommentText"/>
-    <w:next w:val="CommentText"/>
-    <w:link w:val="CommentSubjectChar"/>
+    <w:basedOn w:val="Testocommento"/>
+    <w:next w:val="Testocommento"/>
+    <w:link w:val="SoggettocommentoCarattere"/>
     <w:uiPriority w:val="99"/>
     <w:semiHidden/>
     <w:unhideWhenUsed/>
@@ -9257,16 +10797,29 @@
       <w:bCs/>
     </w:rPr>
   </w:style>
-  <w:style w:type="character" w:customStyle="1" w:styleId="CommentSubjectChar">
-    <w:name w:val="Comment Subject Char"/>
-    <w:basedOn w:val="CommentTextChar"/>
-    <w:link w:val="CommentSubject"/>
+  <w:style w:type="character" w:customStyle="1" w:styleId="SoggettocommentoCarattere">
+    <w:name w:val="Soggetto commento Carattere"/>
+    <w:basedOn w:val="TestocommentoCarattere"/>
+    <w:link w:val="Soggettocommento"/>
     <w:uiPriority w:val="99"/>
     <w:semiHidden/>
     <w:rsid w:val="004A52E0"/>
     <w:rPr>
       <w:b/>
       <w:bCs/>
+      <w:sz w:val="20"/>
+      <w:szCs w:val="20"/>
+    </w:rPr>
+  </w:style>
+  <w:style w:type="character" w:styleId="CodiceHTML">
+    <w:name w:val="HTML Code"/>
+    <w:basedOn w:val="Carpredefinitoparagrafo"/>
+    <w:uiPriority w:val="99"/>
+    <w:semiHidden/>
+    <w:unhideWhenUsed/>
+    <w:rsid w:val="0067346A"/>
+    <w:rPr>
+      <w:rFonts w:ascii="Courier New" w:eastAsia="Times New Roman" w:hAnsi="Courier New" w:cs="Courier New"/>
       <w:sz w:val="20"/>
       <w:szCs w:val="20"/>
     </w:rPr>

--- a/docs/Unita di misura e prezzi/Ricerca prezzi e listini/Best practice Prezzi e Listini.docx
+++ b/docs/Unita di misura e prezzi/Ricerca prezzi e listini/Best practice Prezzi e Listini.docx
@@ -23,12 +23,1441 @@
         <w:pStyle w:val="Titolo1"/>
       </w:pPr>
       <w:r>
+        <w:t>Dynamics 365</w:t>
+      </w:r>
+    </w:p>
+    <w:p>
+      <w:r>
+        <w:t xml:space="preserve">Microsoft ha recentemente introdotto la nuova gestione </w:t>
+      </w:r>
+      <w:r>
+        <w:rPr>
+          <w:b/>
+          <w:bCs/>
+        </w:rPr>
+        <w:t>"Sales Price List"</w:t>
+      </w:r>
+      <w:r>
+        <w:t>.</w:t>
+      </w:r>
+    </w:p>
+    <w:p>
+      <w:pPr>
+        <w:pStyle w:val="Titolo2"/>
+      </w:pPr>
+      <w:r>
+        <w:t>Sezione Prodotto (“item card”) – Lato UX</w:t>
+      </w:r>
+    </w:p>
+    <w:p>
+      <w:r>
+        <w:t xml:space="preserve">Sulla </w:t>
+      </w:r>
+      <w:r>
+        <w:rPr>
+          <w:b/>
+          <w:bCs/>
+        </w:rPr>
+        <w:t>Item Card</w:t>
+      </w:r>
+      <w:r>
+        <w:t xml:space="preserve"> (Scheda Articolo) c'è una sezione </w:t>
+      </w:r>
+      <w:r>
+        <w:rPr>
+          <w:b/>
+          <w:bCs/>
+        </w:rPr>
+        <w:t>Costs &amp; Posting</w:t>
+      </w:r>
+      <w:r>
+        <w:t xml:space="preserve"> dove imposti:</w:t>
+      </w:r>
+    </w:p>
+    <w:p>
+      <w:pPr>
+        <w:numPr>
+          <w:ilvl w:val="0"/>
+          <w:numId w:val="10"/>
+        </w:numPr>
+      </w:pPr>
+      <w:r>
+        <w:rPr>
+          <w:b/>
+          <w:bCs/>
+        </w:rPr>
+        <w:t>Unit Price</w:t>
+      </w:r>
+      <w:r>
+        <w:t xml:space="preserve"> (Prezzo Base di vendita).</w:t>
+      </w:r>
+    </w:p>
+    <w:p>
+      <w:pPr>
+        <w:numPr>
+          <w:ilvl w:val="0"/>
+          <w:numId w:val="10"/>
+        </w:numPr>
+      </w:pPr>
+      <w:r>
+        <w:rPr>
+          <w:b/>
+          <w:bCs/>
+        </w:rPr>
+        <w:t>Unit Cost</w:t>
+      </w:r>
+      <w:r>
+        <w:t xml:space="preserve"> (Costo Base).</w:t>
+      </w:r>
+    </w:p>
+    <w:p>
+      <w:r>
+        <w:t xml:space="preserve">Per vedere gli altri prezzi, in cima c'è un menu di navigazione chiamato </w:t>
+      </w:r>
+      <w:r>
+        <w:rPr>
+          <w:b/>
+          <w:bCs/>
+        </w:rPr>
+        <w:t>Sales -&gt; Prices &amp; Discounts</w:t>
+      </w:r>
+      <w:r>
+        <w:t xml:space="preserve">. Cliccandoci, si apre una pagina che mostra </w:t>
+      </w:r>
+      <w:r>
+        <w:rPr>
+          <w:b/>
+          <w:bCs/>
+        </w:rPr>
+        <w:t>tutti i Listini Prezzi attivi che contengono quel prodotto</w:t>
+      </w:r>
+      <w:r>
+        <w:t>.</w:t>
+      </w:r>
+    </w:p>
+    <w:p>
+      <w:pPr>
+        <w:numPr>
+          <w:ilvl w:val="0"/>
+          <w:numId w:val="11"/>
+        </w:numPr>
+      </w:pPr>
+      <w:r>
+        <w:rPr>
+          <w:b/>
+          <w:bCs/>
+        </w:rPr>
+        <w:t>Come distingue visivamente i prezzi?</w:t>
+      </w:r>
+      <w:r>
+        <w:t xml:space="preserve"> Business Central usa una visualizzazione a griglia. Nella griglia vedi le colonne:</w:t>
+      </w:r>
+    </w:p>
+    <w:p>
+      <w:pPr>
+        <w:numPr>
+          <w:ilvl w:val="1"/>
+          <w:numId w:val="11"/>
+        </w:numPr>
+        <w:rPr>
+          <w:lang w:val="en-GB"/>
+        </w:rPr>
+      </w:pPr>
+      <w:r>
+        <w:t xml:space="preserve">Assign-to Type: Indica a chi si applica (es. </w:t>
+      </w:r>
+      <w:r>
+        <w:rPr>
+          <w:i/>
+          <w:iCs/>
+          <w:lang w:val="en-GB"/>
+        </w:rPr>
+        <w:t>All Customers</w:t>
+      </w:r>
+      <w:r>
+        <w:rPr>
+          <w:lang w:val="en-GB"/>
+        </w:rPr>
+        <w:t xml:space="preserve">, </w:t>
+      </w:r>
+      <w:r>
+        <w:rPr>
+          <w:i/>
+          <w:iCs/>
+          <w:lang w:val="en-GB"/>
+        </w:rPr>
+        <w:t>Customer Price Group</w:t>
+      </w:r>
+      <w:r>
+        <w:rPr>
+          <w:lang w:val="en-GB"/>
+        </w:rPr>
+        <w:t xml:space="preserve">, </w:t>
+      </w:r>
+      <w:r>
+        <w:rPr>
+          <w:i/>
+          <w:iCs/>
+          <w:lang w:val="en-GB"/>
+        </w:rPr>
+        <w:t>Single Customer</w:t>
+      </w:r>
+      <w:r>
+        <w:rPr>
+          <w:lang w:val="en-GB"/>
+        </w:rPr>
+        <w:t>).</w:t>
+      </w:r>
+    </w:p>
+    <w:p>
+      <w:pPr>
+        <w:numPr>
+          <w:ilvl w:val="1"/>
+          <w:numId w:val="11"/>
+        </w:numPr>
+      </w:pPr>
+      <w:r>
+        <w:t>Assign-to No.: Il nome del listino o del cliente (es. "CLIENTI_LARGE").</w:t>
+      </w:r>
+    </w:p>
+    <w:p>
+      <w:pPr>
+        <w:numPr>
+          <w:ilvl w:val="1"/>
+          <w:numId w:val="11"/>
+        </w:numPr>
+      </w:pPr>
+      <w:r>
+        <w:t>Unit Price: Il prezzo a listino per quella riga.</w:t>
+      </w:r>
+    </w:p>
+    <w:p>
+      <w:pPr>
+        <w:numPr>
+          <w:ilvl w:val="1"/>
+          <w:numId w:val="11"/>
+        </w:numPr>
+      </w:pPr>
+      <w:r>
+        <w:t>Direct Unit Cost: Il costo concordato.</w:t>
+      </w:r>
+    </w:p>
+    <w:p>
+      <w:pPr>
+        <w:numPr>
+          <w:ilvl w:val="1"/>
+          <w:numId w:val="11"/>
+        </w:numPr>
+      </w:pPr>
+      <w:r>
+        <w:t xml:space="preserve">Published Price: Una colonna di sola lettura che recupera e mostra il </w:t>
+      </w:r>
+      <w:r>
+        <w:rPr>
+          <w:b/>
+          <w:bCs/>
+        </w:rPr>
+        <w:t>Unit Price</w:t>
+      </w:r>
+      <w:r>
+        <w:t xml:space="preserve"> (Prezzo Base) dell'articolo per fare un confronto visivo istantaneo affiancato al prezzo del listino!</w:t>
+      </w:r>
+    </w:p>
+    <w:p>
+      <w:pPr>
+        <w:pStyle w:val="Titolo2"/>
+      </w:pPr>
+      <w:r>
+        <w:t>Sezione Prodotto (“item card”) – Lato DB</w:t>
+      </w:r>
+    </w:p>
+    <w:p>
+      <w:r>
+        <w:t>Anche per Dynamics 365, i costi e prezzi base sono campi del prodotto, mentre i listini hanno tabelle a parte</w:t>
+      </w:r>
+    </w:p>
+    <w:p>
+      <w:r>
+        <w:rPr>
+          <w:b/>
+          <w:bCs/>
+        </w:rPr>
+        <w:t>Tabella Item (Anagrafica Articolo)</w:t>
+      </w:r>
+    </w:p>
+    <w:p>
+      <w:pPr>
+        <w:numPr>
+          <w:ilvl w:val="0"/>
+          <w:numId w:val="12"/>
+        </w:numPr>
+      </w:pPr>
+      <w:r>
+        <w:t>No.: "ART-001"</w:t>
+      </w:r>
+    </w:p>
+    <w:p>
+      <w:pPr>
+        <w:numPr>
+          <w:ilvl w:val="0"/>
+          <w:numId w:val="12"/>
+        </w:numPr>
+      </w:pPr>
+      <w:r>
+        <w:t>Description: "Soda Caustica in Scaglie"</w:t>
+      </w:r>
+    </w:p>
+    <w:p>
+      <w:pPr>
+        <w:numPr>
+          <w:ilvl w:val="0"/>
+          <w:numId w:val="12"/>
+        </w:numPr>
+      </w:pPr>
+      <w:r>
+        <w:t xml:space="preserve">Unit Price: 120.00 </w:t>
+      </w:r>
+      <w:r>
+        <w:rPr>
+          <w:i/>
+          <w:iCs/>
+        </w:rPr>
+        <w:t>(Prezzo Base)</w:t>
+      </w:r>
+    </w:p>
+    <w:p>
+      <w:pPr>
+        <w:numPr>
+          <w:ilvl w:val="0"/>
+          <w:numId w:val="12"/>
+        </w:numPr>
+      </w:pPr>
+      <w:r>
+        <w:t xml:space="preserve">Unit Cost: 75.00 </w:t>
+      </w:r>
+      <w:r>
+        <w:rPr>
+          <w:i/>
+          <w:iCs/>
+        </w:rPr>
+        <w:t>(Costo Base)</w:t>
+      </w:r>
+    </w:p>
+    <w:p>
+      <w:r>
+        <w:rPr>
+          <w:b/>
+          <w:bCs/>
+        </w:rPr>
+        <w:lastRenderedPageBreak/>
+        <w:t>Tabella Price List Header (Testata del Listino)</w:t>
+      </w:r>
+    </w:p>
+    <w:p>
+      <w:pPr>
+        <w:numPr>
+          <w:ilvl w:val="0"/>
+          <w:numId w:val="13"/>
+        </w:numPr>
+      </w:pPr>
+      <w:r>
+        <w:t>Code: "LIST_2026_EST"</w:t>
+      </w:r>
+    </w:p>
+    <w:p>
+      <w:pPr>
+        <w:numPr>
+          <w:ilvl w:val="0"/>
+          <w:numId w:val="13"/>
+        </w:numPr>
+        <w:rPr>
+          <w:lang w:val="en-GB"/>
+        </w:rPr>
+      </w:pPr>
+      <w:r>
+        <w:rPr>
+          <w:lang w:val="en-GB"/>
+        </w:rPr>
+        <w:t>Assign-to Type: "Customer Price Group"</w:t>
+      </w:r>
+    </w:p>
+    <w:p>
+      <w:pPr>
+        <w:numPr>
+          <w:ilvl w:val="0"/>
+          <w:numId w:val="13"/>
+        </w:numPr>
+      </w:pPr>
+      <w:r>
+        <w:t>Source No.: "ESTERO"</w:t>
+      </w:r>
+    </w:p>
+    <w:p>
+      <w:pPr>
+        <w:numPr>
+          <w:ilvl w:val="0"/>
+          <w:numId w:val="13"/>
+        </w:numPr>
+      </w:pPr>
+      <w:r>
+        <w:t>Status: "Active"</w:t>
+      </w:r>
+    </w:p>
+    <w:p>
+      <w:r>
+        <w:rPr>
+          <w:b/>
+          <w:bCs/>
+        </w:rPr>
+        <w:t>Tabella Price List Line (Righe del Listino)</w:t>
+      </w:r>
+    </w:p>
+    <w:p>
+      <w:pPr>
+        <w:numPr>
+          <w:ilvl w:val="0"/>
+          <w:numId w:val="14"/>
+        </w:numPr>
+        <w:rPr>
+          <w:lang w:val="en-GB"/>
+        </w:rPr>
+      </w:pPr>
+      <w:r>
+        <w:rPr>
+          <w:lang w:val="en-GB"/>
+        </w:rPr>
+        <w:t>Price List Code: "LIST_2026_EST"</w:t>
+      </w:r>
+    </w:p>
+    <w:p>
+      <w:pPr>
+        <w:numPr>
+          <w:ilvl w:val="0"/>
+          <w:numId w:val="14"/>
+        </w:numPr>
+        <w:rPr>
+          <w:lang w:val="en-GB"/>
+        </w:rPr>
+      </w:pPr>
+      <w:r>
+        <w:rPr>
+          <w:lang w:val="en-GB"/>
+        </w:rPr>
+        <w:t xml:space="preserve">Asset No.: "ART-001" </w:t>
+      </w:r>
+      <w:r>
+        <w:rPr>
+          <w:i/>
+          <w:iCs/>
+          <w:lang w:val="en-GB"/>
+        </w:rPr>
+        <w:t>(FK all'Item)</w:t>
+      </w:r>
+    </w:p>
+    <w:p>
+      <w:pPr>
+        <w:numPr>
+          <w:ilvl w:val="0"/>
+          <w:numId w:val="14"/>
+        </w:numPr>
+      </w:pPr>
+      <w:r>
+        <w:t xml:space="preserve">Unit Price: 105.00 </w:t>
+      </w:r>
+      <w:r>
+        <w:rPr>
+          <w:i/>
+          <w:iCs/>
+        </w:rPr>
+        <w:t>(Prezzo specifico del listino)</w:t>
+      </w:r>
+    </w:p>
+    <w:p>
+      <w:pPr>
+        <w:numPr>
+          <w:ilvl w:val="0"/>
+          <w:numId w:val="14"/>
+        </w:numPr>
+      </w:pPr>
+      <w:r>
+        <w:t>Starting Date: 2026-01-01</w:t>
+      </w:r>
+    </w:p>
+    <w:p>
+      <w:pPr>
+        <w:numPr>
+          <w:ilvl w:val="0"/>
+          <w:numId w:val="14"/>
+        </w:numPr>
+      </w:pPr>
+      <w:r>
+        <w:t>Ending Date: 2026-12-31</w:t>
+      </w:r>
+    </w:p>
+    <w:p>
+      <w:pPr>
+        <w:pStyle w:val="Titolo2"/>
+      </w:pPr>
+      <w:r>
+        <w:t>Dynamics 365 - Sezione Listini – Lato UX</w:t>
+      </w:r>
+    </w:p>
+    <w:p>
+      <w:r>
+        <w:t>In questa sezione si gestiscono interamente le testate e le righe dei listini. Quando apri il listino "Clienti VIP", vedi tutte le righe di tutti i prodotti inseriti in quel listino.</w:t>
+      </w:r>
+    </w:p>
+    <w:p>
+      <w:pPr>
+        <w:numPr>
+          <w:ilvl w:val="0"/>
+          <w:numId w:val="20"/>
+        </w:numPr>
+      </w:pPr>
+      <w:r>
+        <w:t xml:space="preserve">Business Central offre la funzione </w:t>
+      </w:r>
+      <w:r>
+        <w:rPr>
+          <w:b/>
+          <w:bCs/>
+        </w:rPr>
+        <w:t>"Suggest Lines" (Suggerisci righe)</w:t>
+      </w:r>
+      <w:r>
+        <w:t xml:space="preserve">: ti permette di importare automaticamente tutti gli articoli dal database e di popolare la colonna </w:t>
+      </w:r>
+      <w:r>
+        <w:rPr>
+          <w:i/>
+          <w:iCs/>
+        </w:rPr>
+        <w:t>Unit Price</w:t>
+      </w:r>
+      <w:r>
+        <w:t xml:space="preserve"> calcolandola come Prezzo Base dell'Item - X%.</w:t>
+      </w:r>
+    </w:p>
+    <w:p>
+      <w:pPr>
+        <w:pStyle w:val="Titolo3"/>
+      </w:pPr>
+      <w:r>
+        <w:t>C'è un listino "Prezzi Base" nella sezione Listini?</w:t>
+      </w:r>
+    </w:p>
+    <w:p>
+      <w:r>
+        <w:t>No, o meglio: non direttamente.</w:t>
+      </w:r>
+    </w:p>
+    <w:p>
+      <w:r>
+        <w:rPr>
+          <w:b/>
+          <w:bCs/>
+        </w:rPr>
+        <w:t>Lato DB:</w:t>
+      </w:r>
+      <w:r>
+        <w:t xml:space="preserve"> </w:t>
+      </w:r>
+      <w:r>
+        <w:t>C</w:t>
+      </w:r>
+      <w:r>
+        <w:t xml:space="preserve">ome </w:t>
+      </w:r>
+      <w:r>
+        <w:t xml:space="preserve">in </w:t>
+      </w:r>
+      <w:r>
+        <w:t>Odoo: il prezzo base risiede direttamente sulla scheda dell'articolo</w:t>
+      </w:r>
+      <w:r>
+        <w:t>/prodotto</w:t>
+      </w:r>
+      <w:r>
+        <w:t xml:space="preserve"> (campo Item."Unit Price").</w:t>
+      </w:r>
+    </w:p>
+    <w:p>
+      <w:r>
+        <w:rPr>
+          <w:b/>
+          <w:bCs/>
+        </w:rPr>
+        <w:t>A cosa serve</w:t>
+      </w:r>
+      <w:r>
+        <w:rPr>
+          <w:b/>
+          <w:bCs/>
+        </w:rPr>
+        <w:t>?</w:t>
+      </w:r>
+      <w:r>
+        <w:t xml:space="preserve"> Se vendi un prodotto a un cliente senza alcun listino associato, Business Central </w:t>
+      </w:r>
+      <w:r>
+        <w:rPr>
+          <w:b/>
+          <w:bCs/>
+        </w:rPr>
+        <w:t>usa direttamente il Unit Price della scheda articolo</w:t>
+      </w:r>
+      <w:r>
+        <w:t xml:space="preserve"> come fallback finale.</w:t>
+      </w:r>
+    </w:p>
+    <w:p>
+      <w:r>
+        <w:rPr>
+          <w:b/>
+          <w:bCs/>
+        </w:rPr>
+        <w:t>Si posson</w:t>
+      </w:r>
+      <w:r>
+        <w:rPr>
+          <w:b/>
+          <w:bCs/>
+        </w:rPr>
+        <w:t>o vedere nella sezione listini?</w:t>
+      </w:r>
+      <w:r>
+        <w:t xml:space="preserve"> </w:t>
+      </w:r>
+      <w:r>
+        <w:t xml:space="preserve">Non direttamente. </w:t>
+      </w:r>
+      <w:r>
+        <w:t>Per veder</w:t>
+      </w:r>
+      <w:r>
+        <w:t>e l’insieme dei prezzi base</w:t>
+      </w:r>
+      <w:r>
+        <w:t xml:space="preserve"> nella sezione "Listini Prezzi",</w:t>
+      </w:r>
+      <w:r>
+        <w:t xml:space="preserve"> bisogna usare un trucco: creare </w:t>
+      </w:r>
+      <w:r>
+        <w:t xml:space="preserve">un listino ufficiale chiamato </w:t>
+      </w:r>
+      <w:r>
+        <w:rPr>
+          <w:i/>
+          <w:iCs/>
+        </w:rPr>
+        <w:t>Listino Base</w:t>
+      </w:r>
+      <w:r>
+        <w:t xml:space="preserve"> con applicazione </w:t>
+      </w:r>
+      <w:r>
+        <w:rPr>
+          <w:i/>
+          <w:iCs/>
+        </w:rPr>
+        <w:t>"Tutti i Clienti"</w:t>
+      </w:r>
+      <w:r>
+        <w:t>. Business Central offre una funzione automatica (Suggest Lines) che popola questo listino copiando a specchio i prezzi presi dalle schede articolo.</w:t>
+      </w:r>
+    </w:p>
+    <w:p>
+      <w:r>
+        <w:br w:type="page"/>
+      </w:r>
+    </w:p>
+    <w:p>
+      <w:pPr>
+        <w:pStyle w:val="Titolo1"/>
+        <w:tabs>
+          <w:tab w:val="left" w:pos="2063"/>
+        </w:tabs>
+      </w:pPr>
+      <w:r>
+        <w:lastRenderedPageBreak/>
+        <w:t>Odoo</w:t>
+      </w:r>
+    </w:p>
+    <w:p>
+      <w:r>
+        <w:t>Odoo separa nettamente i</w:t>
+      </w:r>
+      <w:r>
+        <w:t>l prezzo base/costo b</w:t>
+      </w:r>
+      <w:r>
+        <w:t>ase dalle Regole di Listino</w:t>
+      </w:r>
+    </w:p>
+    <w:p>
+      <w:pPr>
+        <w:pStyle w:val="Titolo2"/>
+      </w:pPr>
+      <w:r>
+        <w:t>Sezione prodotto – lato UX</w:t>
+      </w:r>
+    </w:p>
+    <w:p>
+      <w:r>
+        <w:t>In Odoo entri nella scheda del prodotto chimico.</w:t>
+      </w:r>
+    </w:p>
+    <w:p>
+      <w:pPr>
+        <w:numPr>
+          <w:ilvl w:val="0"/>
+          <w:numId w:val="6"/>
+        </w:numPr>
+      </w:pPr>
+      <w:r>
+        <w:t xml:space="preserve">Nel tab </w:t>
+      </w:r>
+      <w:r>
+        <w:rPr>
+          <w:b/>
+          <w:bCs/>
+        </w:rPr>
+        <w:t>General Information</w:t>
+      </w:r>
+      <w:r>
+        <w:t xml:space="preserve"> hai due campi giganteschi e chiarissimi:</w:t>
+      </w:r>
+    </w:p>
+    <w:p>
+      <w:pPr>
+        <w:numPr>
+          <w:ilvl w:val="1"/>
+          <w:numId w:val="6"/>
+        </w:numPr>
+      </w:pPr>
+      <w:r>
+        <w:rPr>
+          <w:b/>
+          <w:bCs/>
+        </w:rPr>
+        <w:t>Sales Price</w:t>
+      </w:r>
+      <w:r>
+        <w:t xml:space="preserve"> (Prezzo di vendita base).</w:t>
+      </w:r>
+    </w:p>
+    <w:p>
+      <w:pPr>
+        <w:numPr>
+          <w:ilvl w:val="1"/>
+          <w:numId w:val="6"/>
+        </w:numPr>
+      </w:pPr>
+      <w:r>
+        <w:rPr>
+          <w:b/>
+          <w:bCs/>
+        </w:rPr>
+        <w:t>Cost</w:t>
+      </w:r>
+      <w:r>
+        <w:t xml:space="preserve"> (Costo di acquisto base o calcolato).</w:t>
+      </w:r>
+      <w:r>
+        <w:t xml:space="preserve"> </w:t>
+      </w:r>
+      <w:r>
+        <w:t xml:space="preserve">L'utente può scriverlo a mano o far fare a Odoo il calcolo del </w:t>
+      </w:r>
+      <w:r>
+        <w:rPr>
+          <w:i/>
+          <w:iCs/>
+        </w:rPr>
+        <w:t>Costo Medio (AVCO)</w:t>
+      </w:r>
+      <w:r>
+        <w:t xml:space="preserve"> in base alle fatture d'acquisto.</w:t>
+      </w:r>
+    </w:p>
+    <w:p>
+      <w:pPr>
+        <w:numPr>
+          <w:ilvl w:val="0"/>
+          <w:numId w:val="6"/>
+        </w:numPr>
+      </w:pPr>
+      <w:r>
+        <w:t xml:space="preserve">Nella stessa pagina hai un pulsante chiamato </w:t>
+      </w:r>
+      <w:r>
+        <w:rPr>
+          <w:b/>
+          <w:bCs/>
+        </w:rPr>
+        <w:t>"Extra Prices"</w:t>
+      </w:r>
+      <w:r>
+        <w:t xml:space="preserve"> o un tab </w:t>
+      </w:r>
+      <w:r>
+        <w:rPr>
+          <w:b/>
+          <w:bCs/>
+        </w:rPr>
+        <w:t>"Pricelists"</w:t>
+      </w:r>
+      <w:r>
+        <w:t>.</w:t>
+      </w:r>
+    </w:p>
+    <w:p>
+      <w:pPr>
+        <w:numPr>
+          <w:ilvl w:val="1"/>
+          <w:numId w:val="6"/>
+        </w:numPr>
+      </w:pPr>
+      <w:r>
+        <w:t xml:space="preserve">Cliccandoci, si apre una finestra (modal) o un sotto-elenco in cui vedi </w:t>
+      </w:r>
+      <w:r>
+        <w:rPr>
+          <w:b/>
+          <w:bCs/>
+        </w:rPr>
+        <w:t>solo le eccezioni</w:t>
+      </w:r>
+      <w:r>
+        <w:t>: cioè i listini che modificano o sostituiscono quel Prezzo Base per quel preciso articolo.</w:t>
+      </w:r>
+    </w:p>
+    <w:p>
+      <w:pPr>
+        <w:numPr>
+          <w:ilvl w:val="0"/>
+          <w:numId w:val="6"/>
+        </w:numPr>
+      </w:pPr>
+      <w:r>
+        <w:rPr>
+          <w:b/>
+          <w:bCs/>
+        </w:rPr>
+        <w:t>Come distingue visivamente i prezzi?</w:t>
+      </w:r>
+    </w:p>
+    <w:p>
+      <w:pPr>
+        <w:numPr>
+          <w:ilvl w:val="1"/>
+          <w:numId w:val="6"/>
+        </w:numPr>
+      </w:pPr>
+      <w:r>
+        <w:t>Il Prezzo Base sta sempre nel form principale dell'articolo (è la</w:t>
+      </w:r>
+      <w:r>
+        <w:t xml:space="preserve"> cosiddetta</w:t>
+      </w:r>
+      <w:r>
+        <w:t xml:space="preserve"> "verità assoluta").</w:t>
+      </w:r>
+    </w:p>
+    <w:p>
+      <w:pPr>
+        <w:numPr>
+          <w:ilvl w:val="1"/>
+          <w:numId w:val="6"/>
+        </w:numPr>
+      </w:pPr>
+      <w:r>
+        <w:t xml:space="preserve">I prezzi a listino appaiono sotto come righe condizionali: </w:t>
+      </w:r>
+      <w:r>
+        <w:rPr>
+          <w:i/>
+          <w:iCs/>
+        </w:rPr>
+        <w:t>"Se il cliente è VIP -&gt; Sconto 5% sul Sales Price"</w:t>
+      </w:r>
+      <w:r>
+        <w:t xml:space="preserve"> oppure </w:t>
+      </w:r>
+      <w:r>
+        <w:rPr>
+          <w:i/>
+          <w:iCs/>
+        </w:rPr>
+        <w:t>"Se il listino è 'Chimica Industriale' -&gt; Prezzo fisso 42.00 €"</w:t>
+      </w:r>
+      <w:r>
+        <w:t>.</w:t>
+      </w:r>
+    </w:p>
+    <w:p>
+      <w:pPr>
+        <w:pStyle w:val="Titolo2"/>
+      </w:pPr>
+      <w:r>
+        <w:t>Sezione prodotto – lato DB</w:t>
+      </w:r>
+    </w:p>
+    <w:p>
+      <w:r>
+        <w:t>In Odoo i prezzi base sono campi della tabella prodotto, mentre i prezzi a listino sono su tabelle dedicate</w:t>
+      </w:r>
+    </w:p>
+    <w:p>
+      <w:pPr>
+        <w:numPr>
+          <w:ilvl w:val="0"/>
+          <w:numId w:val="7"/>
+        </w:numPr>
+      </w:pPr>
+      <w:r>
+        <w:rPr>
+          <w:b/>
+          <w:bCs/>
+        </w:rPr>
+        <w:t>Tabella product_template (Scheda Prodotto)</w:t>
+      </w:r>
+    </w:p>
+    <w:p>
+      <w:pPr>
+        <w:numPr>
+          <w:ilvl w:val="1"/>
+          <w:numId w:val="7"/>
+        </w:numPr>
+      </w:pPr>
+      <w:r>
+        <w:t>id: 50</w:t>
+      </w:r>
+    </w:p>
+    <w:p>
+      <w:pPr>
+        <w:numPr>
+          <w:ilvl w:val="1"/>
+          <w:numId w:val="7"/>
+        </w:numPr>
+      </w:pPr>
+      <w:r>
+        <w:t>name: "Acido Solforico 98%"</w:t>
+      </w:r>
+    </w:p>
+    <w:p>
+      <w:pPr>
+        <w:numPr>
+          <w:ilvl w:val="1"/>
+          <w:numId w:val="7"/>
+        </w:numPr>
+      </w:pPr>
+      <w:r>
+        <w:t xml:space="preserve">list_price: 100.00 </w:t>
+      </w:r>
+      <w:r>
+        <w:rPr>
+          <w:i/>
+          <w:iCs/>
+        </w:rPr>
+        <w:t>(Questo è il Prezzo Base del prodotto!)</w:t>
+      </w:r>
+    </w:p>
+    <w:p>
+      <w:pPr>
+        <w:numPr>
+          <w:ilvl w:val="1"/>
+          <w:numId w:val="7"/>
+        </w:numPr>
+      </w:pPr>
+      <w:r>
+        <w:t xml:space="preserve">standard_price: 60.00 </w:t>
+      </w:r>
+      <w:r>
+        <w:rPr>
+          <w:i/>
+          <w:iCs/>
+        </w:rPr>
+        <w:t>(Questo è il Costo Base!)</w:t>
+      </w:r>
+    </w:p>
+    <w:p>
+      <w:pPr>
+        <w:numPr>
+          <w:ilvl w:val="0"/>
+          <w:numId w:val="7"/>
+        </w:numPr>
+      </w:pPr>
+      <w:r>
+        <w:rPr>
+          <w:b/>
+          <w:bCs/>
+        </w:rPr>
+        <w:t>Tabella product_pricelist (Testata Listino)</w:t>
+      </w:r>
+    </w:p>
+    <w:p>
+      <w:pPr>
+        <w:numPr>
+          <w:ilvl w:val="1"/>
+          <w:numId w:val="7"/>
+        </w:numPr>
+      </w:pPr>
+      <w:r>
+        <w:t>id: 10 | name: "Listino Clienti Diretti"</w:t>
+      </w:r>
+    </w:p>
+    <w:p>
+      <w:pPr>
+        <w:numPr>
+          <w:ilvl w:val="1"/>
+          <w:numId w:val="7"/>
+        </w:numPr>
+      </w:pPr>
+      <w:r>
+        <w:t>id: 11 | name: "Listino Rivenditori"</w:t>
+      </w:r>
+    </w:p>
+    <w:p>
+      <w:pPr>
+        <w:numPr>
+          <w:ilvl w:val="0"/>
+          <w:numId w:val="7"/>
+        </w:numPr>
+      </w:pPr>
+      <w:r>
+        <w:rPr>
+          <w:b/>
+          <w:bCs/>
+        </w:rPr>
+        <w:t>Tabella product_pricelist_item (Regole / Righe Listino)</w:t>
+      </w:r>
+    </w:p>
+    <w:p>
+      <w:pPr>
+        <w:numPr>
+          <w:ilvl w:val="1"/>
+          <w:numId w:val="7"/>
+        </w:numPr>
+      </w:pPr>
+      <w:r>
+        <w:lastRenderedPageBreak/>
+        <w:t>id: 201</w:t>
+      </w:r>
+    </w:p>
+    <w:p>
+      <w:pPr>
+        <w:numPr>
+          <w:ilvl w:val="1"/>
+          <w:numId w:val="7"/>
+        </w:numPr>
+      </w:pPr>
+      <w:r>
+        <w:t xml:space="preserve">pricelist_id: 11 </w:t>
+      </w:r>
+      <w:r>
+        <w:rPr>
+          <w:i/>
+          <w:iCs/>
+        </w:rPr>
+        <w:t>(Listino Rivenditori)</w:t>
+      </w:r>
+    </w:p>
+    <w:p>
+      <w:pPr>
+        <w:numPr>
+          <w:ilvl w:val="1"/>
+          <w:numId w:val="7"/>
+        </w:numPr>
+      </w:pPr>
+      <w:r>
+        <w:t xml:space="preserve">product_tmpl_id: 50 </w:t>
+      </w:r>
+      <w:r>
+        <w:rPr>
+          <w:i/>
+          <w:iCs/>
+        </w:rPr>
+        <w:t>(FK al prodotto)</w:t>
+      </w:r>
+    </w:p>
+    <w:p>
+      <w:pPr>
+        <w:numPr>
+          <w:ilvl w:val="1"/>
+          <w:numId w:val="7"/>
+        </w:numPr>
+      </w:pPr>
+      <w:r>
+        <w:t xml:space="preserve">compute_price: 'fixed' </w:t>
+      </w:r>
+      <w:r>
+        <w:rPr>
+          <w:i/>
+          <w:iCs/>
+        </w:rPr>
+        <w:t>(Prezzo fisso)</w:t>
+      </w:r>
+      <w:r>
+        <w:t xml:space="preserve"> / 'percentage' </w:t>
+      </w:r>
+      <w:r>
+        <w:rPr>
+          <w:i/>
+          <w:iCs/>
+        </w:rPr>
+        <w:t>(Sconto %)</w:t>
+      </w:r>
+      <w:r>
+        <w:t xml:space="preserve"> / 'formula'</w:t>
+      </w:r>
+    </w:p>
+    <w:p>
+      <w:pPr>
+        <w:numPr>
+          <w:ilvl w:val="1"/>
+          <w:numId w:val="7"/>
+        </w:numPr>
+      </w:pPr>
+      <w:r>
+        <w:t xml:space="preserve">fixed_price: 85.00 € </w:t>
+      </w:r>
+      <w:r>
+        <w:rPr>
+          <w:i/>
+          <w:iCs/>
+        </w:rPr>
+        <w:t>(Se fixed, oppure si calcola sul list_price se è percentage)</w:t>
+      </w:r>
+    </w:p>
+    <w:p>
+      <w:pPr>
+        <w:pStyle w:val="Titolo2"/>
+      </w:pPr>
+      <w:r>
+        <w:t>Sezione Listini – Lato UX</w:t>
+      </w:r>
+    </w:p>
+    <w:p>
+      <w:pPr>
+        <w:pStyle w:val="Titolo3"/>
+      </w:pPr>
+      <w:r>
+        <w:t>Listini di vendita</w:t>
+      </w:r>
+    </w:p>
+    <w:p>
+      <w:r>
+        <w:t xml:space="preserve">In Odoo, quando entri nel menu </w:t>
+      </w:r>
+      <w:r>
+        <w:rPr>
+          <w:b/>
+          <w:bCs/>
+        </w:rPr>
+        <w:t>Pricelists</w:t>
+      </w:r>
+      <w:r>
+        <w:t>, vedi l'elenco dei tuoi listini ("Rivenditori", "Estero", "GDO"). Entrando nel "Listino Rivenditori", vedi una griglia con le regole:</w:t>
+      </w:r>
+    </w:p>
+    <w:p>
+      <w:pPr>
+        <w:numPr>
+          <w:ilvl w:val="0"/>
+          <w:numId w:val="9"/>
+        </w:numPr>
+      </w:pPr>
+      <w:r>
+        <w:rPr>
+          <w:i/>
+          <w:iCs/>
+        </w:rPr>
+        <w:t>Regola 1:</w:t>
+      </w:r>
+      <w:r>
+        <w:t xml:space="preserve"> Tutti i prodotti della Categoria "Solventi" hanno lo sconto del 10%.</w:t>
+      </w:r>
+    </w:p>
+    <w:p>
+      <w:pPr>
+        <w:numPr>
+          <w:ilvl w:val="0"/>
+          <w:numId w:val="9"/>
+        </w:numPr>
+      </w:pPr>
+      <w:r>
+        <w:rPr>
+          <w:i/>
+          <w:iCs/>
+        </w:rPr>
+        <w:t>Regola 2:</w:t>
+      </w:r>
+      <w:r>
+        <w:t xml:space="preserve"> L'articolo "Acido Solforico" ha un prezzo fisso di 85.00 €.</w:t>
+      </w:r>
+    </w:p>
+    <w:p>
+      <w:pPr>
+        <w:numPr>
+          <w:ilvl w:val="0"/>
+          <w:numId w:val="9"/>
+        </w:numPr>
+      </w:pPr>
+      <w:r>
+        <w:rPr>
+          <w:b/>
+          <w:bCs/>
+        </w:rPr>
+        <w:t>Mostra il Prezzo Base qui?</w:t>
+      </w:r>
+      <w:r>
+        <w:t xml:space="preserve"> Odoo non mostra la colonna del Prezzo Base nella tabella delle regole generali, ma se entri nella riga dell'articolo, mostra un piccolo simulatore: </w:t>
+      </w:r>
+      <w:r>
+        <w:rPr>
+          <w:i/>
+          <w:iCs/>
+        </w:rPr>
+        <w:t>"Prezzo Base (100 €) - Sconto (15 €) = Prezzo Finale (85 €)"</w:t>
+      </w:r>
+      <w:r>
+        <w:t>.</w:t>
+      </w:r>
+    </w:p>
+    <w:p>
+      <w:pPr>
+        <w:pStyle w:val="Titolo3"/>
+      </w:pPr>
+      <w:r>
+        <w:t>C'è un listino "Prezzi Base" nella sezione Listini?</w:t>
+      </w:r>
+    </w:p>
+    <w:p>
+      <w:r>
+        <w:t xml:space="preserve">Di default Odoo crea un listino chiamato </w:t>
+      </w:r>
+      <w:r>
+        <w:rPr>
+          <w:b/>
+          <w:bCs/>
+        </w:rPr>
+        <w:t>Public Pricelist (Listino Pubblico)</w:t>
+      </w:r>
+      <w:r>
+        <w:t>.</w:t>
+      </w:r>
+    </w:p>
+    <w:p>
+      <w:pPr>
+        <w:numPr>
+          <w:ilvl w:val="0"/>
+          <w:numId w:val="25"/>
+        </w:numPr>
+      </w:pPr>
+      <w:r>
+        <w:t xml:space="preserve">Questo listino è impostato con una regola nativa: </w:t>
+      </w:r>
+      <w:r>
+        <w:rPr>
+          <w:i/>
+          <w:iCs/>
+        </w:rPr>
+        <w:t>"Prendi il campo Sales Price (Prezzo Base) dalla scheda del prodotto e applica 0% di sconto"</w:t>
+      </w:r>
+      <w:r>
+        <w:t>.</w:t>
+      </w:r>
+    </w:p>
+    <w:p>
+      <w:pPr>
+        <w:numPr>
+          <w:ilvl w:val="0"/>
+          <w:numId w:val="25"/>
+        </w:numPr>
+      </w:pPr>
+      <w:r>
+        <w:t xml:space="preserve">Se entri nella sezione </w:t>
+      </w:r>
+      <w:r>
+        <w:rPr>
+          <w:i/>
+          <w:iCs/>
+        </w:rPr>
+        <w:t>Vendite &gt; Listini Prezzi</w:t>
+      </w:r>
+      <w:r>
+        <w:t xml:space="preserve"> e apri il Public Pricelist, vedi l'elenco di tutti i prodotti con il loro prezzo base.</w:t>
+      </w:r>
+    </w:p>
+    <w:p>
+      <w:r>
+        <w:rPr>
+          <w:b/>
+          <w:bCs/>
+        </w:rPr>
+        <w:t>È modificabile da lì?</w:t>
+      </w:r>
+      <w:r>
+        <w:t xml:space="preserve"> Se modifichi il prezzo in questa vista, Odoo va ad aggiornare direttamente il campo list_price sulla scheda del prodotto (perché sono sincronizzati).</w:t>
+      </w:r>
+    </w:p>
+    <w:p>
+      <w:pPr>
+        <w:pStyle w:val="Titolo3"/>
+      </w:pPr>
+      <w:r>
+        <w:t>Listini di acquisto</w:t>
+      </w:r>
+    </w:p>
+    <w:p>
+      <w:r>
+        <w:rPr>
+          <w:b/>
+          <w:bCs/>
+        </w:rPr>
+        <w:t>Sezione Fornitori (Vendors):</w:t>
+      </w:r>
+      <w:r>
+        <w:t xml:space="preserve"> Nel tab </w:t>
+      </w:r>
+      <w:r>
+        <w:rPr>
+          <w:i/>
+          <w:iCs/>
+        </w:rPr>
+        <w:t>Purchase</w:t>
+      </w:r>
+      <w:r>
+        <w:t xml:space="preserve">, l'utente vede la tabella </w:t>
+      </w:r>
+      <w:r>
+        <w:rPr>
+          <w:b/>
+          <w:bCs/>
+        </w:rPr>
+        <w:t>Vendors</w:t>
+      </w:r>
+      <w:r>
+        <w:t>.</w:t>
+      </w:r>
+    </w:p>
+    <w:p>
+      <w:pPr>
+        <w:numPr>
+          <w:ilvl w:val="0"/>
+          <w:numId w:val="21"/>
+        </w:numPr>
+      </w:pPr>
+      <w:r>
+        <w:t>L'utente inserisce una lista di fornitori ordinata per priorità (drag &amp; drop con la prima riga che fa da fornitore principale).</w:t>
+      </w:r>
+    </w:p>
+    <w:p>
+      <w:pPr>
+        <w:numPr>
+          <w:ilvl w:val="0"/>
+          <w:numId w:val="21"/>
+        </w:numPr>
+      </w:pPr>
+      <w:r>
+        <w:t xml:space="preserve">La tabella mostra in affiancamento: </w:t>
+      </w:r>
+      <w:r>
+        <w:rPr>
+          <w:i/>
+          <w:iCs/>
+        </w:rPr>
+        <w:t>Fornitore</w:t>
+      </w:r>
+      <w:r>
+        <w:t xml:space="preserve">, </w:t>
+      </w:r>
+      <w:r>
+        <w:rPr>
+          <w:i/>
+          <w:iCs/>
+        </w:rPr>
+        <w:t>Quantità Minima</w:t>
+      </w:r>
+      <w:r>
+        <w:t xml:space="preserve">, </w:t>
+      </w:r>
+      <w:r>
+        <w:rPr>
+          <w:i/>
+          <w:iCs/>
+        </w:rPr>
+        <w:t>Prezzo d'Acquisto</w:t>
+      </w:r>
+      <w:r>
+        <w:t xml:space="preserve">, </w:t>
+      </w:r>
+      <w:r>
+        <w:rPr>
+          <w:i/>
+          <w:iCs/>
+        </w:rPr>
+        <w:t>Sconto %</w:t>
+      </w:r>
+      <w:r>
+        <w:t xml:space="preserve">, </w:t>
+      </w:r>
+      <w:r>
+        <w:rPr>
+          <w:i/>
+          <w:iCs/>
+        </w:rPr>
+        <w:t>Tempo di Consegna (in giorni)</w:t>
+      </w:r>
+      <w:r>
+        <w:t>.</w:t>
+      </w:r>
+    </w:p>
+    <w:p>
+      <w:pPr>
+        <w:numPr>
+          <w:ilvl w:val="0"/>
+          <w:numId w:val="21"/>
+        </w:numPr>
+      </w:pPr>
+      <w:r>
+        <w:rPr>
+          <w:b/>
+          <w:bCs/>
+        </w:rPr>
+        <w:t>Distinzione visiva:</w:t>
+      </w:r>
+      <w:r>
+        <w:t xml:space="preserve"> Il costo interno dell'articolo sta nel form principale ed è univoco. I costi dei fornitori sono righe nidificate nel tab </w:t>
+      </w:r>
+      <w:r>
+        <w:rPr>
+          <w:i/>
+          <w:iCs/>
+        </w:rPr>
+        <w:t>Purchase</w:t>
+      </w:r>
+      <w:r>
+        <w:t>.</w:t>
+      </w:r>
+    </w:p>
+    <w:p>
+      <w:pPr>
+        <w:pStyle w:val="Titolo1"/>
+      </w:pPr>
+      <w:r>
+        <w:lastRenderedPageBreak/>
         <w:t>NetSuite</w:t>
       </w:r>
     </w:p>
     <w:p>
       <w:r>
         <w:t xml:space="preserve">Netsuite ha </w:t>
+      </w:r>
+      <w:r>
+        <w:t xml:space="preserve">una </w:t>
       </w:r>
       <w:r>
         <w:t>gestione particolare, un po’ diversa dagli altri</w:t>
@@ -130,13 +1559,7 @@
         </w:numPr>
       </w:pPr>
       <w:r>
-        <w:t>Lato UX: s</w:t>
-      </w:r>
-      <w:r>
-        <w:t>ia prezzo di vendita base che prezzi di vendita a listino vengono mostrati con una matrice.</w:t>
-      </w:r>
-      <w:r>
-        <w:t xml:space="preserve"> Che ha 1 riga per ogni listino (compreso il base), 1 colonna per ogni scaglione, la prima colonna col nome listino</w:t>
+        <w:t>Lato UX: sia prezzo di vendita base che prezzi di vendita a listino vengono mostrati con una matrice. Che ha 1 riga per ogni listino (compreso il base), 1 colonna per ogni scaglione, la prima colonna col nome listino</w:t>
       </w:r>
     </w:p>
     <w:p>
@@ -152,10 +1575,7 @@
         <w:pStyle w:val="Titolo3"/>
       </w:pPr>
       <w:r>
-        <w:t>Cosa rende "speciale" questo listino nel backend?</w:t>
-      </w:r>
-      <w:r>
-        <w:t xml:space="preserve"> Che id ha?</w:t>
+        <w:t>Cosa rende "speciale" questo listino nel backend? Che id ha?</w:t>
       </w:r>
     </w:p>
     <w:p>
@@ -324,7 +1744,6 @@
         <w:pStyle w:val="Titolo3"/>
       </w:pPr>
       <w:r>
-        <w:lastRenderedPageBreak/>
         <w:t>Comportamento di Fallback (Se il prezzo manca)</w:t>
       </w:r>
     </w:p>
@@ -367,6 +1786,7 @@
         <w:pStyle w:val="Titolo2"/>
       </w:pPr>
       <w:r>
+        <w:lastRenderedPageBreak/>
         <w:t xml:space="preserve">NetSuite – </w:t>
       </w:r>
       <w:r>
@@ -1105,7 +2525,6 @@
                 <w:b w:val="0"/>
                 <w:bCs w:val="0"/>
               </w:rPr>
-              <w:lastRenderedPageBreak/>
               <w:t>VIP Client</w:t>
             </w:r>
           </w:p>
@@ -1243,6 +2662,7 @@
           <w:b/>
           <w:bCs/>
         </w:rPr>
+        <w:lastRenderedPageBreak/>
         <w:t>Il "Base Price" sta sempre nella primissima riga in alto</w:t>
       </w:r>
       <w:r>
@@ -1919,7 +3339,6 @@
     </w:p>
     <w:p>
       <w:r>
-        <w:lastRenderedPageBreak/>
         <w:t>È la tabella ponte</w:t>
       </w:r>
       <w:r>
@@ -2082,6 +3501,7 @@
               <w:spacing w:after="160" w:line="278" w:lineRule="auto"/>
             </w:pPr>
             <w:r>
+              <w:lastRenderedPageBreak/>
               <w:t>101</w:t>
             </w:r>
           </w:p>
@@ -2606,23 +4026,23 @@
         <w:pStyle w:val="Titolo2"/>
       </w:pPr>
       <w:r>
+        <w:t>NetSuite – Sezione Listini – lato DB</w:t>
+      </w:r>
+    </w:p>
+    <w:p>
+      <w:r>
+        <w:t>È la tabella PRICE_LEVELS con nome del listino, valuta di riferimento e sconto/ricarico percentuale predefinito.</w:t>
+      </w:r>
+      <w:r>
+        <w:t xml:space="preserve"> Nient’altro.</w:t>
+      </w:r>
+    </w:p>
+    <w:p>
+      <w:pPr>
+        <w:pStyle w:val="Titolo2"/>
+      </w:pPr>
+      <w:r>
         <w:lastRenderedPageBreak/>
-        <w:t>NetSuite – Sezione Listini – lato DB</w:t>
-      </w:r>
-    </w:p>
-    <w:p>
-      <w:r>
-        <w:t>È la tabella PRICE_LEVELS con nome del listino, valuta di riferimento e sconto/ricarico percentuale predefinito.</w:t>
-      </w:r>
-      <w:r>
-        <w:t xml:space="preserve"> Nient’altro.</w:t>
-      </w:r>
-    </w:p>
-    <w:p>
-      <w:pPr>
-        <w:pStyle w:val="Titolo2"/>
-      </w:pPr>
-      <w:r>
         <w:t>C</w:t>
       </w:r>
       <w:r>
@@ -2867,37 +4287,128 @@
     </w:p>
     <w:p>
       <w:pPr>
-        <w:pStyle w:val="Titolo1"/>
-      </w:pPr>
-      <w:r>
-        <w:t>SAP</w:t>
-      </w:r>
-    </w:p>
-    <w:p>
-      <w:r>
-        <w:t xml:space="preserve">Sap è diverso dagli altri ERP: non usa tabelle listino ma usa un concetto chiamato “Condizioni di prezzo”. </w:t>
-      </w:r>
-    </w:p>
-    <w:p>
-      <w:pPr>
+        <w:pStyle w:val="Titolo2"/>
+      </w:pPr>
+      <w:r>
+        <w:br w:type="page"/>
+      </w:r>
+      <w:r>
+        <w:lastRenderedPageBreak/>
+        <w:t>Perché NetSuite gestisce in modo diverso prezzi base e costo base?</w:t>
+      </w:r>
+    </w:p>
+    <w:p>
+      <w:r>
+        <w:t>Netsuite salva i prezzi base in un listino speciale, i costi base in un campo della tabella prodotto.</w:t>
+      </w:r>
+    </w:p>
+    <w:p>
+      <w:r>
+        <w:t xml:space="preserve">Questa asimmetria nasce da un motivo funzionale: </w:t>
+      </w:r>
+      <w:r>
+        <w:t>il costo d'acquisto alimenta la contabilità, il prezzo di vendita no.</w:t>
+      </w:r>
+    </w:p>
+    <w:p>
+      <w:r>
+        <w:t>Guarda cosa succede dietro al campo "Purchase Price"/costo:</w:t>
+      </w:r>
+    </w:p>
+    <w:p>
+      <w:pPr>
+        <w:numPr>
+          <w:ilvl w:val="0"/>
+          <w:numId w:val="31"/>
+        </w:numPr>
+      </w:pPr>
+      <w:r>
+        <w:t xml:space="preserve">Il metodo di costing (Average, Standard, LIFO, FIFO, Specific) determina come l'inventario viene valorizzato a bilancio e come viene calcolato il costo del venduto quando gli articoli vengono venduti o consumati — questo calcolo ha bisogno di </w:t>
+      </w:r>
+      <w:r>
         <w:rPr>
           <w:b/>
           <w:bCs/>
         </w:rPr>
-      </w:pPr>
-      <w:r>
+        <w:t>un solo valore scalare deterministico</w:t>
+      </w:r>
+      <w:r>
+        <w:t xml:space="preserve"> per articolo, non di una lista di alternative equivalenti.</w:t>
+      </w:r>
+    </w:p>
+    <w:p>
+      <w:pPr>
+        <w:numPr>
+          <w:ilvl w:val="0"/>
+          <w:numId w:val="31"/>
+        </w:numPr>
+      </w:pPr>
+      <w:r>
+        <w:t xml:space="preserve">Quando l'inventario va in negativo, NetSuite ricade sul "Last Purchase Price" invece che sulla media, causando una discontinuità di costo — di nuovo, un valore singolo e ben definito che il motore contabile deve poter trovare sempre, senza ambiguità. </w:t>
+      </w:r>
+      <w:hyperlink r:id="rId8" w:tgtFrame="_blank" w:history="1">
+        <w:r>
+          <w:rPr>
+            <w:rStyle w:val="Collegamentoipertestuale"/>
+          </w:rPr>
+          <w:t>Swyft ERP</w:t>
+        </w:r>
+      </w:hyperlink>
+    </w:p>
+    <w:p>
+      <w:pPr>
+        <w:numPr>
+          <w:ilvl w:val="0"/>
+          <w:numId w:val="31"/>
+        </w:numPr>
+      </w:pPr>
+      <w:r>
+        <w:t>Con lo Standard Costing, quando una transazione avviene a un prezzo diverso dallo standard, la differenza viene registrata su un conto di scostamento (PPV) — anche qui serve un unico "costo atteso" di riferimento, altrimenti lo scostamento non si potrebbe calcolare.</w:t>
+      </w:r>
+    </w:p>
+    <w:p>
+      <w:r>
+        <w:t>Il prezzo di vendita, invece, non ha nessun vincolo di questo tipo: puoi avere 20 listini tutti ugualmente validi nello stesso momento (uno per canale, uno per cliente, uno per area), e la scelta di quale si applica avviene solo al momento della vendita — non c'è nessun motore contabile "a monte" che debba avere un unico prezzo di riferimento prima ancora che tu venda qualcosa.</w:t>
+      </w:r>
+    </w:p>
+    <w:p>
+      <w:pPr>
+        <w:pStyle w:val="Titolo1"/>
+      </w:pPr>
+      <w:r>
+        <w:t>SAP</w:t>
+      </w:r>
+    </w:p>
+    <w:p>
+      <w:r>
+        <w:t xml:space="preserve">Sap è </w:t>
+      </w:r>
+      <w:r>
+        <w:t xml:space="preserve">molto </w:t>
+      </w:r>
+      <w:r>
+        <w:t xml:space="preserve">diverso dagli altri ERP: non usa tabelle listino ma usa un concetto chiamato “Condizioni di prezzo”. </w:t>
+      </w:r>
+    </w:p>
+    <w:p>
+      <w:pPr>
         <w:rPr>
           <w:b/>
           <w:bCs/>
         </w:rPr>
-        <w:lastRenderedPageBreak/>
-        <w:t>C</w:t>
-      </w:r>
+      </w:pPr>
       <w:r>
         <w:rPr>
           <w:b/>
           <w:bCs/>
         </w:rPr>
+        <w:t>C</w:t>
+      </w:r>
+      <w:r>
+        <w:rPr>
+          <w:b/>
+          <w:bCs/>
+        </w:rPr>
         <w:t>os'è una Condition Table in parole povere?</w:t>
       </w:r>
     </w:p>
@@ -2963,6 +4474,7 @@
         </w:numPr>
       </w:pPr>
       <w:r>
+        <w:lastRenderedPageBreak/>
         <w:t xml:space="preserve">O una tabella semplice (A006): </w:t>
       </w:r>
       <w:r>
@@ -3184,12 +4696,6 @@
     <w:p>
       <w:r>
         <w:t>Nella scheda prezzi di una vendita, SAP incolonna questi codici in cascata, mostrando: PR00 (100 €) - K004 (10 €) + Surcharge Chimico (2 €) = Prezzo Netto (92 €).</w:t>
-      </w:r>
-    </w:p>
-    <w:p/>
-    <w:p>
-      <w:r>
-        <w:t xml:space="preserve">Ha </w:t>
       </w:r>
     </w:p>
     <w:p/>
@@ -3209,1559 +4715,737 @@
     <w:p>
       <w:pPr>
         <w:pStyle w:val="Titolo1"/>
-        <w:tabs>
-          <w:tab w:val="left" w:pos="2063"/>
-        </w:tabs>
       </w:pPr>
       <w:r>
         <w:lastRenderedPageBreak/>
-        <w:t>Odoo</w:t>
-      </w:r>
-    </w:p>
-    <w:p>
-      <w:r>
-        <w:t>Odoo separa nettamente i</w:t>
-      </w:r>
-      <w:r>
-        <w:t>l prezzo base/costo b</w:t>
-      </w:r>
-      <w:r>
-        <w:t>ase dalle Regole di Listino</w:t>
-      </w:r>
-    </w:p>
-    <w:p>
-      <w:pPr>
-        <w:pStyle w:val="Titolo2"/>
-      </w:pPr>
-      <w:r>
-        <w:t>Sezione prodotto – lato UX</w:t>
-      </w:r>
-    </w:p>
-    <w:p>
-      <w:r>
-        <w:t>In Odoo entri nella scheda del prodotto chimico.</w:t>
-      </w:r>
-    </w:p>
-    <w:p>
-      <w:pPr>
+        <w:t>SINTESI</w:t>
+      </w:r>
+    </w:p>
+    <w:p>
+      <w:r>
+        <w:t>Per i prezzi e i listini direi di ignorare quello che fa SAP (eccessivamente complicato) e concentrarsi su Netsuite, Odoo e Dynamics.</w:t>
+      </w:r>
+    </w:p>
+    <w:p>
+      <w:r>
+        <w:t>Ecco il riepilogo</w:t>
+      </w:r>
+    </w:p>
+    <w:p>
+      <w:pPr>
+        <w:pStyle w:val="Paragrafoelenco"/>
         <w:numPr>
           <w:ilvl w:val="0"/>
-          <w:numId w:val="6"/>
-        </w:numPr>
-      </w:pPr>
-      <w:r>
-        <w:t xml:space="preserve">Nel tab </w:t>
+          <w:numId w:val="24"/>
+        </w:numPr>
+      </w:pPr>
+      <w:r>
+        <w:t>In NetSuite i prezzi base sono un listino speciale</w:t>
+      </w:r>
+      <w:r>
+        <w:t xml:space="preserve"> id hard coded=1</w:t>
+      </w:r>
+    </w:p>
+    <w:p>
+      <w:pPr>
+        <w:pStyle w:val="Paragrafoelenco"/>
+        <w:numPr>
+          <w:ilvl w:val="0"/>
+          <w:numId w:val="24"/>
+        </w:numPr>
+      </w:pPr>
+      <w:r>
+        <w:t>In Odoo e Dynamics, p</w:t>
+      </w:r>
+      <w:r>
+        <w:t>rezzo base e costo base appartengono al singolo prodotto, e sono quindi campi della tabella prodotto</w:t>
+      </w:r>
+    </w:p>
+    <w:p>
+      <w:pPr>
+        <w:pStyle w:val="Paragrafoelenco"/>
+        <w:numPr>
+          <w:ilvl w:val="1"/>
+          <w:numId w:val="24"/>
+        </w:numPr>
+      </w:pPr>
+      <w:r>
+        <w:t>Il costo base può essere inserito manualmente o calcolato come media dei costi passati</w:t>
+      </w:r>
+    </w:p>
+    <w:p>
+      <w:pPr>
+        <w:pStyle w:val="Paragrafoelenco"/>
+        <w:numPr>
+          <w:ilvl w:val="0"/>
+          <w:numId w:val="24"/>
+        </w:numPr>
+      </w:pPr>
+      <w:r>
+        <w:t>I listini di acquisto e di vendita invece si appoggiano a tabelle apposta.</w:t>
+      </w:r>
+    </w:p>
+    <w:p>
+      <w:pPr>
+        <w:pStyle w:val="Paragrafoelenco"/>
+        <w:numPr>
+          <w:ilvl w:val="1"/>
+          <w:numId w:val="24"/>
+        </w:numPr>
+      </w:pPr>
+      <w:r>
+        <w:t>In quasi tutti ci sono sia listini con prezzi inseriti manualmente che listini che calcolano in automatico una riduzione o una maggiorazione % sul prezzo base</w:t>
+      </w:r>
+    </w:p>
+    <w:p>
+      <w:pPr>
+        <w:pStyle w:val="Paragrafoelenco"/>
+        <w:numPr>
+          <w:ilvl w:val="0"/>
+          <w:numId w:val="24"/>
+        </w:numPr>
+      </w:pPr>
+      <w:r>
+        <w:t>Alcuni hanno effettivamente una vista prodotto-centrica dei prezzi accessibile dalla scheda prodotto</w:t>
+      </w:r>
+    </w:p>
+    <w:p>
+      <w:pPr>
+        <w:pStyle w:val="Paragrafoelenco"/>
+        <w:numPr>
+          <w:ilvl w:val="0"/>
+          <w:numId w:val="24"/>
+        </w:numPr>
+      </w:pPr>
+      <w:r>
+        <w:t>Vista dei prezzi base nella sezione listini</w:t>
+      </w:r>
+    </w:p>
+    <w:p>
+      <w:pPr>
+        <w:pStyle w:val="Paragrafoelenco"/>
+        <w:numPr>
+          <w:ilvl w:val="1"/>
+          <w:numId w:val="24"/>
+        </w:numPr>
+      </w:pPr>
+      <w:r>
+        <w:t>Per NetSuite i prezzi base SONO un listino</w:t>
+      </w:r>
+    </w:p>
+    <w:p>
+      <w:pPr>
+        <w:pStyle w:val="Paragrafoelenco"/>
+        <w:numPr>
+          <w:ilvl w:val="1"/>
+          <w:numId w:val="24"/>
+        </w:numPr>
+      </w:pPr>
+      <w:r>
+        <w:t>Odoo mostra in automatico il listino che raccoglie i prezzi base</w:t>
+      </w:r>
+    </w:p>
+    <w:p>
+      <w:pPr>
+        <w:pStyle w:val="Paragrafoelenco"/>
+        <w:numPr>
+          <w:ilvl w:val="1"/>
+          <w:numId w:val="24"/>
+        </w:numPr>
+      </w:pPr>
+      <w:r>
+        <w:t>Dynamics non li mostra in automatico, ma si può creare (manualmente)</w:t>
+      </w:r>
+    </w:p>
+    <w:p>
+      <w:pPr>
+        <w:pStyle w:val="Paragrafoelenco"/>
+        <w:numPr>
+          <w:ilvl w:val="0"/>
+          <w:numId w:val="24"/>
+        </w:numPr>
+      </w:pPr>
+      <w:r>
+        <w:t xml:space="preserve">In generale, </w:t>
+      </w:r>
+      <w:r>
+        <w:t xml:space="preserve">è molto sensato aggiungere a Quack ERP </w:t>
+      </w:r>
+      <w:r>
+        <w:t>la possibilità di avere</w:t>
+      </w:r>
+    </w:p>
+    <w:p>
+      <w:pPr>
+        <w:pStyle w:val="Paragrafoelenco"/>
+        <w:numPr>
+          <w:ilvl w:val="1"/>
+          <w:numId w:val="24"/>
+        </w:numPr>
+      </w:pPr>
+      <w:r>
+        <w:t xml:space="preserve">In Prodotto: </w:t>
+      </w:r>
+      <w:r>
+        <w:t xml:space="preserve">una vista prodotto-centrica </w:t>
+      </w:r>
+      <w:r>
+        <w:t>dei prezzi</w:t>
+      </w:r>
+    </w:p>
+    <w:p>
+      <w:pPr>
+        <w:pStyle w:val="Paragrafoelenco"/>
+        <w:numPr>
+          <w:ilvl w:val="1"/>
+          <w:numId w:val="24"/>
+        </w:numPr>
+      </w:pPr>
+      <w:r>
+        <w:t>In listini: un listino che riepiloga i prezzi base.</w:t>
+      </w:r>
+    </w:p>
+    <w:p>
+      <w:pPr>
+        <w:ind w:left="360"/>
+      </w:pPr>
+      <w:r>
+        <w:t xml:space="preserve">Quindi </w:t>
+      </w:r>
+    </w:p>
+    <w:p>
+      <w:pPr>
+        <w:pStyle w:val="Paragrafoelenco"/>
+        <w:numPr>
+          <w:ilvl w:val="0"/>
+          <w:numId w:val="18"/>
+        </w:numPr>
+      </w:pPr>
+      <w:r>
+        <w:t xml:space="preserve">Sezione Prodotto – Prezzi Vendita: </w:t>
       </w:r>
       <w:r>
         <w:rPr>
           <w:b/>
           <w:bCs/>
         </w:rPr>
-        <w:t>General Information</w:t>
-      </w:r>
-      <w:r>
-        <w:t xml:space="preserve"> hai due campi giganteschi e chiarissimi:</w:t>
-      </w:r>
-    </w:p>
-    <w:p>
-      <w:pPr>
-        <w:numPr>
-          <w:ilvl w:val="1"/>
-          <w:numId w:val="6"/>
-        </w:numPr>
-      </w:pPr>
+        <w:t>copiamo NetSuite</w:t>
+      </w:r>
+    </w:p>
+    <w:p>
+      <w:pPr>
+        <w:pStyle w:val="Paragrafoelenco"/>
+        <w:numPr>
+          <w:ilvl w:val="0"/>
+          <w:numId w:val="18"/>
+        </w:numPr>
+      </w:pPr>
+      <w:r>
+        <w:t xml:space="preserve">Sezione Listino – Prezzi Vendita: </w:t>
+      </w:r>
       <w:r>
         <w:rPr>
           <w:b/>
           <w:bCs/>
         </w:rPr>
-        <w:t>Sales Price</w:t>
-      </w:r>
-      <w:r>
-        <w:t xml:space="preserve"> (Prezzo di vendita base).</w:t>
-      </w:r>
-    </w:p>
-    <w:p>
-      <w:pPr>
-        <w:numPr>
-          <w:ilvl w:val="1"/>
-          <w:numId w:val="6"/>
-        </w:numPr>
-      </w:pPr>
+        <w:t xml:space="preserve">copiamo </w:t>
+      </w:r>
       <w:r>
         <w:rPr>
           <w:b/>
           <w:bCs/>
         </w:rPr>
-        <w:t>Cost</w:t>
-      </w:r>
-      <w:r>
-        <w:t xml:space="preserve"> (Costo di acquisto base o calcolato).</w:t>
-      </w:r>
-      <w:r>
-        <w:t xml:space="preserve"> </w:t>
-      </w:r>
-      <w:r>
-        <w:t xml:space="preserve">L'utente può scriverlo a mano o far fare a Odoo il calcolo del </w:t>
-      </w:r>
-      <w:r>
-        <w:rPr>
-          <w:i/>
-          <w:iCs/>
-        </w:rPr>
-        <w:t>Costo Medio (AVCO)</w:t>
-      </w:r>
-      <w:r>
-        <w:t xml:space="preserve"> in base alle fatture d'acquisto.</w:t>
-      </w:r>
-    </w:p>
-    <w:p>
-      <w:pPr>
-        <w:numPr>
-          <w:ilvl w:val="0"/>
-          <w:numId w:val="6"/>
-        </w:numPr>
-      </w:pPr>
-      <w:r>
-        <w:t xml:space="preserve">Nella stessa pagina hai un pulsante chiamato </w:t>
+        <w:t xml:space="preserve">Dynamics e </w:t>
       </w:r>
       <w:r>
         <w:rPr>
           <w:b/>
           <w:bCs/>
         </w:rPr>
-        <w:t>"Extra Prices"</w:t>
-      </w:r>
-      <w:r>
-        <w:t xml:space="preserve"> o un tab </w:t>
-      </w:r>
-      <w:r>
+        <w:t>Odoo</w:t>
+      </w:r>
+    </w:p>
+    <w:p>
+      <w:pPr>
+        <w:pStyle w:val="Paragrafoelenco"/>
+        <w:numPr>
+          <w:ilvl w:val="0"/>
+          <w:numId w:val="18"/>
+        </w:numPr>
+      </w:pPr>
+      <w:r>
+        <w:t>Sezione Prodotto – Costo Acquisto: ??</w:t>
+      </w:r>
+    </w:p>
+    <w:p>
+      <w:pPr>
+        <w:pStyle w:val="Paragrafoelenco"/>
+        <w:numPr>
+          <w:ilvl w:val="0"/>
+          <w:numId w:val="18"/>
+        </w:numPr>
+      </w:pPr>
+      <w:r>
+        <w:t>Sezione Listino – Costo Acquisto: ??</w:t>
+      </w:r>
+    </w:p>
+    <w:p>
+      <w:pPr>
+        <w:pStyle w:val="Titolo2"/>
+      </w:pPr>
+      <w:r>
+        <w:t>Suggerimenti per allineamento a best in class</w:t>
+      </w:r>
+    </w:p>
+    <w:p>
+      <w:pPr>
+        <w:pStyle w:val="Titolo3"/>
+      </w:pPr>
+      <w:r>
+        <w:t>Prezzi vendita</w:t>
+      </w:r>
+    </w:p>
+    <w:p>
+      <w:pPr>
+        <w:pStyle w:val="Paragrafoelenco"/>
+        <w:numPr>
+          <w:ilvl w:val="0"/>
+          <w:numId w:val="18"/>
+        </w:numPr>
+      </w:pPr>
+      <w:r>
+        <w:t xml:space="preserve">Per la gestione DB dei prezzi </w:t>
+      </w:r>
+      <w:r>
+        <w:t xml:space="preserve">base </w:t>
+      </w:r>
+      <w:r>
+        <w:t>di vendita direi di fare ESATTAMENTE come NetSuite. Id hardcoded 1, con tutte le proprietà del listino speciale prezzi base di netsuite (non posso “eleggere” un altro id come listino base, l’id è sempre 1, il listino non eliminabile)</w:t>
+      </w:r>
+    </w:p>
+    <w:p>
+      <w:pPr>
+        <w:pStyle w:val="Paragrafoelenco"/>
+        <w:numPr>
+          <w:ilvl w:val="0"/>
+          <w:numId w:val="18"/>
+        </w:numPr>
+      </w:pPr>
+      <w:r>
+        <w:t>Per la gestione dei listini normali, lato DB non cambia assolutamente niente</w:t>
+      </w:r>
+    </w:p>
+    <w:p>
+      <w:pPr>
+        <w:pStyle w:val="Paragrafoelenco"/>
+        <w:numPr>
+          <w:ilvl w:val="0"/>
+          <w:numId w:val="18"/>
+        </w:numPr>
+      </w:pPr>
+      <w:r>
+        <w:t>Capire bene la tab Prezzi vendita in scheda prodotto</w:t>
+      </w:r>
+    </w:p>
+    <w:p>
+      <w:pPr>
+        <w:pStyle w:val="Paragrafoelenco"/>
+        <w:numPr>
+          <w:ilvl w:val="1"/>
+          <w:numId w:val="18"/>
+        </w:numPr>
+      </w:pPr>
+      <w:r>
+        <w:t>Dove finiscono i prezzi?</w:t>
+      </w:r>
+    </w:p>
+    <w:p>
+      <w:pPr>
+        <w:pStyle w:val="Paragrafoelenco"/>
+        <w:numPr>
+          <w:ilvl w:val="1"/>
+          <w:numId w:val="18"/>
+        </w:numPr>
+      </w:pPr>
+      <w:r>
+        <w:t>Posso creare listini da lì? Gli posso dare un nome?</w:t>
+      </w:r>
+    </w:p>
+    <w:p>
+      <w:pPr>
+        <w:pStyle w:val="Titolo3"/>
+      </w:pPr>
+      <w:r>
+        <w:lastRenderedPageBreak/>
+        <w:t>Costi di acquisto</w:t>
+      </w:r>
+    </w:p>
+    <w:p>
+      <w:pPr>
+        <w:pStyle w:val="Paragrafoelenco"/>
+        <w:numPr>
+          <w:ilvl w:val="0"/>
+          <w:numId w:val="18"/>
+        </w:numPr>
+      </w:pPr>
+      <w:r>
+        <w:t>Per i costi base, cosa fare? Anche qui un listino id=1? – DA DECIDERE</w:t>
+      </w:r>
+    </w:p>
+    <w:p>
+      <w:pPr>
+        <w:pStyle w:val="Paragrafoelenco"/>
+        <w:numPr>
+          <w:ilvl w:val="0"/>
+          <w:numId w:val="18"/>
+        </w:numPr>
+      </w:pPr>
+      <w:r>
+        <w:t>Capire bene la tab Prezzi vendita in scheda prodotto</w:t>
+      </w:r>
+    </w:p>
+    <w:p>
+      <w:pPr>
+        <w:pStyle w:val="Paragrafoelenco"/>
+        <w:numPr>
+          <w:ilvl w:val="1"/>
+          <w:numId w:val="18"/>
+        </w:numPr>
+      </w:pPr>
+      <w:r>
+        <w:t>Dove finiscono i prezzi?</w:t>
+      </w:r>
+    </w:p>
+    <w:p>
+      <w:pPr>
+        <w:pStyle w:val="Paragrafoelenco"/>
+        <w:numPr>
+          <w:ilvl w:val="1"/>
+          <w:numId w:val="18"/>
+        </w:numPr>
+      </w:pPr>
+      <w:r>
+        <w:t>Posso creare listini da lì? Gli posso dare un nome?</w:t>
+      </w:r>
+    </w:p>
+    <w:p>
+      <w:pPr>
+        <w:pStyle w:val="Titolo1"/>
+      </w:pPr>
+      <w:r>
+        <w:t>COSE DA FARE</w:t>
+      </w:r>
+    </w:p>
+    <w:p>
+      <w:pPr>
+        <w:pStyle w:val="Paragrafoelenco"/>
+        <w:numPr>
+          <w:ilvl w:val="0"/>
+          <w:numId w:val="32"/>
+        </w:numPr>
+      </w:pPr>
+      <w:r>
+        <w:t>Logica Db\backend dei prezzi base. Cambiare la logica attuale. Invece che id_listino= null facciamo id =0 o id =1, hard coded. Non è eliminabile. Si popola in automatico.</w:t>
+      </w:r>
+    </w:p>
+    <w:p>
+      <w:pPr>
+        <w:pStyle w:val="Paragrafoelenco"/>
+        <w:numPr>
+          <w:ilvl w:val="0"/>
+          <w:numId w:val="32"/>
+        </w:numPr>
+      </w:pPr>
+      <w:r>
+        <w:t>Sezione listini vendita. Al momento non mostra il listino coi pezzi base. Perché? Va mostrato</w:t>
+      </w:r>
+    </w:p>
+    <w:p>
+      <w:pPr>
+        <w:pStyle w:val="Paragrafoelenco"/>
+        <w:numPr>
+          <w:ilvl w:val="0"/>
+          <w:numId w:val="32"/>
+        </w:numPr>
+      </w:pPr>
+      <w:r>
+        <w:t>Sezione Prodotto. UX prezzi vendita. Assicurarsi che mostri i veri prezzi di listino. Fare in modo che l’utente possa modificare il nome etc. Chiarire che è vista prodotto-centrica</w:t>
+      </w:r>
+    </w:p>
+    <w:p>
+      <w:pPr>
+        <w:pStyle w:val="Paragrafoelenco"/>
+        <w:numPr>
+          <w:ilvl w:val="0"/>
+          <w:numId w:val="32"/>
+        </w:numPr>
         <w:rPr>
           <w:b/>
           <w:bCs/>
         </w:rPr>
-        <w:t>"Pricelists"</w:t>
-      </w:r>
-      <w:r>
-        <w:t>.</w:t>
-      </w:r>
-    </w:p>
-    <w:p>
-      <w:pPr>
-        <w:numPr>
-          <w:ilvl w:val="1"/>
-          <w:numId w:val="6"/>
-        </w:numPr>
-      </w:pPr>
-      <w:r>
-        <w:t xml:space="preserve">Cliccandoci, si apre una finestra (modal) o un sotto-elenco in cui vedi </w:t>
-      </w:r>
+      </w:pPr>
       <w:r>
         <w:rPr>
           <w:b/>
           <w:bCs/>
         </w:rPr>
-        <w:t>solo le eccezioni</w:t>
-      </w:r>
-      <w:r>
-        <w:t>: cioè i listini che modificano o sostituiscono quel Prezzo Base per quel preciso articolo.</w:t>
-      </w:r>
-    </w:p>
-    <w:p>
-      <w:pPr>
+        <w:t>Costi base. Capire come vogliamo raccoglierli. Se copiare quanto facciamo in listini base</w:t>
+      </w:r>
+    </w:p>
+    <w:p>
+      <w:pPr>
+        <w:pStyle w:val="Titolo1"/>
+      </w:pPr>
+      <w:r>
+        <w:t>STUDIO UX SU PREZZI NELLA SEZIONE PRODOTTO</w:t>
+      </w:r>
+    </w:p>
+    <w:p>
+      <w:pPr>
+        <w:pStyle w:val="Titolo2"/>
         <w:numPr>
           <w:ilvl w:val="0"/>
-          <w:numId w:val="6"/>
-        </w:numPr>
-      </w:pPr>
-      <w:r>
+          <w:numId w:val="34"/>
+        </w:numPr>
+      </w:pPr>
+      <w:r>
+        <w:t>Dove finiscono i "Costi d'Acquisto &amp; Fornitori"?</w:t>
+      </w:r>
+    </w:p>
+    <w:p>
+      <w:r>
+        <w:t>Tutti i prezzi di acquisto inseriti dalla scheda del prodotto finiscono direttamente nella tabella **`prodotti_fornitori_prezzi`**.</w:t>
+      </w:r>
+    </w:p>
+    <w:p>
+      <w:r>
+        <w:t xml:space="preserve">Si tratta della medesima tabella di database su cui si appoggia la gestione generale dei listini di acquisto. </w:t>
+      </w:r>
+    </w:p>
+    <w:p>
+      <w:pPr>
+        <w:pStyle w:val="Titolo2"/>
+      </w:pPr>
+      <w:r>
+        <w:t>2) Dove finiscono i "Prezzi di Vendita &amp; Listini"?</w:t>
+      </w:r>
+    </w:p>
+    <w:p>
+      <w:r>
+        <w:t>Tutti i prezzi di vendita che l'utente inserisce nella lista Dynamics-style della scheda prodotto finiscono nella tabella **`listini_prezzi`** (e non vanno confusi con `prodotti_rrp`, che ospita invece i prezzi suggeriti minimo/massimo di rivendita).</w:t>
+      </w:r>
+    </w:p>
+    <w:p>
+      <w:r>
+        <w:t>Anche in questo caso, la tabella è esattamente la stessa utilizzata nel modulo generale "Vendite &gt; Listini Vendita".</w:t>
+      </w:r>
+    </w:p>
+    <w:p>
+      <w:pPr>
+        <w:pStyle w:val="Titolo2"/>
+      </w:pPr>
+      <w:r>
+        <w:t xml:space="preserve">3) Come vengono usati nell'app? Sono </w:t>
+      </w:r>
+      <w:r>
+        <w:t>prezzi base, prezzi listino, o sono una terza cosa diversa</w:t>
+      </w:r>
+      <w:r>
+        <w:t>?</w:t>
+      </w:r>
+    </w:p>
+    <w:p>
+      <w:r>
+        <w:t xml:space="preserve">**Assolutamente no, non sono una terza cosa.** </w:t>
+      </w:r>
+    </w:p>
+    <w:p>
+      <w:r>
+        <w:t xml:space="preserve">Sono letteralmente gli **stessi identici prezzi di listino e prezzi base** dell'applicazione. La scheda prodotto non sta creando una "copia privata" di questi dati, ma sta interrogando le </w:t>
+      </w:r>
+      <w:r>
+        <w:lastRenderedPageBreak/>
+        <w:t>stesse tabelle che usa il modulo listini, offrendo però all'utente una **vista prodotto-centrica**.</w:t>
+      </w:r>
+    </w:p>
+    <w:p>
+      <w:r>
+        <w:t>Per essere ancora più precisi:</w:t>
+      </w:r>
+    </w:p>
+    <w:p>
+      <w:r>
+        <w:t>- Quando nella scheda prodotto l'utente inserisce un prezzo associandolo al menu a tendina "Listino Grossisti", il sistema salva in `listini_prezzi` un record con `listino_id = [ID del listino]`. Se l'utente poi va in `sales/pricelists` e apre il "Listino Grossisti", troverà in griglia il prezzo che ha appena inserito, perché stanno guardando lo stesso punto.</w:t>
+      </w:r>
+    </w:p>
+    <w:p>
+      <w:r>
+        <w:t>- Quando l'utente inserisce un prezzo dalla scheda prodotto ma **non** lo collega a un listino (seleziona "Nessun listino" o similari), il sistema salva il record impostando `listino_id = NULL`. Questo è l'esatto equivalente di quello che Dynamics chiama **"Prezzo Base"** (o "Costo Base" nel caso degli acquisti). È il prezzo di fallback usato da Quack quando un cliente/fornitore non ha un listino specifico assegnato.</w:t>
+      </w:r>
+    </w:p>
+    <w:p/>
+    <w:p>
+      <w:r>
+        <w:t>In sintesi, hai costruito la UI proprio con la logica corretta: la vista sui "Listini" (`sales/pricelists`) permette di vedere **tutti i prodotti di un listino**, mentre i due tab della scheda prodotto permettono di vedere **tutti i listini di quel prodotto**. Sotto il cofano, i dati convergono senza ridondanze.</w:t>
+      </w:r>
+    </w:p>
+    <w:p>
+      <w:pPr>
+        <w:pStyle w:val="Titolo1"/>
+      </w:pPr>
+      <w:r>
+        <w:t>C</w:t>
+      </w:r>
+      <w:r>
+        <w:t>ONSIDERAZIONI</w:t>
+      </w:r>
+    </w:p>
+    <w:p>
+      <w:pPr>
+        <w:pStyle w:val="Titolo2"/>
+      </w:pPr>
+      <w:r>
+        <w:t>I grandi ERP hanno una sezione prodotto con prezzo base separato dal listino, lato DB?</w:t>
+      </w:r>
+    </w:p>
+    <w:p>
+      <w:r>
+        <w:t>Sì</w:t>
+      </w:r>
+      <w:r>
+        <w:t xml:space="preserve">. </w:t>
+      </w:r>
+      <w:r>
+        <w:t xml:space="preserve">Odoo, </w:t>
+      </w:r>
+      <w:r>
+        <w:t xml:space="preserve">NetSuite, </w:t>
+      </w:r>
+      <w:r>
+        <w:t>Dynamics</w:t>
+      </w:r>
+      <w:r>
+        <w:t xml:space="preserve"> separano esplicitamente i prezzi base e costi base (campi della tabella prodotto) dai listini (che hanno tabelle dedicate). Sap usa</w:t>
+      </w:r>
+      <w:r>
+        <w:t xml:space="preserve"> tipo/condition type dedicato (SAP)</w:t>
+      </w:r>
+      <w:r>
+        <w:t>.</w:t>
+      </w:r>
+    </w:p>
+    <w:p>
+      <w:pPr>
+        <w:pStyle w:val="Titolo2"/>
+      </w:pPr>
+      <w:r>
+        <w:t>I prezzi base sono prezzi con un id_listino speciale</w:t>
+      </w:r>
+    </w:p>
+    <w:p>
+      <w:pPr>
         <w:rPr>
           <w:b/>
           <w:bCs/>
         </w:rPr>
-        <w:t>Come distingue visivamente i prezzi?</w:t>
-      </w:r>
-    </w:p>
-    <w:p>
-      <w:pPr>
-        <w:numPr>
-          <w:ilvl w:val="1"/>
-          <w:numId w:val="6"/>
-        </w:numPr>
-      </w:pPr>
-      <w:r>
-        <w:t>Il Prezzo Base sta sempre nel form principale dell'articolo (è la</w:t>
-      </w:r>
-      <w:r>
-        <w:t xml:space="preserve"> cosiddetta</w:t>
-      </w:r>
-      <w:r>
-        <w:t xml:space="preserve"> "verità assoluta").</w:t>
-      </w:r>
-    </w:p>
-    <w:p>
-      <w:pPr>
-        <w:numPr>
-          <w:ilvl w:val="1"/>
-          <w:numId w:val="6"/>
-        </w:numPr>
-      </w:pPr>
-      <w:r>
-        <w:t xml:space="preserve">I prezzi a listino appaiono sotto come righe condizionali: </w:t>
-      </w:r>
-      <w:r>
-        <w:rPr>
-          <w:i/>
-          <w:iCs/>
-        </w:rPr>
-        <w:t>"Se il cliente è VIP -&gt; Sconto 5% sul Sales Price"</w:t>
-      </w:r>
-      <w:r>
-        <w:t xml:space="preserve"> oppure </w:t>
-      </w:r>
-      <w:r>
-        <w:rPr>
-          <w:i/>
-          <w:iCs/>
-        </w:rPr>
-        <w:t>"Se il listino è 'Chimica Industriale' -&gt; Prezzo fisso 42.00 €"</w:t>
+      </w:pPr>
+      <w:r>
+        <w:t>Solo per Oracle NetSuite, che però è un best in class. Quindi va bene come soluzione anche per noi. Unico problema: fissiamo id hardcoded 1 (o zero).</w:t>
+      </w:r>
+    </w:p>
+    <w:p>
+      <w:pPr>
+        <w:pStyle w:val="Titolo2"/>
+      </w:pPr>
+      <w:r>
+        <w:t xml:space="preserve">Una vista </w:t>
+      </w:r>
+      <w:r>
+        <w:t>prodotto-centrica di tutti i prezzi</w:t>
+      </w:r>
+      <w:r>
+        <w:t xml:space="preserve">, nella sezione Prodotti, </w:t>
+      </w:r>
+      <w:r>
+        <w:t>ha senso?</w:t>
+      </w:r>
+    </w:p>
+    <w:p>
+      <w:r>
+        <w:t xml:space="preserve">Sì, ed è un pattern consolidato. NetSuite lo fa nativamente: sulla scheda articolo esiste una "Pricing Matrix/Sublist" che mostra in un'unica griglia tutte le combinazioni di price level, valuta e fascia di quantità per quel prodotto — viene spesso chiamata pricing matrix perché per un articolo possono esserci più prezzi determinati da uno o più price level e uno o più livelli di quantità, e questa vista offre grande flessibilità nel configurare e usare i vari prezzi per </w:t>
+      </w:r>
+      <w:r>
+        <w:lastRenderedPageBreak/>
+        <w:t>gli articoli venduti. È esattamente la vista "al volo" che avete in mente: prezzo base + tutti i listini per lo stesso SKU, uno accanto all'altro.</w:t>
+      </w:r>
+    </w:p>
+    <w:p>
+      <w:pPr>
+        <w:pStyle w:val="Titolo2"/>
+      </w:pPr>
+      <w:r>
+        <w:t>Nella sezione listini, mostrare anche il prezzo base?</w:t>
+      </w:r>
+    </w:p>
+    <w:p>
+      <w:r>
+        <w:t>In teoria sì. Nella pratica alcuni ERP lo fanno ma non come me lo aspetto</w:t>
+      </w:r>
+      <w:r>
+        <w:t>, cioè come valore mostrato da solo.</w:t>
+      </w:r>
+      <w:r>
+        <w:t xml:space="preserve"> </w:t>
+      </w:r>
+      <w:r>
+        <w:t xml:space="preserve">Viene invece sempre </w:t>
+      </w:r>
+      <w:r>
+        <w:t>usato come riferimento/confronto (es. per calcolare lo sconto implicito).</w:t>
+      </w:r>
+    </w:p>
+    <w:p>
+      <w:r>
+        <w:t xml:space="preserve">Ad esempio </w:t>
+      </w:r>
+      <w:r>
+        <w:t>Odoo mostra il margine/percentuale di sconto o aumento rispetto prezzo base</w:t>
       </w:r>
       <w:r>
         <w:t>.</w:t>
       </w:r>
     </w:p>
     <w:p>
+      <w:r>
+        <w:t>Per i veri listini un’idea potrebbe essere</w:t>
+      </w:r>
+      <w:r>
+        <w:t xml:space="preserve"> mostrare una colonna "prezzo base" (sola lettura) accanto al prezzo di listino, con eventualmente lo scostamento %.</w:t>
+      </w:r>
+    </w:p>
+    <w:p>
       <w:pPr>
         <w:pStyle w:val="Titolo2"/>
       </w:pPr>
       <w:r>
-        <w:t>Sezione prodotto – lato DB</w:t>
-      </w:r>
-    </w:p>
-    <w:p>
-      <w:r>
-        <w:t>In Odoo i prezzi base sono campi della tabella prodotto, mentre i prezzi a listino sono su tabelle dedicate</w:t>
-      </w:r>
-    </w:p>
-    <w:p>
-      <w:pPr>
-        <w:numPr>
-          <w:ilvl w:val="0"/>
-          <w:numId w:val="7"/>
-        </w:numPr>
-      </w:pPr>
-      <w:r>
-        <w:rPr>
-          <w:b/>
-          <w:bCs/>
-        </w:rPr>
-        <w:t>Tabella product_template (Scheda Prodotto)</w:t>
-      </w:r>
-    </w:p>
-    <w:p>
-      <w:pPr>
-        <w:numPr>
-          <w:ilvl w:val="1"/>
-          <w:numId w:val="7"/>
-        </w:numPr>
-      </w:pPr>
-      <w:r>
-        <w:t>id: 50</w:t>
-      </w:r>
-    </w:p>
-    <w:p>
-      <w:pPr>
-        <w:numPr>
-          <w:ilvl w:val="1"/>
-          <w:numId w:val="7"/>
-        </w:numPr>
-      </w:pPr>
-      <w:r>
-        <w:t>name: "Acido Solforico 98%"</w:t>
-      </w:r>
-    </w:p>
-    <w:p>
-      <w:pPr>
-        <w:numPr>
-          <w:ilvl w:val="1"/>
-          <w:numId w:val="7"/>
-        </w:numPr>
-      </w:pPr>
-      <w:r>
-        <w:t xml:space="preserve">list_price: 100.00 </w:t>
-      </w:r>
-      <w:r>
-        <w:rPr>
-          <w:i/>
-          <w:iCs/>
-        </w:rPr>
-        <w:t>(Questo è il Prezzo Base del prodotto!)</w:t>
-      </w:r>
-    </w:p>
-    <w:p>
-      <w:pPr>
-        <w:numPr>
-          <w:ilvl w:val="1"/>
-          <w:numId w:val="7"/>
-        </w:numPr>
-      </w:pPr>
-      <w:r>
-        <w:t xml:space="preserve">standard_price: 60.00 </w:t>
-      </w:r>
-      <w:r>
-        <w:rPr>
-          <w:i/>
-          <w:iCs/>
-        </w:rPr>
-        <w:t>(Questo è il Costo Base!)</w:t>
-      </w:r>
-    </w:p>
-    <w:p>
-      <w:pPr>
-        <w:numPr>
-          <w:ilvl w:val="0"/>
-          <w:numId w:val="7"/>
-        </w:numPr>
-      </w:pPr>
-      <w:r>
-        <w:rPr>
-          <w:b/>
-          <w:bCs/>
-        </w:rPr>
-        <w:t>Tabella product_pricelist (Testata Listino)</w:t>
-      </w:r>
-    </w:p>
-    <w:p>
-      <w:pPr>
-        <w:numPr>
-          <w:ilvl w:val="1"/>
-          <w:numId w:val="7"/>
-        </w:numPr>
-      </w:pPr>
-      <w:r>
-        <w:t>id: 10 | name: "Listino Clienti Diretti"</w:t>
-      </w:r>
-    </w:p>
-    <w:p>
-      <w:pPr>
-        <w:numPr>
-          <w:ilvl w:val="1"/>
-          <w:numId w:val="7"/>
-        </w:numPr>
-      </w:pPr>
-      <w:r>
-        <w:t>id: 11 | name: "Listino Rivenditori"</w:t>
-      </w:r>
-    </w:p>
-    <w:p>
-      <w:pPr>
-        <w:numPr>
-          <w:ilvl w:val="0"/>
-          <w:numId w:val="7"/>
-        </w:numPr>
-      </w:pPr>
-      <w:r>
-        <w:rPr>
-          <w:b/>
-          <w:bCs/>
-        </w:rPr>
-        <w:t>Tabella product_pricelist_item (Regole / Righe Listino)</w:t>
-      </w:r>
-    </w:p>
-    <w:p>
-      <w:pPr>
-        <w:numPr>
-          <w:ilvl w:val="1"/>
-          <w:numId w:val="7"/>
-        </w:numPr>
-      </w:pPr>
-      <w:r>
-        <w:lastRenderedPageBreak/>
-        <w:t>id: 201</w:t>
-      </w:r>
-    </w:p>
-    <w:p>
-      <w:pPr>
-        <w:numPr>
-          <w:ilvl w:val="1"/>
-          <w:numId w:val="7"/>
-        </w:numPr>
-      </w:pPr>
-      <w:r>
-        <w:t xml:space="preserve">pricelist_id: 11 </w:t>
-      </w:r>
-      <w:r>
-        <w:rPr>
-          <w:i/>
-          <w:iCs/>
-        </w:rPr>
-        <w:t>(Listino Rivenditori)</w:t>
-      </w:r>
-    </w:p>
-    <w:p>
-      <w:pPr>
-        <w:numPr>
-          <w:ilvl w:val="1"/>
-          <w:numId w:val="7"/>
-        </w:numPr>
-      </w:pPr>
-      <w:r>
-        <w:t xml:space="preserve">product_tmpl_id: 50 </w:t>
-      </w:r>
-      <w:r>
-        <w:rPr>
-          <w:i/>
-          <w:iCs/>
-        </w:rPr>
-        <w:t>(FK al prodotto)</w:t>
-      </w:r>
-    </w:p>
-    <w:p>
-      <w:pPr>
-        <w:numPr>
-          <w:ilvl w:val="1"/>
-          <w:numId w:val="7"/>
-        </w:numPr>
-      </w:pPr>
-      <w:r>
-        <w:t xml:space="preserve">compute_price: 'fixed' </w:t>
-      </w:r>
-      <w:r>
-        <w:rPr>
-          <w:i/>
-          <w:iCs/>
-        </w:rPr>
-        <w:t>(Prezzo fisso)</w:t>
-      </w:r>
-      <w:r>
-        <w:t xml:space="preserve"> / 'percentage' </w:t>
-      </w:r>
-      <w:r>
-        <w:rPr>
-          <w:i/>
-          <w:iCs/>
-        </w:rPr>
-        <w:t>(Sconto %)</w:t>
-      </w:r>
-      <w:r>
-        <w:t xml:space="preserve"> / 'formula'</w:t>
-      </w:r>
-    </w:p>
-    <w:p>
-      <w:pPr>
-        <w:numPr>
-          <w:ilvl w:val="1"/>
-          <w:numId w:val="7"/>
-        </w:numPr>
-      </w:pPr>
-      <w:r>
-        <w:t xml:space="preserve">fixed_price: 85.00 € </w:t>
-      </w:r>
-      <w:r>
-        <w:rPr>
-          <w:i/>
-          <w:iCs/>
-        </w:rPr>
-        <w:t>(Se fixed, oppure si calcola sul list_price se è percentage)</w:t>
-      </w:r>
-    </w:p>
-    <w:p>
-      <w:pPr>
-        <w:pStyle w:val="Titolo2"/>
-      </w:pPr>
-      <w:r>
-        <w:t>Sezione Listini – Lato UX</w:t>
-      </w:r>
-    </w:p>
-    <w:p>
-      <w:pPr>
-        <w:pStyle w:val="Titolo3"/>
-      </w:pPr>
-      <w:r>
-        <w:t>Listini di vendita</w:t>
-      </w:r>
-    </w:p>
-    <w:p>
-      <w:r>
-        <w:t xml:space="preserve">In Odoo, quando entri nel menu </w:t>
-      </w:r>
-      <w:r>
-        <w:rPr>
-          <w:b/>
-          <w:bCs/>
-        </w:rPr>
-        <w:t>Pricelists</w:t>
-      </w:r>
-      <w:r>
-        <w:t>, vedi l'elenco dei tuoi listini ("Rivenditori", "Estero", "GDO"). Entrando nel "Listino Rivenditori", vedi una griglia con le regole:</w:t>
-      </w:r>
-    </w:p>
-    <w:p>
-      <w:pPr>
-        <w:numPr>
-          <w:ilvl w:val="0"/>
-          <w:numId w:val="9"/>
-        </w:numPr>
-      </w:pPr>
-      <w:r>
-        <w:rPr>
-          <w:i/>
-          <w:iCs/>
-        </w:rPr>
-        <w:t>Regola 1:</w:t>
-      </w:r>
-      <w:r>
-        <w:t xml:space="preserve"> Tutti i prodotti della Categoria "Solventi" hanno lo sconto del 10%.</w:t>
-      </w:r>
-    </w:p>
-    <w:p>
-      <w:pPr>
-        <w:numPr>
-          <w:ilvl w:val="0"/>
-          <w:numId w:val="9"/>
-        </w:numPr>
-      </w:pPr>
-      <w:r>
-        <w:rPr>
-          <w:i/>
-          <w:iCs/>
-        </w:rPr>
-        <w:t>Regola 2:</w:t>
-      </w:r>
-      <w:r>
-        <w:t xml:space="preserve"> L'articolo "Acido Solforico" ha un prezzo fisso di 85.00 €.</w:t>
-      </w:r>
-    </w:p>
-    <w:p>
-      <w:pPr>
-        <w:numPr>
-          <w:ilvl w:val="0"/>
-          <w:numId w:val="9"/>
-        </w:numPr>
-      </w:pPr>
-      <w:r>
-        <w:rPr>
-          <w:b/>
-          <w:bCs/>
-        </w:rPr>
-        <w:t>Mostra il Prezzo Base qui?</w:t>
-      </w:r>
-      <w:r>
-        <w:t xml:space="preserve"> Odoo non mostra la colonna del Prezzo Base nella tabella delle regole generali, ma se entri nella riga dell'articolo, mostra un piccolo simulatore: </w:t>
-      </w:r>
-      <w:r>
-        <w:rPr>
-          <w:i/>
-          <w:iCs/>
-        </w:rPr>
-        <w:t>"Prezzo Base (100 €) - Sconto (15 €) = Prezzo Finale (85 €)"</w:t>
-      </w:r>
-      <w:r>
-        <w:t>.</w:t>
-      </w:r>
-    </w:p>
-    <w:p>
-      <w:pPr>
-        <w:pStyle w:val="Titolo3"/>
-      </w:pPr>
-      <w:r>
-        <w:t>C'è un listino "Prezzi Base" nella sezione Listini?</w:t>
-      </w:r>
-    </w:p>
-    <w:p>
-      <w:r>
-        <w:t xml:space="preserve">Di default Odoo crea un listino chiamato </w:t>
-      </w:r>
-      <w:r>
-        <w:rPr>
-          <w:b/>
-          <w:bCs/>
-        </w:rPr>
-        <w:t>Public Pricelist (Listino Pubblico)</w:t>
-      </w:r>
-      <w:r>
-        <w:t>.</w:t>
-      </w:r>
-    </w:p>
-    <w:p>
-      <w:pPr>
-        <w:numPr>
-          <w:ilvl w:val="0"/>
-          <w:numId w:val="25"/>
-        </w:numPr>
-      </w:pPr>
-      <w:r>
-        <w:t xml:space="preserve">Questo listino è impostato con una regola nativa: </w:t>
-      </w:r>
-      <w:r>
-        <w:rPr>
-          <w:i/>
-          <w:iCs/>
-        </w:rPr>
-        <w:t>"Prendi il campo Sales Price (Prezzo Base) dalla scheda del prodotto e applica 0% di sconto"</w:t>
-      </w:r>
-      <w:r>
-        <w:t>.</w:t>
-      </w:r>
-    </w:p>
-    <w:p>
-      <w:pPr>
-        <w:numPr>
-          <w:ilvl w:val="0"/>
-          <w:numId w:val="25"/>
-        </w:numPr>
-      </w:pPr>
-      <w:r>
-        <w:t xml:space="preserve">Se entri nella sezione </w:t>
-      </w:r>
-      <w:r>
-        <w:rPr>
-          <w:i/>
-          <w:iCs/>
-        </w:rPr>
-        <w:t>Vendite &gt; Listini Prezzi</w:t>
-      </w:r>
-      <w:r>
-        <w:t xml:space="preserve"> e apri il Public Pricelist, vedi l'elenco di tutti i prodotti con il loro prezzo base.</w:t>
-      </w:r>
-    </w:p>
-    <w:p>
-      <w:r>
-        <w:rPr>
-          <w:b/>
-          <w:bCs/>
-        </w:rPr>
-        <w:t>È modificabile da lì?</w:t>
-      </w:r>
-      <w:r>
-        <w:t xml:space="preserve"> Se modifichi il prezzo in questa vista, Odoo va ad aggiornare direttamente il campo list_price sulla scheda del prodotto (perché sono sincronizzati).</w:t>
-      </w:r>
-    </w:p>
-    <w:p>
-      <w:pPr>
-        <w:pStyle w:val="Titolo3"/>
-      </w:pPr>
-      <w:r>
-        <w:t>Listini di acquisto</w:t>
-      </w:r>
-    </w:p>
-    <w:p>
-      <w:r>
-        <w:rPr>
-          <w:b/>
-          <w:bCs/>
-        </w:rPr>
-        <w:t>Sezione Fornitori (Vendors):</w:t>
-      </w:r>
-      <w:r>
-        <w:t xml:space="preserve"> Nel tab </w:t>
-      </w:r>
-      <w:r>
-        <w:rPr>
-          <w:i/>
-          <w:iCs/>
-        </w:rPr>
-        <w:t>Purchase</w:t>
-      </w:r>
-      <w:r>
-        <w:t xml:space="preserve">, l'utente vede la tabella </w:t>
-      </w:r>
-      <w:r>
-        <w:rPr>
-          <w:b/>
-          <w:bCs/>
-        </w:rPr>
-        <w:t>Vendors</w:t>
-      </w:r>
-      <w:r>
-        <w:t>.</w:t>
-      </w:r>
-    </w:p>
-    <w:p>
-      <w:pPr>
-        <w:numPr>
-          <w:ilvl w:val="0"/>
-          <w:numId w:val="21"/>
-        </w:numPr>
-      </w:pPr>
-      <w:r>
-        <w:t>L'utente inserisce una lista di fornitori ordinata per priorità (drag &amp; drop con la prima riga che fa da fornitore principale).</w:t>
-      </w:r>
-    </w:p>
-    <w:p>
-      <w:pPr>
-        <w:numPr>
-          <w:ilvl w:val="0"/>
-          <w:numId w:val="21"/>
-        </w:numPr>
-      </w:pPr>
-      <w:r>
-        <w:t xml:space="preserve">La tabella mostra in affiancamento: </w:t>
-      </w:r>
-      <w:r>
-        <w:rPr>
-          <w:i/>
-          <w:iCs/>
-        </w:rPr>
-        <w:t>Fornitore</w:t>
-      </w:r>
-      <w:r>
-        <w:t xml:space="preserve">, </w:t>
-      </w:r>
-      <w:r>
-        <w:rPr>
-          <w:i/>
-          <w:iCs/>
-        </w:rPr>
-        <w:t>Quantità Minima</w:t>
-      </w:r>
-      <w:r>
-        <w:t xml:space="preserve">, </w:t>
-      </w:r>
-      <w:r>
-        <w:rPr>
-          <w:i/>
-          <w:iCs/>
-        </w:rPr>
-        <w:t>Prezzo d'Acquisto</w:t>
-      </w:r>
-      <w:r>
-        <w:t xml:space="preserve">, </w:t>
-      </w:r>
-      <w:r>
-        <w:rPr>
-          <w:i/>
-          <w:iCs/>
-        </w:rPr>
-        <w:t>Sconto %</w:t>
-      </w:r>
-      <w:r>
-        <w:t xml:space="preserve">, </w:t>
-      </w:r>
-      <w:r>
-        <w:rPr>
-          <w:i/>
-          <w:iCs/>
-        </w:rPr>
-        <w:t>Tempo di Consegna (in giorni)</w:t>
-      </w:r>
-      <w:r>
-        <w:t>.</w:t>
-      </w:r>
-    </w:p>
-    <w:p>
-      <w:pPr>
-        <w:numPr>
-          <w:ilvl w:val="0"/>
-          <w:numId w:val="21"/>
-        </w:numPr>
-      </w:pPr>
-      <w:r>
-        <w:rPr>
-          <w:b/>
-          <w:bCs/>
-        </w:rPr>
-        <w:t>Distinzione visiva:</w:t>
-      </w:r>
-      <w:r>
-        <w:t xml:space="preserve"> Il costo interno dell'articolo sta nel form principale ed è univoco. I costi dei fornitori sono righe nidificate nel tab </w:t>
-      </w:r>
-      <w:r>
-        <w:rPr>
-          <w:i/>
-          <w:iCs/>
-        </w:rPr>
-        <w:t>Purchase</w:t>
-      </w:r>
-      <w:r>
-        <w:t>.</w:t>
-      </w:r>
-    </w:p>
-    <w:p>
-      <w:pPr>
-        <w:pStyle w:val="Titolo1"/>
-      </w:pPr>
-      <w:r>
-        <w:lastRenderedPageBreak/>
-        <w:t>Dynamics 365</w:t>
-      </w:r>
-    </w:p>
-    <w:p>
-      <w:r>
-        <w:t xml:space="preserve">Microsoft ha recentemente introdotto la nuova gestione </w:t>
-      </w:r>
-      <w:r>
-        <w:rPr>
-          <w:b/>
-          <w:bCs/>
-        </w:rPr>
-        <w:t>"Sales Price List"</w:t>
-      </w:r>
-      <w:r>
-        <w:t>.</w:t>
-      </w:r>
-    </w:p>
-    <w:p>
-      <w:pPr>
-        <w:pStyle w:val="Titolo2"/>
-      </w:pPr>
-      <w:r>
-        <w:t>Sezione Prodotto (“item card”) – Lato UX</w:t>
-      </w:r>
-    </w:p>
-    <w:p>
-      <w:r>
-        <w:t xml:space="preserve">Sulla </w:t>
-      </w:r>
-      <w:r>
-        <w:rPr>
-          <w:b/>
-          <w:bCs/>
-        </w:rPr>
-        <w:t>Item Card</w:t>
-      </w:r>
-      <w:r>
-        <w:t xml:space="preserve"> (Scheda Articolo) c'è una sezione </w:t>
-      </w:r>
-      <w:r>
-        <w:rPr>
-          <w:b/>
-          <w:bCs/>
-        </w:rPr>
-        <w:t>Costs &amp; Posting</w:t>
-      </w:r>
-      <w:r>
-        <w:t xml:space="preserve"> dove imposti:</w:t>
-      </w:r>
-    </w:p>
-    <w:p>
-      <w:pPr>
-        <w:numPr>
-          <w:ilvl w:val="0"/>
-          <w:numId w:val="10"/>
-        </w:numPr>
-      </w:pPr>
-      <w:r>
-        <w:rPr>
-          <w:b/>
-          <w:bCs/>
-        </w:rPr>
-        <w:t>Unit Price</w:t>
-      </w:r>
-      <w:r>
-        <w:t xml:space="preserve"> (Prezzo Base di vendita).</w:t>
-      </w:r>
-    </w:p>
-    <w:p>
-      <w:pPr>
-        <w:numPr>
-          <w:ilvl w:val="0"/>
-          <w:numId w:val="10"/>
-        </w:numPr>
-      </w:pPr>
-      <w:r>
-        <w:rPr>
-          <w:b/>
-          <w:bCs/>
-        </w:rPr>
-        <w:t>Unit Cost</w:t>
-      </w:r>
-      <w:r>
-        <w:t xml:space="preserve"> (Costo Base).</w:t>
-      </w:r>
-    </w:p>
-    <w:p>
-      <w:r>
-        <w:t xml:space="preserve">Per vedere gli altri prezzi, in cima c'è un menu di navigazione chiamato </w:t>
-      </w:r>
-      <w:r>
-        <w:rPr>
-          <w:b/>
-          <w:bCs/>
-        </w:rPr>
-        <w:t>Sales -&gt; Prices &amp; Discounts</w:t>
-      </w:r>
-      <w:r>
-        <w:t xml:space="preserve">. Cliccandoci, si apre una pagina che mostra </w:t>
-      </w:r>
-      <w:r>
-        <w:rPr>
-          <w:b/>
-          <w:bCs/>
-        </w:rPr>
-        <w:t>tutti i Listini Prezzi attivi che contengono quel prodotto</w:t>
-      </w:r>
-      <w:r>
-        <w:t>.</w:t>
-      </w:r>
-    </w:p>
-    <w:p>
-      <w:pPr>
-        <w:numPr>
-          <w:ilvl w:val="0"/>
-          <w:numId w:val="11"/>
-        </w:numPr>
-      </w:pPr>
-      <w:r>
-        <w:rPr>
-          <w:b/>
-          <w:bCs/>
-        </w:rPr>
-        <w:t>Come distingue visivamente i prezzi?</w:t>
-      </w:r>
-      <w:r>
-        <w:t xml:space="preserve"> Business Central usa una visualizzazione a griglia. Nella griglia vedi le colonne:</w:t>
-      </w:r>
-    </w:p>
-    <w:p>
-      <w:pPr>
-        <w:numPr>
-          <w:ilvl w:val="1"/>
-          <w:numId w:val="11"/>
-        </w:numPr>
-        <w:rPr>
-          <w:lang w:val="en-GB"/>
-        </w:rPr>
-      </w:pPr>
-      <w:r>
-        <w:t xml:space="preserve">Assign-to Type: Indica a chi si applica (es. </w:t>
-      </w:r>
-      <w:r>
-        <w:rPr>
-          <w:i/>
-          <w:iCs/>
-          <w:lang w:val="en-GB"/>
-        </w:rPr>
-        <w:t>All Customers</w:t>
-      </w:r>
-      <w:r>
-        <w:rPr>
-          <w:lang w:val="en-GB"/>
-        </w:rPr>
-        <w:t xml:space="preserve">, </w:t>
-      </w:r>
-      <w:r>
-        <w:rPr>
-          <w:i/>
-          <w:iCs/>
-          <w:lang w:val="en-GB"/>
-        </w:rPr>
-        <w:t>Customer Price Group</w:t>
-      </w:r>
-      <w:r>
-        <w:rPr>
-          <w:lang w:val="en-GB"/>
-        </w:rPr>
-        <w:t xml:space="preserve">, </w:t>
-      </w:r>
-      <w:r>
-        <w:rPr>
-          <w:i/>
-          <w:iCs/>
-          <w:lang w:val="en-GB"/>
-        </w:rPr>
-        <w:t>Single Customer</w:t>
-      </w:r>
-      <w:r>
-        <w:rPr>
-          <w:lang w:val="en-GB"/>
-        </w:rPr>
-        <w:t>).</w:t>
-      </w:r>
-    </w:p>
-    <w:p>
-      <w:pPr>
-        <w:numPr>
-          <w:ilvl w:val="1"/>
-          <w:numId w:val="11"/>
-        </w:numPr>
-      </w:pPr>
-      <w:r>
-        <w:t>Assign-to No.: Il nome del listino o del cliente (es. "CLIENTI_LARGE").</w:t>
-      </w:r>
-    </w:p>
-    <w:p>
-      <w:pPr>
-        <w:numPr>
-          <w:ilvl w:val="1"/>
-          <w:numId w:val="11"/>
-        </w:numPr>
-      </w:pPr>
-      <w:r>
-        <w:t>Unit Price: Il prezzo a listino per quella riga.</w:t>
-      </w:r>
-    </w:p>
-    <w:p>
-      <w:pPr>
-        <w:numPr>
-          <w:ilvl w:val="1"/>
-          <w:numId w:val="11"/>
-        </w:numPr>
-      </w:pPr>
-      <w:r>
-        <w:t>Direct Unit Cost: Il costo concordato.</w:t>
-      </w:r>
-    </w:p>
-    <w:p>
-      <w:pPr>
-        <w:numPr>
-          <w:ilvl w:val="1"/>
-          <w:numId w:val="11"/>
-        </w:numPr>
-      </w:pPr>
-      <w:r>
-        <w:t xml:space="preserve">Published Price: Una colonna di sola lettura che recupera e mostra il </w:t>
-      </w:r>
-      <w:r>
-        <w:rPr>
-          <w:b/>
-          <w:bCs/>
-        </w:rPr>
-        <w:t>Unit Price</w:t>
-      </w:r>
-      <w:r>
-        <w:t xml:space="preserve"> (Prezzo Base) dell'articolo per fare un confronto visivo istantaneo affiancato al prezzo del listino!</w:t>
-      </w:r>
-    </w:p>
-    <w:p>
-      <w:pPr>
-        <w:pStyle w:val="Titolo2"/>
-      </w:pPr>
-      <w:r>
-        <w:t>Sezione Prodotto (“item card”) – Lato DB</w:t>
-      </w:r>
-    </w:p>
-    <w:p>
-      <w:r>
-        <w:t>Anche per Dynamics 365, i costi e prezzi base sono campi del prodotto, mentre i listini hanno tabelle a parte</w:t>
-      </w:r>
-    </w:p>
-    <w:p>
-      <w:r>
-        <w:rPr>
-          <w:b/>
-          <w:bCs/>
-        </w:rPr>
-        <w:t>Tabella Item (Anagrafica Articolo)</w:t>
-      </w:r>
-    </w:p>
-    <w:p>
-      <w:pPr>
-        <w:numPr>
-          <w:ilvl w:val="0"/>
-          <w:numId w:val="12"/>
-        </w:numPr>
-      </w:pPr>
-      <w:r>
-        <w:t>No.: "ART-001"</w:t>
-      </w:r>
-    </w:p>
-    <w:p>
-      <w:pPr>
-        <w:numPr>
-          <w:ilvl w:val="0"/>
-          <w:numId w:val="12"/>
-        </w:numPr>
-      </w:pPr>
-      <w:r>
-        <w:t>Description: "Soda Caustica in Scaglie"</w:t>
-      </w:r>
-    </w:p>
-    <w:p>
-      <w:pPr>
-        <w:numPr>
-          <w:ilvl w:val="0"/>
-          <w:numId w:val="12"/>
-        </w:numPr>
-      </w:pPr>
-      <w:r>
-        <w:t xml:space="preserve">Unit Price: 120.00 </w:t>
-      </w:r>
-      <w:r>
-        <w:rPr>
-          <w:i/>
-          <w:iCs/>
-        </w:rPr>
-        <w:t>(Prezzo Base)</w:t>
-      </w:r>
-    </w:p>
-    <w:p>
-      <w:pPr>
-        <w:numPr>
-          <w:ilvl w:val="0"/>
-          <w:numId w:val="12"/>
-        </w:numPr>
-      </w:pPr>
-      <w:r>
-        <w:t xml:space="preserve">Unit Cost: 75.00 </w:t>
-      </w:r>
-      <w:r>
-        <w:rPr>
-          <w:i/>
-          <w:iCs/>
-        </w:rPr>
-        <w:t>(Costo Base)</w:t>
-      </w:r>
-    </w:p>
-    <w:p>
-      <w:r>
-        <w:rPr>
-          <w:b/>
-          <w:bCs/>
-        </w:rPr>
-        <w:t>Tabella Price List Header (Testata del Listino)</w:t>
-      </w:r>
-    </w:p>
-    <w:p>
-      <w:pPr>
-        <w:numPr>
-          <w:ilvl w:val="0"/>
-          <w:numId w:val="13"/>
-        </w:numPr>
-      </w:pPr>
-      <w:r>
-        <w:t>Code: "LIST_2026_EST"</w:t>
-      </w:r>
-    </w:p>
-    <w:p>
-      <w:pPr>
-        <w:numPr>
-          <w:ilvl w:val="0"/>
-          <w:numId w:val="13"/>
-        </w:numPr>
-        <w:rPr>
-          <w:lang w:val="en-GB"/>
-        </w:rPr>
-      </w:pPr>
-      <w:r>
-        <w:rPr>
-          <w:lang w:val="en-GB"/>
-        </w:rPr>
-        <w:t>Assign-to Type: "Customer Price Group"</w:t>
-      </w:r>
-    </w:p>
-    <w:p>
-      <w:pPr>
-        <w:numPr>
-          <w:ilvl w:val="0"/>
-          <w:numId w:val="13"/>
-        </w:numPr>
-      </w:pPr>
-      <w:r>
-        <w:lastRenderedPageBreak/>
-        <w:t>Source No.: "ESTERO"</w:t>
-      </w:r>
-    </w:p>
-    <w:p>
-      <w:pPr>
-        <w:numPr>
-          <w:ilvl w:val="0"/>
-          <w:numId w:val="13"/>
-        </w:numPr>
-      </w:pPr>
-      <w:r>
-        <w:t>Status: "Active"</w:t>
-      </w:r>
-    </w:p>
-    <w:p>
-      <w:r>
-        <w:rPr>
-          <w:b/>
-          <w:bCs/>
-        </w:rPr>
-        <w:t>Tabella Price List Line (Righe del Listino)</w:t>
-      </w:r>
-    </w:p>
-    <w:p>
-      <w:pPr>
-        <w:numPr>
-          <w:ilvl w:val="0"/>
-          <w:numId w:val="14"/>
-        </w:numPr>
-        <w:rPr>
-          <w:lang w:val="en-GB"/>
-        </w:rPr>
-      </w:pPr>
-      <w:r>
-        <w:rPr>
-          <w:lang w:val="en-GB"/>
-        </w:rPr>
-        <w:t>Price List Code: "LIST_2026_EST"</w:t>
-      </w:r>
-    </w:p>
-    <w:p>
-      <w:pPr>
-        <w:numPr>
-          <w:ilvl w:val="0"/>
-          <w:numId w:val="14"/>
-        </w:numPr>
-        <w:rPr>
-          <w:lang w:val="en-GB"/>
-        </w:rPr>
-      </w:pPr>
-      <w:r>
-        <w:rPr>
-          <w:lang w:val="en-GB"/>
-        </w:rPr>
-        <w:t xml:space="preserve">Asset No.: "ART-001" </w:t>
-      </w:r>
-      <w:r>
-        <w:rPr>
-          <w:i/>
-          <w:iCs/>
-          <w:lang w:val="en-GB"/>
-        </w:rPr>
-        <w:t>(FK all'Item)</w:t>
-      </w:r>
-    </w:p>
-    <w:p>
-      <w:pPr>
-        <w:numPr>
-          <w:ilvl w:val="0"/>
-          <w:numId w:val="14"/>
-        </w:numPr>
-      </w:pPr>
-      <w:r>
-        <w:t xml:space="preserve">Unit Price: 105.00 </w:t>
-      </w:r>
-      <w:r>
-        <w:rPr>
-          <w:i/>
-          <w:iCs/>
-        </w:rPr>
-        <w:t>(Prezzo specifico del listino)</w:t>
-      </w:r>
-    </w:p>
-    <w:p>
-      <w:pPr>
-        <w:numPr>
-          <w:ilvl w:val="0"/>
-          <w:numId w:val="14"/>
-        </w:numPr>
-      </w:pPr>
-      <w:r>
-        <w:t>Starting Date: 2026-01-01</w:t>
-      </w:r>
-    </w:p>
-    <w:p>
-      <w:pPr>
-        <w:numPr>
-          <w:ilvl w:val="0"/>
-          <w:numId w:val="14"/>
-        </w:numPr>
-      </w:pPr>
-      <w:r>
-        <w:t>Ending Date: 2026-12-31</w:t>
-      </w:r>
-    </w:p>
-    <w:p>
-      <w:pPr>
-        <w:pStyle w:val="Titolo2"/>
-      </w:pPr>
-      <w:r>
-        <w:t>Dynamics 365 - Sezione Listini – Lato UX</w:t>
-      </w:r>
-    </w:p>
-    <w:p>
-      <w:r>
-        <w:t>In questa sezione si gestiscono interamente le testate e le righe dei listini. Quando apri il listino "Clienti VIP", vedi tutte le righe di tutti i prodotti inseriti in quel listino.</w:t>
-      </w:r>
-    </w:p>
-    <w:p>
-      <w:pPr>
-        <w:numPr>
-          <w:ilvl w:val="0"/>
-          <w:numId w:val="20"/>
-        </w:numPr>
-      </w:pPr>
-      <w:r>
-        <w:t xml:space="preserve">Business Central offre la funzione </w:t>
-      </w:r>
-      <w:r>
-        <w:rPr>
-          <w:b/>
-          <w:bCs/>
-        </w:rPr>
-        <w:t>"Suggest Lines" (Suggerisci righe)</w:t>
-      </w:r>
-      <w:r>
-        <w:t xml:space="preserve">: ti permette di importare automaticamente tutti gli articoli dal database e di popolare la colonna </w:t>
-      </w:r>
-      <w:r>
-        <w:rPr>
-          <w:i/>
-          <w:iCs/>
-        </w:rPr>
-        <w:t>Unit Price</w:t>
-      </w:r>
-      <w:r>
-        <w:t xml:space="preserve"> calcolandola come Prezzo Base dell'Item - X%.</w:t>
-      </w:r>
-    </w:p>
-    <w:p>
-      <w:pPr>
-        <w:pStyle w:val="Titolo3"/>
-      </w:pPr>
-      <w:r>
-        <w:t>C'è un listino "Prezzi Base" nella sezione Listini?</w:t>
-      </w:r>
-    </w:p>
-    <w:p>
-      <w:r>
-        <w:t>No, o meglio: non direttamente.</w:t>
-      </w:r>
-    </w:p>
-    <w:p>
-      <w:r>
-        <w:rPr>
-          <w:b/>
-          <w:bCs/>
-        </w:rPr>
-        <w:t>Lato DB:</w:t>
-      </w:r>
-      <w:r>
-        <w:t xml:space="preserve"> </w:t>
-      </w:r>
-      <w:r>
-        <w:t>C</w:t>
-      </w:r>
-      <w:r>
-        <w:t xml:space="preserve">ome </w:t>
-      </w:r>
-      <w:r>
-        <w:t xml:space="preserve">in </w:t>
-      </w:r>
-      <w:r>
-        <w:t>Odoo: il prezzo base risiede direttamente sulla scheda dell'articolo</w:t>
-      </w:r>
-      <w:r>
-        <w:t>/prodotto</w:t>
-      </w:r>
-      <w:r>
-        <w:t xml:space="preserve"> (campo Item."Unit Price").</w:t>
-      </w:r>
-    </w:p>
-    <w:p>
-      <w:r>
-        <w:rPr>
-          <w:b/>
-          <w:bCs/>
-        </w:rPr>
-        <w:t>A cosa serve</w:t>
-      </w:r>
-      <w:r>
-        <w:rPr>
-          <w:b/>
-          <w:bCs/>
-        </w:rPr>
-        <w:t>?</w:t>
-      </w:r>
-      <w:r>
-        <w:t xml:space="preserve"> Se vendi un prodotto a un cliente senza alcun listino associato, Business Central </w:t>
-      </w:r>
-      <w:r>
-        <w:rPr>
-          <w:b/>
-          <w:bCs/>
-        </w:rPr>
-        <w:t>usa direttamente il Unit Price della scheda articolo</w:t>
-      </w:r>
-      <w:r>
-        <w:t xml:space="preserve"> come fallback finale.</w:t>
-      </w:r>
-    </w:p>
-    <w:p>
-      <w:r>
-        <w:rPr>
-          <w:b/>
-          <w:bCs/>
-        </w:rPr>
-        <w:t>Si posson</w:t>
-      </w:r>
-      <w:r>
-        <w:rPr>
-          <w:b/>
-          <w:bCs/>
-        </w:rPr>
-        <w:t>o vedere nella sezione listini?</w:t>
-      </w:r>
-      <w:r>
-        <w:t xml:space="preserve"> </w:t>
-      </w:r>
-      <w:r>
-        <w:t xml:space="preserve">Non direttamente. </w:t>
-      </w:r>
-      <w:r>
-        <w:t>Per veder</w:t>
-      </w:r>
-      <w:r>
-        <w:t>e l’insieme dei prezzi base</w:t>
-      </w:r>
-      <w:r>
-        <w:t xml:space="preserve"> nella sezione "Listini Prezzi",</w:t>
-      </w:r>
-      <w:r>
-        <w:t xml:space="preserve"> bisogna usare un trucco: creare </w:t>
-      </w:r>
-      <w:r>
-        <w:t xml:space="preserve">un listino ufficiale chiamato </w:t>
-      </w:r>
-      <w:r>
-        <w:rPr>
-          <w:i/>
-          <w:iCs/>
-        </w:rPr>
-        <w:t>Listino Base</w:t>
-      </w:r>
-      <w:r>
-        <w:t xml:space="preserve"> con applicazione </w:t>
-      </w:r>
-      <w:r>
-        <w:rPr>
-          <w:i/>
-          <w:iCs/>
-        </w:rPr>
-        <w:t>"Tutti i Clienti"</w:t>
-      </w:r>
-      <w:r>
-        <w:t>. Business Central offre una funzione automatica (Suggest Lines) che popola questo listino copiando a specchio i prezzi presi dalle schede articolo.</w:t>
-      </w:r>
-    </w:p>
-    <w:p>
-      <w:r>
-        <w:br w:type="page"/>
-      </w:r>
-    </w:p>
-    <w:p>
-      <w:pPr>
-        <w:pStyle w:val="Titolo1"/>
-      </w:pPr>
-      <w:r>
-        <w:lastRenderedPageBreak/>
-        <w:t>SINTESI</w:t>
-      </w:r>
-    </w:p>
-    <w:p>
-      <w:r>
-        <w:t>Per i prezzi e i listini direi di ignorare quello che fa SAP (eccessivamente complicato) e concentrarsi su Netsuite, Odoo e Dynamics</w:t>
-      </w:r>
-      <w:r>
-        <w:t>.</w:t>
-      </w:r>
-    </w:p>
-    <w:p>
-      <w:r>
-        <w:t>Ecco il riepilogo</w:t>
-      </w:r>
-    </w:p>
-    <w:p>
-      <w:pPr>
-        <w:pStyle w:val="Paragrafoelenco"/>
-        <w:numPr>
-          <w:ilvl w:val="0"/>
-          <w:numId w:val="24"/>
-        </w:numPr>
-      </w:pPr>
-      <w:r>
-        <w:t>In NetSuite i prezzi base sono un listino speciale</w:t>
-      </w:r>
-      <w:r>
-        <w:t xml:space="preserve"> id hard coded=1</w:t>
-      </w:r>
-    </w:p>
-    <w:p>
-      <w:pPr>
-        <w:pStyle w:val="Paragrafoelenco"/>
-        <w:numPr>
-          <w:ilvl w:val="0"/>
-          <w:numId w:val="24"/>
-        </w:numPr>
-      </w:pPr>
-      <w:r>
-        <w:t>In Odoo e Dynamics, p</w:t>
-      </w:r>
-      <w:r>
-        <w:t>rezzo base e costo base appartengono al singolo prodotto, e sono quindi campi della tabella prodotto</w:t>
-      </w:r>
-    </w:p>
-    <w:p>
-      <w:pPr>
-        <w:pStyle w:val="Paragrafoelenco"/>
-        <w:numPr>
-          <w:ilvl w:val="1"/>
-          <w:numId w:val="24"/>
-        </w:numPr>
-      </w:pPr>
-      <w:r>
-        <w:t>Il costo base può essere inserito manualmente o calcolato come media dei costi passati</w:t>
-      </w:r>
-    </w:p>
-    <w:p>
-      <w:pPr>
-        <w:pStyle w:val="Paragrafoelenco"/>
-        <w:numPr>
-          <w:ilvl w:val="0"/>
-          <w:numId w:val="24"/>
-        </w:numPr>
-      </w:pPr>
-      <w:r>
-        <w:t>I listini di acquisto e di vendita invece si appoggiano a tabelle apposta.</w:t>
-      </w:r>
-    </w:p>
-    <w:p>
-      <w:pPr>
-        <w:pStyle w:val="Paragrafoelenco"/>
-        <w:numPr>
-          <w:ilvl w:val="1"/>
-          <w:numId w:val="24"/>
-        </w:numPr>
-      </w:pPr>
-      <w:r>
-        <w:t>In quasi tutti ci sono sia listini con prezzi inseriti manualmente che listini che calcolano in automatico una riduzione o una maggiorazione % sul prezzo base</w:t>
-      </w:r>
-    </w:p>
-    <w:p>
-      <w:pPr>
-        <w:pStyle w:val="Paragrafoelenco"/>
-        <w:numPr>
-          <w:ilvl w:val="0"/>
-          <w:numId w:val="24"/>
-        </w:numPr>
-      </w:pPr>
-      <w:r>
-        <w:t>Alcuni hanno effettivamente una vista prodotto-centrica dei prezzi accessibile dalla scheda prodotto</w:t>
-      </w:r>
-    </w:p>
-    <w:p>
-      <w:pPr>
-        <w:pStyle w:val="Paragrafoelenco"/>
-        <w:numPr>
-          <w:ilvl w:val="0"/>
-          <w:numId w:val="24"/>
-        </w:numPr>
-      </w:pPr>
-      <w:r>
-        <w:t>Nei lisini si pu</w:t>
-      </w:r>
-    </w:p>
-    <w:p>
-      <w:pPr>
-        <w:pStyle w:val="Paragrafoelenco"/>
-        <w:numPr>
-          <w:ilvl w:val="0"/>
-          <w:numId w:val="24"/>
-        </w:numPr>
-      </w:pPr>
-      <w:r>
-        <w:t>In generale, la possibilità di avere anche una vista prodotto-centrica è considerata una scelta di UX sensata</w:t>
-      </w:r>
-    </w:p>
-    <w:p>
-      <w:pPr>
-        <w:ind w:left="360"/>
-      </w:pPr>
-      <w:r>
-        <w:t xml:space="preserve">Quindi </w:t>
+        <w:t>SCOPO DELLE VISTE PREZZI NELLA SEZIONE PRODOTTO</w:t>
+      </w:r>
+    </w:p>
+    <w:p>
+      <w:r>
+        <w:t>Abbiamo stabilito che è giusto dare</w:t>
+      </w:r>
+      <w:r>
+        <w:t xml:space="preserve"> all'utente la possibilità di inserire dei prezzi anche nelle schede prodotto</w:t>
+      </w:r>
+      <w:r>
+        <w:t>. Questo</w:t>
+      </w:r>
+      <w:r>
+        <w:t xml:space="preserve"> per diversi motivi</w:t>
+      </w:r>
+      <w:r>
+        <w:t>:</w:t>
       </w:r>
     </w:p>
     <w:p>
@@ -4773,14 +5457,7 @@
         </w:numPr>
       </w:pPr>
       <w:r>
-        <w:t xml:space="preserve">Sezione Prodotto – Prezzi Vendita: </w:t>
-      </w:r>
-      <w:r>
-        <w:rPr>
-          <w:b/>
-          <w:bCs/>
-        </w:rPr>
-        <w:t>copiamo NetSuite</w:t>
+        <w:t>Comodità dell'utente. Quando crea un prodotto da zero può impostare velocemente i prezzi direttamente dalla scheda</w:t>
       </w:r>
     </w:p>
     <w:p>
@@ -4792,371 +5469,6 @@
         </w:numPr>
       </w:pPr>
       <w:r>
-        <w:t xml:space="preserve">Sezione Listino – Prezzi Vendita: </w:t>
-      </w:r>
-      <w:r>
-        <w:rPr>
-          <w:b/>
-          <w:bCs/>
-        </w:rPr>
-        <w:t xml:space="preserve">copiamo </w:t>
-      </w:r>
-      <w:r>
-        <w:rPr>
-          <w:b/>
-          <w:bCs/>
-        </w:rPr>
-        <w:t xml:space="preserve">Dynamics e </w:t>
-      </w:r>
-      <w:r>
-        <w:rPr>
-          <w:b/>
-          <w:bCs/>
-        </w:rPr>
-        <w:t>Odoo</w:t>
-      </w:r>
-    </w:p>
-    <w:p>
-      <w:pPr>
-        <w:pStyle w:val="Paragrafoelenco"/>
-        <w:numPr>
-          <w:ilvl w:val="0"/>
-          <w:numId w:val="18"/>
-        </w:numPr>
-      </w:pPr>
-      <w:r>
-        <w:t>Sezione Prodotto – Costo Acquisto: ??</w:t>
-      </w:r>
-    </w:p>
-    <w:p>
-      <w:pPr>
-        <w:pStyle w:val="Paragrafoelenco"/>
-        <w:numPr>
-          <w:ilvl w:val="0"/>
-          <w:numId w:val="18"/>
-        </w:numPr>
-      </w:pPr>
-      <w:r>
-        <w:t>Sezione Listino – Costo Acquisto: ??</w:t>
-      </w:r>
-    </w:p>
-    <w:p>
-      <w:pPr>
-        <w:pStyle w:val="Titolo2"/>
-      </w:pPr>
-      <w:r>
-        <w:t>Suggerimenti per allineamento a best in class</w:t>
-      </w:r>
-    </w:p>
-    <w:p>
-      <w:pPr>
-        <w:pStyle w:val="Titolo3"/>
-      </w:pPr>
-      <w:r>
-        <w:t>Prezzi vendita</w:t>
-      </w:r>
-    </w:p>
-    <w:p>
-      <w:pPr>
-        <w:pStyle w:val="Paragrafoelenco"/>
-        <w:numPr>
-          <w:ilvl w:val="0"/>
-          <w:numId w:val="18"/>
-        </w:numPr>
-      </w:pPr>
-      <w:r>
-        <w:t xml:space="preserve">Per la gestione DB dei prezzi </w:t>
-      </w:r>
-      <w:r>
-        <w:t xml:space="preserve">base </w:t>
-      </w:r>
-      <w:r>
-        <w:t>di vendita direi di fare ESATTAMENTE come NetSuite. Id hardcoded 1, con tutte le proprietà del listino speciale prezzi base di netsuite (non posso “eleggere” un altro id come listino base, l’id è sempre 1, il listino non eliminabile)</w:t>
-      </w:r>
-    </w:p>
-    <w:p>
-      <w:pPr>
-        <w:pStyle w:val="Paragrafoelenco"/>
-        <w:numPr>
-          <w:ilvl w:val="0"/>
-          <w:numId w:val="18"/>
-        </w:numPr>
-      </w:pPr>
-      <w:r>
-        <w:t>Per la gestione dei listini normali, lato DB non cambia assolutamente niente</w:t>
-      </w:r>
-    </w:p>
-    <w:p>
-      <w:pPr>
-        <w:pStyle w:val="Paragrafoelenco"/>
-        <w:numPr>
-          <w:ilvl w:val="0"/>
-          <w:numId w:val="18"/>
-        </w:numPr>
-      </w:pPr>
-      <w:r>
-        <w:t>Capire bene la tab Prezzi vendita in scheda prodotto</w:t>
-      </w:r>
-    </w:p>
-    <w:p>
-      <w:pPr>
-        <w:pStyle w:val="Paragrafoelenco"/>
-        <w:numPr>
-          <w:ilvl w:val="1"/>
-          <w:numId w:val="18"/>
-        </w:numPr>
-      </w:pPr>
-      <w:r>
-        <w:t>Dove finiscono i prezzi?</w:t>
-      </w:r>
-    </w:p>
-    <w:p>
-      <w:pPr>
-        <w:pStyle w:val="Paragrafoelenco"/>
-        <w:numPr>
-          <w:ilvl w:val="1"/>
-          <w:numId w:val="18"/>
-        </w:numPr>
-      </w:pPr>
-      <w:r>
-        <w:t>Posso creare listini da lì? Gli posso dare un nome?</w:t>
-      </w:r>
-    </w:p>
-    <w:p>
-      <w:pPr>
-        <w:pStyle w:val="Titolo3"/>
-      </w:pPr>
-      <w:r>
-        <w:t>Costi di acquisto</w:t>
-      </w:r>
-    </w:p>
-    <w:p>
-      <w:pPr>
-        <w:pStyle w:val="Paragrafoelenco"/>
-        <w:numPr>
-          <w:ilvl w:val="0"/>
-          <w:numId w:val="18"/>
-        </w:numPr>
-      </w:pPr>
-      <w:r>
-        <w:t>Per i costi base, cosa fare? Anche qui un listino id=1? – DA DECIDERE</w:t>
-      </w:r>
-    </w:p>
-    <w:p>
-      <w:pPr>
-        <w:pStyle w:val="Paragrafoelenco"/>
-        <w:numPr>
-          <w:ilvl w:val="0"/>
-          <w:numId w:val="18"/>
-        </w:numPr>
-      </w:pPr>
-      <w:r>
-        <w:t>Capire bene la tab Prezzi vendita in scheda prodotto</w:t>
-      </w:r>
-    </w:p>
-    <w:p>
-      <w:pPr>
-        <w:pStyle w:val="Paragrafoelenco"/>
-        <w:numPr>
-          <w:ilvl w:val="1"/>
-          <w:numId w:val="18"/>
-        </w:numPr>
-      </w:pPr>
-      <w:r>
-        <w:t>Dove finiscono i prezzi?</w:t>
-      </w:r>
-    </w:p>
-    <w:p>
-      <w:pPr>
-        <w:pStyle w:val="Paragrafoelenco"/>
-        <w:numPr>
-          <w:ilvl w:val="1"/>
-          <w:numId w:val="18"/>
-        </w:numPr>
-      </w:pPr>
-      <w:r>
-        <w:lastRenderedPageBreak/>
-        <w:t>Posso creare listini da lì? Gli posso dare un nome?</w:t>
-      </w:r>
-    </w:p>
-    <w:p/>
-    <w:p>
-      <w:pPr>
-        <w:pStyle w:val="Titolo2"/>
-      </w:pPr>
-      <w:r>
-        <w:t>C</w:t>
-      </w:r>
-      <w:r>
-        <w:t>ONSIDERAZIONI</w:t>
-      </w:r>
-    </w:p>
-    <w:p>
-      <w:pPr>
-        <w:pStyle w:val="Titolo2"/>
-      </w:pPr>
-      <w:r>
-        <w:t>I grandi ERP hanno una sezione prodotto con prezzo base separato dal listino, lato DB?</w:t>
-      </w:r>
-    </w:p>
-    <w:p>
-      <w:r>
-        <w:t>Sì</w:t>
-      </w:r>
-      <w:r>
-        <w:t xml:space="preserve">. </w:t>
-      </w:r>
-      <w:r>
-        <w:t xml:space="preserve">Odoo, </w:t>
-      </w:r>
-      <w:r>
-        <w:t xml:space="preserve">NetSuite, </w:t>
-      </w:r>
-      <w:r>
-        <w:t>Dynamics</w:t>
-      </w:r>
-      <w:r>
-        <w:t xml:space="preserve"> separano esplicitamente i prezzi base e costi base (campi della tabella prodotto) dai listini (che hanno tabelle dedicate). Sap usa</w:t>
-      </w:r>
-      <w:r>
-        <w:t xml:space="preserve"> tipo/condition type dedicato (SAP)</w:t>
-      </w:r>
-      <w:r>
-        <w:t>.</w:t>
-      </w:r>
-    </w:p>
-    <w:p>
-      <w:pPr>
-        <w:pStyle w:val="Titolo2"/>
-      </w:pPr>
-      <w:r>
-        <w:t>I prezzi base sono prezzi con un id_listino speciale</w:t>
-      </w:r>
-    </w:p>
-    <w:p>
-      <w:pPr>
-        <w:rPr>
-          <w:b/>
-          <w:bCs/>
-        </w:rPr>
-      </w:pPr>
-      <w:r>
-        <w:t>Solo per Oracle NetSuite, che però è un best in class. Quindi va bene come soluzione anche per noi. Unico problema: fissiamo id hardcoded 1 (o zero).</w:t>
-      </w:r>
-    </w:p>
-    <w:p>
-      <w:pPr>
-        <w:pStyle w:val="Titolo2"/>
-      </w:pPr>
-      <w:r>
-        <w:t xml:space="preserve">Una vista </w:t>
-      </w:r>
-      <w:r>
-        <w:t>prodotto-centrica di tutti i prezzi</w:t>
-      </w:r>
-      <w:r>
-        <w:t xml:space="preserve">, nella sezione Prodotti, </w:t>
-      </w:r>
-      <w:r>
-        <w:t>ha senso?</w:t>
-      </w:r>
-    </w:p>
-    <w:p>
-      <w:r>
-        <w:t>Sì, ed è un pattern consolidato. NetSuite lo fa nativamente: sulla scheda articolo esiste una "Pricing Matrix/Sublist" che mostra in un'unica griglia tutte le combinazioni di price level, valuta e fascia di quantità per quel prodotto — viene spesso chiamata pricing matrix perché per un articolo possono esserci più prezzi determinati da uno o più price level e uno o più livelli di quantità, e questa vista offre grande flessibilità nel configurare e usare i vari prezzi per gli articoli venduti. È esattamente la vista "al volo" che avete in mente: prezzo base + tutti i listini per lo stesso SKU, uno accanto all'altro.</w:t>
-      </w:r>
-    </w:p>
-    <w:p>
-      <w:pPr>
-        <w:pStyle w:val="Titolo2"/>
-      </w:pPr>
-      <w:r>
-        <w:t>Nella sezione listini, mostrare anche il prezzo base?</w:t>
-      </w:r>
-    </w:p>
-    <w:p>
-      <w:r>
-        <w:t>In teoria sì. Nella pratica alcuni ERP lo fanno ma non come me lo aspetto</w:t>
-      </w:r>
-      <w:r>
-        <w:t>, cioè come valore mostrato da solo.</w:t>
-      </w:r>
-      <w:r>
-        <w:t xml:space="preserve"> </w:t>
-      </w:r>
-      <w:r>
-        <w:t xml:space="preserve">Viene invece sempre </w:t>
-      </w:r>
-      <w:r>
-        <w:t>usato come riferimento/confronto (es. per calcolare lo sconto implicito).</w:t>
-      </w:r>
-    </w:p>
-    <w:p>
-      <w:r>
-        <w:t xml:space="preserve">Ad esempio </w:t>
-      </w:r>
-      <w:r>
-        <w:t>Odoo mostra il margine/percentuale di sconto o aumento rispetto prezzo base</w:t>
-      </w:r>
-      <w:r>
-        <w:t>.</w:t>
-      </w:r>
-    </w:p>
-    <w:p>
-      <w:r>
-        <w:t>Per i veri listini un’idea potrebbe essere</w:t>
-      </w:r>
-      <w:r>
-        <w:t xml:space="preserve"> mostrare una colonna "prezzo base" (sola lettura) accanto al prezzo di listino, con eventualmente lo scostamento %.</w:t>
-      </w:r>
-    </w:p>
-    <w:p>
-      <w:pPr>
-        <w:pStyle w:val="Titolo2"/>
-      </w:pPr>
-      <w:r>
-        <w:t>SCOPO DELLE VISTE PREZZI NELLA SEZIONE PRODOTTO</w:t>
-      </w:r>
-    </w:p>
-    <w:p>
-      <w:r>
-        <w:t>Abbiamo stabilito che è giusto dare</w:t>
-      </w:r>
-      <w:r>
-        <w:t xml:space="preserve"> all'utente la possibilità di inserire dei prezzi anche nelle schede prodotto</w:t>
-      </w:r>
-      <w:r>
-        <w:t>. Questo</w:t>
-      </w:r>
-      <w:r>
-        <w:t xml:space="preserve"> per diversi motivi</w:t>
-      </w:r>
-      <w:r>
-        <w:t>:</w:t>
-      </w:r>
-    </w:p>
-    <w:p>
-      <w:pPr>
-        <w:pStyle w:val="Paragrafoelenco"/>
-        <w:numPr>
-          <w:ilvl w:val="0"/>
-          <w:numId w:val="18"/>
-        </w:numPr>
-      </w:pPr>
-      <w:r>
-        <w:t>Comodità dell'utente. Quando crea un prodotto da zero può impostare velocemente i prezzi direttamente dalla scheda</w:t>
-      </w:r>
-    </w:p>
-    <w:p>
-      <w:pPr>
-        <w:pStyle w:val="Paragrafoelenco"/>
-        <w:numPr>
-          <w:ilvl w:val="0"/>
-          <w:numId w:val="18"/>
-        </w:numPr>
-      </w:pPr>
-      <w:r>
-        <w:lastRenderedPageBreak/>
         <w:t xml:space="preserve">La scheda prodotto è un modo molto comodo per vedere in un colpo solo TUTTI i prezzi di acquisto (o tutti i prezzi di vendita) di uno specifico prodotto. </w:t>
       </w:r>
       <w:r>
@@ -5253,6 +5565,56 @@
 </w:document>
 </file>
 
+<file path=word/endnotes.xml><?xml version="1.0" encoding="utf-8"?>
+<w:endnotes xmlns:wpc="http://schemas.microsoft.com/office/word/2010/wordprocessingCanvas" xmlns:cx="http://schemas.microsoft.com/office/drawing/2014/chartex" xmlns:cx1="http://schemas.microsoft.com/office/drawing/2015/9/8/chartex" xmlns:cx2="http://schemas.microsoft.com/office/drawing/2015/10/21/chartex" xmlns:cx3="http://schemas.microsoft.com/office/drawing/2016/5/9/chartex" xmlns:cx4="http://schemas.microsoft.com/office/drawing/2016/5/10/chartex" xmlns:cx5="http://schemas.microsoft.com/office/drawing/2016/5/11/chartex" xmlns:cx6="http://schemas.microsoft.com/office/drawing/2016/5/12/chartex" xmlns:cx7="http://schemas.microsoft.com/office/drawing/2016/5/13/chartex" xmlns:cx8="http://schemas.microsoft.com/office/drawing/2016/5/14/chartex" xmlns:mc="http://schemas.openxmlformats.org/markup-compatibility/2006" xmlns:aink="http://schemas.microsoft.com/office/drawing/2016/ink" xmlns:am3d="http://schemas.microsoft.com/office/drawing/2017/model3d" xmlns:o="urn:schemas-microsoft-com:office:office" xmlns:oel="http://schemas.microsoft.com/office/2019/extlst" xmlns:r="http://schemas.openxmlformats.org/officeDocument/2006/relationships" xmlns:m="http://schemas.openxmlformats.org/officeDocument/2006/math" xmlns:v="urn:schemas-microsoft-com:vml" xmlns:wp14="http://schemas.microsoft.com/office/word/2010/wordprocessingDrawing" xmlns:wp="http://schemas.openxmlformats.org/drawingml/2006/wordprocessingDrawing" xmlns:w10="urn:schemas-microsoft-com:office:word" xmlns:w="http://schemas.openxmlformats.org/wordprocessingml/2006/main" xmlns:w14="http://schemas.microsoft.com/office/word/2010/wordml" xmlns:w15="http://schemas.microsoft.com/office/word/2012/wordml" xmlns:w16cei="http://schemas.microsoft.com/office/word/2026/wordml/cei" xmlns:w16cex="http://schemas.microsoft.com/office/word/2018/wordml/cex" xmlns:w16cid="http://schemas.microsoft.com/office/word/2016/wordml/cid" xmlns:w16="http://schemas.microsoft.com/office/word/2018/wordml" xmlns:w16du="http://schemas.microsoft.com/office/word/2023/wordml/word16du" xmlns:w16sdtdh="http://schemas.microsoft.com/office/word/2020/wordml/sdtdatahash" xmlns:w16sdtfl="http://schemas.microsoft.com/office/word/2024/wordml/sdtformatlock" xmlns:w16se="http://schemas.microsoft.com/office/word/2015/wordml/symex" xmlns:wpg="http://schemas.microsoft.com/office/word/2010/wordprocessingGroup" xmlns:wpi="http://schemas.microsoft.com/office/word/2010/wordprocessingInk" xmlns:wne="http://schemas.microsoft.com/office/word/2006/wordml" xmlns:wps="http://schemas.microsoft.com/office/word/2010/wordprocessingShape" mc:Ignorable="w14 w15 w16se w16cid w16 w16cex w16sdtdh w16sdtfl w16du wp14">
+  <w:endnote w:type="separator" w:id="-1">
+    <w:p>
+      <w:pPr>
+        <w:spacing w:after="0" w:line="240" w:lineRule="auto"/>
+      </w:pPr>
+      <w:r>
+        <w:separator/>
+      </w:r>
+    </w:p>
+  </w:endnote>
+  <w:endnote w:type="continuationSeparator" w:id="0">
+    <w:p>
+      <w:pPr>
+        <w:spacing w:after="0" w:line="240" w:lineRule="auto"/>
+      </w:pPr>
+      <w:r>
+        <w:continuationSeparator/>
+      </w:r>
+    </w:p>
+  </w:endnote>
+</w:endnotes>
+</file>
+
+<file path=word/footnotes.xml><?xml version="1.0" encoding="utf-8"?>
+<w:footnotes xmlns:wpc="http://schemas.microsoft.com/office/word/2010/wordprocessingCanvas" xmlns:cx="http://schemas.microsoft.com/office/drawing/2014/chartex" xmlns:cx1="http://schemas.microsoft.com/office/drawing/2015/9/8/chartex" xmlns:cx2="http://schemas.microsoft.com/office/drawing/2015/10/21/chartex" xmlns:cx3="http://schemas.microsoft.com/office/drawing/2016/5/9/chartex" xmlns:cx4="http://schemas.microsoft.com/office/drawing/2016/5/10/chartex" xmlns:cx5="http://schemas.microsoft.com/office/drawing/2016/5/11/chartex" xmlns:cx6="http://schemas.microsoft.com/office/drawing/2016/5/12/chartex" xmlns:cx7="http://schemas.microsoft.com/office/drawing/2016/5/13/chartex" xmlns:cx8="http://schemas.microsoft.com/office/drawing/2016/5/14/chartex" xmlns:mc="http://schemas.openxmlformats.org/markup-compatibility/2006" xmlns:aink="http://schemas.microsoft.com/office/drawing/2016/ink" xmlns:am3d="http://schemas.microsoft.com/office/drawing/2017/model3d" xmlns:o="urn:schemas-microsoft-com:office:office" xmlns:oel="http://schemas.microsoft.com/office/2019/extlst" xmlns:r="http://schemas.openxmlformats.org/officeDocument/2006/relationships" xmlns:m="http://schemas.openxmlformats.org/officeDocument/2006/math" xmlns:v="urn:schemas-microsoft-com:vml" xmlns:wp14="http://schemas.microsoft.com/office/word/2010/wordprocessingDrawing" xmlns:wp="http://schemas.openxmlformats.org/drawingml/2006/wordprocessingDrawing" xmlns:w10="urn:schemas-microsoft-com:office:word" xmlns:w="http://schemas.openxmlformats.org/wordprocessingml/2006/main" xmlns:w14="http://schemas.microsoft.com/office/word/2010/wordml" xmlns:w15="http://schemas.microsoft.com/office/word/2012/wordml" xmlns:w16cei="http://schemas.microsoft.com/office/word/2026/wordml/cei" xmlns:w16cex="http://schemas.microsoft.com/office/word/2018/wordml/cex" xmlns:w16cid="http://schemas.microsoft.com/office/word/2016/wordml/cid" xmlns:w16="http://schemas.microsoft.com/office/word/2018/wordml" xmlns:w16du="http://schemas.microsoft.com/office/word/2023/wordml/word16du" xmlns:w16sdtdh="http://schemas.microsoft.com/office/word/2020/wordml/sdtdatahash" xmlns:w16sdtfl="http://schemas.microsoft.com/office/word/2024/wordml/sdtformatlock" xmlns:w16se="http://schemas.microsoft.com/office/word/2015/wordml/symex" xmlns:wpg="http://schemas.microsoft.com/office/word/2010/wordprocessingGroup" xmlns:wpi="http://schemas.microsoft.com/office/word/2010/wordprocessingInk" xmlns:wne="http://schemas.microsoft.com/office/word/2006/wordml" xmlns:wps="http://schemas.microsoft.com/office/word/2010/wordprocessingShape" mc:Ignorable="w14 w15 w16se w16cid w16 w16cex w16sdtdh w16sdtfl w16du wp14">
+  <w:footnote w:type="separator" w:id="-1">
+    <w:p>
+      <w:pPr>
+        <w:spacing w:after="0" w:line="240" w:lineRule="auto"/>
+      </w:pPr>
+      <w:r>
+        <w:separator/>
+      </w:r>
+    </w:p>
+  </w:footnote>
+  <w:footnote w:type="continuationSeparator" w:id="0">
+    <w:p>
+      <w:pPr>
+        <w:spacing w:after="0" w:line="240" w:lineRule="auto"/>
+      </w:pPr>
+      <w:r>
+        <w:continuationSeparator/>
+      </w:r>
+    </w:p>
+  </w:footnote>
+</w:footnotes>
+</file>
+
 <file path=word/numbering.xml><?xml version="1.0" encoding="utf-8"?>
 <w:numbering xmlns:wpc="http://schemas.microsoft.com/office/word/2010/wordprocessingCanvas" xmlns:cx="http://schemas.microsoft.com/office/drawing/2014/chartex" xmlns:cx1="http://schemas.microsoft.com/office/drawing/2015/9/8/chartex" xmlns:cx2="http://schemas.microsoft.com/office/drawing/2015/10/21/chartex" xmlns:cx3="http://schemas.microsoft.com/office/drawing/2016/5/9/chartex" xmlns:cx4="http://schemas.microsoft.com/office/drawing/2016/5/10/chartex" xmlns:cx5="http://schemas.microsoft.com/office/drawing/2016/5/11/chartex" xmlns:cx6="http://schemas.microsoft.com/office/drawing/2016/5/12/chartex" xmlns:cx7="http://schemas.microsoft.com/office/drawing/2016/5/13/chartex" xmlns:cx8="http://schemas.microsoft.com/office/drawing/2016/5/14/chartex" xmlns:mc="http://schemas.openxmlformats.org/markup-compatibility/2006" xmlns:aink="http://schemas.microsoft.com/office/drawing/2016/ink" xmlns:am3d="http://schemas.microsoft.com/office/drawing/2017/model3d" xmlns:o="urn:schemas-microsoft-com:office:office" xmlns:oel="http://schemas.microsoft.com/office/2019/extlst" xmlns:r="http://schemas.openxmlformats.org/officeDocument/2006/relationships" xmlns:m="http://schemas.openxmlformats.org/officeDocument/2006/math" xmlns:v="urn:schemas-microsoft-com:vml" xmlns:wp14="http://schemas.microsoft.com/office/word/2010/wordprocessingDrawing" xmlns:wp="http://schemas.openxmlformats.org/drawingml/2006/wordprocessingDrawing" xmlns:w10="urn:schemas-microsoft-com:office:word" xmlns:w="http://schemas.openxmlformats.org/wordprocessingml/2006/main" xmlns:w14="http://schemas.microsoft.com/office/word/2010/wordml" xmlns:w15="http://schemas.microsoft.com/office/word/2012/wordml" xmlns:w16cei="http://schemas.microsoft.com/office/word/2026/wordml/cei" xmlns:w16cex="http://schemas.microsoft.com/office/word/2018/wordml/cex" xmlns:w16cid="http://schemas.microsoft.com/office/word/2016/wordml/cid" xmlns:w16="http://schemas.microsoft.com/office/word/2018/wordml" xmlns:w16du="http://schemas.microsoft.com/office/word/2023/wordml/word16du" xmlns:w16sdtdh="http://schemas.microsoft.com/office/word/2020/wordml/sdtdatahash" xmlns:w16sdtfl="http://schemas.microsoft.com/office/word/2024/wordml/sdtformatlock" xmlns:w16se="http://schemas.microsoft.com/office/word/2015/wordml/symex" xmlns:wpg="http://schemas.microsoft.com/office/word/2010/wordprocessingGroup" xmlns:wpi="http://schemas.microsoft.com/office/word/2010/wordprocessingInk" xmlns:wne="http://schemas.microsoft.com/office/word/2006/wordml" xmlns:wps="http://schemas.microsoft.com/office/word/2010/wordprocessingShape" mc:Ignorable="w14 w15 w16se w16cid w16 w16cex w16sdtdh w16sdtfl w16du wp14">
   <w:abstractNum w:abstractNumId="0" w15:restartNumberingAfterBreak="0">
@@ -5368,6 +5730,155 @@
     </w:lvl>
   </w:abstractNum>
   <w:abstractNum w:abstractNumId="1" w15:restartNumberingAfterBreak="0">
+    <w:nsid w:val="05C15BE2"/>
+    <w:multiLevelType w:val="multilevel"/>
+    <w:tmpl w:val="505EBDFE"/>
+    <w:lvl w:ilvl="0">
+      <w:start w:val="1"/>
+      <w:numFmt w:val="bullet"/>
+      <w:lvlText w:val=""/>
+      <w:lvlJc w:val="left"/>
+      <w:pPr>
+        <w:tabs>
+          <w:tab w:val="num" w:pos="720"/>
+        </w:tabs>
+        <w:ind w:left="720" w:hanging="360"/>
+      </w:pPr>
+      <w:rPr>
+        <w:rFonts w:ascii="Symbol" w:hAnsi="Symbol" w:hint="default"/>
+        <w:sz w:val="20"/>
+      </w:rPr>
+    </w:lvl>
+    <w:lvl w:ilvl="1" w:tentative="1">
+      <w:start w:val="1"/>
+      <w:numFmt w:val="bullet"/>
+      <w:lvlText w:val="o"/>
+      <w:lvlJc w:val="left"/>
+      <w:pPr>
+        <w:tabs>
+          <w:tab w:val="num" w:pos="1440"/>
+        </w:tabs>
+        <w:ind w:left="1440" w:hanging="360"/>
+      </w:pPr>
+      <w:rPr>
+        <w:rFonts w:ascii="Courier New" w:hAnsi="Courier New" w:hint="default"/>
+        <w:sz w:val="20"/>
+      </w:rPr>
+    </w:lvl>
+    <w:lvl w:ilvl="2" w:tentative="1">
+      <w:start w:val="1"/>
+      <w:numFmt w:val="bullet"/>
+      <w:lvlText w:val=""/>
+      <w:lvlJc w:val="left"/>
+      <w:pPr>
+        <w:tabs>
+          <w:tab w:val="num" w:pos="2160"/>
+        </w:tabs>
+        <w:ind w:left="2160" w:hanging="360"/>
+      </w:pPr>
+      <w:rPr>
+        <w:rFonts w:ascii="Wingdings" w:hAnsi="Wingdings" w:hint="default"/>
+        <w:sz w:val="20"/>
+      </w:rPr>
+    </w:lvl>
+    <w:lvl w:ilvl="3" w:tentative="1">
+      <w:start w:val="1"/>
+      <w:numFmt w:val="bullet"/>
+      <w:lvlText w:val=""/>
+      <w:lvlJc w:val="left"/>
+      <w:pPr>
+        <w:tabs>
+          <w:tab w:val="num" w:pos="2880"/>
+        </w:tabs>
+        <w:ind w:left="2880" w:hanging="360"/>
+      </w:pPr>
+      <w:rPr>
+        <w:rFonts w:ascii="Wingdings" w:hAnsi="Wingdings" w:hint="default"/>
+        <w:sz w:val="20"/>
+      </w:rPr>
+    </w:lvl>
+    <w:lvl w:ilvl="4" w:tentative="1">
+      <w:start w:val="1"/>
+      <w:numFmt w:val="bullet"/>
+      <w:lvlText w:val=""/>
+      <w:lvlJc w:val="left"/>
+      <w:pPr>
+        <w:tabs>
+          <w:tab w:val="num" w:pos="3600"/>
+        </w:tabs>
+        <w:ind w:left="3600" w:hanging="360"/>
+      </w:pPr>
+      <w:rPr>
+        <w:rFonts w:ascii="Wingdings" w:hAnsi="Wingdings" w:hint="default"/>
+        <w:sz w:val="20"/>
+      </w:rPr>
+    </w:lvl>
+    <w:lvl w:ilvl="5" w:tentative="1">
+      <w:start w:val="1"/>
+      <w:numFmt w:val="bullet"/>
+      <w:lvlText w:val=""/>
+      <w:lvlJc w:val="left"/>
+      <w:pPr>
+        <w:tabs>
+          <w:tab w:val="num" w:pos="4320"/>
+        </w:tabs>
+        <w:ind w:left="4320" w:hanging="360"/>
+      </w:pPr>
+      <w:rPr>
+        <w:rFonts w:ascii="Wingdings" w:hAnsi="Wingdings" w:hint="default"/>
+        <w:sz w:val="20"/>
+      </w:rPr>
+    </w:lvl>
+    <w:lvl w:ilvl="6" w:tentative="1">
+      <w:start w:val="1"/>
+      <w:numFmt w:val="bullet"/>
+      <w:lvlText w:val=""/>
+      <w:lvlJc w:val="left"/>
+      <w:pPr>
+        <w:tabs>
+          <w:tab w:val="num" w:pos="5040"/>
+        </w:tabs>
+        <w:ind w:left="5040" w:hanging="360"/>
+      </w:pPr>
+      <w:rPr>
+        <w:rFonts w:ascii="Wingdings" w:hAnsi="Wingdings" w:hint="default"/>
+        <w:sz w:val="20"/>
+      </w:rPr>
+    </w:lvl>
+    <w:lvl w:ilvl="7" w:tentative="1">
+      <w:start w:val="1"/>
+      <w:numFmt w:val="bullet"/>
+      <w:lvlText w:val=""/>
+      <w:lvlJc w:val="left"/>
+      <w:pPr>
+        <w:tabs>
+          <w:tab w:val="num" w:pos="5760"/>
+        </w:tabs>
+        <w:ind w:left="5760" w:hanging="360"/>
+      </w:pPr>
+      <w:rPr>
+        <w:rFonts w:ascii="Wingdings" w:hAnsi="Wingdings" w:hint="default"/>
+        <w:sz w:val="20"/>
+      </w:rPr>
+    </w:lvl>
+    <w:lvl w:ilvl="8" w:tentative="1">
+      <w:start w:val="1"/>
+      <w:numFmt w:val="bullet"/>
+      <w:lvlText w:val=""/>
+      <w:lvlJc w:val="left"/>
+      <w:pPr>
+        <w:tabs>
+          <w:tab w:val="num" w:pos="6480"/>
+        </w:tabs>
+        <w:ind w:left="6480" w:hanging="360"/>
+      </w:pPr>
+      <w:rPr>
+        <w:rFonts w:ascii="Wingdings" w:hAnsi="Wingdings" w:hint="default"/>
+        <w:sz w:val="20"/>
+      </w:rPr>
+    </w:lvl>
+  </w:abstractNum>
+  <w:abstractNum w:abstractNumId="2" w15:restartNumberingAfterBreak="0">
     <w:nsid w:val="096E6B2B"/>
     <w:multiLevelType w:val="hybridMultilevel"/>
     <w:tmpl w:val="DB562468"/>
@@ -5479,7 +5990,7 @@
       </w:rPr>
     </w:lvl>
   </w:abstractNum>
-  <w:abstractNum w:abstractNumId="2" w15:restartNumberingAfterBreak="0">
+  <w:abstractNum w:abstractNumId="3" w15:restartNumberingAfterBreak="0">
     <w:nsid w:val="0C431285"/>
     <w:multiLevelType w:val="multilevel"/>
     <w:tmpl w:val="7E225A0E"/>
@@ -5628,7 +6139,7 @@
       </w:rPr>
     </w:lvl>
   </w:abstractNum>
-  <w:abstractNum w:abstractNumId="3" w15:restartNumberingAfterBreak="0">
+  <w:abstractNum w:abstractNumId="4" w15:restartNumberingAfterBreak="0">
     <w:nsid w:val="0F9D1C6D"/>
     <w:multiLevelType w:val="multilevel"/>
     <w:tmpl w:val="081C9008"/>
@@ -5777,7 +6288,7 @@
       </w:rPr>
     </w:lvl>
   </w:abstractNum>
-  <w:abstractNum w:abstractNumId="4" w15:restartNumberingAfterBreak="0">
+  <w:abstractNum w:abstractNumId="5" w15:restartNumberingAfterBreak="0">
     <w:nsid w:val="14D86210"/>
     <w:multiLevelType w:val="multilevel"/>
     <w:tmpl w:val="80B651BE"/>
@@ -5926,7 +6437,7 @@
       </w:rPr>
     </w:lvl>
   </w:abstractNum>
-  <w:abstractNum w:abstractNumId="5" w15:restartNumberingAfterBreak="0">
+  <w:abstractNum w:abstractNumId="6" w15:restartNumberingAfterBreak="0">
     <w:nsid w:val="2011701E"/>
     <w:multiLevelType w:val="multilevel"/>
     <w:tmpl w:val="DF5C6CAE"/>
@@ -6075,7 +6586,7 @@
       </w:rPr>
     </w:lvl>
   </w:abstractNum>
-  <w:abstractNum w:abstractNumId="6" w15:restartNumberingAfterBreak="0">
+  <w:abstractNum w:abstractNumId="7" w15:restartNumberingAfterBreak="0">
     <w:nsid w:val="2F521244"/>
     <w:multiLevelType w:val="hybridMultilevel"/>
     <w:tmpl w:val="59186AC0"/>
@@ -6187,7 +6698,93 @@
       </w:rPr>
     </w:lvl>
   </w:abstractNum>
-  <w:abstractNum w:abstractNumId="7" w15:restartNumberingAfterBreak="0">
+  <w:abstractNum w:abstractNumId="8" w15:restartNumberingAfterBreak="0">
+    <w:nsid w:val="31583D27"/>
+    <w:multiLevelType w:val="hybridMultilevel"/>
+    <w:tmpl w:val="7AACA002"/>
+    <w:lvl w:ilvl="0" w:tplc="04100011">
+      <w:start w:val="1"/>
+      <w:numFmt w:val="decimal"/>
+      <w:lvlText w:val="%1)"/>
+      <w:lvlJc w:val="left"/>
+      <w:pPr>
+        <w:ind w:left="720" w:hanging="360"/>
+      </w:pPr>
+    </w:lvl>
+    <w:lvl w:ilvl="1" w:tplc="04100019" w:tentative="1">
+      <w:start w:val="1"/>
+      <w:numFmt w:val="lowerLetter"/>
+      <w:lvlText w:val="%2."/>
+      <w:lvlJc w:val="left"/>
+      <w:pPr>
+        <w:ind w:left="1440" w:hanging="360"/>
+      </w:pPr>
+    </w:lvl>
+    <w:lvl w:ilvl="2" w:tplc="0410001B" w:tentative="1">
+      <w:start w:val="1"/>
+      <w:numFmt w:val="lowerRoman"/>
+      <w:lvlText w:val="%3."/>
+      <w:lvlJc w:val="right"/>
+      <w:pPr>
+        <w:ind w:left="2160" w:hanging="180"/>
+      </w:pPr>
+    </w:lvl>
+    <w:lvl w:ilvl="3" w:tplc="0410000F" w:tentative="1">
+      <w:start w:val="1"/>
+      <w:numFmt w:val="decimal"/>
+      <w:lvlText w:val="%4."/>
+      <w:lvlJc w:val="left"/>
+      <w:pPr>
+        <w:ind w:left="2880" w:hanging="360"/>
+      </w:pPr>
+    </w:lvl>
+    <w:lvl w:ilvl="4" w:tplc="04100019" w:tentative="1">
+      <w:start w:val="1"/>
+      <w:numFmt w:val="lowerLetter"/>
+      <w:lvlText w:val="%5."/>
+      <w:lvlJc w:val="left"/>
+      <w:pPr>
+        <w:ind w:left="3600" w:hanging="360"/>
+      </w:pPr>
+    </w:lvl>
+    <w:lvl w:ilvl="5" w:tplc="0410001B" w:tentative="1">
+      <w:start w:val="1"/>
+      <w:numFmt w:val="lowerRoman"/>
+      <w:lvlText w:val="%6."/>
+      <w:lvlJc w:val="right"/>
+      <w:pPr>
+        <w:ind w:left="4320" w:hanging="180"/>
+      </w:pPr>
+    </w:lvl>
+    <w:lvl w:ilvl="6" w:tplc="0410000F" w:tentative="1">
+      <w:start w:val="1"/>
+      <w:numFmt w:val="decimal"/>
+      <w:lvlText w:val="%7."/>
+      <w:lvlJc w:val="left"/>
+      <w:pPr>
+        <w:ind w:left="5040" w:hanging="360"/>
+      </w:pPr>
+    </w:lvl>
+    <w:lvl w:ilvl="7" w:tplc="04100019" w:tentative="1">
+      <w:start w:val="1"/>
+      <w:numFmt w:val="lowerLetter"/>
+      <w:lvlText w:val="%8."/>
+      <w:lvlJc w:val="left"/>
+      <w:pPr>
+        <w:ind w:left="5760" w:hanging="360"/>
+      </w:pPr>
+    </w:lvl>
+    <w:lvl w:ilvl="8" w:tplc="0410001B" w:tentative="1">
+      <w:start w:val="1"/>
+      <w:numFmt w:val="lowerRoman"/>
+      <w:lvlText w:val="%9."/>
+      <w:lvlJc w:val="right"/>
+      <w:pPr>
+        <w:ind w:left="6480" w:hanging="180"/>
+      </w:pPr>
+    </w:lvl>
+  </w:abstractNum>
+  <w:abstractNum w:abstractNumId="9" w15:restartNumberingAfterBreak="0">
     <w:nsid w:val="32F22A8D"/>
     <w:multiLevelType w:val="multilevel"/>
     <w:tmpl w:val="081C9008"/>
@@ -6336,7 +6933,96 @@
       </w:rPr>
     </w:lvl>
   </w:abstractNum>
-  <w:abstractNum w:abstractNumId="8" w15:restartNumberingAfterBreak="0">
+  <w:abstractNum w:abstractNumId="10" w15:restartNumberingAfterBreak="0">
+    <w:nsid w:val="38025191"/>
+    <w:multiLevelType w:val="hybridMultilevel"/>
+    <w:tmpl w:val="F4EE00F4"/>
+    <w:lvl w:ilvl="0" w:tplc="04100011">
+      <w:start w:val="1"/>
+      <w:numFmt w:val="decimal"/>
+      <w:lvlText w:val="%1)"/>
+      <w:lvlJc w:val="left"/>
+      <w:pPr>
+        <w:ind w:left="720" w:hanging="360"/>
+      </w:pPr>
+      <w:rPr>
+        <w:rFonts w:hint="default"/>
+      </w:rPr>
+    </w:lvl>
+    <w:lvl w:ilvl="1" w:tplc="04100019" w:tentative="1">
+      <w:start w:val="1"/>
+      <w:numFmt w:val="lowerLetter"/>
+      <w:lvlText w:val="%2."/>
+      <w:lvlJc w:val="left"/>
+      <w:pPr>
+        <w:ind w:left="1440" w:hanging="360"/>
+      </w:pPr>
+    </w:lvl>
+    <w:lvl w:ilvl="2" w:tplc="0410001B" w:tentative="1">
+      <w:start w:val="1"/>
+      <w:numFmt w:val="lowerRoman"/>
+      <w:lvlText w:val="%3."/>
+      <w:lvlJc w:val="right"/>
+      <w:pPr>
+        <w:ind w:left="2160" w:hanging="180"/>
+      </w:pPr>
+    </w:lvl>
+    <w:lvl w:ilvl="3" w:tplc="0410000F" w:tentative="1">
+      <w:start w:val="1"/>
+      <w:numFmt w:val="decimal"/>
+      <w:lvlText w:val="%4."/>
+      <w:lvlJc w:val="left"/>
+      <w:pPr>
+        <w:ind w:left="2880" w:hanging="360"/>
+      </w:pPr>
+    </w:lvl>
+    <w:lvl w:ilvl="4" w:tplc="04100019" w:tentative="1">
+      <w:start w:val="1"/>
+      <w:numFmt w:val="lowerLetter"/>
+      <w:lvlText w:val="%5."/>
+      <w:lvlJc w:val="left"/>
+      <w:pPr>
+        <w:ind w:left="3600" w:hanging="360"/>
+      </w:pPr>
+    </w:lvl>
+    <w:lvl w:ilvl="5" w:tplc="0410001B" w:tentative="1">
+      <w:start w:val="1"/>
+      <w:numFmt w:val="lowerRoman"/>
+      <w:lvlText w:val="%6."/>
+      <w:lvlJc w:val="right"/>
+      <w:pPr>
+        <w:ind w:left="4320" w:hanging="180"/>
+      </w:pPr>
+    </w:lvl>
+    <w:lvl w:ilvl="6" w:tplc="0410000F" w:tentative="1">
+      <w:start w:val="1"/>
+      <w:numFmt w:val="decimal"/>
+      <w:lvlText w:val="%7."/>
+      <w:lvlJc w:val="left"/>
+      <w:pPr>
+        <w:ind w:left="5040" w:hanging="360"/>
+      </w:pPr>
+    </w:lvl>
+    <w:lvl w:ilvl="7" w:tplc="04100019" w:tentative="1">
+      <w:start w:val="1"/>
+      <w:numFmt w:val="lowerLetter"/>
+      <w:lvlText w:val="%8."/>
+      <w:lvlJc w:val="left"/>
+      <w:pPr>
+        <w:ind w:left="5760" w:hanging="360"/>
+      </w:pPr>
+    </w:lvl>
+    <w:lvl w:ilvl="8" w:tplc="0410001B" w:tentative="1">
+      <w:start w:val="1"/>
+      <w:numFmt w:val="lowerRoman"/>
+      <w:lvlText w:val="%9."/>
+      <w:lvlJc w:val="right"/>
+      <w:pPr>
+        <w:ind w:left="6480" w:hanging="180"/>
+      </w:pPr>
+    </w:lvl>
+  </w:abstractNum>
+  <w:abstractNum w:abstractNumId="11" w15:restartNumberingAfterBreak="0">
     <w:nsid w:val="3B7D5D45"/>
     <w:multiLevelType w:val="hybridMultilevel"/>
     <w:tmpl w:val="D3C24C6C"/>
@@ -6449,7 +7135,7 @@
       </w:rPr>
     </w:lvl>
   </w:abstractNum>
-  <w:abstractNum w:abstractNumId="9" w15:restartNumberingAfterBreak="0">
+  <w:abstractNum w:abstractNumId="12" w15:restartNumberingAfterBreak="0">
     <w:nsid w:val="3D3E2F8F"/>
     <w:multiLevelType w:val="multilevel"/>
     <w:tmpl w:val="5EA0A7E2"/>
@@ -6598,7 +7284,7 @@
       </w:rPr>
     </w:lvl>
   </w:abstractNum>
-  <w:abstractNum w:abstractNumId="10" w15:restartNumberingAfterBreak="0">
+  <w:abstractNum w:abstractNumId="13" w15:restartNumberingAfterBreak="0">
     <w:nsid w:val="3E9D48CE"/>
     <w:multiLevelType w:val="multilevel"/>
     <w:tmpl w:val="B9546D86"/>
@@ -6711,7 +7397,7 @@
       </w:pPr>
     </w:lvl>
   </w:abstractNum>
-  <w:abstractNum w:abstractNumId="11" w15:restartNumberingAfterBreak="0">
+  <w:abstractNum w:abstractNumId="14" w15:restartNumberingAfterBreak="0">
     <w:nsid w:val="419F427E"/>
     <w:multiLevelType w:val="multilevel"/>
     <w:tmpl w:val="35C08A36"/>
@@ -6860,7 +7546,7 @@
       </w:rPr>
     </w:lvl>
   </w:abstractNum>
-  <w:abstractNum w:abstractNumId="12" w15:restartNumberingAfterBreak="0">
+  <w:abstractNum w:abstractNumId="15" w15:restartNumberingAfterBreak="0">
     <w:nsid w:val="424C1DC0"/>
     <w:multiLevelType w:val="multilevel"/>
     <w:tmpl w:val="F8FEB08C"/>
@@ -7009,7 +7695,7 @@
       </w:rPr>
     </w:lvl>
   </w:abstractNum>
-  <w:abstractNum w:abstractNumId="13" w15:restartNumberingAfterBreak="0">
+  <w:abstractNum w:abstractNumId="16" w15:restartNumberingAfterBreak="0">
     <w:nsid w:val="4D6D016A"/>
     <w:multiLevelType w:val="multilevel"/>
     <w:tmpl w:val="FDF0813E"/>
@@ -7158,7 +7844,7 @@
       </w:rPr>
     </w:lvl>
   </w:abstractNum>
-  <w:abstractNum w:abstractNumId="14" w15:restartNumberingAfterBreak="0">
+  <w:abstractNum w:abstractNumId="17" w15:restartNumberingAfterBreak="0">
     <w:nsid w:val="531757FC"/>
     <w:multiLevelType w:val="multilevel"/>
     <w:tmpl w:val="38823E20"/>
@@ -7307,7 +7993,7 @@
       </w:rPr>
     </w:lvl>
   </w:abstractNum>
-  <w:abstractNum w:abstractNumId="15" w15:restartNumberingAfterBreak="0">
+  <w:abstractNum w:abstractNumId="18" w15:restartNumberingAfterBreak="0">
     <w:nsid w:val="55AC5DFE"/>
     <w:multiLevelType w:val="hybridMultilevel"/>
     <w:tmpl w:val="36DAD27C"/>
@@ -7419,7 +8105,7 @@
       </w:rPr>
     </w:lvl>
   </w:abstractNum>
-  <w:abstractNum w:abstractNumId="16" w15:restartNumberingAfterBreak="0">
+  <w:abstractNum w:abstractNumId="19" w15:restartNumberingAfterBreak="0">
     <w:nsid w:val="5B8969A3"/>
     <w:multiLevelType w:val="multilevel"/>
     <w:tmpl w:val="9A88E3B8"/>
@@ -7568,7 +8254,7 @@
       </w:rPr>
     </w:lvl>
   </w:abstractNum>
-  <w:abstractNum w:abstractNumId="17" w15:restartNumberingAfterBreak="0">
+  <w:abstractNum w:abstractNumId="20" w15:restartNumberingAfterBreak="0">
     <w:nsid w:val="5D3C081A"/>
     <w:multiLevelType w:val="multilevel"/>
     <w:tmpl w:val="21482DF0"/>
@@ -7717,7 +8403,7 @@
       </w:rPr>
     </w:lvl>
   </w:abstractNum>
-  <w:abstractNum w:abstractNumId="18" w15:restartNumberingAfterBreak="0">
+  <w:abstractNum w:abstractNumId="21" w15:restartNumberingAfterBreak="0">
     <w:nsid w:val="5F811D83"/>
     <w:multiLevelType w:val="multilevel"/>
     <w:tmpl w:val="AF2EF6CA"/>
@@ -7834,7 +8520,7 @@
       </w:pPr>
     </w:lvl>
   </w:abstractNum>
-  <w:abstractNum w:abstractNumId="19" w15:restartNumberingAfterBreak="0">
+  <w:abstractNum w:abstractNumId="22" w15:restartNumberingAfterBreak="0">
     <w:nsid w:val="60D174E8"/>
     <w:multiLevelType w:val="multilevel"/>
     <w:tmpl w:val="596E5D82"/>
@@ -7983,7 +8669,7 @@
       </w:rPr>
     </w:lvl>
   </w:abstractNum>
-  <w:abstractNum w:abstractNumId="20" w15:restartNumberingAfterBreak="0">
+  <w:abstractNum w:abstractNumId="23" w15:restartNumberingAfterBreak="0">
     <w:nsid w:val="66B03A28"/>
     <w:multiLevelType w:val="multilevel"/>
     <w:tmpl w:val="BE80EBE0"/>
@@ -8132,7 +8818,7 @@
       </w:rPr>
     </w:lvl>
   </w:abstractNum>
-  <w:abstractNum w:abstractNumId="21" w15:restartNumberingAfterBreak="0">
+  <w:abstractNum w:abstractNumId="24" w15:restartNumberingAfterBreak="0">
     <w:nsid w:val="68990095"/>
     <w:multiLevelType w:val="multilevel"/>
     <w:tmpl w:val="081C9008"/>
@@ -8281,7 +8967,7 @@
       </w:rPr>
     </w:lvl>
   </w:abstractNum>
-  <w:abstractNum w:abstractNumId="22" w15:restartNumberingAfterBreak="0">
+  <w:abstractNum w:abstractNumId="25" w15:restartNumberingAfterBreak="0">
     <w:nsid w:val="695A01FE"/>
     <w:multiLevelType w:val="multilevel"/>
     <w:tmpl w:val="3F341B5A"/>
@@ -8430,7 +9116,7 @@
       </w:rPr>
     </w:lvl>
   </w:abstractNum>
-  <w:abstractNum w:abstractNumId="23" w15:restartNumberingAfterBreak="0">
+  <w:abstractNum w:abstractNumId="26" w15:restartNumberingAfterBreak="0">
     <w:nsid w:val="69B21CF1"/>
     <w:multiLevelType w:val="multilevel"/>
     <w:tmpl w:val="1924DA7A"/>
@@ -8579,7 +9265,7 @@
       </w:rPr>
     </w:lvl>
   </w:abstractNum>
-  <w:abstractNum w:abstractNumId="24" w15:restartNumberingAfterBreak="0">
+  <w:abstractNum w:abstractNumId="27" w15:restartNumberingAfterBreak="0">
     <w:nsid w:val="6C886AE0"/>
     <w:multiLevelType w:val="multilevel"/>
     <w:tmpl w:val="DC88E8B6"/>
@@ -8728,7 +9414,96 @@
       </w:rPr>
     </w:lvl>
   </w:abstractNum>
-  <w:abstractNum w:abstractNumId="25" w15:restartNumberingAfterBreak="0">
+  <w:abstractNum w:abstractNumId="28" w15:restartNumberingAfterBreak="0">
+    <w:nsid w:val="6E59201D"/>
+    <w:multiLevelType w:val="hybridMultilevel"/>
+    <w:tmpl w:val="CEB8F320"/>
+    <w:lvl w:ilvl="0" w:tplc="04100011">
+      <w:start w:val="1"/>
+      <w:numFmt w:val="decimal"/>
+      <w:lvlText w:val="%1)"/>
+      <w:lvlJc w:val="left"/>
+      <w:pPr>
+        <w:ind w:left="720" w:hanging="360"/>
+      </w:pPr>
+      <w:rPr>
+        <w:rFonts w:hint="default"/>
+      </w:rPr>
+    </w:lvl>
+    <w:lvl w:ilvl="1" w:tplc="04100019" w:tentative="1">
+      <w:start w:val="1"/>
+      <w:numFmt w:val="lowerLetter"/>
+      <w:lvlText w:val="%2."/>
+      <w:lvlJc w:val="left"/>
+      <w:pPr>
+        <w:ind w:left="1440" w:hanging="360"/>
+      </w:pPr>
+    </w:lvl>
+    <w:lvl w:ilvl="2" w:tplc="0410001B" w:tentative="1">
+      <w:start w:val="1"/>
+      <w:numFmt w:val="lowerRoman"/>
+      <w:lvlText w:val="%3."/>
+      <w:lvlJc w:val="right"/>
+      <w:pPr>
+        <w:ind w:left="2160" w:hanging="180"/>
+      </w:pPr>
+    </w:lvl>
+    <w:lvl w:ilvl="3" w:tplc="0410000F" w:tentative="1">
+      <w:start w:val="1"/>
+      <w:numFmt w:val="decimal"/>
+      <w:lvlText w:val="%4."/>
+      <w:lvlJc w:val="left"/>
+      <w:pPr>
+        <w:ind w:left="2880" w:hanging="360"/>
+      </w:pPr>
+    </w:lvl>
+    <w:lvl w:ilvl="4" w:tplc="04100019" w:tentative="1">
+      <w:start w:val="1"/>
+      <w:numFmt w:val="lowerLetter"/>
+      <w:lvlText w:val="%5."/>
+      <w:lvlJc w:val="left"/>
+      <w:pPr>
+        <w:ind w:left="3600" w:hanging="360"/>
+      </w:pPr>
+    </w:lvl>
+    <w:lvl w:ilvl="5" w:tplc="0410001B" w:tentative="1">
+      <w:start w:val="1"/>
+      <w:numFmt w:val="lowerRoman"/>
+      <w:lvlText w:val="%6."/>
+      <w:lvlJc w:val="right"/>
+      <w:pPr>
+        <w:ind w:left="4320" w:hanging="180"/>
+      </w:pPr>
+    </w:lvl>
+    <w:lvl w:ilvl="6" w:tplc="0410000F" w:tentative="1">
+      <w:start w:val="1"/>
+      <w:numFmt w:val="decimal"/>
+      <w:lvlText w:val="%7."/>
+      <w:lvlJc w:val="left"/>
+      <w:pPr>
+        <w:ind w:left="5040" w:hanging="360"/>
+      </w:pPr>
+    </w:lvl>
+    <w:lvl w:ilvl="7" w:tplc="04100019" w:tentative="1">
+      <w:start w:val="1"/>
+      <w:numFmt w:val="lowerLetter"/>
+      <w:lvlText w:val="%8."/>
+      <w:lvlJc w:val="left"/>
+      <w:pPr>
+        <w:ind w:left="5760" w:hanging="360"/>
+      </w:pPr>
+    </w:lvl>
+    <w:lvl w:ilvl="8" w:tplc="0410001B" w:tentative="1">
+      <w:start w:val="1"/>
+      <w:numFmt w:val="lowerRoman"/>
+      <w:lvlText w:val="%9."/>
+      <w:lvlJc w:val="right"/>
+      <w:pPr>
+        <w:ind w:left="6480" w:hanging="180"/>
+      </w:pPr>
+    </w:lvl>
+  </w:abstractNum>
+  <w:abstractNum w:abstractNumId="29" w15:restartNumberingAfterBreak="0">
     <w:nsid w:val="727A74E0"/>
     <w:multiLevelType w:val="multilevel"/>
     <w:tmpl w:val="1AAA60C0"/>
@@ -8845,7 +9620,7 @@
       </w:pPr>
     </w:lvl>
   </w:abstractNum>
-  <w:abstractNum w:abstractNumId="26" w15:restartNumberingAfterBreak="0">
+  <w:abstractNum w:abstractNumId="30" w15:restartNumberingAfterBreak="0">
     <w:nsid w:val="72F85B6D"/>
     <w:multiLevelType w:val="multilevel"/>
     <w:tmpl w:val="46BAE0B8"/>
@@ -8962,7 +9737,7 @@
       </w:pPr>
     </w:lvl>
   </w:abstractNum>
-  <w:abstractNum w:abstractNumId="27" w15:restartNumberingAfterBreak="0">
+  <w:abstractNum w:abstractNumId="31" w15:restartNumberingAfterBreak="0">
     <w:nsid w:val="754D6B88"/>
     <w:multiLevelType w:val="hybridMultilevel"/>
     <w:tmpl w:val="191EEA10"/>
@@ -9074,7 +9849,7 @@
       </w:rPr>
     </w:lvl>
   </w:abstractNum>
-  <w:abstractNum w:abstractNumId="28" w15:restartNumberingAfterBreak="0">
+  <w:abstractNum w:abstractNumId="32" w15:restartNumberingAfterBreak="0">
     <w:nsid w:val="76631757"/>
     <w:multiLevelType w:val="multilevel"/>
     <w:tmpl w:val="1AAA60C0"/>
@@ -9191,7 +9966,7 @@
       </w:pPr>
     </w:lvl>
   </w:abstractNum>
-  <w:abstractNum w:abstractNumId="29" w15:restartNumberingAfterBreak="0">
+  <w:abstractNum w:abstractNumId="33" w15:restartNumberingAfterBreak="0">
     <w:nsid w:val="767D5AC3"/>
     <w:multiLevelType w:val="multilevel"/>
     <w:tmpl w:val="8C8C5FFE"/>
@@ -9341,94 +10116,106 @@
     </w:lvl>
   </w:abstractNum>
   <w:num w:numId="1" w16cid:durableId="1880587512">
+    <w:abstractNumId w:val="7"/>
+  </w:num>
+  <w:num w:numId="2" w16cid:durableId="2088964189">
+    <w:abstractNumId w:val="24"/>
+  </w:num>
+  <w:num w:numId="3" w16cid:durableId="201016866">
+    <w:abstractNumId w:val="9"/>
+  </w:num>
+  <w:num w:numId="4" w16cid:durableId="983435067">
+    <w:abstractNumId w:val="30"/>
+  </w:num>
+  <w:num w:numId="5" w16cid:durableId="495923074">
+    <w:abstractNumId w:val="21"/>
+  </w:num>
+  <w:num w:numId="6" w16cid:durableId="909464386">
+    <w:abstractNumId w:val="4"/>
+  </w:num>
+  <w:num w:numId="7" w16cid:durableId="332879790">
+    <w:abstractNumId w:val="32"/>
+  </w:num>
+  <w:num w:numId="8" w16cid:durableId="257757845">
+    <w:abstractNumId w:val="29"/>
+  </w:num>
+  <w:num w:numId="9" w16cid:durableId="718015956">
+    <w:abstractNumId w:val="27"/>
+  </w:num>
+  <w:num w:numId="10" w16cid:durableId="1569148932">
+    <w:abstractNumId w:val="19"/>
+  </w:num>
+  <w:num w:numId="11" w16cid:durableId="275526376">
+    <w:abstractNumId w:val="33"/>
+  </w:num>
+  <w:num w:numId="12" w16cid:durableId="1696805028">
     <w:abstractNumId w:val="6"/>
   </w:num>
-  <w:num w:numId="2" w16cid:durableId="2088964189">
-    <w:abstractNumId w:val="21"/>
+  <w:num w:numId="13" w16cid:durableId="231936406">
+    <w:abstractNumId w:val="12"/>
   </w:num>
-  <w:num w:numId="3" w16cid:durableId="201016866">
-    <w:abstractNumId w:val="7"/>
-  </w:num>
-  <w:num w:numId="4" w16cid:durableId="983435067">
+  <w:num w:numId="14" w16cid:durableId="154418669">
     <w:abstractNumId w:val="26"/>
   </w:num>
-  <w:num w:numId="5" w16cid:durableId="495923074">
+  <w:num w:numId="15" w16cid:durableId="468479436">
+    <w:abstractNumId w:val="3"/>
+  </w:num>
+  <w:num w:numId="16" w16cid:durableId="171259351">
+    <w:abstractNumId w:val="13"/>
+  </w:num>
+  <w:num w:numId="17" w16cid:durableId="856188124">
+    <w:abstractNumId w:val="15"/>
+  </w:num>
+  <w:num w:numId="18" w16cid:durableId="68432494">
+    <w:abstractNumId w:val="11"/>
+  </w:num>
+  <w:num w:numId="19" w16cid:durableId="1505436379">
+    <w:abstractNumId w:val="20"/>
+  </w:num>
+  <w:num w:numId="20" w16cid:durableId="1411853943">
+    <w:abstractNumId w:val="22"/>
+  </w:num>
+  <w:num w:numId="21" w16cid:durableId="612979665">
+    <w:abstractNumId w:val="5"/>
+  </w:num>
+  <w:num w:numId="22" w16cid:durableId="1192718642">
+    <w:abstractNumId w:val="25"/>
+  </w:num>
+  <w:num w:numId="23" w16cid:durableId="1794711655">
+    <w:abstractNumId w:val="17"/>
+  </w:num>
+  <w:num w:numId="24" w16cid:durableId="1238830158">
     <w:abstractNumId w:val="18"/>
   </w:num>
-  <w:num w:numId="6" w16cid:durableId="909464386">
-    <w:abstractNumId w:val="3"/>
+  <w:num w:numId="25" w16cid:durableId="1024016715">
+    <w:abstractNumId w:val="23"/>
   </w:num>
-  <w:num w:numId="7" w16cid:durableId="332879790">
-    <w:abstractNumId w:val="28"/>
-  </w:num>
-  <w:num w:numId="8" w16cid:durableId="257757845">
-    <w:abstractNumId w:val="25"/>
-  </w:num>
-  <w:num w:numId="9" w16cid:durableId="718015956">
-    <w:abstractNumId w:val="24"/>
-  </w:num>
-  <w:num w:numId="10" w16cid:durableId="1569148932">
+  <w:num w:numId="26" w16cid:durableId="1238781006">
     <w:abstractNumId w:val="16"/>
   </w:num>
-  <w:num w:numId="11" w16cid:durableId="275526376">
-    <w:abstractNumId w:val="29"/>
-  </w:num>
-  <w:num w:numId="12" w16cid:durableId="1696805028">
-    <w:abstractNumId w:val="5"/>
-  </w:num>
-  <w:num w:numId="13" w16cid:durableId="231936406">
-    <w:abstractNumId w:val="9"/>
-  </w:num>
-  <w:num w:numId="14" w16cid:durableId="154418669">
-    <w:abstractNumId w:val="23"/>
-  </w:num>
-  <w:num w:numId="15" w16cid:durableId="468479436">
+  <w:num w:numId="27" w16cid:durableId="1700818853">
     <w:abstractNumId w:val="2"/>
   </w:num>
-  <w:num w:numId="16" w16cid:durableId="171259351">
-    <w:abstractNumId w:val="10"/>
-  </w:num>
-  <w:num w:numId="17" w16cid:durableId="856188124">
-    <w:abstractNumId w:val="12"/>
-  </w:num>
-  <w:num w:numId="18" w16cid:durableId="68432494">
-    <w:abstractNumId w:val="8"/>
-  </w:num>
-  <w:num w:numId="19" w16cid:durableId="1505436379">
-    <w:abstractNumId w:val="17"/>
-  </w:num>
-  <w:num w:numId="20" w16cid:durableId="1411853943">
-    <w:abstractNumId w:val="19"/>
-  </w:num>
-  <w:num w:numId="21" w16cid:durableId="612979665">
-    <w:abstractNumId w:val="4"/>
-  </w:num>
-  <w:num w:numId="22" w16cid:durableId="1192718642">
-    <w:abstractNumId w:val="22"/>
-  </w:num>
-  <w:num w:numId="23" w16cid:durableId="1794711655">
-    <w:abstractNumId w:val="14"/>
-  </w:num>
-  <w:num w:numId="24" w16cid:durableId="1238830158">
-    <w:abstractNumId w:val="15"/>
-  </w:num>
-  <w:num w:numId="25" w16cid:durableId="1024016715">
-    <w:abstractNumId w:val="20"/>
-  </w:num>
-  <w:num w:numId="26" w16cid:durableId="1238781006">
-    <w:abstractNumId w:val="13"/>
-  </w:num>
-  <w:num w:numId="27" w16cid:durableId="1700818853">
-    <w:abstractNumId w:val="1"/>
-  </w:num>
   <w:num w:numId="28" w16cid:durableId="531385872">
-    <w:abstractNumId w:val="27"/>
+    <w:abstractNumId w:val="31"/>
   </w:num>
   <w:num w:numId="29" w16cid:durableId="1443525506">
-    <w:abstractNumId w:val="11"/>
+    <w:abstractNumId w:val="14"/>
   </w:num>
   <w:num w:numId="30" w16cid:durableId="606236502">
     <w:abstractNumId w:val="0"/>
+  </w:num>
+  <w:num w:numId="31" w16cid:durableId="586113599">
+    <w:abstractNumId w:val="1"/>
+  </w:num>
+  <w:num w:numId="32" w16cid:durableId="1468619500">
+    <w:abstractNumId w:val="28"/>
+  </w:num>
+  <w:num w:numId="33" w16cid:durableId="546574594">
+    <w:abstractNumId w:val="8"/>
+  </w:num>
+  <w:num w:numId="34" w16cid:durableId="1846044645">
+    <w:abstractNumId w:val="10"/>
   </w:num>
 </w:numbering>
 </file>
@@ -10824,6 +11611,73 @@
       <w:szCs w:val="20"/>
     </w:rPr>
   </w:style>
+  <w:style w:type="character" w:styleId="Collegamentoipertestuale">
+    <w:name w:val="Hyperlink"/>
+    <w:basedOn w:val="Carpredefinitoparagrafo"/>
+    <w:uiPriority w:val="99"/>
+    <w:unhideWhenUsed/>
+    <w:rsid w:val="00355655"/>
+    <w:rPr>
+      <w:color w:val="467886" w:themeColor="hyperlink"/>
+      <w:u w:val="single"/>
+    </w:rPr>
+  </w:style>
+  <w:style w:type="character" w:styleId="Menzionenonrisolta">
+    <w:name w:val="Unresolved Mention"/>
+    <w:basedOn w:val="Carpredefinitoparagrafo"/>
+    <w:uiPriority w:val="99"/>
+    <w:semiHidden/>
+    <w:unhideWhenUsed/>
+    <w:rsid w:val="00355655"/>
+    <w:rPr>
+      <w:color w:val="605E5C"/>
+      <w:shd w:val="clear" w:color="auto" w:fill="E1DFDD"/>
+    </w:rPr>
+  </w:style>
+  <w:style w:type="paragraph" w:styleId="Intestazione">
+    <w:name w:val="header"/>
+    <w:basedOn w:val="Normale"/>
+    <w:link w:val="IntestazioneCarattere"/>
+    <w:uiPriority w:val="99"/>
+    <w:unhideWhenUsed/>
+    <w:rsid w:val="00100288"/>
+    <w:pPr>
+      <w:tabs>
+        <w:tab w:val="center" w:pos="4819"/>
+        <w:tab w:val="right" w:pos="9638"/>
+      </w:tabs>
+      <w:spacing w:after="0" w:line="240" w:lineRule="auto"/>
+    </w:pPr>
+  </w:style>
+  <w:style w:type="character" w:customStyle="1" w:styleId="IntestazioneCarattere">
+    <w:name w:val="Intestazione Carattere"/>
+    <w:basedOn w:val="Carpredefinitoparagrafo"/>
+    <w:link w:val="Intestazione"/>
+    <w:uiPriority w:val="99"/>
+    <w:rsid w:val="00100288"/>
+  </w:style>
+  <w:style w:type="paragraph" w:styleId="Pidipagina">
+    <w:name w:val="footer"/>
+    <w:basedOn w:val="Normale"/>
+    <w:link w:val="PidipaginaCarattere"/>
+    <w:uiPriority w:val="99"/>
+    <w:unhideWhenUsed/>
+    <w:rsid w:val="00100288"/>
+    <w:pPr>
+      <w:tabs>
+        <w:tab w:val="center" w:pos="4819"/>
+        <w:tab w:val="right" w:pos="9638"/>
+      </w:tabs>
+      <w:spacing w:after="0" w:line="240" w:lineRule="auto"/>
+    </w:pPr>
+  </w:style>
+  <w:style w:type="character" w:customStyle="1" w:styleId="PidipaginaCarattere">
+    <w:name w:val="Piè di pagina Carattere"/>
+    <w:basedOn w:val="Carpredefinitoparagrafo"/>
+    <w:link w:val="Pidipagina"/>
+    <w:uiPriority w:val="99"/>
+    <w:rsid w:val="00100288"/>
+  </w:style>
 </w:styles>
 </file>
 

--- a/docs/Unita di misura e prezzi/Ricerca prezzi e listini/Best practice Prezzi e Listini.docx
+++ b/docs/Unita di misura e prezzi/Ricerca prezzi e listini/Best practice Prezzi e Listini.docx
@@ -4,7 +4,7 @@
   <w:body>
     <w:p>
       <w:pPr>
-        <w:pStyle w:val="Titolo"/>
+        <w:pStyle w:val="Title"/>
       </w:pPr>
       <w:r>
         <w:t>Gestione prezzi e listini degli erp best in class</w:t>
@@ -12,7 +12,7 @@
     </w:p>
     <w:p>
       <w:pPr>
-        <w:pStyle w:val="Sottotitolo"/>
+        <w:pStyle w:val="Subtitle"/>
       </w:pPr>
       <w:r>
         <w:t>Sia nella sezione prodotto sia nelle sezioni listino</w:t>
@@ -20,7 +20,7 @@
     </w:p>
     <w:p>
       <w:pPr>
-        <w:pStyle w:val="Titolo1"/>
+        <w:pStyle w:val="Heading1"/>
       </w:pPr>
       <w:r>
         <w:t>Dynamics 365</w:t>
@@ -43,7 +43,7 @@
     </w:p>
     <w:p>
       <w:pPr>
-        <w:pStyle w:val="Titolo2"/>
+        <w:pStyle w:val="Heading2"/>
       </w:pPr>
       <w:r>
         <w:t>Sezione Prodotto (“item card”) – Lato UX</w:t>
@@ -112,7 +112,13 @@
     </w:p>
     <w:p>
       <w:r>
-        <w:t xml:space="preserve">Per vedere gli altri prezzi, in cima c'è un menu di navigazione chiamato </w:t>
+        <w:t xml:space="preserve">Per vedere </w:t>
+      </w:r>
+      <w:r>
+        <w:t>i prezzi di vendita a listino</w:t>
+      </w:r>
+      <w:r>
+        <w:t xml:space="preserve">, in cima c'è un menu di navigazione chiamato </w:t>
       </w:r>
       <w:r>
         <w:rPr>
@@ -264,8 +270,91 @@
       </w:r>
     </w:p>
     <w:p>
-      <w:pPr>
-        <w:pStyle w:val="Titolo2"/>
+      <w:r>
+        <w:t>Per vedere i costi di acquisto a listino, n</w:t>
+      </w:r>
+      <w:r>
+        <w:t xml:space="preserve">el menu superiore, andando su </w:t>
+      </w:r>
+      <w:r>
+        <w:rPr>
+          <w:b/>
+          <w:bCs/>
+        </w:rPr>
+        <w:t>Purchasing -&gt; Prices &amp; Discounts</w:t>
+      </w:r>
+      <w:r>
+        <w:t xml:space="preserve">, si apre una schermata che filtra la tabella dei </w:t>
+      </w:r>
+      <w:r>
+        <w:rPr>
+          <w:b/>
+          <w:bCs/>
+        </w:rPr>
+        <w:t>Purchase Price Lists</w:t>
+      </w:r>
+      <w:r>
+        <w:t xml:space="preserve"> per quello specifico articolo.</w:t>
+      </w:r>
+    </w:p>
+    <w:p>
+      <w:pPr>
+        <w:ind w:left="1416"/>
+      </w:pPr>
+      <w:r>
+        <w:rPr>
+          <w:b/>
+          <w:bCs/>
+        </w:rPr>
+        <w:t>Distinzione visiva:</w:t>
+      </w:r>
+      <w:r>
+        <w:t xml:space="preserve"> A schermo si apre una griglia dove ogni riga rappresenta un accordo attivo. L'utente legge affiancati: </w:t>
+      </w:r>
+      <w:r>
+        <w:rPr>
+          <w:i/>
+          <w:iCs/>
+        </w:rPr>
+        <w:t>Vendor No.</w:t>
+      </w:r>
+      <w:r>
+        <w:t xml:space="preserve"> (Codice Fornitore), </w:t>
+      </w:r>
+      <w:r>
+        <w:rPr>
+          <w:i/>
+          <w:iCs/>
+        </w:rPr>
+        <w:t>Direct Unit Cost</w:t>
+      </w:r>
+      <w:r>
+        <w:t xml:space="preserve"> (Costo concordato), </w:t>
+      </w:r>
+      <w:r>
+        <w:rPr>
+          <w:i/>
+          <w:iCs/>
+        </w:rPr>
+        <w:t>Minimum Quantity</w:t>
+      </w:r>
+      <w:r>
+        <w:t xml:space="preserve">, </w:t>
+      </w:r>
+      <w:r>
+        <w:rPr>
+          <w:i/>
+          <w:iCs/>
+        </w:rPr>
+        <w:t>Starting Date / Ending Date</w:t>
+      </w:r>
+      <w:r>
+        <w:t>.</w:t>
+      </w:r>
+    </w:p>
+    <w:p>
+      <w:pPr>
+        <w:pStyle w:val="Heading2"/>
       </w:pPr>
       <w:r>
         <w:t>Sezione Prodotto (“item card”) – Lato DB</w:t>
@@ -293,6 +382,7 @@
         </w:numPr>
       </w:pPr>
       <w:r>
+        <w:lastRenderedPageBreak/>
         <w:t>No.: "ART-001"</w:t>
       </w:r>
     </w:p>
@@ -349,7 +439,6 @@
           <w:b/>
           <w:bCs/>
         </w:rPr>
-        <w:lastRenderedPageBreak/>
         <w:t>Tabella Price List Header (Testata del Listino)</w:t>
       </w:r>
     </w:p>
@@ -496,7 +585,7 @@
     </w:p>
     <w:p>
       <w:pPr>
-        <w:pStyle w:val="Titolo2"/>
+        <w:pStyle w:val="Heading2"/>
       </w:pPr>
       <w:r>
         <w:t>Dynamics 365 - Sezione Listini – Lato UX</w:t>
@@ -540,7 +629,7 @@
     </w:p>
     <w:p>
       <w:pPr>
-        <w:pStyle w:val="Titolo3"/>
+        <w:pStyle w:val="Heading3"/>
       </w:pPr>
       <w:r>
         <w:t>C'è un listino "Prezzi Base" nella sezione Listini?</w:t>
@@ -664,7 +753,11 @@
         <w:t>"Tutti i Clienti"</w:t>
       </w:r>
       <w:r>
-        <w:t>. Business Central offre una funzione automatica (Suggest Lines) che popola questo listino copiando a specchio i prezzi presi dalle schede articolo.</w:t>
+        <w:t xml:space="preserve">. Business Central offre una funzione </w:t>
+      </w:r>
+      <w:r>
+        <w:lastRenderedPageBreak/>
+        <w:t>automatica (Suggest Lines) che popola questo listino copiando a specchio i prezzi presi dalle schede articolo.</w:t>
       </w:r>
     </w:p>
     <w:p>
@@ -674,7 +767,7 @@
     </w:p>
     <w:p>
       <w:pPr>
-        <w:pStyle w:val="Titolo1"/>
+        <w:pStyle w:val="Heading1"/>
         <w:tabs>
           <w:tab w:val="left" w:pos="2063"/>
         </w:tabs>
@@ -697,7 +790,7 @@
     </w:p>
     <w:p>
       <w:pPr>
-        <w:pStyle w:val="Titolo2"/>
+        <w:pStyle w:val="Heading2"/>
       </w:pPr>
       <w:r>
         <w:t>Sezione prodotto – lato UX</w:t>
@@ -762,7 +855,7 @@
         <w:t>Cost</w:t>
       </w:r>
       <w:r>
-        <w:t xml:space="preserve"> (Costo di acquisto base o calcolato).</w:t>
+        <w:t>.</w:t>
       </w:r>
       <w:r>
         <w:t xml:space="preserve"> </w:t>
@@ -836,11 +929,143 @@
     <w:p>
       <w:pPr>
         <w:numPr>
+          <w:ilvl w:val="1"/>
+          <w:numId w:val="6"/>
+        </w:numPr>
+      </w:pPr>
+      <w:r>
+        <w:rPr>
+          <w:b/>
+          <w:bCs/>
+        </w:rPr>
+        <w:t>È</w:t>
+      </w:r>
+      <w:r>
+        <w:t xml:space="preserve"> </w:t>
+      </w:r>
+      <w:r>
+        <w:rPr>
+          <w:b/>
+          <w:bCs/>
+        </w:rPr>
+        <w:t>una tabella con più righe</w:t>
+      </w:r>
+      <w:r>
+        <w:t xml:space="preserve">, una per ogni fornitore: qui vedete tutti i fornitori che hanno rifornito quel prodotto, potete aggiornare i prezzi e riordinarli per priorità — Odoo mette in automatico in cima alla lista il fornitore che verrà proposto di default nelle nuove richieste d'offerta. </w:t>
+      </w:r>
+      <w:hyperlink r:id="rId8" w:tgtFrame="_blank" w:history="1">
+        <w:r>
+          <w:rPr>
+            <w:rStyle w:val="Hyperlink"/>
+          </w:rPr>
+          <w:t>much. Consulting</w:t>
+        </w:r>
+      </w:hyperlink>
+      <w:r>
+        <w:t xml:space="preserve"> </w:t>
+      </w:r>
+    </w:p>
+    <w:p>
+      <w:pPr>
+        <w:numPr>
+          <w:ilvl w:val="1"/>
+          <w:numId w:val="6"/>
+        </w:numPr>
+      </w:pPr>
+      <w:r>
+        <w:t xml:space="preserve">Ogni riga è </w:t>
+      </w:r>
+      <w:r>
+        <w:rPr>
+          <w:b/>
+          <w:bCs/>
+        </w:rPr>
+        <w:t>completamente editabile a mano</w:t>
+      </w:r>
+      <w:r>
+        <w:t xml:space="preserve">: fornitore, prezzo, quantità minima, validità (date), e c'è anche lo sconto: potete aggiungere quanti fornitori volete allo stesso prodotto, e per ciascuno impostare prezzo e valuta tramite un'icona dedicata che apre un popup. </w:t>
+      </w:r>
+      <w:hyperlink r:id="rId9" w:tgtFrame="_blank" w:history="1">
+        <w:r>
+          <w:rPr>
+            <w:rStyle w:val="Hyperlink"/>
+          </w:rPr>
+          <w:t>SuiteRep</w:t>
+        </w:r>
+      </w:hyperlink>
+      <w:r>
+        <w:t xml:space="preserve"> </w:t>
+      </w:r>
+    </w:p>
+    <w:p>
+      <w:pPr>
+        <w:numPr>
+          <w:ilvl w:val="1"/>
+          <w:numId w:val="6"/>
+        </w:numPr>
+      </w:pPr>
+      <w:r>
+        <w:t xml:space="preserve">Si possono avere </w:t>
+      </w:r>
+      <w:r>
+        <w:rPr>
+          <w:b/>
+          <w:bCs/>
+        </w:rPr>
+        <w:t>più righe per lo stesso fornitore</w:t>
+      </w:r>
+      <w:r>
+        <w:t xml:space="preserve"> con quantità diverse, per gestire sconti a scaglioni: se il fornitore offre uno sconto del 10% per ordini da 10 pezzi, si duplica la riga esistente, si cambia la quantità a 10 e si aggiunge lo sconto nel campo dedicato — così avrete due righe/listini per lo stesso fornitore.</w:t>
+      </w:r>
+    </w:p>
+    <w:p>
+      <w:pPr>
+        <w:numPr>
           <w:ilvl w:val="0"/>
           <w:numId w:val="6"/>
         </w:numPr>
       </w:pPr>
       <w:r>
+        <w:t xml:space="preserve">Nella sezione prodotto c’è </w:t>
+      </w:r>
+      <w:r>
+        <w:t xml:space="preserve">la tab </w:t>
+      </w:r>
+      <w:r>
+        <w:rPr>
+          <w:b/>
+          <w:bCs/>
+        </w:rPr>
+        <w:t>"Purchase"</w:t>
+      </w:r>
+      <w:r>
+        <w:t xml:space="preserve"> c'è una </w:t>
+      </w:r>
+      <w:r>
+        <w:t>g</w:t>
+      </w:r>
+      <w:r>
+        <w:t xml:space="preserve">riglia chiamata </w:t>
+      </w:r>
+      <w:r>
+        <w:rPr>
+          <w:b/>
+          <w:bCs/>
+        </w:rPr>
+        <w:t>"Vendors"</w:t>
+      </w:r>
+      <w:r>
+        <w:t>.</w:t>
+      </w:r>
+    </w:p>
+    <w:p>
+      <w:pPr>
+        <w:numPr>
+          <w:ilvl w:val="0"/>
+          <w:numId w:val="6"/>
+        </w:numPr>
+      </w:pPr>
+      <w:r>
         <w:rPr>
           <w:b/>
           <w:bCs/>
@@ -898,9 +1123,10 @@
     </w:p>
     <w:p>
       <w:pPr>
-        <w:pStyle w:val="Titolo2"/>
-      </w:pPr>
-      <w:r>
+        <w:pStyle w:val="Heading2"/>
+      </w:pPr>
+      <w:r>
+        <w:lastRenderedPageBreak/>
         <w:t>Sezione prodotto – lato DB</w:t>
       </w:r>
     </w:p>
@@ -1042,7 +1268,6 @@
         </w:numPr>
       </w:pPr>
       <w:r>
-        <w:lastRenderedPageBreak/>
         <w:t>id: 201</w:t>
       </w:r>
     </w:p>
@@ -1133,7 +1358,7 @@
     </w:p>
     <w:p>
       <w:pPr>
-        <w:pStyle w:val="Titolo2"/>
+        <w:pStyle w:val="Heading2"/>
       </w:pPr>
       <w:r>
         <w:t>Sezione Listini – Lato UX</w:t>
@@ -1141,7 +1366,7 @@
     </w:p>
     <w:p>
       <w:pPr>
-        <w:pStyle w:val="Titolo3"/>
+        <w:pStyle w:val="Heading3"/>
       </w:pPr>
       <w:r>
         <w:t>Listini di vendita</w:t>
@@ -1228,7 +1453,7 @@
     </w:p>
     <w:p>
       <w:pPr>
-        <w:pStyle w:val="Titolo3"/>
+        <w:pStyle w:val="Heading3"/>
       </w:pPr>
       <w:r>
         <w:t>C'è un listino "Prezzi Base" nella sezione Listini?</w:t>
@@ -1278,6 +1503,7 @@
         </w:numPr>
       </w:pPr>
       <w:r>
+        <w:lastRenderedPageBreak/>
         <w:t xml:space="preserve">Se entri nella sezione </w:t>
       </w:r>
       <w:r>
@@ -1305,7 +1531,7 @@
     </w:p>
     <w:p>
       <w:pPr>
-        <w:pStyle w:val="Titolo3"/>
+        <w:pStyle w:val="Heading3"/>
       </w:pPr>
       <w:r>
         <w:t>Listini di acquisto</w:t>
@@ -1313,31 +1539,368 @@
     </w:p>
     <w:p>
       <w:r>
-        <w:rPr>
-          <w:b/>
-          <w:bCs/>
-        </w:rPr>
-        <w:t>Sezione Fornitori (Vendors):</w:t>
-      </w:r>
-      <w:r>
-        <w:t xml:space="preserve"> Nel tab </w:t>
+        <w:t>Non c’è una vera sezione listini di acquisto. C’è solo la tabella costi acquisto nella scheda prodotto.</w:t>
+      </w:r>
+    </w:p>
+    <w:p>
+      <w:pPr>
+        <w:pStyle w:val="Heading1"/>
+      </w:pPr>
+      <w:r>
+        <w:t>NetSuite</w:t>
+      </w:r>
+    </w:p>
+    <w:p>
+      <w:r>
+        <w:t xml:space="preserve">Netsuite ha </w:t>
+      </w:r>
+      <w:r>
+        <w:t xml:space="preserve">una </w:t>
+      </w:r>
+      <w:r>
+        <w:t>gestione particolare, un po’ diversa dagli altri</w:t>
+      </w:r>
+    </w:p>
+    <w:p>
+      <w:pPr>
+        <w:pStyle w:val="ListParagraph"/>
+        <w:numPr>
+          <w:ilvl w:val="0"/>
+          <w:numId w:val="30"/>
+        </w:numPr>
+        <w:rPr>
+          <w:b/>
+          <w:bCs/>
+        </w:rPr>
+      </w:pPr>
+      <w:r>
+        <w:rPr>
+          <w:b/>
+          <w:bCs/>
+        </w:rPr>
+        <w:t>I listini sono salvati su tabelle apposta</w:t>
+      </w:r>
+    </w:p>
+    <w:p>
+      <w:pPr>
+        <w:pStyle w:val="ListParagraph"/>
+        <w:numPr>
+          <w:ilvl w:val="0"/>
+          <w:numId w:val="30"/>
+        </w:numPr>
+      </w:pPr>
+      <w:r>
+        <w:rPr>
+          <w:b/>
+          <w:bCs/>
+        </w:rPr>
+        <w:t>Il Prezzo Base di NetSuite</w:t>
+      </w:r>
+      <w:r>
+        <w:t xml:space="preserve"> è contenuto in un </w:t>
+      </w:r>
+      <w:r>
+        <w:rPr>
+          <w:b/>
+          <w:bCs/>
+        </w:rPr>
+        <w:t>listino speciale</w:t>
+      </w:r>
+      <w:r>
+        <w:t xml:space="preserve"> e</w:t>
+      </w:r>
+      <w:r>
+        <w:t xml:space="preserve"> quindi</w:t>
+      </w:r>
+      <w:r>
+        <w:t xml:space="preserve"> </w:t>
+      </w:r>
+      <w:r>
+        <w:rPr>
+          <w:b/>
+          <w:bCs/>
+        </w:rPr>
+        <w:t>non</w:t>
+      </w:r>
+      <w:r>
+        <w:t xml:space="preserve"> è una colonna semplice della tabella principale del prodotto. </w:t>
+      </w:r>
+    </w:p>
+    <w:p>
+      <w:pPr>
+        <w:pStyle w:val="ListParagraph"/>
+        <w:numPr>
+          <w:ilvl w:val="0"/>
+          <w:numId w:val="30"/>
+        </w:numPr>
+      </w:pPr>
+      <w:r>
+        <w:t xml:space="preserve">I </w:t>
+      </w:r>
+      <w:r>
+        <w:rPr>
+          <w:b/>
+          <w:bCs/>
+        </w:rPr>
+        <w:t>costi di acquisto</w:t>
+      </w:r>
+      <w:r>
+        <w:t xml:space="preserve"> (quello che paghi al fornitore, salvato nel campo cost) si trovano direttamente nella tabella dell'articolo (inventoryitem). </w:t>
+      </w:r>
+      <w:r>
+        <w:t>C</w:t>
+      </w:r>
+      <w:r>
+        <w:t xml:space="preserve">'è il campo </w:t>
+      </w:r>
+      <w:r>
+        <w:rPr>
+          <w:b/>
+          <w:bCs/>
+        </w:rPr>
+        <w:t>Purchase Price</w:t>
+      </w:r>
+      <w:r>
+        <w:t xml:space="preserve"> (Costo Base Standard) oppure </w:t>
+      </w:r>
+      <w:r>
+        <w:rPr>
+          <w:b/>
+          <w:bCs/>
+        </w:rPr>
+        <w:t>Average Cost</w:t>
+      </w:r>
+      <w:r>
+        <w:t xml:space="preserve"> (Costo Medio, in sola lettura)</w:t>
+      </w:r>
+    </w:p>
+    <w:p>
+      <w:pPr>
+        <w:pStyle w:val="ListParagraph"/>
+        <w:numPr>
+          <w:ilvl w:val="0"/>
+          <w:numId w:val="30"/>
+        </w:numPr>
+      </w:pPr>
+      <w:r>
+        <w:t>Lato UX: sia prezzo di vendita base che prezzi di vendita a listino vengono mostrati con una matrice. Che ha 1 riga per ogni listino (compreso il base), 1 colonna per ogni scaglione, la prima colonna col nome listino</w:t>
+      </w:r>
+    </w:p>
+    <w:p>
+      <w:pPr>
+        <w:pStyle w:val="Heading2"/>
+      </w:pPr>
+      <w:r>
+        <w:t>Prezzi Base come un listino speciale</w:t>
+      </w:r>
+    </w:p>
+    <w:p>
+      <w:pPr>
+        <w:pStyle w:val="Heading3"/>
+      </w:pPr>
+      <w:r>
+        <w:t>Cosa rende "speciale" questo listino nel backend? Che id ha?</w:t>
+      </w:r>
+    </w:p>
+    <w:p>
+      <w:r>
+        <w:t xml:space="preserve">Nel database di NetSuite questo listino ha un identificativo fisso e immutabile: </w:t>
+      </w:r>
+      <w:r>
+        <w:rPr>
+          <w:b/>
+          <w:bCs/>
+        </w:rPr>
+        <w:t>ID = 1</w:t>
+      </w:r>
+      <w:r>
+        <w:t xml:space="preserve"> (nel codice viene indicato come </w:t>
+      </w:r>
+      <w:r>
+        <w:rPr>
+          <w:rStyle w:val="HTMLCode"/>
+          <w:rFonts w:eastAsiaTheme="minorHAnsi"/>
+        </w:rPr>
+        <w:t>pricelevel = 1</w:t>
+      </w:r>
+      <w:r>
+        <w:t>).</w:t>
+      </w:r>
+    </w:p>
+    <w:p>
+      <w:pPr>
+        <w:pStyle w:val="Heading2"/>
+      </w:pPr>
+      <w:r>
+        <w:t>Lo status di "Prezzo Base" è fisso o modificabile?</w:t>
+      </w:r>
+    </w:p>
+    <w:p>
+      <w:pPr>
+        <w:numPr>
+          <w:ilvl w:val="0"/>
+          <w:numId w:val="29"/>
+        </w:numPr>
+      </w:pPr>
+      <w:r>
+        <w:rPr>
+          <w:b/>
+          <w:bCs/>
+        </w:rPr>
+        <w:t>L'ID e la struttura sono FISSI</w:t>
+      </w:r>
+      <w:r>
+        <w:t xml:space="preserve">: L'ID 1 è bloccato dal sistema. Non puoi cancellare questo listino né cambiargli il numero identificativo nel database. </w:t>
+      </w:r>
+    </w:p>
+    <w:p>
+      <w:pPr>
+        <w:numPr>
+          <w:ilvl w:val="0"/>
+          <w:numId w:val="29"/>
+        </w:numPr>
+      </w:pPr>
+      <w:r>
+        <w:rPr>
+          <w:b/>
+          <w:bCs/>
+        </w:rPr>
+        <w:t>I prezzi al suo interno sono MODIFICABILI</w:t>
+      </w:r>
+      <w:r>
+        <w:t>: Puoi cambiare l'importo del prezzo base in qualsiasi momento.</w:t>
+      </w:r>
+    </w:p>
+    <w:p>
+      <w:pPr>
+        <w:numPr>
+          <w:ilvl w:val="0"/>
+          <w:numId w:val="29"/>
+        </w:numPr>
+      </w:pPr>
+      <w:r>
+        <w:rPr>
+          <w:b/>
+          <w:bCs/>
+        </w:rPr>
+        <w:t>Il nome visualizzato è MODIFICABILE</w:t>
+      </w:r>
+      <w:r>
+        <w:t xml:space="preserve">: Se non ti piace la scritta "Base Price", puoi cambiarla dall'interfaccia andando in </w:t>
       </w:r>
       <w:r>
         <w:rPr>
           <w:i/>
           <w:iCs/>
         </w:rPr>
-        <w:t>Purchase</w:t>
-      </w:r>
-      <w:r>
-        <w:t xml:space="preserve">, l'utente vede la tabella </w:t>
-      </w:r>
-      <w:r>
-        <w:rPr>
-          <w:b/>
-          <w:bCs/>
-        </w:rPr>
-        <w:t>Vendors</w:t>
+        <w:t>Setup &gt; Accounting &gt; Accounting Lists</w:t>
+      </w:r>
+      <w:r>
+        <w:t xml:space="preserve"> e rinominarla, ad esempio, in "Listino Ufficiale" o "Prezzo al Pubblico". Tuttavia, anche se gli cambi nome a schermo, sotto il cofano (nel database, nelle query e nelle integrazioni) per NetSuite rimarrà sempre e soltanto il listino con </w:t>
+      </w:r>
+      <w:r>
+        <w:rPr>
+          <w:b/>
+          <w:bCs/>
+        </w:rPr>
+        <w:t>ID = 1</w:t>
+      </w:r>
+      <w:r>
+        <w:t xml:space="preserve">. </w:t>
+      </w:r>
+    </w:p>
+    <w:p>
+      <w:pPr>
+        <w:numPr>
+          <w:ilvl w:val="0"/>
+          <w:numId w:val="29"/>
+        </w:numPr>
+        <w:rPr>
+          <w:b/>
+          <w:bCs/>
+        </w:rPr>
+      </w:pPr>
+      <w:r>
+        <w:rPr>
+          <w:b/>
+          <w:bCs/>
+        </w:rPr>
+        <w:t>N</w:t>
+      </w:r>
+      <w:r>
+        <w:rPr>
+          <w:b/>
+          <w:bCs/>
+        </w:rPr>
+        <w:t>on ha sconto</w:t>
+      </w:r>
+      <w:r>
+        <w:rPr>
+          <w:b/>
+          <w:bCs/>
+        </w:rPr>
+        <w:t xml:space="preserve">. </w:t>
+      </w:r>
+      <w:r>
+        <w:t>Non puoi impostare una percentuale di sconto su ID 1: Il campo discountpct per l'ID 1 è fisso a 0% e bloccato.</w:t>
+      </w:r>
+    </w:p>
+    <w:p>
+      <w:pPr>
+        <w:numPr>
+          <w:ilvl w:val="0"/>
+          <w:numId w:val="29"/>
+        </w:numPr>
+      </w:pPr>
+      <w:r>
+        <w:rPr>
+          <w:b/>
+          <w:bCs/>
+        </w:rPr>
+        <w:lastRenderedPageBreak/>
+        <w:t>Non è eliminabile:</w:t>
+      </w:r>
+      <w:r>
+        <w:t xml:space="preserve"> Se provi a fare una query di DELETE o eliminazione via GUI sull'ID 1, NetSuite restituisce un errore di sistema (CANNOT_DELETE_SYSTEM_RECORD).</w:t>
+      </w:r>
+    </w:p>
+    <w:p>
+      <w:pPr>
+        <w:pStyle w:val="Heading3"/>
+      </w:pPr>
+      <w:r>
+        <w:t>Comportamento di Fallback (Se il prezzo manca)</w:t>
+      </w:r>
+    </w:p>
+    <w:p>
+      <w:r>
+        <w:t xml:space="preserve">Se per un determinato cliente o canale viene impostato un listino (es. </w:t>
+      </w:r>
+      <w:r>
+        <w:rPr>
+          <w:rStyle w:val="HTMLCode"/>
+          <w:rFonts w:eastAsiaTheme="minorHAnsi"/>
+        </w:rPr>
+        <w:t>price_level_id = 5</w:t>
+      </w:r>
+      <w:r>
+        <w:t xml:space="preserve">) ma per quel determinato articolo non è stato inserito alcun valore per quel listino, l'Engine dei prezzi di NetSuite fa automaticamente un </w:t>
+      </w:r>
+      <w:r>
+        <w:rPr>
+          <w:b/>
+          <w:bCs/>
+        </w:rPr>
+        <w:t xml:space="preserve">fallback e applica il prezzo presente sulla riga </w:t>
+      </w:r>
+      <w:r>
+        <w:rPr>
+          <w:rStyle w:val="HTMLCode"/>
+          <w:rFonts w:eastAsiaTheme="minorHAnsi"/>
+          <w:b/>
+          <w:bCs/>
+        </w:rPr>
+        <w:t>price_level_id = 1</w:t>
       </w:r>
       <w:r>
         <w:t>.</w:t>
@@ -1345,471 +1908,32 @@
     </w:p>
     <w:p>
       <w:pPr>
-        <w:numPr>
-          <w:ilvl w:val="0"/>
-          <w:numId w:val="21"/>
-        </w:numPr>
-      </w:pPr>
-      <w:r>
-        <w:t>L'utente inserisce una lista di fornitori ordinata per priorità (drag &amp; drop con la prima riga che fa da fornitore principale).</w:t>
-      </w:r>
-    </w:p>
-    <w:p>
-      <w:pPr>
-        <w:numPr>
-          <w:ilvl w:val="0"/>
-          <w:numId w:val="21"/>
-        </w:numPr>
-      </w:pPr>
-      <w:r>
-        <w:t xml:space="preserve">La tabella mostra in affiancamento: </w:t>
+        <w:pStyle w:val="Heading2"/>
+      </w:pPr>
+      <w:r>
+        <w:t xml:space="preserve">NetSuite – </w:t>
+      </w:r>
+      <w:r>
+        <w:t>S</w:t>
+      </w:r>
+      <w:r>
+        <w:t>ezione prodotto – Lato UX</w:t>
+      </w:r>
+    </w:p>
+    <w:p>
+      <w:r>
+        <w:t>Nella scheda dell’articolo (il singolo SKU), le informazioni sono divise in due tab: “Sales/Pricing” e “Item vendor pricing”</w:t>
+      </w:r>
+    </w:p>
+    <w:p>
+      <w:r>
+        <w:t xml:space="preserve">Nel tab </w:t>
       </w:r>
       <w:r>
         <w:rPr>
           <w:i/>
           <w:iCs/>
         </w:rPr>
-        <w:t>Fornitore</w:t>
-      </w:r>
-      <w:r>
-        <w:t xml:space="preserve">, </w:t>
-      </w:r>
-      <w:r>
-        <w:rPr>
-          <w:i/>
-          <w:iCs/>
-        </w:rPr>
-        <w:t>Quantità Minima</w:t>
-      </w:r>
-      <w:r>
-        <w:t xml:space="preserve">, </w:t>
-      </w:r>
-      <w:r>
-        <w:rPr>
-          <w:i/>
-          <w:iCs/>
-        </w:rPr>
-        <w:t>Prezzo d'Acquisto</w:t>
-      </w:r>
-      <w:r>
-        <w:t xml:space="preserve">, </w:t>
-      </w:r>
-      <w:r>
-        <w:rPr>
-          <w:i/>
-          <w:iCs/>
-        </w:rPr>
-        <w:t>Sconto %</w:t>
-      </w:r>
-      <w:r>
-        <w:t xml:space="preserve">, </w:t>
-      </w:r>
-      <w:r>
-        <w:rPr>
-          <w:i/>
-          <w:iCs/>
-        </w:rPr>
-        <w:t>Tempo di Consegna (in giorni)</w:t>
-      </w:r>
-      <w:r>
-        <w:t>.</w:t>
-      </w:r>
-    </w:p>
-    <w:p>
-      <w:pPr>
-        <w:numPr>
-          <w:ilvl w:val="0"/>
-          <w:numId w:val="21"/>
-        </w:numPr>
-      </w:pPr>
-      <w:r>
-        <w:rPr>
-          <w:b/>
-          <w:bCs/>
-        </w:rPr>
-        <w:t>Distinzione visiva:</w:t>
-      </w:r>
-      <w:r>
-        <w:t xml:space="preserve"> Il costo interno dell'articolo sta nel form principale ed è univoco. I costi dei fornitori sono righe nidificate nel tab </w:t>
-      </w:r>
-      <w:r>
-        <w:rPr>
-          <w:i/>
-          <w:iCs/>
-        </w:rPr>
-        <w:t>Purchase</w:t>
-      </w:r>
-      <w:r>
-        <w:t>.</w:t>
-      </w:r>
-    </w:p>
-    <w:p>
-      <w:pPr>
-        <w:pStyle w:val="Titolo1"/>
-      </w:pPr>
-      <w:r>
-        <w:lastRenderedPageBreak/>
-        <w:t>NetSuite</w:t>
-      </w:r>
-    </w:p>
-    <w:p>
-      <w:r>
-        <w:t xml:space="preserve">Netsuite ha </w:t>
-      </w:r>
-      <w:r>
-        <w:t xml:space="preserve">una </w:t>
-      </w:r>
-      <w:r>
-        <w:t>gestione particolare, un po’ diversa dagli altri</w:t>
-      </w:r>
-    </w:p>
-    <w:p>
-      <w:pPr>
-        <w:pStyle w:val="Paragrafoelenco"/>
-        <w:numPr>
-          <w:ilvl w:val="0"/>
-          <w:numId w:val="30"/>
-        </w:numPr>
-        <w:rPr>
-          <w:b/>
-          <w:bCs/>
-        </w:rPr>
-      </w:pPr>
-      <w:r>
-        <w:rPr>
-          <w:b/>
-          <w:bCs/>
-        </w:rPr>
-        <w:t>I listini sono salvati su tabelle apposta</w:t>
-      </w:r>
-    </w:p>
-    <w:p>
-      <w:pPr>
-        <w:pStyle w:val="Paragrafoelenco"/>
-        <w:numPr>
-          <w:ilvl w:val="0"/>
-          <w:numId w:val="30"/>
-        </w:numPr>
-      </w:pPr>
-      <w:r>
-        <w:rPr>
-          <w:b/>
-          <w:bCs/>
-        </w:rPr>
-        <w:t>Il Prezzo Base di NetSuite</w:t>
-      </w:r>
-      <w:r>
-        <w:t xml:space="preserve"> è contenuto in un </w:t>
-      </w:r>
-      <w:r>
-        <w:rPr>
-          <w:b/>
-          <w:bCs/>
-        </w:rPr>
-        <w:t>listino speciale</w:t>
-      </w:r>
-      <w:r>
-        <w:t xml:space="preserve"> e</w:t>
-      </w:r>
-      <w:r>
-        <w:t xml:space="preserve"> quindi</w:t>
-      </w:r>
-      <w:r>
-        <w:t xml:space="preserve"> </w:t>
-      </w:r>
-      <w:r>
-        <w:rPr>
-          <w:b/>
-          <w:bCs/>
-        </w:rPr>
-        <w:t>non</w:t>
-      </w:r>
-      <w:r>
-        <w:t xml:space="preserve"> è una colonna semplice della tabella principale del prodotto. </w:t>
-      </w:r>
-    </w:p>
-    <w:p>
-      <w:pPr>
-        <w:pStyle w:val="Paragrafoelenco"/>
-        <w:numPr>
-          <w:ilvl w:val="0"/>
-          <w:numId w:val="30"/>
-        </w:numPr>
-      </w:pPr>
-      <w:r>
-        <w:t xml:space="preserve">I </w:t>
-      </w:r>
-      <w:r>
-        <w:rPr>
-          <w:b/>
-          <w:bCs/>
-        </w:rPr>
-        <w:t>costi di acquisto</w:t>
-      </w:r>
-      <w:r>
-        <w:t xml:space="preserve"> (quello che paghi al fornitore, salvato nel campo cost) si trovano direttamente nella tabella dell'articolo (inventoryitem). </w:t>
-      </w:r>
-    </w:p>
-    <w:p>
-      <w:pPr>
-        <w:pStyle w:val="Paragrafoelenco"/>
-        <w:numPr>
-          <w:ilvl w:val="0"/>
-          <w:numId w:val="30"/>
-        </w:numPr>
-      </w:pPr>
-      <w:r>
-        <w:t>Lato UX: sia prezzo di vendita base che prezzi di vendita a listino vengono mostrati con una matrice. Che ha 1 riga per ogni listino (compreso il base), 1 colonna per ogni scaglione, la prima colonna col nome listino</w:t>
-      </w:r>
-    </w:p>
-    <w:p>
-      <w:pPr>
-        <w:pStyle w:val="Titolo2"/>
-      </w:pPr>
-      <w:r>
-        <w:t>Prezzi Base come un listino speciale</w:t>
-      </w:r>
-    </w:p>
-    <w:p>
-      <w:pPr>
-        <w:pStyle w:val="Titolo3"/>
-      </w:pPr>
-      <w:r>
-        <w:t>Cosa rende "speciale" questo listino nel backend? Che id ha?</w:t>
-      </w:r>
-    </w:p>
-    <w:p>
-      <w:r>
-        <w:t xml:space="preserve">Nel database di NetSuite questo listino ha un identificativo fisso e immutabile: </w:t>
-      </w:r>
-      <w:r>
-        <w:rPr>
-          <w:b/>
-          <w:bCs/>
-        </w:rPr>
-        <w:t>ID = 1</w:t>
-      </w:r>
-      <w:r>
-        <w:t xml:space="preserve"> (nel codice viene indicato come </w:t>
-      </w:r>
-      <w:r>
-        <w:rPr>
-          <w:rStyle w:val="CodiceHTML"/>
-          <w:rFonts w:eastAsiaTheme="minorHAnsi"/>
-        </w:rPr>
-        <w:t>pricelevel = 1</w:t>
-      </w:r>
-      <w:r>
-        <w:t>).</w:t>
-      </w:r>
-    </w:p>
-    <w:p>
-      <w:pPr>
-        <w:pStyle w:val="Titolo2"/>
-      </w:pPr>
-      <w:r>
-        <w:t>Lo status di "Prezzo Base" è fisso o modificabile?</w:t>
-      </w:r>
-    </w:p>
-    <w:p>
-      <w:pPr>
-        <w:numPr>
-          <w:ilvl w:val="0"/>
-          <w:numId w:val="29"/>
-        </w:numPr>
-      </w:pPr>
-      <w:r>
-        <w:rPr>
-          <w:b/>
-          <w:bCs/>
-        </w:rPr>
-        <w:t>L'ID e la struttura sono FISSI</w:t>
-      </w:r>
-      <w:r>
-        <w:t xml:space="preserve">: L'ID 1 è bloccato dal sistema. Non puoi cancellare questo listino né cambiargli il numero identificativo nel database. </w:t>
-      </w:r>
-    </w:p>
-    <w:p>
-      <w:pPr>
-        <w:numPr>
-          <w:ilvl w:val="0"/>
-          <w:numId w:val="29"/>
-        </w:numPr>
-      </w:pPr>
-      <w:r>
-        <w:rPr>
-          <w:b/>
-          <w:bCs/>
-        </w:rPr>
-        <w:t>I prezzi al suo interno sono MODIFICABILI</w:t>
-      </w:r>
-      <w:r>
-        <w:t>: Puoi cambiare l'importo del prezzo base in qualsiasi momento.</w:t>
-      </w:r>
-    </w:p>
-    <w:p>
-      <w:pPr>
-        <w:numPr>
-          <w:ilvl w:val="0"/>
-          <w:numId w:val="29"/>
-        </w:numPr>
-      </w:pPr>
-      <w:r>
-        <w:rPr>
-          <w:b/>
-          <w:bCs/>
-        </w:rPr>
-        <w:t>Il nome visualizzato è MODIFICABILE</w:t>
-      </w:r>
-      <w:r>
-        <w:t xml:space="preserve">: Se non ti piace la scritta "Base Price", puoi cambiarla dall'interfaccia andando in </w:t>
-      </w:r>
-      <w:r>
-        <w:rPr>
-          <w:i/>
-          <w:iCs/>
-        </w:rPr>
-        <w:t>Setup &gt; Accounting &gt; Accounting Lists</w:t>
-      </w:r>
-      <w:r>
-        <w:t xml:space="preserve"> e rinominarla, ad esempio, in "Listino Ufficiale" o "Prezzo al Pubblico". Tuttavia, anche se gli cambi nome a schermo, sotto il cofano (nel database, nelle query e nelle integrazioni) per NetSuite rimarrà sempre e soltanto il listino con </w:t>
-      </w:r>
-      <w:r>
-        <w:rPr>
-          <w:b/>
-          <w:bCs/>
-        </w:rPr>
-        <w:t>ID = 1</w:t>
-      </w:r>
-      <w:r>
-        <w:t xml:space="preserve">. </w:t>
-      </w:r>
-    </w:p>
-    <w:p>
-      <w:pPr>
-        <w:numPr>
-          <w:ilvl w:val="0"/>
-          <w:numId w:val="29"/>
-        </w:numPr>
-        <w:rPr>
-          <w:b/>
-          <w:bCs/>
-        </w:rPr>
-      </w:pPr>
-      <w:r>
-        <w:rPr>
-          <w:b/>
-          <w:bCs/>
-        </w:rPr>
-        <w:t>N</w:t>
-      </w:r>
-      <w:r>
-        <w:rPr>
-          <w:b/>
-          <w:bCs/>
-        </w:rPr>
-        <w:t>on ha sconto</w:t>
-      </w:r>
-      <w:r>
-        <w:rPr>
-          <w:b/>
-          <w:bCs/>
-        </w:rPr>
-        <w:t xml:space="preserve">. </w:t>
-      </w:r>
-      <w:r>
-        <w:t>Non puoi impostare una percentuale di sconto su ID 1: Il campo discountpct per l'ID 1 è fisso a 0% e bloccato.</w:t>
-      </w:r>
-    </w:p>
-    <w:p>
-      <w:pPr>
-        <w:numPr>
-          <w:ilvl w:val="0"/>
-          <w:numId w:val="29"/>
-        </w:numPr>
-      </w:pPr>
-      <w:r>
-        <w:rPr>
-          <w:b/>
-          <w:bCs/>
-        </w:rPr>
-        <w:t>Non è eliminabile:</w:t>
-      </w:r>
-      <w:r>
-        <w:t xml:space="preserve"> Se provi a fare una query di DELETE o eliminazione via GUI sull'ID 1, NetSuite restituisce un errore di sistema (CANNOT_DELETE_SYSTEM_RECORD).</w:t>
-      </w:r>
-    </w:p>
-    <w:p>
-      <w:pPr>
-        <w:pStyle w:val="Titolo3"/>
-      </w:pPr>
-      <w:r>
-        <w:t>Comportamento di Fallback (Se il prezzo manca)</w:t>
-      </w:r>
-    </w:p>
-    <w:p>
-      <w:r>
-        <w:t xml:space="preserve">Se per un determinato cliente o canale viene impostato un listino (es. </w:t>
-      </w:r>
-      <w:r>
-        <w:rPr>
-          <w:rStyle w:val="CodiceHTML"/>
-          <w:rFonts w:eastAsiaTheme="minorHAnsi"/>
-        </w:rPr>
-        <w:t>price_level_id = 5</w:t>
-      </w:r>
-      <w:r>
-        <w:t xml:space="preserve">) ma per quel determinato articolo non è stato inserito alcun valore per quel listino, l'Engine dei prezzi di NetSuite fa automaticamente un </w:t>
-      </w:r>
-      <w:r>
-        <w:rPr>
-          <w:b/>
-          <w:bCs/>
-        </w:rPr>
-        <w:t xml:space="preserve">fallback e applica il prezzo presente sulla riga </w:t>
-      </w:r>
-      <w:r>
-        <w:rPr>
-          <w:rStyle w:val="CodiceHTML"/>
-          <w:rFonts w:eastAsiaTheme="minorHAnsi"/>
-          <w:b/>
-          <w:bCs/>
-        </w:rPr>
-        <w:t>price_level_id = 1</w:t>
-      </w:r>
-      <w:r>
-        <w:t>.</w:t>
-      </w:r>
-    </w:p>
-    <w:p>
-      <w:pPr>
-        <w:pStyle w:val="Titolo2"/>
-      </w:pPr>
-      <w:r>
-        <w:lastRenderedPageBreak/>
-        <w:t xml:space="preserve">NetSuite – </w:t>
-      </w:r>
-      <w:r>
-        <w:t>S</w:t>
-      </w:r>
-      <w:r>
-        <w:t>ezione prodotto – Lato UX</w:t>
-      </w:r>
-    </w:p>
-    <w:p>
-      <w:r>
-        <w:t>Nella scheda dell’articolo (il singolo SKU), le informazioni sono divise in due tab: “Sales/Pricing” e “Item vendor pricing”</w:t>
-      </w:r>
-    </w:p>
-    <w:p>
-      <w:r>
-        <w:t xml:space="preserve">Nel tab </w:t>
-      </w:r>
-      <w:r>
-        <w:rPr>
-          <w:i/>
-          <w:iCs/>
-        </w:rPr>
         <w:t>Purchasing</w:t>
       </w:r>
       <w:r>
@@ -1818,14 +1942,17 @@
     </w:p>
     <w:p>
       <w:pPr>
-        <w:pStyle w:val="Paragrafoelenco"/>
+        <w:pStyle w:val="ListParagraph"/>
         <w:numPr>
           <w:ilvl w:val="0"/>
           <w:numId w:val="24"/>
         </w:numPr>
       </w:pPr>
       <w:r>
-        <w:t xml:space="preserve">c'è il campo </w:t>
+        <w:t>C</w:t>
+      </w:r>
+      <w:r>
+        <w:t xml:space="preserve">'è il campo </w:t>
       </w:r>
       <w:r>
         <w:rPr>
@@ -1850,7 +1977,7 @@
     </w:p>
     <w:p>
       <w:pPr>
-        <w:pStyle w:val="Paragrafoelenco"/>
+        <w:pStyle w:val="ListParagraph"/>
         <w:numPr>
           <w:ilvl w:val="0"/>
           <w:numId w:val="24"/>
@@ -1862,7 +1989,7 @@
     </w:p>
     <w:p>
       <w:pPr>
-        <w:pStyle w:val="Paragrafoelenco"/>
+        <w:pStyle w:val="ListParagraph"/>
         <w:numPr>
           <w:ilvl w:val="1"/>
           <w:numId w:val="24"/>
@@ -1874,7 +2001,7 @@
     </w:p>
     <w:p>
       <w:pPr>
-        <w:pStyle w:val="Paragrafoelenco"/>
+        <w:pStyle w:val="ListParagraph"/>
         <w:numPr>
           <w:ilvl w:val="1"/>
           <w:numId w:val="24"/>
@@ -1886,7 +2013,7 @@
     </w:p>
     <w:p>
       <w:pPr>
-        <w:pStyle w:val="Paragrafoelenco"/>
+        <w:pStyle w:val="ListParagraph"/>
         <w:numPr>
           <w:ilvl w:val="1"/>
           <w:numId w:val="24"/>
@@ -1898,7 +2025,7 @@
     </w:p>
     <w:p>
       <w:pPr>
-        <w:pStyle w:val="Paragrafoelenco"/>
+        <w:pStyle w:val="ListParagraph"/>
         <w:numPr>
           <w:ilvl w:val="1"/>
           <w:numId w:val="24"/>
@@ -1909,15 +2036,6 @@
       </w:r>
     </w:p>
     <w:p>
-      <w:pPr>
-        <w:pStyle w:val="Paragrafoelenco"/>
-        <w:numPr>
-          <w:ilvl w:val="0"/>
-          <w:numId w:val="24"/>
-        </w:numPr>
-      </w:pPr>
-    </w:p>
-    <w:p>
       <w:r>
         <w:t>In</w:t>
       </w:r>
@@ -1971,7 +2089,7 @@
     </w:p>
     <w:p>
       <w:pPr>
-        <w:pStyle w:val="Paragrafoelenco"/>
+        <w:pStyle w:val="ListParagraph"/>
         <w:numPr>
           <w:ilvl w:val="0"/>
           <w:numId w:val="2"/>
@@ -1996,7 +2114,7 @@
     </w:p>
     <w:p>
       <w:pPr>
-        <w:pStyle w:val="Titolo3"/>
+        <w:pStyle w:val="Heading3"/>
       </w:pPr>
       <w:r>
         <w:t>Come fa l'utente a capire la differenza visiva tra un listino e l'altro?</w:t>
@@ -2004,7 +2122,7 @@
     </w:p>
     <w:p>
       <w:pPr>
-        <w:pStyle w:val="NormaleWeb"/>
+        <w:pStyle w:val="NormalWeb"/>
         <w:spacing w:before="0" w:beforeAutospacing="0"/>
         <w:rPr>
           <w:rFonts w:ascii="Arial" w:hAnsi="Arial" w:cs="Arial"/>
@@ -2019,7 +2137,7 @@
     </w:p>
     <w:tbl>
       <w:tblPr>
-        <w:tblStyle w:val="Tabellagriglia4-colore1"/>
+        <w:tblStyle w:val="GridTable4-Accent1"/>
         <w:tblW w:w="9351" w:type="dxa"/>
         <w:tblLook w:val="06A0" w:firstRow="1" w:lastRow="0" w:firstColumn="1" w:lastColumn="0" w:noHBand="1" w:noVBand="1"/>
       </w:tblPr>
@@ -2048,7 +2166,7 @@
             </w:pPr>
             <w:r>
               <w:rPr>
-                <w:rStyle w:val="Enfasigrassetto"/>
+                <w:rStyle w:val="Strong"/>
                 <w:rFonts w:ascii="Arial" w:hAnsi="Arial" w:cs="Arial"/>
               </w:rPr>
               <w:t>Price Level (Listino)</w:t>
@@ -2069,7 +2187,7 @@
             </w:pPr>
             <w:r>
               <w:rPr>
-                <w:rStyle w:val="Enfasigrassetto"/>
+                <w:rStyle w:val="Strong"/>
                 <w:rFonts w:ascii="Arial" w:hAnsi="Arial" w:cs="Arial"/>
               </w:rPr>
               <w:t>Qty 1-10 (EUR)</w:t>
@@ -2090,7 +2208,7 @@
             </w:pPr>
             <w:r>
               <w:rPr>
-                <w:rStyle w:val="Enfasigrassetto"/>
+                <w:rStyle w:val="Strong"/>
                 <w:rFonts w:ascii="Arial" w:hAnsi="Arial" w:cs="Arial"/>
               </w:rPr>
               <w:t>Qty 11-50 (EUR)</w:t>
@@ -2111,7 +2229,7 @@
             </w:pPr>
             <w:r>
               <w:rPr>
-                <w:rStyle w:val="Enfasigrassetto"/>
+                <w:rStyle w:val="Strong"/>
                 <w:rFonts w:ascii="Arial" w:hAnsi="Arial" w:cs="Arial"/>
               </w:rPr>
               <w:t>% Sconto</w:t>
@@ -2132,7 +2250,7 @@
             </w:pPr>
             <w:r>
               <w:rPr>
-                <w:rStyle w:val="Enfasigrassetto"/>
+                <w:rStyle w:val="Strong"/>
                 <w:rFonts w:ascii="Arial" w:hAnsi="Arial" w:cs="Arial"/>
               </w:rPr>
               <w:t>Status / Calcolo</w:t>
@@ -2389,6 +2507,7 @@
                 <w:i/>
                 <w:iCs/>
               </w:rPr>
+              <w:lastRenderedPageBreak/>
               <w:t>(cioè calcola in automatico lo sonto sul prezzo base)</w:t>
             </w:r>
           </w:p>
@@ -2413,6 +2532,7 @@
                 <w:b w:val="0"/>
                 <w:bCs w:val="0"/>
               </w:rPr>
+              <w:lastRenderedPageBreak/>
               <w:t>Distributor</w:t>
             </w:r>
           </w:p>
@@ -2662,7 +2782,6 @@
           <w:b/>
           <w:bCs/>
         </w:rPr>
-        <w:lastRenderedPageBreak/>
         <w:t>Il "Base Price" sta sempre nella primissima riga in alto</w:t>
       </w:r>
       <w:r>
@@ -2739,7 +2858,7 @@
     </w:p>
     <w:p>
       <w:pPr>
-        <w:pStyle w:val="Titolo2"/>
+        <w:pStyle w:val="Heading2"/>
       </w:pPr>
       <w:r>
         <w:t xml:space="preserve">NetSuite – </w:t>
@@ -2778,7 +2897,7 @@
     </w:p>
     <w:tbl>
       <w:tblPr>
-        <w:tblStyle w:val="Tabellagriglia4-colore1"/>
+        <w:tblStyle w:val="GridTable4-Accent1"/>
         <w:tblW w:w="0" w:type="auto"/>
         <w:tblLook w:val="06A0" w:firstRow="1" w:lastRow="0" w:firstColumn="1" w:lastColumn="0" w:noHBand="1" w:noVBand="1"/>
       </w:tblPr>
@@ -3132,7 +3251,7 @@
     </w:p>
     <w:tbl>
       <w:tblPr>
-        <w:tblStyle w:val="Tabellagriglia4-colore1"/>
+        <w:tblStyle w:val="GridTable4-Accent1"/>
         <w:tblW w:w="0" w:type="auto"/>
         <w:tblLook w:val="06A0" w:firstRow="1" w:lastRow="0" w:firstColumn="1" w:lastColumn="0" w:noHBand="1" w:noVBand="1"/>
       </w:tblPr>
@@ -3264,6 +3383,7 @@
               <w:spacing w:after="160" w:line="278" w:lineRule="auto"/>
             </w:pPr>
             <w:r>
+              <w:lastRenderedPageBreak/>
               <w:t>5002</w:t>
             </w:r>
           </w:p>
@@ -3360,7 +3480,7 @@
     </w:p>
     <w:tbl>
       <w:tblPr>
-        <w:tblStyle w:val="Tabellagriglia4-colore1"/>
+        <w:tblStyle w:val="GridTable4-Accent1"/>
         <w:tblW w:w="0" w:type="auto"/>
         <w:tblLook w:val="06A0" w:firstRow="1" w:lastRow="0" w:firstColumn="1" w:lastColumn="0" w:noHBand="1" w:noVBand="1"/>
       </w:tblPr>
@@ -3501,7 +3621,6 @@
               <w:spacing w:after="160" w:line="278" w:lineRule="auto"/>
             </w:pPr>
             <w:r>
-              <w:lastRenderedPageBreak/>
               <w:t>101</w:t>
             </w:r>
           </w:p>
@@ -3924,7 +4043,7 @@
     </w:p>
     <w:p>
       <w:pPr>
-        <w:pStyle w:val="Titolo2"/>
+        <w:pStyle w:val="Heading2"/>
       </w:pPr>
       <w:r>
         <w:t>NetSuite – Sezione Listini – lato UX</w:t>
@@ -3952,7 +4071,7 @@
     </w:p>
     <w:p>
       <w:pPr>
-        <w:pStyle w:val="Titolo3"/>
+        <w:pStyle w:val="Heading3"/>
       </w:pPr>
       <w:r>
         <w:t>C'è un listino "Prezzi Base" nella sezione Listini?</w:t>
@@ -4023,7 +4142,7 @@
     </w:p>
     <w:p>
       <w:pPr>
-        <w:pStyle w:val="Titolo2"/>
+        <w:pStyle w:val="Heading2"/>
       </w:pPr>
       <w:r>
         <w:t>NetSuite – Sezione Listini – lato DB</w:t>
@@ -4039,10 +4158,9 @@
     </w:p>
     <w:p>
       <w:pPr>
-        <w:pStyle w:val="Titolo2"/>
-      </w:pPr>
-      <w:r>
-        <w:lastRenderedPageBreak/>
+        <w:pStyle w:val="Heading2"/>
+      </w:pPr>
+      <w:r>
         <w:t>C</w:t>
       </w:r>
       <w:r>
@@ -4139,7 +4257,7 @@
     </w:p>
     <w:p>
       <w:pPr>
-        <w:pStyle w:val="Titolo3"/>
+        <w:pStyle w:val="Heading3"/>
       </w:pPr>
       <w:r>
         <w:t>Cosa distingue un Price Level (listino) da un altro?</w:t>
@@ -4287,7 +4405,7 @@
     </w:p>
     <w:p>
       <w:pPr>
-        <w:pStyle w:val="Titolo2"/>
+        <w:pStyle w:val="Heading2"/>
       </w:pPr>
       <w:r>
         <w:br w:type="page"/>
@@ -4346,10 +4464,10 @@
       <w:r>
         <w:t xml:space="preserve">Quando l'inventario va in negativo, NetSuite ricade sul "Last Purchase Price" invece che sulla media, causando una discontinuità di costo — di nuovo, un valore singolo e ben definito che il motore contabile deve poter trovare sempre, senza ambiguità. </w:t>
       </w:r>
-      <w:hyperlink r:id="rId8" w:tgtFrame="_blank" w:history="1">
+      <w:hyperlink r:id="rId10" w:tgtFrame="_blank" w:history="1">
         <w:r>
           <w:rPr>
-            <w:rStyle w:val="Collegamentoipertestuale"/>
+            <w:rStyle w:val="Hyperlink"/>
           </w:rPr>
           <w:t>Swyft ERP</w:t>
         </w:r>
@@ -4373,7 +4491,7 @@
     </w:p>
     <w:p>
       <w:pPr>
-        <w:pStyle w:val="Titolo1"/>
+        <w:pStyle w:val="Heading1"/>
       </w:pPr>
       <w:r>
         <w:t>SAP</w:t>
@@ -4515,7 +4633,7 @@
     </w:p>
     <w:p>
       <w:pPr>
-        <w:pStyle w:val="Titolo2"/>
+        <w:pStyle w:val="Heading2"/>
       </w:pPr>
       <w:r>
         <w:t>Sap – sezione prodotto – lato UX</w:t>
@@ -4714,7 +4832,7 @@
     </w:p>
     <w:p>
       <w:pPr>
-        <w:pStyle w:val="Titolo1"/>
+        <w:pStyle w:val="Heading1"/>
       </w:pPr>
       <w:r>
         <w:lastRenderedPageBreak/>
@@ -4733,7 +4851,7 @@
     </w:p>
     <w:p>
       <w:pPr>
-        <w:pStyle w:val="Paragrafoelenco"/>
+        <w:pStyle w:val="ListParagraph"/>
         <w:numPr>
           <w:ilvl w:val="0"/>
           <w:numId w:val="24"/>
@@ -4748,7 +4866,7 @@
     </w:p>
     <w:p>
       <w:pPr>
-        <w:pStyle w:val="Paragrafoelenco"/>
+        <w:pStyle w:val="ListParagraph"/>
         <w:numPr>
           <w:ilvl w:val="0"/>
           <w:numId w:val="24"/>
@@ -4763,7 +4881,7 @@
     </w:p>
     <w:p>
       <w:pPr>
-        <w:pStyle w:val="Paragrafoelenco"/>
+        <w:pStyle w:val="ListParagraph"/>
         <w:numPr>
           <w:ilvl w:val="1"/>
           <w:numId w:val="24"/>
@@ -4775,19 +4893,43 @@
     </w:p>
     <w:p>
       <w:pPr>
-        <w:pStyle w:val="Paragrafoelenco"/>
+        <w:pStyle w:val="ListParagraph"/>
         <w:numPr>
           <w:ilvl w:val="0"/>
           <w:numId w:val="24"/>
         </w:numPr>
       </w:pPr>
       <w:r>
+        <w:t>In tutti gli ERP, il costo di acquisto base è nella sezione prodotto (UX) ed è un campo della tabella prodotto. Questo anche in NetSuite: a differenza di quanto fa con i prezzi base, il costo base NON appartiene a un listino acquisti speciale.</w:t>
+      </w:r>
+    </w:p>
+    <w:p>
+      <w:pPr>
+        <w:pStyle w:val="ListParagraph"/>
+        <w:numPr>
+          <w:ilvl w:val="0"/>
+          <w:numId w:val="24"/>
+        </w:numPr>
+      </w:pPr>
+      <w:r>
+        <w:t>In tutti o quasi gli ERP c’è la possibilità di avere, in sola lettura, il costo di acquisto medio. Calcolato come costo medio della giacenza. Questo ha senso perché è una informazione contabile che serve a dare un valore alle giacenze di magazzino.</w:t>
+      </w:r>
+    </w:p>
+    <w:p>
+      <w:pPr>
+        <w:pStyle w:val="ListParagraph"/>
+        <w:numPr>
+          <w:ilvl w:val="0"/>
+          <w:numId w:val="24"/>
+        </w:numPr>
+      </w:pPr>
+      <w:r>
         <w:t>I listini di acquisto e di vendita invece si appoggiano a tabelle apposta.</w:t>
       </w:r>
     </w:p>
     <w:p>
       <w:pPr>
-        <w:pStyle w:val="Paragrafoelenco"/>
+        <w:pStyle w:val="ListParagraph"/>
         <w:numPr>
           <w:ilvl w:val="1"/>
           <w:numId w:val="24"/>
@@ -4799,7 +4941,7 @@
     </w:p>
     <w:p>
       <w:pPr>
-        <w:pStyle w:val="Paragrafoelenco"/>
+        <w:pStyle w:val="ListParagraph"/>
         <w:numPr>
           <w:ilvl w:val="0"/>
           <w:numId w:val="24"/>
@@ -4811,19 +4953,136 @@
     </w:p>
     <w:p>
       <w:pPr>
-        <w:pStyle w:val="Paragrafoelenco"/>
+        <w:pStyle w:val="ListParagraph"/>
         <w:numPr>
           <w:ilvl w:val="0"/>
           <w:numId w:val="24"/>
         </w:numPr>
       </w:pPr>
       <w:r>
+        <w:t xml:space="preserve">La best practice di tutti gli ERP è di trattare diversamente Prezzi base di vendita da costo base di acquisto. </w:t>
+      </w:r>
+      <w:r>
+        <w:t>Anche se sembrano due facce della stessa medaglia, rispondono a logiche aziendali completamente diverse:</w:t>
+      </w:r>
+    </w:p>
+    <w:p>
+      <w:pPr>
+        <w:numPr>
+          <w:ilvl w:val="0"/>
+          <w:numId w:val="37"/>
+        </w:numPr>
+        <w:tabs>
+          <w:tab w:val="num" w:pos="720"/>
+        </w:tabs>
+      </w:pPr>
+      <w:r>
+        <w:rPr>
+          <w:b/>
+          <w:bCs/>
+        </w:rPr>
+        <w:t>I Prezzi di Vendita (Listino Base) li decid</w:t>
+      </w:r>
+      <w:r>
+        <w:rPr>
+          <w:b/>
+          <w:bCs/>
+        </w:rPr>
+        <w:t>e l’azienda che usa l’ERP</w:t>
+      </w:r>
+      <w:r>
+        <w:rPr>
+          <w:b/>
+          <w:bCs/>
+        </w:rPr>
+        <w:t>.</w:t>
+      </w:r>
+      <w:r>
+        <w:t xml:space="preserve"> </w:t>
+      </w:r>
+      <w:r>
+        <w:t>L’azienda stabilisce</w:t>
+      </w:r>
+      <w:r>
+        <w:t xml:space="preserve"> che il prodotto X ha un </w:t>
+      </w:r>
+      <w:r>
+        <w:rPr>
+          <w:i/>
+          <w:iCs/>
+        </w:rPr>
+        <w:t>Prezzo Base di Vendita</w:t>
+      </w:r>
+      <w:r>
+        <w:t xml:space="preserve"> ufficiale (es. 100 €). Da quel prezzo unico possiamo poi applicare sconti % o listini speciali per i vari clienti (es. 90 € per i grossisti). Ha senso avere un "Listino Base" perché l'azienda è la padrona del prezzo.</w:t>
+      </w:r>
+    </w:p>
+    <w:p>
+      <w:pPr>
+        <w:numPr>
+          <w:ilvl w:val="0"/>
+          <w:numId w:val="37"/>
+        </w:numPr>
+        <w:tabs>
+          <w:tab w:val="num" w:pos="720"/>
+        </w:tabs>
+      </w:pPr>
+      <w:r>
+        <w:rPr>
+          <w:b/>
+          <w:bCs/>
+        </w:rPr>
+        <w:t>I Costi di Acquisto li decidono i FORNITORI (e il mercato).</w:t>
+      </w:r>
+      <w:r>
+        <w:t xml:space="preserve"> Non esiste un "Listino Base di Acquisto" unico dell'azienda, perché lo stesso prodotto chimico possiamo comprarlo dal </w:t>
+      </w:r>
+      <w:r>
+        <w:rPr>
+          <w:i/>
+          <w:iCs/>
+        </w:rPr>
+        <w:t>Fornitore A</w:t>
+      </w:r>
+      <w:r>
+        <w:t xml:space="preserve"> a 80 €, dal </w:t>
+      </w:r>
+      <w:r>
+        <w:rPr>
+          <w:i/>
+          <w:iCs/>
+        </w:rPr>
+        <w:t>Fornitore B</w:t>
+      </w:r>
+      <w:r>
+        <w:t xml:space="preserve"> a 85 € o dal </w:t>
+      </w:r>
+      <w:r>
+        <w:rPr>
+          <w:i/>
+          <w:iCs/>
+        </w:rPr>
+        <w:t>Fornitore C</w:t>
+      </w:r>
+      <w:r>
+        <w:t xml:space="preserve"> a 75 €. Inoltre, il costo reale della merce che abbiamo fisicamente in casa (in magazzino) cambia continuamente a seconda di quando e a quanto abbiamo comprato i singoli lotti.</w:t>
+      </w:r>
+    </w:p>
+    <w:p>
+      <w:pPr>
+        <w:pStyle w:val="ListParagraph"/>
+        <w:numPr>
+          <w:ilvl w:val="0"/>
+          <w:numId w:val="24"/>
+        </w:numPr>
+      </w:pPr>
+      <w:r>
         <w:t>Vista dei prezzi base nella sezione listini</w:t>
       </w:r>
     </w:p>
     <w:p>
       <w:pPr>
-        <w:pStyle w:val="Paragrafoelenco"/>
+        <w:pStyle w:val="ListParagraph"/>
         <w:numPr>
           <w:ilvl w:val="1"/>
           <w:numId w:val="24"/>
@@ -4835,7 +5094,7 @@
     </w:p>
     <w:p>
       <w:pPr>
-        <w:pStyle w:val="Paragrafoelenco"/>
+        <w:pStyle w:val="ListParagraph"/>
         <w:numPr>
           <w:ilvl w:val="1"/>
           <w:numId w:val="24"/>
@@ -4847,7 +5106,7 @@
     </w:p>
     <w:p>
       <w:pPr>
-        <w:pStyle w:val="Paragrafoelenco"/>
+        <w:pStyle w:val="ListParagraph"/>
         <w:numPr>
           <w:ilvl w:val="1"/>
           <w:numId w:val="24"/>
@@ -4859,13 +5118,14 @@
     </w:p>
     <w:p>
       <w:pPr>
-        <w:pStyle w:val="Paragrafoelenco"/>
+        <w:pStyle w:val="ListParagraph"/>
         <w:numPr>
           <w:ilvl w:val="0"/>
           <w:numId w:val="24"/>
         </w:numPr>
       </w:pPr>
       <w:r>
+        <w:lastRenderedPageBreak/>
         <w:t xml:space="preserve">In generale, </w:t>
       </w:r>
       <w:r>
@@ -4877,7 +5137,7 @@
     </w:p>
     <w:p>
       <w:pPr>
-        <w:pStyle w:val="Paragrafoelenco"/>
+        <w:pStyle w:val="ListParagraph"/>
         <w:numPr>
           <w:ilvl w:val="1"/>
           <w:numId w:val="24"/>
@@ -4895,7 +5155,7 @@
     </w:p>
     <w:p>
       <w:pPr>
-        <w:pStyle w:val="Paragrafoelenco"/>
+        <w:pStyle w:val="ListParagraph"/>
         <w:numPr>
           <w:ilvl w:val="1"/>
           <w:numId w:val="24"/>
@@ -4915,7 +5175,7 @@
     </w:p>
     <w:p>
       <w:pPr>
-        <w:pStyle w:val="Paragrafoelenco"/>
+        <w:pStyle w:val="ListParagraph"/>
         <w:numPr>
           <w:ilvl w:val="0"/>
           <w:numId w:val="18"/>
@@ -4934,7 +5194,7 @@
     </w:p>
     <w:p>
       <w:pPr>
-        <w:pStyle w:val="Paragrafoelenco"/>
+        <w:pStyle w:val="ListParagraph"/>
         <w:numPr>
           <w:ilvl w:val="0"/>
           <w:numId w:val="18"/>
@@ -4967,7 +5227,7 @@
     </w:p>
     <w:p>
       <w:pPr>
-        <w:pStyle w:val="Paragrafoelenco"/>
+        <w:pStyle w:val="ListParagraph"/>
         <w:numPr>
           <w:ilvl w:val="0"/>
           <w:numId w:val="18"/>
@@ -4979,7 +5239,7 @@
     </w:p>
     <w:p>
       <w:pPr>
-        <w:pStyle w:val="Paragrafoelenco"/>
+        <w:pStyle w:val="ListParagraph"/>
         <w:numPr>
           <w:ilvl w:val="0"/>
           <w:numId w:val="18"/>
@@ -4991,7 +5251,7 @@
     </w:p>
     <w:p>
       <w:pPr>
-        <w:pStyle w:val="Titolo2"/>
+        <w:pStyle w:val="Heading2"/>
       </w:pPr>
       <w:r>
         <w:t>Suggerimenti per allineamento a best in class</w:t>
@@ -4999,7 +5259,7 @@
     </w:p>
     <w:p>
       <w:pPr>
-        <w:pStyle w:val="Titolo3"/>
+        <w:pStyle w:val="Heading3"/>
       </w:pPr>
       <w:r>
         <w:t>Prezzi vendita</w:t>
@@ -5007,7 +5267,7 @@
     </w:p>
     <w:p>
       <w:pPr>
-        <w:pStyle w:val="Paragrafoelenco"/>
+        <w:pStyle w:val="ListParagraph"/>
         <w:numPr>
           <w:ilvl w:val="0"/>
           <w:numId w:val="18"/>
@@ -5025,7 +5285,7 @@
     </w:p>
     <w:p>
       <w:pPr>
-        <w:pStyle w:val="Paragrafoelenco"/>
+        <w:pStyle w:val="ListParagraph"/>
         <w:numPr>
           <w:ilvl w:val="0"/>
           <w:numId w:val="18"/>
@@ -5037,7 +5297,7 @@
     </w:p>
     <w:p>
       <w:pPr>
-        <w:pStyle w:val="Paragrafoelenco"/>
+        <w:pStyle w:val="ListParagraph"/>
         <w:numPr>
           <w:ilvl w:val="0"/>
           <w:numId w:val="18"/>
@@ -5049,7 +5309,7 @@
     </w:p>
     <w:p>
       <w:pPr>
-        <w:pStyle w:val="Paragrafoelenco"/>
+        <w:pStyle w:val="ListParagraph"/>
         <w:numPr>
           <w:ilvl w:val="1"/>
           <w:numId w:val="18"/>
@@ -5061,7 +5321,7 @@
     </w:p>
     <w:p>
       <w:pPr>
-        <w:pStyle w:val="Paragrafoelenco"/>
+        <w:pStyle w:val="ListParagraph"/>
         <w:numPr>
           <w:ilvl w:val="1"/>
           <w:numId w:val="18"/>
@@ -5073,16 +5333,15 @@
     </w:p>
     <w:p>
       <w:pPr>
-        <w:pStyle w:val="Titolo3"/>
-      </w:pPr>
-      <w:r>
-        <w:lastRenderedPageBreak/>
+        <w:pStyle w:val="Heading3"/>
+      </w:pPr>
+      <w:r>
         <w:t>Costi di acquisto</w:t>
       </w:r>
     </w:p>
     <w:p>
       <w:pPr>
-        <w:pStyle w:val="Paragrafoelenco"/>
+        <w:pStyle w:val="ListParagraph"/>
         <w:numPr>
           <w:ilvl w:val="0"/>
           <w:numId w:val="18"/>
@@ -5094,7 +5353,7 @@
     </w:p>
     <w:p>
       <w:pPr>
-        <w:pStyle w:val="Paragrafoelenco"/>
+        <w:pStyle w:val="ListParagraph"/>
         <w:numPr>
           <w:ilvl w:val="0"/>
           <w:numId w:val="18"/>
@@ -5106,7 +5365,7 @@
     </w:p>
     <w:p>
       <w:pPr>
-        <w:pStyle w:val="Paragrafoelenco"/>
+        <w:pStyle w:val="ListParagraph"/>
         <w:numPr>
           <w:ilvl w:val="1"/>
           <w:numId w:val="18"/>
@@ -5118,7 +5377,7 @@
     </w:p>
     <w:p>
       <w:pPr>
-        <w:pStyle w:val="Paragrafoelenco"/>
+        <w:pStyle w:val="ListParagraph"/>
         <w:numPr>
           <w:ilvl w:val="1"/>
           <w:numId w:val="18"/>
@@ -5130,7 +5389,7 @@
     </w:p>
     <w:p>
       <w:pPr>
-        <w:pStyle w:val="Titolo1"/>
+        <w:pStyle w:val="Heading1"/>
       </w:pPr>
       <w:r>
         <w:t>COSE DA FARE</w:t>
@@ -5138,7 +5397,7 @@
     </w:p>
     <w:p>
       <w:pPr>
-        <w:pStyle w:val="Paragrafoelenco"/>
+        <w:pStyle w:val="ListParagraph"/>
         <w:numPr>
           <w:ilvl w:val="0"/>
           <w:numId w:val="32"/>
@@ -5150,7 +5409,7 @@
     </w:p>
     <w:p>
       <w:pPr>
-        <w:pStyle w:val="Paragrafoelenco"/>
+        <w:pStyle w:val="ListParagraph"/>
         <w:numPr>
           <w:ilvl w:val="0"/>
           <w:numId w:val="32"/>
@@ -5162,7 +5421,7 @@
     </w:p>
     <w:p>
       <w:pPr>
-        <w:pStyle w:val="Paragrafoelenco"/>
+        <w:pStyle w:val="ListParagraph"/>
         <w:numPr>
           <w:ilvl w:val="0"/>
           <w:numId w:val="32"/>
@@ -5174,7 +5433,7 @@
     </w:p>
     <w:p>
       <w:pPr>
-        <w:pStyle w:val="Paragrafoelenco"/>
+        <w:pStyle w:val="ListParagraph"/>
         <w:numPr>
           <w:ilvl w:val="0"/>
           <w:numId w:val="32"/>
@@ -5189,12 +5448,558 @@
           <w:b/>
           <w:bCs/>
         </w:rPr>
-        <w:t>Costi base. Capire come vogliamo raccoglierli. Se copiare quanto facciamo in listini base</w:t>
-      </w:r>
-    </w:p>
-    <w:p>
-      <w:pPr>
-        <w:pStyle w:val="Titolo1"/>
+        <w:t>Costi base.</w:t>
+      </w:r>
+    </w:p>
+    <w:p>
+      <w:pPr>
+        <w:pStyle w:val="ListParagraph"/>
+        <w:numPr>
+          <w:ilvl w:val="1"/>
+          <w:numId w:val="32"/>
+        </w:numPr>
+      </w:pPr>
+      <w:r>
+        <w:t>Lato DB spostare il costo base</w:t>
+      </w:r>
+      <w:r>
+        <w:t xml:space="preserve">. </w:t>
+      </w:r>
+      <w:r>
+        <w:t>Spostare il</w:t>
+      </w:r>
+      <w:r>
+        <w:t xml:space="preserve"> costo interno/base del prodotto risiede </w:t>
+      </w:r>
+      <w:r>
+        <w:rPr>
+          <w:b/>
+          <w:bCs/>
+        </w:rPr>
+        <w:t>direttamente nella tabella del Prodotto (products / skus)</w:t>
+      </w:r>
+      <w:r>
+        <w:t xml:space="preserve"> (o </w:t>
+      </w:r>
+      <w:r>
+        <w:t xml:space="preserve">ancora meglio </w:t>
+      </w:r>
+      <w:r>
+        <w:t xml:space="preserve">in una tabella di valutazione contabile product_valuation 1:1 con il prodotto), </w:t>
+      </w:r>
+      <w:r>
+        <w:rPr>
+          <w:b/>
+          <w:bCs/>
+        </w:rPr>
+        <w:t>NON</w:t>
+      </w:r>
+      <w:r>
+        <w:t xml:space="preserve"> nella tabella dei listini.</w:t>
+      </w:r>
+      <w:r>
+        <w:t xml:space="preserve"> </w:t>
+      </w:r>
+      <w:r>
+        <w:t>Campi consigliati sulla tabella products:</w:t>
+      </w:r>
+    </w:p>
+    <w:p>
+      <w:pPr>
+        <w:pStyle w:val="ListParagraph"/>
+        <w:numPr>
+          <w:ilvl w:val="2"/>
+          <w:numId w:val="32"/>
+        </w:numPr>
+      </w:pPr>
+      <w:r>
+        <w:lastRenderedPageBreak/>
+        <w:t xml:space="preserve">standard_cost (Decimal): Il </w:t>
+      </w:r>
+      <w:r>
+        <w:rPr>
+          <w:b/>
+          <w:bCs/>
+        </w:rPr>
+        <w:t>Costo Standard / Teorico</w:t>
+      </w:r>
+      <w:r>
+        <w:t xml:space="preserve"> fisso (impostato dal responsabile acquisti o controller per calcolare i margini teorici e i preventivi).</w:t>
+      </w:r>
+    </w:p>
+    <w:p>
+      <w:pPr>
+        <w:pStyle w:val="ListParagraph"/>
+        <w:numPr>
+          <w:ilvl w:val="2"/>
+          <w:numId w:val="32"/>
+        </w:numPr>
+      </w:pPr>
+      <w:r>
+        <w:t xml:space="preserve">average_cost (Decimal): Il </w:t>
+      </w:r>
+      <w:r>
+        <w:rPr>
+          <w:b/>
+          <w:bCs/>
+        </w:rPr>
+        <w:t>Costo Medio Ponderato</w:t>
+      </w:r>
+      <w:r>
+        <w:t xml:space="preserve"> (calcolato in automatico dal sistema a ogni carico di magazzino).</w:t>
+      </w:r>
+    </w:p>
+    <w:p>
+      <w:pPr>
+        <w:pStyle w:val="ListParagraph"/>
+        <w:numPr>
+          <w:ilvl w:val="1"/>
+          <w:numId w:val="32"/>
+        </w:numPr>
+      </w:pPr>
+      <w:r>
+        <w:t xml:space="preserve">Lato UX. </w:t>
+      </w:r>
+      <w:r>
+        <w:t>dividere la schermata in due livelli visivi:</w:t>
+      </w:r>
+    </w:p>
+    <w:p>
+      <w:pPr>
+        <w:pStyle w:val="ListParagraph"/>
+        <w:numPr>
+          <w:ilvl w:val="2"/>
+          <w:numId w:val="32"/>
+        </w:numPr>
+      </w:pPr>
+      <w:r>
+        <w:t>Livello Superiore: KPI e Costi Interni (Header / Form)</w:t>
+      </w:r>
+      <w:r>
+        <w:t xml:space="preserve">. </w:t>
+      </w:r>
+      <w:r>
+        <w:t>In alto inserisci dei riquadri in evidenza (o campi del form) con i costi propri dell'azienda:</w:t>
+      </w:r>
+    </w:p>
+    <w:p>
+      <w:pPr>
+        <w:pStyle w:val="ListParagraph"/>
+        <w:numPr>
+          <w:ilvl w:val="3"/>
+          <w:numId w:val="32"/>
+        </w:numPr>
+      </w:pPr>
+      <w:r>
+        <w:t>Costo Standard (Teorico): Campo editabile dal controller/responsabile acquisti per definire il costo di riferimento per i margini.</w:t>
+      </w:r>
+    </w:p>
+    <w:p>
+      <w:pPr>
+        <w:pStyle w:val="ListParagraph"/>
+        <w:numPr>
+          <w:ilvl w:val="3"/>
+          <w:numId w:val="32"/>
+        </w:numPr>
+      </w:pPr>
+      <w:r>
+        <w:t>Costo Medio Ponderato (CMP): Campo in sola lettura, calcolato automaticamente dal sistema in base ai carichi di magazzino reali.</w:t>
+      </w:r>
+    </w:p>
+    <w:p>
+      <w:pPr>
+        <w:pStyle w:val="ListParagraph"/>
+        <w:numPr>
+          <w:ilvl w:val="2"/>
+          <w:numId w:val="32"/>
+        </w:numPr>
+      </w:pPr>
+      <w:r>
+        <w:t>Livello Inferiore: Griglia Fornitori in Stile NetSuite (Matrice)</w:t>
+      </w:r>
+      <w:r>
+        <w:t xml:space="preserve">. </w:t>
+      </w:r>
+      <w:r>
+        <w:t>Subito sotto, posizioni la tabella con i listini dei fornitori per quel preciso SKU:</w:t>
+      </w:r>
+    </w:p>
+    <w:p>
+      <w:pPr>
+        <w:pStyle w:val="ListParagraph"/>
+        <w:ind w:left="2340"/>
+      </w:pPr>
+      <w:r>
+        <w:t>Fornitore Preferito: Radio button / Checkbox per indicare il fornitore predefinito.</w:t>
+      </w:r>
+    </w:p>
+    <w:p>
+      <w:pPr>
+        <w:pStyle w:val="ListParagraph"/>
+        <w:ind w:left="2340"/>
+      </w:pPr>
+      <w:r>
+        <w:t>Codice Articolo Fornitore: Il codice che il fornitore usa sul suo catalogo.</w:t>
+      </w:r>
+    </w:p>
+    <w:p>
+      <w:pPr>
+        <w:pStyle w:val="ListParagraph"/>
+        <w:ind w:left="2340"/>
+      </w:pPr>
+      <w:r>
+        <w:t>Costo a Listino: Il prezzo concordato.</w:t>
+      </w:r>
+    </w:p>
+    <w:p>
+      <w:pPr>
+        <w:pStyle w:val="ListParagraph"/>
+        <w:ind w:left="2340"/>
+      </w:pPr>
+      <w:r>
+        <w:t>Sconto % / Prezzo Netto.</w:t>
+      </w:r>
+    </w:p>
+    <w:p>
+      <w:pPr>
+        <w:pStyle w:val="ListParagraph"/>
+        <w:ind w:left="2340"/>
+      </w:pPr>
+      <w:r>
+        <w:t>MOQ &amp; Lead Time: Quantità minima ordinabile e giorni di consegna.</w:t>
+      </w:r>
+    </w:p>
+    <w:p>
+      <w:r>
+        <w:t xml:space="preserve">Quando crei un nuovo SKU e la giacenza è ancora </w:t>
+      </w:r>
+      <w:r>
+        <w:rPr>
+          <w:b/>
+          <w:bCs/>
+        </w:rPr>
+        <w:t>0</w:t>
+      </w:r>
+      <w:r>
+        <w:t>, l'algoritmo del Costo Medio Ponderato non può calcolare nulla (farebbe una divisione per zero).</w:t>
+      </w:r>
+    </w:p>
+    <w:p>
+      <w:r>
+        <w:t>I grandi ERP gestiscono questo scenario iniziale secondo tre approcci standard:</w:t>
+      </w:r>
+    </w:p>
+    <w:p>
+      <w:pPr>
+        <w:numPr>
+          <w:ilvl w:val="0"/>
+          <w:numId w:val="36"/>
+        </w:numPr>
+      </w:pPr>
+      <w:r>
+        <w:rPr>
+          <w:b/>
+          <w:bCs/>
+        </w:rPr>
+        <w:t>Fallback sul Costo Standard:</w:t>
+      </w:r>
+      <w:r>
+        <w:t xml:space="preserve"> Il valore del CMP a schermo viene inizializzato uguale al </w:t>
+      </w:r>
+      <w:r>
+        <w:rPr>
+          <w:b/>
+          <w:bCs/>
+        </w:rPr>
+        <w:t>Costo Standard</w:t>
+      </w:r>
+      <w:r>
+        <w:t xml:space="preserve"> (inserito manualmente dall'utente nella scheda prodotto). Finché non arriva la prima bolla/fattura di acquisto, il sistema usa quel valore per i calcoli di marginalità.</w:t>
+      </w:r>
+    </w:p>
+    <w:p>
+      <w:pPr>
+        <w:numPr>
+          <w:ilvl w:val="0"/>
+          <w:numId w:val="36"/>
+        </w:numPr>
+      </w:pPr>
+      <w:r>
+        <w:rPr>
+          <w:b/>
+          <w:bCs/>
+        </w:rPr>
+        <w:t xml:space="preserve">Valore </w:t>
+      </w:r>
+      <m:oMath>
+        <m:r>
+          <w:rPr>
+            <w:rFonts w:ascii="Cambria Math" w:hAnsi="Cambria Math"/>
+          </w:rPr>
+          <m:t>NULL</m:t>
+        </m:r>
+      </m:oMath>
+      <w:r>
+        <w:rPr>
+          <w:b/>
+          <w:bCs/>
+        </w:rPr>
+        <w:t xml:space="preserve"> o </w:t>
+      </w:r>
+      <m:oMath>
+        <m:r>
+          <w:rPr>
+            <w:rFonts w:ascii="Cambria Math" w:hAnsi="Cambria Math"/>
+          </w:rPr>
+          <m:t>0</m:t>
+        </m:r>
+      </m:oMath>
+      <w:r>
+        <w:rPr>
+          <w:b/>
+          <w:bCs/>
+        </w:rPr>
+        <w:t xml:space="preserve"> con blocco vendite:</w:t>
+      </w:r>
+      <w:r>
+        <w:t xml:space="preserve"> Alcuni ERP (come SAP) non permettono la vendita o lo scarico di magazzino se il valore del CMP è </w:t>
+      </w:r>
+      <m:oMath>
+        <m:r>
+          <w:rPr>
+            <w:rFonts w:ascii="Cambria Math" w:hAnsi="Cambria Math"/>
+          </w:rPr>
+          <m:t>0</m:t>
+        </m:r>
+      </m:oMath>
+      <w:r>
+        <w:t xml:space="preserve"> e il Costo Standard è vuoto, forzando l'utente a definire un costo stimato iniziale.</w:t>
+      </w:r>
+    </w:p>
+    <w:p>
+      <w:pPr>
+        <w:numPr>
+          <w:ilvl w:val="0"/>
+          <w:numId w:val="36"/>
+        </w:numPr>
+      </w:pPr>
+      <w:r>
+        <w:rPr>
+          <w:b/>
+          <w:bCs/>
+        </w:rPr>
+        <w:t>Primo Carico di Magazzino:</w:t>
+      </w:r>
+      <w:r>
+        <w:t xml:space="preserve"> Alla prima entrata merci (es. acquisti 100 kg a 10 €/kg), il sistema imposta istantaneamente il CMP a 10 €/kg. Da quel momento in poi, l'algoritmo dinamico prende il sopravvento.</w:t>
+      </w:r>
+    </w:p>
+    <w:p>
+      <w:pPr>
+        <w:pStyle w:val="Heading2"/>
+      </w:pPr>
+      <w:r>
+        <w:lastRenderedPageBreak/>
+        <w:t>Logica e pseudocodice per la valorizzazione del magazzino</w:t>
+      </w:r>
+    </w:p>
+    <w:p>
+      <w:r>
+        <w:t>La valorizzazione del magazzino consiste nel calcolare il valore economico totale (in Euro) della merce stoccata.</w:t>
+      </w:r>
+    </w:p>
+    <w:p>
+      <w:r>
+        <w:t xml:space="preserve">Esistono tre metodi principali nei gestionali enterprise (CMP, FIFO, LIFO). Il </w:t>
+      </w:r>
+      <w:r>
+        <w:rPr>
+          <w:b/>
+          <w:bCs/>
+        </w:rPr>
+        <w:t>Costo Medio Ponderato (CMP Mobile)</w:t>
+      </w:r>
+      <w:r>
+        <w:t xml:space="preserve"> è il più diffuso per prodotti chimici e materie prime.</w:t>
+      </w:r>
+    </w:p>
+    <w:p>
+      <w:pPr>
+        <w:rPr>
+          <w:b/>
+          <w:bCs/>
+        </w:rPr>
+      </w:pPr>
+      <w:r>
+        <w:rPr>
+          <w:b/>
+          <w:bCs/>
+        </w:rPr>
+        <w:t>Formula Matematica del CMP Mobile</w:t>
+      </w:r>
+    </w:p>
+    <w:p>
+      <w:r>
+        <w:t>Ogni volta che si verifica un'</w:t>
+      </w:r>
+      <w:r>
+        <w:rPr>
+          <w:b/>
+          <w:bCs/>
+        </w:rPr>
+        <w:t>entrata merci (acquisto)</w:t>
+      </w:r>
+      <w:r>
+        <w:t>, il nuovo costo medio si ricalcola così:</w:t>
+      </w:r>
+    </w:p>
+    <w:p>
+      <w:pPr>
+        <w:rPr>
+          <w:rFonts w:eastAsiaTheme="minorEastAsia"/>
+        </w:rPr>
+      </w:pPr>
+      <m:oMathPara>
+        <m:oMath>
+          <m:r>
+            <m:rPr>
+              <m:nor/>
+            </m:rPr>
+            <m:t>Nuovo CMP</m:t>
+          </m:r>
+          <m:r>
+            <w:rPr>
+              <w:rFonts w:ascii="Cambria Math" w:hAnsi="Cambria Math"/>
+            </w:rPr>
+            <m:t>=</m:t>
+          </m:r>
+          <m:f>
+            <m:fPr>
+              <m:ctrlPr>
+                <w:rPr>
+                  <w:rFonts w:ascii="Cambria Math" w:hAnsi="Cambria Math"/>
+                </w:rPr>
+              </m:ctrlPr>
+            </m:fPr>
+            <m:num>
+              <m:d>
+                <m:dPr>
+                  <m:ctrlPr>
+                    <w:rPr>
+                      <w:rFonts w:ascii="Cambria Math" w:hAnsi="Cambria Math"/>
+                    </w:rPr>
+                  </m:ctrlPr>
+                </m:dPr>
+                <m:e>
+                  <m:r>
+                    <m:rPr>
+                      <m:nor/>
+                    </m:rPr>
+                    <m:t>Giacenza Attuale</m:t>
+                  </m:r>
+                  <m:r>
+                    <w:rPr>
+                      <w:rFonts w:ascii="Cambria Math" w:hAnsi="Cambria Math"/>
+                    </w:rPr>
+                    <m:t>×</m:t>
+                  </m:r>
+                  <m:r>
+                    <m:rPr>
+                      <m:nor/>
+                    </m:rPr>
+                    <m:t>CMP Attuale</m:t>
+                  </m:r>
+                </m:e>
+              </m:d>
+              <m:r>
+                <w:rPr>
+                  <w:rFonts w:ascii="Cambria Math" w:hAnsi="Cambria Math"/>
+                </w:rPr>
+                <m:t>+</m:t>
+              </m:r>
+              <m:d>
+                <m:dPr>
+                  <m:ctrlPr>
+                    <w:rPr>
+                      <w:rFonts w:ascii="Cambria Math" w:hAnsi="Cambria Math"/>
+                    </w:rPr>
+                  </m:ctrlPr>
+                </m:dPr>
+                <m:e>
+                  <m:r>
+                    <m:rPr>
+                      <m:nor/>
+                    </m:rPr>
+                    <m:t>Qtà Entrata</m:t>
+                  </m:r>
+                  <m:r>
+                    <w:rPr>
+                      <w:rFonts w:ascii="Cambria Math" w:hAnsi="Cambria Math"/>
+                    </w:rPr>
+                    <m:t>×</m:t>
+                  </m:r>
+                  <m:r>
+                    <m:rPr>
+                      <m:nor/>
+                    </m:rPr>
+                    <m:t>Prezzo Acquisto Entrata</m:t>
+                  </m:r>
+                </m:e>
+              </m:d>
+            </m:num>
+            <m:den>
+              <m:r>
+                <m:rPr>
+                  <m:nor/>
+                </m:rPr>
+                <m:t>Giacenza Attuale</m:t>
+              </m:r>
+              <m:r>
+                <w:rPr>
+                  <w:rFonts w:ascii="Cambria Math" w:hAnsi="Cambria Math"/>
+                </w:rPr>
+                <m:t>+</m:t>
+              </m:r>
+              <m:r>
+                <m:rPr>
+                  <m:nor/>
+                </m:rPr>
+                <m:t>Qtà Entrata</m:t>
+              </m:r>
+            </m:den>
+          </m:f>
+        </m:oMath>
+      </m:oMathPara>
+    </w:p>
+    <w:p>
+      <w:r>
+        <w:t xml:space="preserve">Le </w:t>
+      </w:r>
+      <w:r>
+        <w:rPr>
+          <w:b/>
+          <w:bCs/>
+        </w:rPr>
+        <w:t>uscite merci (vendite/scarichi)</w:t>
+      </w:r>
+      <w:r>
+        <w:t xml:space="preserve"> avvengono sempre al CMP corrente e </w:t>
+      </w:r>
+      <w:r>
+        <w:rPr>
+          <w:b/>
+          <w:bCs/>
+        </w:rPr>
+        <w:t>non modificano</w:t>
+      </w:r>
+      <w:r>
+        <w:t xml:space="preserve"> il valore del CMP unitario, ma riducono solo il valore totale del magazzino.</w:t>
+      </w:r>
+    </w:p>
+    <w:p/>
+    <w:p>
+      <w:pPr>
+        <w:pStyle w:val="Heading1"/>
       </w:pPr>
       <w:r>
         <w:t>STUDIO UX SU PREZZI NELLA SEZIONE PRODOTTO</w:t>
@@ -5202,7 +6007,7 @@
     </w:p>
     <w:p>
       <w:pPr>
-        <w:pStyle w:val="Titolo2"/>
+        <w:pStyle w:val="Heading2"/>
         <w:numPr>
           <w:ilvl w:val="0"/>
           <w:numId w:val="34"/>
@@ -5224,7 +6029,7 @@
     </w:p>
     <w:p>
       <w:pPr>
-        <w:pStyle w:val="Titolo2"/>
+        <w:pStyle w:val="Heading2"/>
       </w:pPr>
       <w:r>
         <w:t>2) Dove finiscono i "Prezzi di Vendita &amp; Listini"?</w:t>
@@ -5242,7 +6047,7 @@
     </w:p>
     <w:p>
       <w:pPr>
-        <w:pStyle w:val="Titolo2"/>
+        <w:pStyle w:val="Heading2"/>
       </w:pPr>
       <w:r>
         <w:t xml:space="preserve">3) Come vengono usati nell'app? Sono </w:t>
@@ -5261,15 +6066,12 @@
     </w:p>
     <w:p>
       <w:r>
-        <w:t xml:space="preserve">Sono letteralmente gli **stessi identici prezzi di listino e prezzi base** dell'applicazione. La scheda prodotto non sta creando una "copia privata" di questi dati, ma sta interrogando le </w:t>
-      </w:r>
+        <w:t>Sono letteralmente gli **stessi identici prezzi di listino e prezzi base** dell'applicazione. La scheda prodotto non sta creando una "copia privata" di questi dati, ma sta interrogando le stesse tabelle che usa il modulo listini, offrendo però all'utente una **vista prodotto-centrica**.</w:t>
+      </w:r>
+    </w:p>
+    <w:p>
       <w:r>
         <w:lastRenderedPageBreak/>
-        <w:t>stesse tabelle che usa il modulo listini, offrendo però all'utente una **vista prodotto-centrica**.</w:t>
-      </w:r>
-    </w:p>
-    <w:p>
-      <w:r>
         <w:t>Per essere ancora più precisi:</w:t>
       </w:r>
     </w:p>
@@ -5291,7 +6093,7 @@
     </w:p>
     <w:p>
       <w:pPr>
-        <w:pStyle w:val="Titolo1"/>
+        <w:pStyle w:val="Heading1"/>
       </w:pPr>
       <w:r>
         <w:t>C</w:t>
@@ -5302,7 +6104,7 @@
     </w:p>
     <w:p>
       <w:pPr>
-        <w:pStyle w:val="Titolo2"/>
+        <w:pStyle w:val="Heading2"/>
       </w:pPr>
       <w:r>
         <w:t>I grandi ERP hanno una sezione prodotto con prezzo base separato dal listino, lato DB?</w:t>
@@ -5336,7 +6138,7 @@
     </w:p>
     <w:p>
       <w:pPr>
-        <w:pStyle w:val="Titolo2"/>
+        <w:pStyle w:val="Heading2"/>
       </w:pPr>
       <w:r>
         <w:t>I prezzi base sono prezzi con un id_listino speciale</w:t>
@@ -5355,7 +6157,7 @@
     </w:p>
     <w:p>
       <w:pPr>
-        <w:pStyle w:val="Titolo2"/>
+        <w:pStyle w:val="Heading2"/>
       </w:pPr>
       <w:r>
         <w:t xml:space="preserve">Una vista </w:t>
@@ -5372,18 +6174,15 @@
     </w:p>
     <w:p>
       <w:r>
-        <w:t xml:space="preserve">Sì, ed è un pattern consolidato. NetSuite lo fa nativamente: sulla scheda articolo esiste una "Pricing Matrix/Sublist" che mostra in un'unica griglia tutte le combinazioni di price level, valuta e fascia di quantità per quel prodotto — viene spesso chiamata pricing matrix perché per un articolo possono esserci più prezzi determinati da uno o più price level e uno o più livelli di quantità, e questa vista offre grande flessibilità nel configurare e usare i vari prezzi per </w:t>
-      </w:r>
+        <w:t>Sì, ed è un pattern consolidato. NetSuite lo fa nativamente: sulla scheda articolo esiste una "Pricing Matrix/Sublist" che mostra in un'unica griglia tutte le combinazioni di price level, valuta e fascia di quantità per quel prodotto — viene spesso chiamata pricing matrix perché per un articolo possono esserci più prezzi determinati da uno o più price level e uno o più livelli di quantità, e questa vista offre grande flessibilità nel configurare e usare i vari prezzi per gli articoli venduti. È esattamente la vista "al volo" che avete in mente: prezzo base + tutti i listini per lo stesso SKU, uno accanto all'altro.</w:t>
+      </w:r>
+    </w:p>
+    <w:p>
+      <w:pPr>
+        <w:pStyle w:val="Heading2"/>
+      </w:pPr>
       <w:r>
         <w:lastRenderedPageBreak/>
-        <w:t>gli articoli venduti. È esattamente la vista "al volo" che avete in mente: prezzo base + tutti i listini per lo stesso SKU, uno accanto all'altro.</w:t>
-      </w:r>
-    </w:p>
-    <w:p>
-      <w:pPr>
-        <w:pStyle w:val="Titolo2"/>
-      </w:pPr>
-      <w:r>
         <w:t>Nella sezione listini, mostrare anche il prezzo base?</w:t>
       </w:r>
     </w:p>
@@ -5425,7 +6224,7 @@
     </w:p>
     <w:p>
       <w:pPr>
-        <w:pStyle w:val="Titolo2"/>
+        <w:pStyle w:val="Heading2"/>
       </w:pPr>
       <w:r>
         <w:t>SCOPO DELLE VISTE PREZZI NELLA SEZIONE PRODOTTO</w:t>
@@ -5450,7 +6249,7 @@
     </w:p>
     <w:p>
       <w:pPr>
-        <w:pStyle w:val="Paragrafoelenco"/>
+        <w:pStyle w:val="ListParagraph"/>
         <w:numPr>
           <w:ilvl w:val="0"/>
           <w:numId w:val="18"/>
@@ -5462,7 +6261,7 @@
     </w:p>
     <w:p>
       <w:pPr>
-        <w:pStyle w:val="Paragrafoelenco"/>
+        <w:pStyle w:val="ListParagraph"/>
         <w:numPr>
           <w:ilvl w:val="0"/>
           <w:numId w:val="18"/>
@@ -5488,7 +6287,7 @@
     </w:p>
     <w:p>
       <w:pPr>
-        <w:pStyle w:val="Paragrafoelenco"/>
+        <w:pStyle w:val="ListParagraph"/>
         <w:numPr>
           <w:ilvl w:val="0"/>
           <w:numId w:val="18"/>
@@ -5500,7 +6299,7 @@
     </w:p>
     <w:p>
       <w:pPr>
-        <w:pStyle w:val="Paragrafoelenco"/>
+        <w:pStyle w:val="ListParagraph"/>
         <w:numPr>
           <w:ilvl w:val="1"/>
           <w:numId w:val="18"/>
@@ -5512,7 +6311,7 @@
     </w:p>
     <w:p>
       <w:pPr>
-        <w:pStyle w:val="Paragrafoelenco"/>
+        <w:pStyle w:val="ListParagraph"/>
         <w:numPr>
           <w:ilvl w:val="0"/>
           <w:numId w:val="18"/>
@@ -5527,7 +6326,7 @@
     </w:p>
     <w:p>
       <w:pPr>
-        <w:pStyle w:val="Titolo2"/>
+        <w:pStyle w:val="Heading2"/>
       </w:pPr>
       <w:r>
         <w:t>Domande</w:t>
@@ -5535,7 +6334,7 @@
     </w:p>
     <w:p>
       <w:pPr>
-        <w:pStyle w:val="Paragrafoelenco"/>
+        <w:pStyle w:val="ListParagraph"/>
         <w:numPr>
           <w:ilvl w:val="0"/>
           <w:numId w:val="18"/>
@@ -5547,7 +6346,7 @@
     </w:p>
     <w:p>
       <w:pPr>
-        <w:pStyle w:val="Paragrafoelenco"/>
+        <w:pStyle w:val="ListParagraph"/>
         <w:numPr>
           <w:ilvl w:val="0"/>
           <w:numId w:val="18"/>
@@ -6438,6 +7237,155 @@
     </w:lvl>
   </w:abstractNum>
   <w:abstractNum w:abstractNumId="6" w15:restartNumberingAfterBreak="0">
+    <w:nsid w:val="18193B46"/>
+    <w:multiLevelType w:val="multilevel"/>
+    <w:tmpl w:val="40D46F8A"/>
+    <w:lvl w:ilvl="0">
+      <w:start w:val="1"/>
+      <w:numFmt w:val="bullet"/>
+      <w:lvlText w:val=""/>
+      <w:lvlJc w:val="left"/>
+      <w:pPr>
+        <w:tabs>
+          <w:tab w:val="num" w:pos="720"/>
+        </w:tabs>
+        <w:ind w:left="720" w:hanging="360"/>
+      </w:pPr>
+      <w:rPr>
+        <w:rFonts w:ascii="Symbol" w:hAnsi="Symbol" w:hint="default"/>
+        <w:sz w:val="20"/>
+      </w:rPr>
+    </w:lvl>
+    <w:lvl w:ilvl="1" w:tentative="1">
+      <w:start w:val="1"/>
+      <w:numFmt w:val="bullet"/>
+      <w:lvlText w:val="o"/>
+      <w:lvlJc w:val="left"/>
+      <w:pPr>
+        <w:tabs>
+          <w:tab w:val="num" w:pos="1440"/>
+        </w:tabs>
+        <w:ind w:left="1440" w:hanging="360"/>
+      </w:pPr>
+      <w:rPr>
+        <w:rFonts w:ascii="Courier New" w:hAnsi="Courier New" w:hint="default"/>
+        <w:sz w:val="20"/>
+      </w:rPr>
+    </w:lvl>
+    <w:lvl w:ilvl="2" w:tentative="1">
+      <w:start w:val="1"/>
+      <w:numFmt w:val="bullet"/>
+      <w:lvlText w:val=""/>
+      <w:lvlJc w:val="left"/>
+      <w:pPr>
+        <w:tabs>
+          <w:tab w:val="num" w:pos="2160"/>
+        </w:tabs>
+        <w:ind w:left="2160" w:hanging="360"/>
+      </w:pPr>
+      <w:rPr>
+        <w:rFonts w:ascii="Wingdings" w:hAnsi="Wingdings" w:hint="default"/>
+        <w:sz w:val="20"/>
+      </w:rPr>
+    </w:lvl>
+    <w:lvl w:ilvl="3" w:tentative="1">
+      <w:start w:val="1"/>
+      <w:numFmt w:val="bullet"/>
+      <w:lvlText w:val=""/>
+      <w:lvlJc w:val="left"/>
+      <w:pPr>
+        <w:tabs>
+          <w:tab w:val="num" w:pos="2880"/>
+        </w:tabs>
+        <w:ind w:left="2880" w:hanging="360"/>
+      </w:pPr>
+      <w:rPr>
+        <w:rFonts w:ascii="Wingdings" w:hAnsi="Wingdings" w:hint="default"/>
+        <w:sz w:val="20"/>
+      </w:rPr>
+    </w:lvl>
+    <w:lvl w:ilvl="4" w:tentative="1">
+      <w:start w:val="1"/>
+      <w:numFmt w:val="bullet"/>
+      <w:lvlText w:val=""/>
+      <w:lvlJc w:val="left"/>
+      <w:pPr>
+        <w:tabs>
+          <w:tab w:val="num" w:pos="3600"/>
+        </w:tabs>
+        <w:ind w:left="3600" w:hanging="360"/>
+      </w:pPr>
+      <w:rPr>
+        <w:rFonts w:ascii="Wingdings" w:hAnsi="Wingdings" w:hint="default"/>
+        <w:sz w:val="20"/>
+      </w:rPr>
+    </w:lvl>
+    <w:lvl w:ilvl="5" w:tentative="1">
+      <w:start w:val="1"/>
+      <w:numFmt w:val="bullet"/>
+      <w:lvlText w:val=""/>
+      <w:lvlJc w:val="left"/>
+      <w:pPr>
+        <w:tabs>
+          <w:tab w:val="num" w:pos="4320"/>
+        </w:tabs>
+        <w:ind w:left="4320" w:hanging="360"/>
+      </w:pPr>
+      <w:rPr>
+        <w:rFonts w:ascii="Wingdings" w:hAnsi="Wingdings" w:hint="default"/>
+        <w:sz w:val="20"/>
+      </w:rPr>
+    </w:lvl>
+    <w:lvl w:ilvl="6" w:tentative="1">
+      <w:start w:val="1"/>
+      <w:numFmt w:val="bullet"/>
+      <w:lvlText w:val=""/>
+      <w:lvlJc w:val="left"/>
+      <w:pPr>
+        <w:tabs>
+          <w:tab w:val="num" w:pos="5040"/>
+        </w:tabs>
+        <w:ind w:left="5040" w:hanging="360"/>
+      </w:pPr>
+      <w:rPr>
+        <w:rFonts w:ascii="Wingdings" w:hAnsi="Wingdings" w:hint="default"/>
+        <w:sz w:val="20"/>
+      </w:rPr>
+    </w:lvl>
+    <w:lvl w:ilvl="7" w:tentative="1">
+      <w:start w:val="1"/>
+      <w:numFmt w:val="bullet"/>
+      <w:lvlText w:val=""/>
+      <w:lvlJc w:val="left"/>
+      <w:pPr>
+        <w:tabs>
+          <w:tab w:val="num" w:pos="5760"/>
+        </w:tabs>
+        <w:ind w:left="5760" w:hanging="360"/>
+      </w:pPr>
+      <w:rPr>
+        <w:rFonts w:ascii="Wingdings" w:hAnsi="Wingdings" w:hint="default"/>
+        <w:sz w:val="20"/>
+      </w:rPr>
+    </w:lvl>
+    <w:lvl w:ilvl="8" w:tentative="1">
+      <w:start w:val="1"/>
+      <w:numFmt w:val="bullet"/>
+      <w:lvlText w:val=""/>
+      <w:lvlJc w:val="left"/>
+      <w:pPr>
+        <w:tabs>
+          <w:tab w:val="num" w:pos="6480"/>
+        </w:tabs>
+        <w:ind w:left="6480" w:hanging="360"/>
+      </w:pPr>
+      <w:rPr>
+        <w:rFonts w:ascii="Wingdings" w:hAnsi="Wingdings" w:hint="default"/>
+        <w:sz w:val="20"/>
+      </w:rPr>
+    </w:lvl>
+  </w:abstractNum>
+  <w:abstractNum w:abstractNumId="7" w15:restartNumberingAfterBreak="0">
     <w:nsid w:val="2011701E"/>
     <w:multiLevelType w:val="multilevel"/>
     <w:tmpl w:val="DF5C6CAE"/>
@@ -6586,7 +7534,7 @@
       </w:rPr>
     </w:lvl>
   </w:abstractNum>
-  <w:abstractNum w:abstractNumId="7" w15:restartNumberingAfterBreak="0">
+  <w:abstractNum w:abstractNumId="8" w15:restartNumberingAfterBreak="0">
     <w:nsid w:val="2F521244"/>
     <w:multiLevelType w:val="hybridMultilevel"/>
     <w:tmpl w:val="59186AC0"/>
@@ -6698,7 +7646,7 @@
       </w:rPr>
     </w:lvl>
   </w:abstractNum>
-  <w:abstractNum w:abstractNumId="8" w15:restartNumberingAfterBreak="0">
+  <w:abstractNum w:abstractNumId="9" w15:restartNumberingAfterBreak="0">
     <w:nsid w:val="31583D27"/>
     <w:multiLevelType w:val="hybridMultilevel"/>
     <w:tmpl w:val="7AACA002"/>
@@ -6784,7 +7732,7 @@
       </w:pPr>
     </w:lvl>
   </w:abstractNum>
-  <w:abstractNum w:abstractNumId="9" w15:restartNumberingAfterBreak="0">
+  <w:abstractNum w:abstractNumId="10" w15:restartNumberingAfterBreak="0">
     <w:nsid w:val="32F22A8D"/>
     <w:multiLevelType w:val="multilevel"/>
     <w:tmpl w:val="081C9008"/>
@@ -6933,7 +7881,156 @@
       </w:rPr>
     </w:lvl>
   </w:abstractNum>
-  <w:abstractNum w:abstractNumId="10" w15:restartNumberingAfterBreak="0">
+  <w:abstractNum w:abstractNumId="11" w15:restartNumberingAfterBreak="0">
+    <w:nsid w:val="36272949"/>
+    <w:multiLevelType w:val="multilevel"/>
+    <w:tmpl w:val="FC6A05D2"/>
+    <w:lvl w:ilvl="0">
+      <w:start w:val="1"/>
+      <w:numFmt w:val="bullet"/>
+      <w:lvlText w:val=""/>
+      <w:lvlJc w:val="left"/>
+      <w:pPr>
+        <w:tabs>
+          <w:tab w:val="num" w:pos="720"/>
+        </w:tabs>
+        <w:ind w:left="720" w:hanging="360"/>
+      </w:pPr>
+      <w:rPr>
+        <w:rFonts w:ascii="Symbol" w:hAnsi="Symbol" w:hint="default"/>
+        <w:sz w:val="20"/>
+      </w:rPr>
+    </w:lvl>
+    <w:lvl w:ilvl="1" w:tentative="1">
+      <w:start w:val="1"/>
+      <w:numFmt w:val="bullet"/>
+      <w:lvlText w:val="o"/>
+      <w:lvlJc w:val="left"/>
+      <w:pPr>
+        <w:tabs>
+          <w:tab w:val="num" w:pos="1440"/>
+        </w:tabs>
+        <w:ind w:left="1440" w:hanging="360"/>
+      </w:pPr>
+      <w:rPr>
+        <w:rFonts w:ascii="Courier New" w:hAnsi="Courier New" w:hint="default"/>
+        <w:sz w:val="20"/>
+      </w:rPr>
+    </w:lvl>
+    <w:lvl w:ilvl="2" w:tentative="1">
+      <w:start w:val="1"/>
+      <w:numFmt w:val="bullet"/>
+      <w:lvlText w:val=""/>
+      <w:lvlJc w:val="left"/>
+      <w:pPr>
+        <w:tabs>
+          <w:tab w:val="num" w:pos="2160"/>
+        </w:tabs>
+        <w:ind w:left="2160" w:hanging="360"/>
+      </w:pPr>
+      <w:rPr>
+        <w:rFonts w:ascii="Wingdings" w:hAnsi="Wingdings" w:hint="default"/>
+        <w:sz w:val="20"/>
+      </w:rPr>
+    </w:lvl>
+    <w:lvl w:ilvl="3" w:tentative="1">
+      <w:start w:val="1"/>
+      <w:numFmt w:val="bullet"/>
+      <w:lvlText w:val=""/>
+      <w:lvlJc w:val="left"/>
+      <w:pPr>
+        <w:tabs>
+          <w:tab w:val="num" w:pos="2880"/>
+        </w:tabs>
+        <w:ind w:left="2880" w:hanging="360"/>
+      </w:pPr>
+      <w:rPr>
+        <w:rFonts w:ascii="Wingdings" w:hAnsi="Wingdings" w:hint="default"/>
+        <w:sz w:val="20"/>
+      </w:rPr>
+    </w:lvl>
+    <w:lvl w:ilvl="4" w:tentative="1">
+      <w:start w:val="1"/>
+      <w:numFmt w:val="bullet"/>
+      <w:lvlText w:val=""/>
+      <w:lvlJc w:val="left"/>
+      <w:pPr>
+        <w:tabs>
+          <w:tab w:val="num" w:pos="3600"/>
+        </w:tabs>
+        <w:ind w:left="3600" w:hanging="360"/>
+      </w:pPr>
+      <w:rPr>
+        <w:rFonts w:ascii="Wingdings" w:hAnsi="Wingdings" w:hint="default"/>
+        <w:sz w:val="20"/>
+      </w:rPr>
+    </w:lvl>
+    <w:lvl w:ilvl="5" w:tentative="1">
+      <w:start w:val="1"/>
+      <w:numFmt w:val="bullet"/>
+      <w:lvlText w:val=""/>
+      <w:lvlJc w:val="left"/>
+      <w:pPr>
+        <w:tabs>
+          <w:tab w:val="num" w:pos="4320"/>
+        </w:tabs>
+        <w:ind w:left="4320" w:hanging="360"/>
+      </w:pPr>
+      <w:rPr>
+        <w:rFonts w:ascii="Wingdings" w:hAnsi="Wingdings" w:hint="default"/>
+        <w:sz w:val="20"/>
+      </w:rPr>
+    </w:lvl>
+    <w:lvl w:ilvl="6" w:tentative="1">
+      <w:start w:val="1"/>
+      <w:numFmt w:val="bullet"/>
+      <w:lvlText w:val=""/>
+      <w:lvlJc w:val="left"/>
+      <w:pPr>
+        <w:tabs>
+          <w:tab w:val="num" w:pos="5040"/>
+        </w:tabs>
+        <w:ind w:left="5040" w:hanging="360"/>
+      </w:pPr>
+      <w:rPr>
+        <w:rFonts w:ascii="Wingdings" w:hAnsi="Wingdings" w:hint="default"/>
+        <w:sz w:val="20"/>
+      </w:rPr>
+    </w:lvl>
+    <w:lvl w:ilvl="7" w:tentative="1">
+      <w:start w:val="1"/>
+      <w:numFmt w:val="bullet"/>
+      <w:lvlText w:val=""/>
+      <w:lvlJc w:val="left"/>
+      <w:pPr>
+        <w:tabs>
+          <w:tab w:val="num" w:pos="5760"/>
+        </w:tabs>
+        <w:ind w:left="5760" w:hanging="360"/>
+      </w:pPr>
+      <w:rPr>
+        <w:rFonts w:ascii="Wingdings" w:hAnsi="Wingdings" w:hint="default"/>
+        <w:sz w:val="20"/>
+      </w:rPr>
+    </w:lvl>
+    <w:lvl w:ilvl="8" w:tentative="1">
+      <w:start w:val="1"/>
+      <w:numFmt w:val="bullet"/>
+      <w:lvlText w:val=""/>
+      <w:lvlJc w:val="left"/>
+      <w:pPr>
+        <w:tabs>
+          <w:tab w:val="num" w:pos="6480"/>
+        </w:tabs>
+        <w:ind w:left="6480" w:hanging="360"/>
+      </w:pPr>
+      <w:rPr>
+        <w:rFonts w:ascii="Wingdings" w:hAnsi="Wingdings" w:hint="default"/>
+        <w:sz w:val="20"/>
+      </w:rPr>
+    </w:lvl>
+  </w:abstractNum>
+  <w:abstractNum w:abstractNumId="12" w15:restartNumberingAfterBreak="0">
     <w:nsid w:val="38025191"/>
     <w:multiLevelType w:val="hybridMultilevel"/>
     <w:tmpl w:val="F4EE00F4"/>
@@ -7022,7 +8119,7 @@
       </w:pPr>
     </w:lvl>
   </w:abstractNum>
-  <w:abstractNum w:abstractNumId="11" w15:restartNumberingAfterBreak="0">
+  <w:abstractNum w:abstractNumId="13" w15:restartNumberingAfterBreak="0">
     <w:nsid w:val="3B7D5D45"/>
     <w:multiLevelType w:val="hybridMultilevel"/>
     <w:tmpl w:val="D3C24C6C"/>
@@ -7135,7 +8232,7 @@
       </w:rPr>
     </w:lvl>
   </w:abstractNum>
-  <w:abstractNum w:abstractNumId="12" w15:restartNumberingAfterBreak="0">
+  <w:abstractNum w:abstractNumId="14" w15:restartNumberingAfterBreak="0">
     <w:nsid w:val="3D3E2F8F"/>
     <w:multiLevelType w:val="multilevel"/>
     <w:tmpl w:val="5EA0A7E2"/>
@@ -7284,7 +8381,7 @@
       </w:rPr>
     </w:lvl>
   </w:abstractNum>
-  <w:abstractNum w:abstractNumId="13" w15:restartNumberingAfterBreak="0">
+  <w:abstractNum w:abstractNumId="15" w15:restartNumberingAfterBreak="0">
     <w:nsid w:val="3E9D48CE"/>
     <w:multiLevelType w:val="multilevel"/>
     <w:tmpl w:val="B9546D86"/>
@@ -7397,7 +8494,7 @@
       </w:pPr>
     </w:lvl>
   </w:abstractNum>
-  <w:abstractNum w:abstractNumId="14" w15:restartNumberingAfterBreak="0">
+  <w:abstractNum w:abstractNumId="16" w15:restartNumberingAfterBreak="0">
     <w:nsid w:val="419F427E"/>
     <w:multiLevelType w:val="multilevel"/>
     <w:tmpl w:val="35C08A36"/>
@@ -7546,7 +8643,7 @@
       </w:rPr>
     </w:lvl>
   </w:abstractNum>
-  <w:abstractNum w:abstractNumId="15" w15:restartNumberingAfterBreak="0">
+  <w:abstractNum w:abstractNumId="17" w15:restartNumberingAfterBreak="0">
     <w:nsid w:val="424C1DC0"/>
     <w:multiLevelType w:val="multilevel"/>
     <w:tmpl w:val="F8FEB08C"/>
@@ -7695,7 +8792,7 @@
       </w:rPr>
     </w:lvl>
   </w:abstractNum>
-  <w:abstractNum w:abstractNumId="16" w15:restartNumberingAfterBreak="0">
+  <w:abstractNum w:abstractNumId="18" w15:restartNumberingAfterBreak="0">
     <w:nsid w:val="4D6D016A"/>
     <w:multiLevelType w:val="multilevel"/>
     <w:tmpl w:val="FDF0813E"/>
@@ -7844,7 +8941,7 @@
       </w:rPr>
     </w:lvl>
   </w:abstractNum>
-  <w:abstractNum w:abstractNumId="17" w15:restartNumberingAfterBreak="0">
+  <w:abstractNum w:abstractNumId="19" w15:restartNumberingAfterBreak="0">
     <w:nsid w:val="531757FC"/>
     <w:multiLevelType w:val="multilevel"/>
     <w:tmpl w:val="38823E20"/>
@@ -7993,7 +9090,7 @@
       </w:rPr>
     </w:lvl>
   </w:abstractNum>
-  <w:abstractNum w:abstractNumId="18" w15:restartNumberingAfterBreak="0">
+  <w:abstractNum w:abstractNumId="20" w15:restartNumberingAfterBreak="0">
     <w:nsid w:val="55AC5DFE"/>
     <w:multiLevelType w:val="hybridMultilevel"/>
     <w:tmpl w:val="36DAD27C"/>
@@ -8105,7 +9202,7 @@
       </w:rPr>
     </w:lvl>
   </w:abstractNum>
-  <w:abstractNum w:abstractNumId="19" w15:restartNumberingAfterBreak="0">
+  <w:abstractNum w:abstractNumId="21" w15:restartNumberingAfterBreak="0">
     <w:nsid w:val="5B8969A3"/>
     <w:multiLevelType w:val="multilevel"/>
     <w:tmpl w:val="9A88E3B8"/>
@@ -8254,7 +9351,7 @@
       </w:rPr>
     </w:lvl>
   </w:abstractNum>
-  <w:abstractNum w:abstractNumId="20" w15:restartNumberingAfterBreak="0">
+  <w:abstractNum w:abstractNumId="22" w15:restartNumberingAfterBreak="0">
     <w:nsid w:val="5D3C081A"/>
     <w:multiLevelType w:val="multilevel"/>
     <w:tmpl w:val="21482DF0"/>
@@ -8403,7 +9500,7 @@
       </w:rPr>
     </w:lvl>
   </w:abstractNum>
-  <w:abstractNum w:abstractNumId="21" w15:restartNumberingAfterBreak="0">
+  <w:abstractNum w:abstractNumId="23" w15:restartNumberingAfterBreak="0">
     <w:nsid w:val="5F811D83"/>
     <w:multiLevelType w:val="multilevel"/>
     <w:tmpl w:val="AF2EF6CA"/>
@@ -8520,7 +9617,7 @@
       </w:pPr>
     </w:lvl>
   </w:abstractNum>
-  <w:abstractNum w:abstractNumId="22" w15:restartNumberingAfterBreak="0">
+  <w:abstractNum w:abstractNumId="24" w15:restartNumberingAfterBreak="0">
     <w:nsid w:val="60D174E8"/>
     <w:multiLevelType w:val="multilevel"/>
     <w:tmpl w:val="596E5D82"/>
@@ -8669,7 +9766,7 @@
       </w:rPr>
     </w:lvl>
   </w:abstractNum>
-  <w:abstractNum w:abstractNumId="23" w15:restartNumberingAfterBreak="0">
+  <w:abstractNum w:abstractNumId="25" w15:restartNumberingAfterBreak="0">
     <w:nsid w:val="66B03A28"/>
     <w:multiLevelType w:val="multilevel"/>
     <w:tmpl w:val="BE80EBE0"/>
@@ -8818,7 +9915,7 @@
       </w:rPr>
     </w:lvl>
   </w:abstractNum>
-  <w:abstractNum w:abstractNumId="24" w15:restartNumberingAfterBreak="0">
+  <w:abstractNum w:abstractNumId="26" w15:restartNumberingAfterBreak="0">
     <w:nsid w:val="68990095"/>
     <w:multiLevelType w:val="multilevel"/>
     <w:tmpl w:val="081C9008"/>
@@ -8967,7 +10064,7 @@
       </w:rPr>
     </w:lvl>
   </w:abstractNum>
-  <w:abstractNum w:abstractNumId="25" w15:restartNumberingAfterBreak="0">
+  <w:abstractNum w:abstractNumId="27" w15:restartNumberingAfterBreak="0">
     <w:nsid w:val="695A01FE"/>
     <w:multiLevelType w:val="multilevel"/>
     <w:tmpl w:val="3F341B5A"/>
@@ -9116,7 +10213,7 @@
       </w:rPr>
     </w:lvl>
   </w:abstractNum>
-  <w:abstractNum w:abstractNumId="26" w15:restartNumberingAfterBreak="0">
+  <w:abstractNum w:abstractNumId="28" w15:restartNumberingAfterBreak="0">
     <w:nsid w:val="69B21CF1"/>
     <w:multiLevelType w:val="multilevel"/>
     <w:tmpl w:val="1924DA7A"/>
@@ -9265,7 +10362,7 @@
       </w:rPr>
     </w:lvl>
   </w:abstractNum>
-  <w:abstractNum w:abstractNumId="27" w15:restartNumberingAfterBreak="0">
+  <w:abstractNum w:abstractNumId="29" w15:restartNumberingAfterBreak="0">
     <w:nsid w:val="6C886AE0"/>
     <w:multiLevelType w:val="multilevel"/>
     <w:tmpl w:val="DC88E8B6"/>
@@ -9414,10 +10511,10 @@
       </w:rPr>
     </w:lvl>
   </w:abstractNum>
-  <w:abstractNum w:abstractNumId="28" w15:restartNumberingAfterBreak="0">
+  <w:abstractNum w:abstractNumId="30" w15:restartNumberingAfterBreak="0">
     <w:nsid w:val="6E59201D"/>
     <w:multiLevelType w:val="hybridMultilevel"/>
-    <w:tmpl w:val="CEB8F320"/>
+    <w:tmpl w:val="F702C31C"/>
     <w:lvl w:ilvl="0" w:tplc="04100011">
       <w:start w:val="1"/>
       <w:numFmt w:val="decimal"/>
@@ -9430,41 +10527,47 @@
         <w:rFonts w:hint="default"/>
       </w:rPr>
     </w:lvl>
-    <w:lvl w:ilvl="1" w:tplc="04100019" w:tentative="1">
-      <w:start w:val="1"/>
-      <w:numFmt w:val="lowerLetter"/>
-      <w:lvlText w:val="%2."/>
+    <w:lvl w:ilvl="1" w:tplc="04100011">
+      <w:start w:val="1"/>
+      <w:numFmt w:val="decimal"/>
+      <w:lvlText w:val="%2)"/>
       <w:lvlJc w:val="left"/>
       <w:pPr>
         <w:ind w:left="1440" w:hanging="360"/>
       </w:pPr>
     </w:lvl>
-    <w:lvl w:ilvl="2" w:tplc="0410001B" w:tentative="1">
-      <w:start w:val="1"/>
-      <w:numFmt w:val="lowerRoman"/>
-      <w:lvlText w:val="%3."/>
-      <w:lvlJc w:val="right"/>
-      <w:pPr>
-        <w:ind w:left="2160" w:hanging="180"/>
-      </w:pPr>
-    </w:lvl>
-    <w:lvl w:ilvl="3" w:tplc="0410000F" w:tentative="1">
+    <w:lvl w:ilvl="2" w:tplc="04100011">
       <w:start w:val="1"/>
       <w:numFmt w:val="decimal"/>
-      <w:lvlText w:val="%4."/>
+      <w:lvlText w:val="%3)"/>
+      <w:lvlJc w:val="left"/>
+      <w:pPr>
+        <w:ind w:left="2340" w:hanging="360"/>
+      </w:pPr>
+    </w:lvl>
+    <w:lvl w:ilvl="3" w:tplc="04100001">
+      <w:start w:val="1"/>
+      <w:numFmt w:val="bullet"/>
+      <w:lvlText w:val=""/>
       <w:lvlJc w:val="left"/>
       <w:pPr>
         <w:ind w:left="2880" w:hanging="360"/>
       </w:pPr>
-    </w:lvl>
-    <w:lvl w:ilvl="4" w:tplc="04100019" w:tentative="1">
-      <w:start w:val="1"/>
-      <w:numFmt w:val="lowerLetter"/>
-      <w:lvlText w:val="%5."/>
+      <w:rPr>
+        <w:rFonts w:ascii="Symbol" w:hAnsi="Symbol" w:hint="default"/>
+      </w:rPr>
+    </w:lvl>
+    <w:lvl w:ilvl="4" w:tplc="04100001">
+      <w:start w:val="1"/>
+      <w:numFmt w:val="bullet"/>
+      <w:lvlText w:val=""/>
       <w:lvlJc w:val="left"/>
       <w:pPr>
         <w:ind w:left="3600" w:hanging="360"/>
       </w:pPr>
+      <w:rPr>
+        <w:rFonts w:ascii="Symbol" w:hAnsi="Symbol" w:hint="default"/>
+      </w:rPr>
     </w:lvl>
     <w:lvl w:ilvl="5" w:tplc="0410001B" w:tentative="1">
       <w:start w:val="1"/>
@@ -9503,7 +10606,120 @@
       </w:pPr>
     </w:lvl>
   </w:abstractNum>
-  <w:abstractNum w:abstractNumId="29" w15:restartNumberingAfterBreak="0">
+  <w:abstractNum w:abstractNumId="31" w15:restartNumberingAfterBreak="0">
+    <w:nsid w:val="6F380A4F"/>
+    <w:multiLevelType w:val="multilevel"/>
+    <w:tmpl w:val="772E7FEE"/>
+    <w:lvl w:ilvl="0">
+      <w:start w:val="1"/>
+      <w:numFmt w:val="decimal"/>
+      <w:lvlText w:val="%1."/>
+      <w:lvlJc w:val="left"/>
+      <w:pPr>
+        <w:tabs>
+          <w:tab w:val="num" w:pos="720"/>
+        </w:tabs>
+        <w:ind w:left="720" w:hanging="360"/>
+      </w:pPr>
+    </w:lvl>
+    <w:lvl w:ilvl="1" w:tentative="1">
+      <w:start w:val="1"/>
+      <w:numFmt w:val="decimal"/>
+      <w:lvlText w:val="%2."/>
+      <w:lvlJc w:val="left"/>
+      <w:pPr>
+        <w:tabs>
+          <w:tab w:val="num" w:pos="1440"/>
+        </w:tabs>
+        <w:ind w:left="1440" w:hanging="360"/>
+      </w:pPr>
+    </w:lvl>
+    <w:lvl w:ilvl="2" w:tentative="1">
+      <w:start w:val="1"/>
+      <w:numFmt w:val="decimal"/>
+      <w:lvlText w:val="%3."/>
+      <w:lvlJc w:val="left"/>
+      <w:pPr>
+        <w:tabs>
+          <w:tab w:val="num" w:pos="2160"/>
+        </w:tabs>
+        <w:ind w:left="2160" w:hanging="360"/>
+      </w:pPr>
+    </w:lvl>
+    <w:lvl w:ilvl="3" w:tentative="1">
+      <w:start w:val="1"/>
+      <w:numFmt w:val="decimal"/>
+      <w:lvlText w:val="%4."/>
+      <w:lvlJc w:val="left"/>
+      <w:pPr>
+        <w:tabs>
+          <w:tab w:val="num" w:pos="2880"/>
+        </w:tabs>
+        <w:ind w:left="2880" w:hanging="360"/>
+      </w:pPr>
+    </w:lvl>
+    <w:lvl w:ilvl="4" w:tentative="1">
+      <w:start w:val="1"/>
+      <w:numFmt w:val="decimal"/>
+      <w:lvlText w:val="%5."/>
+      <w:lvlJc w:val="left"/>
+      <w:pPr>
+        <w:tabs>
+          <w:tab w:val="num" w:pos="3600"/>
+        </w:tabs>
+        <w:ind w:left="3600" w:hanging="360"/>
+      </w:pPr>
+    </w:lvl>
+    <w:lvl w:ilvl="5" w:tentative="1">
+      <w:start w:val="1"/>
+      <w:numFmt w:val="decimal"/>
+      <w:lvlText w:val="%6."/>
+      <w:lvlJc w:val="left"/>
+      <w:pPr>
+        <w:tabs>
+          <w:tab w:val="num" w:pos="4320"/>
+        </w:tabs>
+        <w:ind w:left="4320" w:hanging="360"/>
+      </w:pPr>
+    </w:lvl>
+    <w:lvl w:ilvl="6" w:tentative="1">
+      <w:start w:val="1"/>
+      <w:numFmt w:val="decimal"/>
+      <w:lvlText w:val="%7."/>
+      <w:lvlJc w:val="left"/>
+      <w:pPr>
+        <w:tabs>
+          <w:tab w:val="num" w:pos="5040"/>
+        </w:tabs>
+        <w:ind w:left="5040" w:hanging="360"/>
+      </w:pPr>
+    </w:lvl>
+    <w:lvl w:ilvl="7" w:tentative="1">
+      <w:start w:val="1"/>
+      <w:numFmt w:val="decimal"/>
+      <w:lvlText w:val="%8."/>
+      <w:lvlJc w:val="left"/>
+      <w:pPr>
+        <w:tabs>
+          <w:tab w:val="num" w:pos="5760"/>
+        </w:tabs>
+        <w:ind w:left="5760" w:hanging="360"/>
+      </w:pPr>
+    </w:lvl>
+    <w:lvl w:ilvl="8" w:tentative="1">
+      <w:start w:val="1"/>
+      <w:numFmt w:val="decimal"/>
+      <w:lvlText w:val="%9."/>
+      <w:lvlJc w:val="left"/>
+      <w:pPr>
+        <w:tabs>
+          <w:tab w:val="num" w:pos="6480"/>
+        </w:tabs>
+        <w:ind w:left="6480" w:hanging="360"/>
+      </w:pPr>
+    </w:lvl>
+  </w:abstractNum>
+  <w:abstractNum w:abstractNumId="32" w15:restartNumberingAfterBreak="0">
     <w:nsid w:val="727A74E0"/>
     <w:multiLevelType w:val="multilevel"/>
     <w:tmpl w:val="1AAA60C0"/>
@@ -9620,7 +10836,7 @@
       </w:pPr>
     </w:lvl>
   </w:abstractNum>
-  <w:abstractNum w:abstractNumId="30" w15:restartNumberingAfterBreak="0">
+  <w:abstractNum w:abstractNumId="33" w15:restartNumberingAfterBreak="0">
     <w:nsid w:val="72F85B6D"/>
     <w:multiLevelType w:val="multilevel"/>
     <w:tmpl w:val="46BAE0B8"/>
@@ -9737,7 +10953,156 @@
       </w:pPr>
     </w:lvl>
   </w:abstractNum>
-  <w:abstractNum w:abstractNumId="31" w15:restartNumberingAfterBreak="0">
+  <w:abstractNum w:abstractNumId="34" w15:restartNumberingAfterBreak="0">
+    <w:nsid w:val="74065CB8"/>
+    <w:multiLevelType w:val="multilevel"/>
+    <w:tmpl w:val="77543DB4"/>
+    <w:lvl w:ilvl="0">
+      <w:start w:val="1"/>
+      <w:numFmt w:val="bullet"/>
+      <w:lvlText w:val=""/>
+      <w:lvlJc w:val="left"/>
+      <w:pPr>
+        <w:tabs>
+          <w:tab w:val="num" w:pos="1068"/>
+        </w:tabs>
+        <w:ind w:left="1068" w:hanging="360"/>
+      </w:pPr>
+      <w:rPr>
+        <w:rFonts w:ascii="Symbol" w:hAnsi="Symbol" w:hint="default"/>
+        <w:sz w:val="20"/>
+      </w:rPr>
+    </w:lvl>
+    <w:lvl w:ilvl="1" w:tentative="1">
+      <w:start w:val="1"/>
+      <w:numFmt w:val="bullet"/>
+      <w:lvlText w:val="o"/>
+      <w:lvlJc w:val="left"/>
+      <w:pPr>
+        <w:tabs>
+          <w:tab w:val="num" w:pos="1788"/>
+        </w:tabs>
+        <w:ind w:left="1788" w:hanging="360"/>
+      </w:pPr>
+      <w:rPr>
+        <w:rFonts w:ascii="Courier New" w:hAnsi="Courier New" w:hint="default"/>
+        <w:sz w:val="20"/>
+      </w:rPr>
+    </w:lvl>
+    <w:lvl w:ilvl="2" w:tentative="1">
+      <w:start w:val="1"/>
+      <w:numFmt w:val="bullet"/>
+      <w:lvlText w:val=""/>
+      <w:lvlJc w:val="left"/>
+      <w:pPr>
+        <w:tabs>
+          <w:tab w:val="num" w:pos="2508"/>
+        </w:tabs>
+        <w:ind w:left="2508" w:hanging="360"/>
+      </w:pPr>
+      <w:rPr>
+        <w:rFonts w:ascii="Wingdings" w:hAnsi="Wingdings" w:hint="default"/>
+        <w:sz w:val="20"/>
+      </w:rPr>
+    </w:lvl>
+    <w:lvl w:ilvl="3" w:tentative="1">
+      <w:start w:val="1"/>
+      <w:numFmt w:val="bullet"/>
+      <w:lvlText w:val=""/>
+      <w:lvlJc w:val="left"/>
+      <w:pPr>
+        <w:tabs>
+          <w:tab w:val="num" w:pos="3228"/>
+        </w:tabs>
+        <w:ind w:left="3228" w:hanging="360"/>
+      </w:pPr>
+      <w:rPr>
+        <w:rFonts w:ascii="Wingdings" w:hAnsi="Wingdings" w:hint="default"/>
+        <w:sz w:val="20"/>
+      </w:rPr>
+    </w:lvl>
+    <w:lvl w:ilvl="4" w:tentative="1">
+      <w:start w:val="1"/>
+      <w:numFmt w:val="bullet"/>
+      <w:lvlText w:val=""/>
+      <w:lvlJc w:val="left"/>
+      <w:pPr>
+        <w:tabs>
+          <w:tab w:val="num" w:pos="3948"/>
+        </w:tabs>
+        <w:ind w:left="3948" w:hanging="360"/>
+      </w:pPr>
+      <w:rPr>
+        <w:rFonts w:ascii="Wingdings" w:hAnsi="Wingdings" w:hint="default"/>
+        <w:sz w:val="20"/>
+      </w:rPr>
+    </w:lvl>
+    <w:lvl w:ilvl="5" w:tentative="1">
+      <w:start w:val="1"/>
+      <w:numFmt w:val="bullet"/>
+      <w:lvlText w:val=""/>
+      <w:lvlJc w:val="left"/>
+      <w:pPr>
+        <w:tabs>
+          <w:tab w:val="num" w:pos="4668"/>
+        </w:tabs>
+        <w:ind w:left="4668" w:hanging="360"/>
+      </w:pPr>
+      <w:rPr>
+        <w:rFonts w:ascii="Wingdings" w:hAnsi="Wingdings" w:hint="default"/>
+        <w:sz w:val="20"/>
+      </w:rPr>
+    </w:lvl>
+    <w:lvl w:ilvl="6" w:tentative="1">
+      <w:start w:val="1"/>
+      <w:numFmt w:val="bullet"/>
+      <w:lvlText w:val=""/>
+      <w:lvlJc w:val="left"/>
+      <w:pPr>
+        <w:tabs>
+          <w:tab w:val="num" w:pos="5388"/>
+        </w:tabs>
+        <w:ind w:left="5388" w:hanging="360"/>
+      </w:pPr>
+      <w:rPr>
+        <w:rFonts w:ascii="Wingdings" w:hAnsi="Wingdings" w:hint="default"/>
+        <w:sz w:val="20"/>
+      </w:rPr>
+    </w:lvl>
+    <w:lvl w:ilvl="7" w:tentative="1">
+      <w:start w:val="1"/>
+      <w:numFmt w:val="bullet"/>
+      <w:lvlText w:val=""/>
+      <w:lvlJc w:val="left"/>
+      <w:pPr>
+        <w:tabs>
+          <w:tab w:val="num" w:pos="6108"/>
+        </w:tabs>
+        <w:ind w:left="6108" w:hanging="360"/>
+      </w:pPr>
+      <w:rPr>
+        <w:rFonts w:ascii="Wingdings" w:hAnsi="Wingdings" w:hint="default"/>
+        <w:sz w:val="20"/>
+      </w:rPr>
+    </w:lvl>
+    <w:lvl w:ilvl="8" w:tentative="1">
+      <w:start w:val="1"/>
+      <w:numFmt w:val="bullet"/>
+      <w:lvlText w:val=""/>
+      <w:lvlJc w:val="left"/>
+      <w:pPr>
+        <w:tabs>
+          <w:tab w:val="num" w:pos="6828"/>
+        </w:tabs>
+        <w:ind w:left="6828" w:hanging="360"/>
+      </w:pPr>
+      <w:rPr>
+        <w:rFonts w:ascii="Wingdings" w:hAnsi="Wingdings" w:hint="default"/>
+        <w:sz w:val="20"/>
+      </w:rPr>
+    </w:lvl>
+  </w:abstractNum>
+  <w:abstractNum w:abstractNumId="35" w15:restartNumberingAfterBreak="0">
     <w:nsid w:val="754D6B88"/>
     <w:multiLevelType w:val="hybridMultilevel"/>
     <w:tmpl w:val="191EEA10"/>
@@ -9849,7 +11214,7 @@
       </w:rPr>
     </w:lvl>
   </w:abstractNum>
-  <w:abstractNum w:abstractNumId="32" w15:restartNumberingAfterBreak="0">
+  <w:abstractNum w:abstractNumId="36" w15:restartNumberingAfterBreak="0">
     <w:nsid w:val="76631757"/>
     <w:multiLevelType w:val="multilevel"/>
     <w:tmpl w:val="1AAA60C0"/>
@@ -9966,7 +11331,7 @@
       </w:pPr>
     </w:lvl>
   </w:abstractNum>
-  <w:abstractNum w:abstractNumId="33" w15:restartNumberingAfterBreak="0">
+  <w:abstractNum w:abstractNumId="37" w15:restartNumberingAfterBreak="0">
     <w:nsid w:val="767D5AC3"/>
     <w:multiLevelType w:val="multilevel"/>
     <w:tmpl w:val="8C8C5FFE"/>
@@ -10116,91 +11481,91 @@
     </w:lvl>
   </w:abstractNum>
   <w:num w:numId="1" w16cid:durableId="1880587512">
-    <w:abstractNumId w:val="7"/>
+    <w:abstractNumId w:val="8"/>
   </w:num>
   <w:num w:numId="2" w16cid:durableId="2088964189">
-    <w:abstractNumId w:val="24"/>
+    <w:abstractNumId w:val="26"/>
   </w:num>
   <w:num w:numId="3" w16cid:durableId="201016866">
-    <w:abstractNumId w:val="9"/>
+    <w:abstractNumId w:val="10"/>
   </w:num>
   <w:num w:numId="4" w16cid:durableId="983435067">
-    <w:abstractNumId w:val="30"/>
+    <w:abstractNumId w:val="33"/>
   </w:num>
   <w:num w:numId="5" w16cid:durableId="495923074">
-    <w:abstractNumId w:val="21"/>
+    <w:abstractNumId w:val="23"/>
   </w:num>
   <w:num w:numId="6" w16cid:durableId="909464386">
     <w:abstractNumId w:val="4"/>
   </w:num>
   <w:num w:numId="7" w16cid:durableId="332879790">
+    <w:abstractNumId w:val="36"/>
+  </w:num>
+  <w:num w:numId="8" w16cid:durableId="257757845">
     <w:abstractNumId w:val="32"/>
   </w:num>
-  <w:num w:numId="8" w16cid:durableId="257757845">
+  <w:num w:numId="9" w16cid:durableId="718015956">
     <w:abstractNumId w:val="29"/>
   </w:num>
-  <w:num w:numId="9" w16cid:durableId="718015956">
-    <w:abstractNumId w:val="27"/>
-  </w:num>
   <w:num w:numId="10" w16cid:durableId="1569148932">
-    <w:abstractNumId w:val="19"/>
+    <w:abstractNumId w:val="21"/>
   </w:num>
   <w:num w:numId="11" w16cid:durableId="275526376">
-    <w:abstractNumId w:val="33"/>
+    <w:abstractNumId w:val="37"/>
   </w:num>
   <w:num w:numId="12" w16cid:durableId="1696805028">
-    <w:abstractNumId w:val="6"/>
+    <w:abstractNumId w:val="7"/>
   </w:num>
   <w:num w:numId="13" w16cid:durableId="231936406">
-    <w:abstractNumId w:val="12"/>
+    <w:abstractNumId w:val="14"/>
   </w:num>
   <w:num w:numId="14" w16cid:durableId="154418669">
-    <w:abstractNumId w:val="26"/>
+    <w:abstractNumId w:val="28"/>
   </w:num>
   <w:num w:numId="15" w16cid:durableId="468479436">
     <w:abstractNumId w:val="3"/>
   </w:num>
   <w:num w:numId="16" w16cid:durableId="171259351">
+    <w:abstractNumId w:val="15"/>
+  </w:num>
+  <w:num w:numId="17" w16cid:durableId="856188124">
+    <w:abstractNumId w:val="17"/>
+  </w:num>
+  <w:num w:numId="18" w16cid:durableId="68432494">
     <w:abstractNumId w:val="13"/>
   </w:num>
-  <w:num w:numId="17" w16cid:durableId="856188124">
-    <w:abstractNumId w:val="15"/>
-  </w:num>
-  <w:num w:numId="18" w16cid:durableId="68432494">
-    <w:abstractNumId w:val="11"/>
-  </w:num>
   <w:num w:numId="19" w16cid:durableId="1505436379">
-    <w:abstractNumId w:val="20"/>
+    <w:abstractNumId w:val="22"/>
   </w:num>
   <w:num w:numId="20" w16cid:durableId="1411853943">
-    <w:abstractNumId w:val="22"/>
+    <w:abstractNumId w:val="24"/>
   </w:num>
   <w:num w:numId="21" w16cid:durableId="612979665">
     <w:abstractNumId w:val="5"/>
   </w:num>
   <w:num w:numId="22" w16cid:durableId="1192718642">
+    <w:abstractNumId w:val="27"/>
+  </w:num>
+  <w:num w:numId="23" w16cid:durableId="1794711655">
+    <w:abstractNumId w:val="19"/>
+  </w:num>
+  <w:num w:numId="24" w16cid:durableId="1238830158">
+    <w:abstractNumId w:val="20"/>
+  </w:num>
+  <w:num w:numId="25" w16cid:durableId="1024016715">
     <w:abstractNumId w:val="25"/>
   </w:num>
-  <w:num w:numId="23" w16cid:durableId="1794711655">
-    <w:abstractNumId w:val="17"/>
-  </w:num>
-  <w:num w:numId="24" w16cid:durableId="1238830158">
+  <w:num w:numId="26" w16cid:durableId="1238781006">
     <w:abstractNumId w:val="18"/>
-  </w:num>
-  <w:num w:numId="25" w16cid:durableId="1024016715">
-    <w:abstractNumId w:val="23"/>
-  </w:num>
-  <w:num w:numId="26" w16cid:durableId="1238781006">
-    <w:abstractNumId w:val="16"/>
   </w:num>
   <w:num w:numId="27" w16cid:durableId="1700818853">
     <w:abstractNumId w:val="2"/>
   </w:num>
   <w:num w:numId="28" w16cid:durableId="531385872">
-    <w:abstractNumId w:val="31"/>
+    <w:abstractNumId w:val="35"/>
   </w:num>
   <w:num w:numId="29" w16cid:durableId="1443525506">
-    <w:abstractNumId w:val="14"/>
+    <w:abstractNumId w:val="16"/>
   </w:num>
   <w:num w:numId="30" w16cid:durableId="606236502">
     <w:abstractNumId w:val="0"/>
@@ -10209,13 +11574,25 @@
     <w:abstractNumId w:val="1"/>
   </w:num>
   <w:num w:numId="32" w16cid:durableId="1468619500">
-    <w:abstractNumId w:val="28"/>
+    <w:abstractNumId w:val="30"/>
   </w:num>
   <w:num w:numId="33" w16cid:durableId="546574594">
-    <w:abstractNumId w:val="8"/>
+    <w:abstractNumId w:val="9"/>
   </w:num>
   <w:num w:numId="34" w16cid:durableId="1846044645">
-    <w:abstractNumId w:val="10"/>
+    <w:abstractNumId w:val="12"/>
+  </w:num>
+  <w:num w:numId="35" w16cid:durableId="1046025222">
+    <w:abstractNumId w:val="6"/>
+  </w:num>
+  <w:num w:numId="36" w16cid:durableId="1214275815">
+    <w:abstractNumId w:val="11"/>
+  </w:num>
+  <w:num w:numId="37" w16cid:durableId="1171263998">
+    <w:abstractNumId w:val="34"/>
+  </w:num>
+  <w:num w:numId="38" w16cid:durableId="505557310">
+    <w:abstractNumId w:val="31"/>
   </w:num>
 </w:numbering>
 </file>
@@ -10617,16 +11994,16 @@
     <w:lsdException w:name="Unresolved Mention" w:semiHidden="1" w:unhideWhenUsed="1"/>
     <w:lsdException w:name="Smart Link" w:semiHidden="1" w:unhideWhenUsed="1"/>
   </w:latentStyles>
-  <w:style w:type="paragraph" w:default="1" w:styleId="Normale">
+  <w:style w:type="paragraph" w:default="1" w:styleId="Normal">
     <w:name w:val="Normal"/>
     <w:qFormat/>
     <w:rsid w:val="00696F4B"/>
   </w:style>
-  <w:style w:type="paragraph" w:styleId="Titolo1">
+  <w:style w:type="paragraph" w:styleId="Heading1">
     <w:name w:val="heading 1"/>
-    <w:basedOn w:val="Normale"/>
-    <w:next w:val="Normale"/>
-    <w:link w:val="Titolo1Carattere"/>
+    <w:basedOn w:val="Normal"/>
+    <w:next w:val="Normal"/>
+    <w:link w:val="Heading1Char"/>
     <w:uiPriority w:val="9"/>
     <w:qFormat/>
     <w:rsid w:val="00855DB1"/>
@@ -10643,11 +12020,11 @@
       <w:szCs w:val="40"/>
     </w:rPr>
   </w:style>
-  <w:style w:type="paragraph" w:styleId="Titolo2">
+  <w:style w:type="paragraph" w:styleId="Heading2">
     <w:name w:val="heading 2"/>
-    <w:basedOn w:val="Normale"/>
-    <w:next w:val="Normale"/>
-    <w:link w:val="Titolo2Carattere"/>
+    <w:basedOn w:val="Normal"/>
+    <w:next w:val="Normal"/>
+    <w:link w:val="Heading2Char"/>
     <w:uiPriority w:val="9"/>
     <w:unhideWhenUsed/>
     <w:qFormat/>
@@ -10665,11 +12042,11 @@
       <w:szCs w:val="32"/>
     </w:rPr>
   </w:style>
-  <w:style w:type="paragraph" w:styleId="Titolo3">
+  <w:style w:type="paragraph" w:styleId="Heading3">
     <w:name w:val="heading 3"/>
-    <w:basedOn w:val="Normale"/>
-    <w:next w:val="Normale"/>
-    <w:link w:val="Titolo3Carattere"/>
+    <w:basedOn w:val="Normal"/>
+    <w:next w:val="Normal"/>
+    <w:link w:val="Heading3Char"/>
     <w:uiPriority w:val="9"/>
     <w:unhideWhenUsed/>
     <w:qFormat/>
@@ -10687,11 +12064,11 @@
       <w:szCs w:val="28"/>
     </w:rPr>
   </w:style>
-  <w:style w:type="paragraph" w:styleId="Titolo4">
+  <w:style w:type="paragraph" w:styleId="Heading4">
     <w:name w:val="heading 4"/>
-    <w:basedOn w:val="Normale"/>
-    <w:next w:val="Normale"/>
-    <w:link w:val="Titolo4Carattere"/>
+    <w:basedOn w:val="Normal"/>
+    <w:next w:val="Normal"/>
+    <w:link w:val="Heading4Char"/>
     <w:uiPriority w:val="9"/>
     <w:semiHidden/>
     <w:unhideWhenUsed/>
@@ -10710,11 +12087,11 @@
       <w:color w:val="0F4761" w:themeColor="accent1" w:themeShade="BF"/>
     </w:rPr>
   </w:style>
-  <w:style w:type="paragraph" w:styleId="Titolo5">
+  <w:style w:type="paragraph" w:styleId="Heading5">
     <w:name w:val="heading 5"/>
-    <w:basedOn w:val="Normale"/>
-    <w:next w:val="Normale"/>
-    <w:link w:val="Titolo5Carattere"/>
+    <w:basedOn w:val="Normal"/>
+    <w:next w:val="Normal"/>
+    <w:link w:val="Heading5Char"/>
     <w:uiPriority w:val="9"/>
     <w:semiHidden/>
     <w:unhideWhenUsed/>
@@ -10731,11 +12108,11 @@
       <w:color w:val="0F4761" w:themeColor="accent1" w:themeShade="BF"/>
     </w:rPr>
   </w:style>
-  <w:style w:type="paragraph" w:styleId="Titolo6">
+  <w:style w:type="paragraph" w:styleId="Heading6">
     <w:name w:val="heading 6"/>
-    <w:basedOn w:val="Normale"/>
-    <w:next w:val="Normale"/>
-    <w:link w:val="Titolo6Carattere"/>
+    <w:basedOn w:val="Normal"/>
+    <w:next w:val="Normal"/>
+    <w:link w:val="Heading6Char"/>
     <w:uiPriority w:val="9"/>
     <w:semiHidden/>
     <w:unhideWhenUsed/>
@@ -10754,11 +12131,11 @@
       <w:color w:val="595959" w:themeColor="text1" w:themeTint="A6"/>
     </w:rPr>
   </w:style>
-  <w:style w:type="paragraph" w:styleId="Titolo7">
+  <w:style w:type="paragraph" w:styleId="Heading7">
     <w:name w:val="heading 7"/>
-    <w:basedOn w:val="Normale"/>
-    <w:next w:val="Normale"/>
-    <w:link w:val="Titolo7Carattere"/>
+    <w:basedOn w:val="Normal"/>
+    <w:next w:val="Normal"/>
+    <w:link w:val="Heading7Char"/>
     <w:uiPriority w:val="9"/>
     <w:semiHidden/>
     <w:unhideWhenUsed/>
@@ -10775,11 +12152,11 @@
       <w:color w:val="595959" w:themeColor="text1" w:themeTint="A6"/>
     </w:rPr>
   </w:style>
-  <w:style w:type="paragraph" w:styleId="Titolo8">
+  <w:style w:type="paragraph" w:styleId="Heading8">
     <w:name w:val="heading 8"/>
-    <w:basedOn w:val="Normale"/>
-    <w:next w:val="Normale"/>
-    <w:link w:val="Titolo8Carattere"/>
+    <w:basedOn w:val="Normal"/>
+    <w:next w:val="Normal"/>
+    <w:link w:val="Heading8Char"/>
     <w:uiPriority w:val="9"/>
     <w:semiHidden/>
     <w:unhideWhenUsed/>
@@ -10798,11 +12175,11 @@
       <w:color w:val="272727" w:themeColor="text1" w:themeTint="D8"/>
     </w:rPr>
   </w:style>
-  <w:style w:type="paragraph" w:styleId="Titolo9">
+  <w:style w:type="paragraph" w:styleId="Heading9">
     <w:name w:val="heading 9"/>
-    <w:basedOn w:val="Normale"/>
-    <w:next w:val="Normale"/>
-    <w:link w:val="Titolo9Carattere"/>
+    <w:basedOn w:val="Normal"/>
+    <w:next w:val="Normal"/>
+    <w:link w:val="Heading9Char"/>
     <w:uiPriority w:val="9"/>
     <w:semiHidden/>
     <w:unhideWhenUsed/>
@@ -10819,12 +12196,12 @@
       <w:color w:val="272727" w:themeColor="text1" w:themeTint="D8"/>
     </w:rPr>
   </w:style>
-  <w:style w:type="character" w:default="1" w:styleId="Carpredefinitoparagrafo">
+  <w:style w:type="character" w:default="1" w:styleId="DefaultParagraphFont">
     <w:name w:val="Default Paragraph Font"/>
     <w:uiPriority w:val="1"/>
     <w:unhideWhenUsed/>
   </w:style>
-  <w:style w:type="table" w:default="1" w:styleId="Tabellanormale">
+  <w:style w:type="table" w:default="1" w:styleId="TableNormal">
     <w:name w:val="Normal Table"/>
     <w:uiPriority w:val="99"/>
     <w:semiHidden/>
@@ -10839,16 +12216,16 @@
       </w:tblCellMar>
     </w:tblPr>
   </w:style>
-  <w:style w:type="numbering" w:default="1" w:styleId="Nessunelenco">
+  <w:style w:type="numbering" w:default="1" w:styleId="NoList">
     <w:name w:val="No List"/>
     <w:uiPriority w:val="99"/>
     <w:semiHidden/>
     <w:unhideWhenUsed/>
   </w:style>
-  <w:style w:type="character" w:customStyle="1" w:styleId="Titolo1Carattere">
-    <w:name w:val="Titolo 1 Carattere"/>
-    <w:basedOn w:val="Carpredefinitoparagrafo"/>
-    <w:link w:val="Titolo1"/>
+  <w:style w:type="character" w:customStyle="1" w:styleId="Heading1Char">
+    <w:name w:val="Heading 1 Char"/>
+    <w:basedOn w:val="DefaultParagraphFont"/>
+    <w:link w:val="Heading1"/>
     <w:uiPriority w:val="9"/>
     <w:rsid w:val="00855DB1"/>
     <w:rPr>
@@ -10858,10 +12235,10 @@
       <w:szCs w:val="40"/>
     </w:rPr>
   </w:style>
-  <w:style w:type="character" w:customStyle="1" w:styleId="Titolo2Carattere">
-    <w:name w:val="Titolo 2 Carattere"/>
-    <w:basedOn w:val="Carpredefinitoparagrafo"/>
-    <w:link w:val="Titolo2"/>
+  <w:style w:type="character" w:customStyle="1" w:styleId="Heading2Char">
+    <w:name w:val="Heading 2 Char"/>
+    <w:basedOn w:val="DefaultParagraphFont"/>
+    <w:link w:val="Heading2"/>
     <w:uiPriority w:val="9"/>
     <w:rsid w:val="00855DB1"/>
     <w:rPr>
@@ -10871,10 +12248,10 @@
       <w:szCs w:val="32"/>
     </w:rPr>
   </w:style>
-  <w:style w:type="character" w:customStyle="1" w:styleId="Titolo3Carattere">
-    <w:name w:val="Titolo 3 Carattere"/>
-    <w:basedOn w:val="Carpredefinitoparagrafo"/>
-    <w:link w:val="Titolo3"/>
+  <w:style w:type="character" w:customStyle="1" w:styleId="Heading3Char">
+    <w:name w:val="Heading 3 Char"/>
+    <w:basedOn w:val="DefaultParagraphFont"/>
+    <w:link w:val="Heading3"/>
     <w:uiPriority w:val="9"/>
     <w:rsid w:val="00855DB1"/>
     <w:rPr>
@@ -10884,10 +12261,10 @@
       <w:szCs w:val="28"/>
     </w:rPr>
   </w:style>
-  <w:style w:type="character" w:customStyle="1" w:styleId="Titolo4Carattere">
-    <w:name w:val="Titolo 4 Carattere"/>
-    <w:basedOn w:val="Carpredefinitoparagrafo"/>
-    <w:link w:val="Titolo4"/>
+  <w:style w:type="character" w:customStyle="1" w:styleId="Heading4Char">
+    <w:name w:val="Heading 4 Char"/>
+    <w:basedOn w:val="DefaultParagraphFont"/>
+    <w:link w:val="Heading4"/>
     <w:uiPriority w:val="9"/>
     <w:semiHidden/>
     <w:rsid w:val="00855DB1"/>
@@ -10898,10 +12275,10 @@
       <w:color w:val="0F4761" w:themeColor="accent1" w:themeShade="BF"/>
     </w:rPr>
   </w:style>
-  <w:style w:type="character" w:customStyle="1" w:styleId="Titolo5Carattere">
-    <w:name w:val="Titolo 5 Carattere"/>
-    <w:basedOn w:val="Carpredefinitoparagrafo"/>
-    <w:link w:val="Titolo5"/>
+  <w:style w:type="character" w:customStyle="1" w:styleId="Heading5Char">
+    <w:name w:val="Heading 5 Char"/>
+    <w:basedOn w:val="DefaultParagraphFont"/>
+    <w:link w:val="Heading5"/>
     <w:uiPriority w:val="9"/>
     <w:semiHidden/>
     <w:rsid w:val="00855DB1"/>
@@ -10910,10 +12287,10 @@
       <w:color w:val="0F4761" w:themeColor="accent1" w:themeShade="BF"/>
     </w:rPr>
   </w:style>
-  <w:style w:type="character" w:customStyle="1" w:styleId="Titolo6Carattere">
-    <w:name w:val="Titolo 6 Carattere"/>
-    <w:basedOn w:val="Carpredefinitoparagrafo"/>
-    <w:link w:val="Titolo6"/>
+  <w:style w:type="character" w:customStyle="1" w:styleId="Heading6Char">
+    <w:name w:val="Heading 6 Char"/>
+    <w:basedOn w:val="DefaultParagraphFont"/>
+    <w:link w:val="Heading6"/>
     <w:uiPriority w:val="9"/>
     <w:semiHidden/>
     <w:rsid w:val="00855DB1"/>
@@ -10924,10 +12301,10 @@
       <w:color w:val="595959" w:themeColor="text1" w:themeTint="A6"/>
     </w:rPr>
   </w:style>
-  <w:style w:type="character" w:customStyle="1" w:styleId="Titolo7Carattere">
-    <w:name w:val="Titolo 7 Carattere"/>
-    <w:basedOn w:val="Carpredefinitoparagrafo"/>
-    <w:link w:val="Titolo7"/>
+  <w:style w:type="character" w:customStyle="1" w:styleId="Heading7Char">
+    <w:name w:val="Heading 7 Char"/>
+    <w:basedOn w:val="DefaultParagraphFont"/>
+    <w:link w:val="Heading7"/>
     <w:uiPriority w:val="9"/>
     <w:semiHidden/>
     <w:rsid w:val="00855DB1"/>
@@ -10936,10 +12313,10 @@
       <w:color w:val="595959" w:themeColor="text1" w:themeTint="A6"/>
     </w:rPr>
   </w:style>
-  <w:style w:type="character" w:customStyle="1" w:styleId="Titolo8Carattere">
-    <w:name w:val="Titolo 8 Carattere"/>
-    <w:basedOn w:val="Carpredefinitoparagrafo"/>
-    <w:link w:val="Titolo8"/>
+  <w:style w:type="character" w:customStyle="1" w:styleId="Heading8Char">
+    <w:name w:val="Heading 8 Char"/>
+    <w:basedOn w:val="DefaultParagraphFont"/>
+    <w:link w:val="Heading8"/>
     <w:uiPriority w:val="9"/>
     <w:semiHidden/>
     <w:rsid w:val="00855DB1"/>
@@ -10950,10 +12327,10 @@
       <w:color w:val="272727" w:themeColor="text1" w:themeTint="D8"/>
     </w:rPr>
   </w:style>
-  <w:style w:type="character" w:customStyle="1" w:styleId="Titolo9Carattere">
-    <w:name w:val="Titolo 9 Carattere"/>
-    <w:basedOn w:val="Carpredefinitoparagrafo"/>
-    <w:link w:val="Titolo9"/>
+  <w:style w:type="character" w:customStyle="1" w:styleId="Heading9Char">
+    <w:name w:val="Heading 9 Char"/>
+    <w:basedOn w:val="DefaultParagraphFont"/>
+    <w:link w:val="Heading9"/>
     <w:uiPriority w:val="9"/>
     <w:semiHidden/>
     <w:rsid w:val="00855DB1"/>
@@ -10962,11 +12339,11 @@
       <w:color w:val="272727" w:themeColor="text1" w:themeTint="D8"/>
     </w:rPr>
   </w:style>
-  <w:style w:type="paragraph" w:styleId="Titolo">
+  <w:style w:type="paragraph" w:styleId="Title">
     <w:name w:val="Title"/>
-    <w:basedOn w:val="Normale"/>
-    <w:next w:val="Normale"/>
-    <w:link w:val="TitoloCarattere"/>
+    <w:basedOn w:val="Normal"/>
+    <w:next w:val="Normal"/>
+    <w:link w:val="TitleChar"/>
     <w:uiPriority w:val="10"/>
     <w:qFormat/>
     <w:rsid w:val="00855DB1"/>
@@ -10982,10 +12359,10 @@
       <w:szCs w:val="56"/>
     </w:rPr>
   </w:style>
-  <w:style w:type="character" w:customStyle="1" w:styleId="TitoloCarattere">
-    <w:name w:val="Titolo Carattere"/>
-    <w:basedOn w:val="Carpredefinitoparagrafo"/>
-    <w:link w:val="Titolo"/>
+  <w:style w:type="character" w:customStyle="1" w:styleId="TitleChar">
+    <w:name w:val="Title Char"/>
+    <w:basedOn w:val="DefaultParagraphFont"/>
+    <w:link w:val="Title"/>
     <w:uiPriority w:val="10"/>
     <w:rsid w:val="00855DB1"/>
     <w:rPr>
@@ -10996,11 +12373,11 @@
       <w:szCs w:val="56"/>
     </w:rPr>
   </w:style>
-  <w:style w:type="paragraph" w:styleId="Sottotitolo">
+  <w:style w:type="paragraph" w:styleId="Subtitle">
     <w:name w:val="Subtitle"/>
-    <w:basedOn w:val="Normale"/>
-    <w:next w:val="Normale"/>
-    <w:link w:val="SottotitoloCarattere"/>
+    <w:basedOn w:val="Normal"/>
+    <w:next w:val="Normal"/>
+    <w:link w:val="SubtitleChar"/>
     <w:uiPriority w:val="11"/>
     <w:qFormat/>
     <w:rsid w:val="00855DB1"/>
@@ -11017,10 +12394,10 @@
       <w:szCs w:val="28"/>
     </w:rPr>
   </w:style>
-  <w:style w:type="character" w:customStyle="1" w:styleId="SottotitoloCarattere">
-    <w:name w:val="Sottotitolo Carattere"/>
-    <w:basedOn w:val="Carpredefinitoparagrafo"/>
-    <w:link w:val="Sottotitolo"/>
+  <w:style w:type="character" w:customStyle="1" w:styleId="SubtitleChar">
+    <w:name w:val="Subtitle Char"/>
+    <w:basedOn w:val="DefaultParagraphFont"/>
+    <w:link w:val="Subtitle"/>
     <w:uiPriority w:val="11"/>
     <w:rsid w:val="00855DB1"/>
     <w:rPr>
@@ -11031,11 +12408,11 @@
       <w:szCs w:val="28"/>
     </w:rPr>
   </w:style>
-  <w:style w:type="paragraph" w:styleId="Citazione">
+  <w:style w:type="paragraph" w:styleId="Quote">
     <w:name w:val="Quote"/>
-    <w:basedOn w:val="Normale"/>
-    <w:next w:val="Normale"/>
-    <w:link w:val="CitazioneCarattere"/>
+    <w:basedOn w:val="Normal"/>
+    <w:next w:val="Normal"/>
+    <w:link w:val="QuoteChar"/>
     <w:uiPriority w:val="29"/>
     <w:qFormat/>
     <w:rsid w:val="00855DB1"/>
@@ -11049,10 +12426,10 @@
       <w:color w:val="404040" w:themeColor="text1" w:themeTint="BF"/>
     </w:rPr>
   </w:style>
-  <w:style w:type="character" w:customStyle="1" w:styleId="CitazioneCarattere">
-    <w:name w:val="Citazione Carattere"/>
-    <w:basedOn w:val="Carpredefinitoparagrafo"/>
-    <w:link w:val="Citazione"/>
+  <w:style w:type="character" w:customStyle="1" w:styleId="QuoteChar">
+    <w:name w:val="Quote Char"/>
+    <w:basedOn w:val="DefaultParagraphFont"/>
+    <w:link w:val="Quote"/>
     <w:uiPriority w:val="29"/>
     <w:rsid w:val="00855DB1"/>
     <w:rPr>
@@ -11061,9 +12438,9 @@
       <w:color w:val="404040" w:themeColor="text1" w:themeTint="BF"/>
     </w:rPr>
   </w:style>
-  <w:style w:type="paragraph" w:styleId="Paragrafoelenco">
+  <w:style w:type="paragraph" w:styleId="ListParagraph">
     <w:name w:val="List Paragraph"/>
-    <w:basedOn w:val="Normale"/>
+    <w:basedOn w:val="Normal"/>
     <w:uiPriority w:val="34"/>
     <w:qFormat/>
     <w:rsid w:val="00855DB1"/>
@@ -11072,9 +12449,9 @@
       <w:contextualSpacing/>
     </w:pPr>
   </w:style>
-  <w:style w:type="character" w:styleId="Enfasiintensa">
+  <w:style w:type="character" w:styleId="IntenseEmphasis">
     <w:name w:val="Intense Emphasis"/>
-    <w:basedOn w:val="Carpredefinitoparagrafo"/>
+    <w:basedOn w:val="DefaultParagraphFont"/>
     <w:uiPriority w:val="21"/>
     <w:qFormat/>
     <w:rsid w:val="00855DB1"/>
@@ -11084,11 +12461,11 @@
       <w:color w:val="0F4761" w:themeColor="accent1" w:themeShade="BF"/>
     </w:rPr>
   </w:style>
-  <w:style w:type="paragraph" w:styleId="Citazioneintensa">
+  <w:style w:type="paragraph" w:styleId="IntenseQuote">
     <w:name w:val="Intense Quote"/>
-    <w:basedOn w:val="Normale"/>
-    <w:next w:val="Normale"/>
-    <w:link w:val="CitazioneintensaCarattere"/>
+    <w:basedOn w:val="Normal"/>
+    <w:next w:val="Normal"/>
+    <w:link w:val="IntenseQuoteChar"/>
     <w:uiPriority w:val="30"/>
     <w:qFormat/>
     <w:rsid w:val="00855DB1"/>
@@ -11107,10 +12484,10 @@
       <w:color w:val="0F4761" w:themeColor="accent1" w:themeShade="BF"/>
     </w:rPr>
   </w:style>
-  <w:style w:type="character" w:customStyle="1" w:styleId="CitazioneintensaCarattere">
-    <w:name w:val="Citazione intensa Carattere"/>
-    <w:basedOn w:val="Carpredefinitoparagrafo"/>
-    <w:link w:val="Citazioneintensa"/>
+  <w:style w:type="character" w:customStyle="1" w:styleId="IntenseQuoteChar">
+    <w:name w:val="Intense Quote Char"/>
+    <w:basedOn w:val="DefaultParagraphFont"/>
+    <w:link w:val="IntenseQuote"/>
     <w:uiPriority w:val="30"/>
     <w:rsid w:val="00855DB1"/>
     <w:rPr>
@@ -11119,9 +12496,9 @@
       <w:color w:val="0F4761" w:themeColor="accent1" w:themeShade="BF"/>
     </w:rPr>
   </w:style>
-  <w:style w:type="character" w:styleId="Riferimentointenso">
+  <w:style w:type="character" w:styleId="IntenseReference">
     <w:name w:val="Intense Reference"/>
-    <w:basedOn w:val="Carpredefinitoparagrafo"/>
+    <w:basedOn w:val="DefaultParagraphFont"/>
     <w:uiPriority w:val="32"/>
     <w:qFormat/>
     <w:rsid w:val="00855DB1"/>
@@ -11133,9 +12510,9 @@
       <w:spacing w:val="5"/>
     </w:rPr>
   </w:style>
-  <w:style w:type="paragraph" w:styleId="NormaleWeb">
+  <w:style w:type="paragraph" w:styleId="NormalWeb">
     <w:name w:val="Normal (Web)"/>
-    <w:basedOn w:val="Normale"/>
+    <w:basedOn w:val="Normal"/>
     <w:uiPriority w:val="99"/>
     <w:unhideWhenUsed/>
     <w:rsid w:val="006B45C2"/>
@@ -11148,9 +12525,9 @@
       <w14:ligatures w14:val="none"/>
     </w:rPr>
   </w:style>
-  <w:style w:type="character" w:styleId="Enfasigrassetto">
+  <w:style w:type="character" w:styleId="Strong">
     <w:name w:val="Strong"/>
-    <w:basedOn w:val="Carpredefinitoparagrafo"/>
+    <w:basedOn w:val="DefaultParagraphFont"/>
     <w:uiPriority w:val="22"/>
     <w:qFormat/>
     <w:rsid w:val="006B45C2"/>
@@ -11159,9 +12536,9 @@
       <w:bCs/>
     </w:rPr>
   </w:style>
-  <w:style w:type="table" w:styleId="Tabellagriglia1chiara">
+  <w:style w:type="table" w:styleId="GridTable1Light">
     <w:name w:val="Grid Table 1 Light"/>
-    <w:basedOn w:val="Tabellanormale"/>
+    <w:basedOn w:val="TableNormal"/>
     <w:uiPriority w:val="46"/>
     <w:rsid w:val="006B45C2"/>
     <w:pPr>
@@ -11216,9 +12593,9 @@
       </w:rPr>
     </w:tblStylePr>
   </w:style>
-  <w:style w:type="table" w:styleId="Tabellagriglia1chiara-colore1">
+  <w:style w:type="table" w:styleId="GridTable1Light-Accent1">
     <w:name w:val="Grid Table 1 Light Accent 1"/>
-    <w:basedOn w:val="Tabellanormale"/>
+    <w:basedOn w:val="TableNormal"/>
     <w:uiPriority w:val="46"/>
     <w:rsid w:val="006B45C2"/>
     <w:pPr>
@@ -11273,9 +12650,9 @@
       </w:rPr>
     </w:tblStylePr>
   </w:style>
-  <w:style w:type="table" w:styleId="Tabellagriglia1chiara-colore4">
+  <w:style w:type="table" w:styleId="GridTable1Light-Accent4">
     <w:name w:val="Grid Table 1 Light Accent 4"/>
-    <w:basedOn w:val="Tabellanormale"/>
+    <w:basedOn w:val="TableNormal"/>
     <w:uiPriority w:val="46"/>
     <w:rsid w:val="006B45C2"/>
     <w:pPr>
@@ -11330,9 +12707,9 @@
       </w:rPr>
     </w:tblStylePr>
   </w:style>
-  <w:style w:type="table" w:styleId="Tabellagriglia4-colore1">
+  <w:style w:type="table" w:styleId="GridTable4-Accent1">
     <w:name w:val="Grid Table 4 Accent 1"/>
-    <w:basedOn w:val="Tabellanormale"/>
+    <w:basedOn w:val="TableNormal"/>
     <w:uiPriority w:val="49"/>
     <w:rsid w:val="006B45C2"/>
     <w:pPr>
@@ -11406,9 +12783,9 @@
       </w:tcPr>
     </w:tblStylePr>
   </w:style>
-  <w:style w:type="table" w:styleId="Tabellaelenco3-colore1">
+  <w:style w:type="table" w:styleId="ListTable3-Accent1">
     <w:name w:val="List Table 3 Accent 1"/>
-    <w:basedOn w:val="Tabellanormale"/>
+    <w:basedOn w:val="TableNormal"/>
     <w:uiPriority w:val="48"/>
     <w:rsid w:val="00D12B66"/>
     <w:pPr>
@@ -11530,9 +12907,9 @@
       </w:tcPr>
     </w:tblStylePr>
   </w:style>
-  <w:style w:type="character" w:styleId="Rimandocommento">
+  <w:style w:type="character" w:styleId="CommentReference">
     <w:name w:val="annotation reference"/>
-    <w:basedOn w:val="Carpredefinitoparagrafo"/>
+    <w:basedOn w:val="DefaultParagraphFont"/>
     <w:uiPriority w:val="99"/>
     <w:semiHidden/>
     <w:unhideWhenUsed/>
@@ -11542,10 +12919,10 @@
       <w:szCs w:val="16"/>
     </w:rPr>
   </w:style>
-  <w:style w:type="paragraph" w:styleId="Testocommento">
+  <w:style w:type="paragraph" w:styleId="CommentText">
     <w:name w:val="annotation text"/>
-    <w:basedOn w:val="Normale"/>
-    <w:link w:val="TestocommentoCarattere"/>
+    <w:basedOn w:val="Normal"/>
+    <w:link w:val="CommentTextChar"/>
     <w:uiPriority w:val="99"/>
     <w:semiHidden/>
     <w:unhideWhenUsed/>
@@ -11558,10 +12935,10 @@
       <w:szCs w:val="20"/>
     </w:rPr>
   </w:style>
-  <w:style w:type="character" w:customStyle="1" w:styleId="TestocommentoCarattere">
-    <w:name w:val="Testo commento Carattere"/>
-    <w:basedOn w:val="Carpredefinitoparagrafo"/>
-    <w:link w:val="Testocommento"/>
+  <w:style w:type="character" w:customStyle="1" w:styleId="CommentTextChar">
+    <w:name w:val="Comment Text Char"/>
+    <w:basedOn w:val="DefaultParagraphFont"/>
+    <w:link w:val="CommentText"/>
     <w:uiPriority w:val="99"/>
     <w:semiHidden/>
     <w:rsid w:val="004A52E0"/>
@@ -11570,11 +12947,11 @@
       <w:szCs w:val="20"/>
     </w:rPr>
   </w:style>
-  <w:style w:type="paragraph" w:styleId="Soggettocommento">
+  <w:style w:type="paragraph" w:styleId="CommentSubject">
     <w:name w:val="annotation subject"/>
-    <w:basedOn w:val="Testocommento"/>
-    <w:next w:val="Testocommento"/>
-    <w:link w:val="SoggettocommentoCarattere"/>
+    <w:basedOn w:val="CommentText"/>
+    <w:next w:val="CommentText"/>
+    <w:link w:val="CommentSubjectChar"/>
     <w:uiPriority w:val="99"/>
     <w:semiHidden/>
     <w:unhideWhenUsed/>
@@ -11584,10 +12961,10 @@
       <w:bCs/>
     </w:rPr>
   </w:style>
-  <w:style w:type="character" w:customStyle="1" w:styleId="SoggettocommentoCarattere">
-    <w:name w:val="Soggetto commento Carattere"/>
-    <w:basedOn w:val="TestocommentoCarattere"/>
-    <w:link w:val="Soggettocommento"/>
+  <w:style w:type="character" w:customStyle="1" w:styleId="CommentSubjectChar">
+    <w:name w:val="Comment Subject Char"/>
+    <w:basedOn w:val="CommentTextChar"/>
+    <w:link w:val="CommentSubject"/>
     <w:uiPriority w:val="99"/>
     <w:semiHidden/>
     <w:rsid w:val="004A52E0"/>
@@ -11598,9 +12975,9 @@
       <w:szCs w:val="20"/>
     </w:rPr>
   </w:style>
-  <w:style w:type="character" w:styleId="CodiceHTML">
+  <w:style w:type="character" w:styleId="HTMLCode">
     <w:name w:val="HTML Code"/>
-    <w:basedOn w:val="Carpredefinitoparagrafo"/>
+    <w:basedOn w:val="DefaultParagraphFont"/>
     <w:uiPriority w:val="99"/>
     <w:semiHidden/>
     <w:unhideWhenUsed/>
@@ -11611,9 +12988,9 @@
       <w:szCs w:val="20"/>
     </w:rPr>
   </w:style>
-  <w:style w:type="character" w:styleId="Collegamentoipertestuale">
+  <w:style w:type="character" w:styleId="Hyperlink">
     <w:name w:val="Hyperlink"/>
-    <w:basedOn w:val="Carpredefinitoparagrafo"/>
+    <w:basedOn w:val="DefaultParagraphFont"/>
     <w:uiPriority w:val="99"/>
     <w:unhideWhenUsed/>
     <w:rsid w:val="00355655"/>
@@ -11622,9 +12999,9 @@
       <w:u w:val="single"/>
     </w:rPr>
   </w:style>
-  <w:style w:type="character" w:styleId="Menzionenonrisolta">
+  <w:style w:type="character" w:styleId="UnresolvedMention">
     <w:name w:val="Unresolved Mention"/>
-    <w:basedOn w:val="Carpredefinitoparagrafo"/>
+    <w:basedOn w:val="DefaultParagraphFont"/>
     <w:uiPriority w:val="99"/>
     <w:semiHidden/>
     <w:unhideWhenUsed/>
@@ -11634,10 +13011,10 @@
       <w:shd w:val="clear" w:color="auto" w:fill="E1DFDD"/>
     </w:rPr>
   </w:style>
-  <w:style w:type="paragraph" w:styleId="Intestazione">
+  <w:style w:type="paragraph" w:styleId="Header">
     <w:name w:val="header"/>
-    <w:basedOn w:val="Normale"/>
-    <w:link w:val="IntestazioneCarattere"/>
+    <w:basedOn w:val="Normal"/>
+    <w:link w:val="HeaderChar"/>
     <w:uiPriority w:val="99"/>
     <w:unhideWhenUsed/>
     <w:rsid w:val="00100288"/>
@@ -11649,17 +13026,17 @@
       <w:spacing w:after="0" w:line="240" w:lineRule="auto"/>
     </w:pPr>
   </w:style>
-  <w:style w:type="character" w:customStyle="1" w:styleId="IntestazioneCarattere">
-    <w:name w:val="Intestazione Carattere"/>
-    <w:basedOn w:val="Carpredefinitoparagrafo"/>
-    <w:link w:val="Intestazione"/>
+  <w:style w:type="character" w:customStyle="1" w:styleId="HeaderChar">
+    <w:name w:val="Header Char"/>
+    <w:basedOn w:val="DefaultParagraphFont"/>
+    <w:link w:val="Header"/>
     <w:uiPriority w:val="99"/>
     <w:rsid w:val="00100288"/>
   </w:style>
-  <w:style w:type="paragraph" w:styleId="Pidipagina">
+  <w:style w:type="paragraph" w:styleId="Footer">
     <w:name w:val="footer"/>
-    <w:basedOn w:val="Normale"/>
-    <w:link w:val="PidipaginaCarattere"/>
+    <w:basedOn w:val="Normal"/>
+    <w:link w:val="FooterChar"/>
     <w:uiPriority w:val="99"/>
     <w:unhideWhenUsed/>
     <w:rsid w:val="00100288"/>
@@ -11671,10 +13048,10 @@
       <w:spacing w:after="0" w:line="240" w:lineRule="auto"/>
     </w:pPr>
   </w:style>
-  <w:style w:type="character" w:customStyle="1" w:styleId="PidipaginaCarattere">
-    <w:name w:val="Piè di pagina Carattere"/>
-    <w:basedOn w:val="Carpredefinitoparagrafo"/>
-    <w:link w:val="Pidipagina"/>
+  <w:style w:type="character" w:customStyle="1" w:styleId="FooterChar">
+    <w:name w:val="Footer Char"/>
+    <w:basedOn w:val="DefaultParagraphFont"/>
+    <w:link w:val="Footer"/>
     <w:uiPriority w:val="99"/>
     <w:rsid w:val="00100288"/>
   </w:style>
